--- a/docs/report/out/Aystro_Research_Report_AR.docx
+++ b/docs/report/out/Aystro_Research_Report_AR.docx
@@ -2836,7 +2836,7 @@
           <w:rtl/>
           <w:cs/>
         </w:rPr>
-        <w:t>يكشف التفصيل الصنفي لأداء النهج الأحادي آلية القيد الإحصائي الذي تنبّأت به الفرضية.</w:t>
+        <w:t>يكشف التفصيل الصنفي لأداء النهج الأحادي آلية القيد الإحصائي الذي تنبّأت به الفرضية. ويُعرَض هنا إلى جانب توزيع التعليم في المشروع نفسه، ليقابَل الأثر بسببه المباشر.</w:t>
       </w:r>
     </w:p>
     <w:p>
@@ -2871,7 +2871,7 @@
           <w:rtl/>
           <w:cs/>
         </w:rPr>
-        <w:t>الأداء الصنفي للكاشف الأحادي: تفاوت ٦٫٣٥ نقطة بين الأصناف المُمثَّلة، وانهيار كامل لصنف غير مُمثَّل.</w:t>
+        <w:t>الأداء الصنفي للكاشف الأحادي مقابل نصيب كل صنف من التعليم. المجموع ٤٬٨٧٩ تعليماً.</w:t>
       </w:r>
     </w:p>
     <w:tbl>
@@ -2883,15 +2883,17 @@
         <w:tblLook w:firstColumn="1" w:firstRow="1" w:lastColumn="0" w:lastRow="0" w:noHBand="0" w:noVBand="1" w:val="04A0"/>
       </w:tblPr>
       <w:tblGrid>
-        <w:gridCol w:w="2239"/>
-        <w:gridCol w:w="2239"/>
-        <w:gridCol w:w="2239"/>
-        <w:gridCol w:w="2239"/>
+        <w:gridCol w:w="1493"/>
+        <w:gridCol w:w="1493"/>
+        <w:gridCol w:w="1493"/>
+        <w:gridCol w:w="1493"/>
+        <w:gridCol w:w="1493"/>
+        <w:gridCol w:w="1493"/>
       </w:tblGrid>
       <w:tr>
         <w:tc>
           <w:tcPr>
-            <w:tcW w:type="dxa" w:w="2239"/>
+            <w:tcW w:type="dxa" w:w="1493"/>
           </w:tcPr>
           <w:p>
             <w:pPr>
@@ -2923,7 +2925,7 @@
         </w:tc>
         <w:tc>
           <w:tcPr>
-            <w:tcW w:type="dxa" w:w="2239"/>
+            <w:tcW w:type="dxa" w:w="1493"/>
           </w:tcPr>
           <w:p>
             <w:pPr>
@@ -2949,13 +2951,13 @@
                 <w:rtl/>
                 <w:cs/>
               </w:rPr>
-              <w:t>mAP50</w:t>
+              <w:t>التعليمات</w:t>
             </w:r>
           </w:p>
         </w:tc>
         <w:tc>
           <w:tcPr>
-            <w:tcW w:type="dxa" w:w="2239"/>
+            <w:tcW w:type="dxa" w:w="1493"/>
           </w:tcPr>
           <w:p>
             <w:pPr>
@@ -2981,13 +2983,13 @@
                 <w:rtl/>
                 <w:cs/>
               </w:rPr>
-              <w:t>الإحكام</w:t>
+              <w:t>الحصة</w:t>
             </w:r>
           </w:p>
         </w:tc>
         <w:tc>
           <w:tcPr>
-            <w:tcW w:type="dxa" w:w="2239"/>
+            <w:tcW w:type="dxa" w:w="1493"/>
           </w:tcPr>
           <w:p>
             <w:pPr>
@@ -3013,15 +3015,13 @@
                 <w:rtl/>
                 <w:cs/>
               </w:rPr>
-              <w:t>الاستدعاء</w:t>
+              <w:t>mAP50</w:t>
             </w:r>
           </w:p>
         </w:tc>
-      </w:tr>
-      <w:tr>
         <w:tc>
           <w:tcPr>
-            <w:tcW w:type="dxa" w:w="2239"/>
+            <w:tcW w:type="dxa" w:w="1493"/>
           </w:tcPr>
           <w:p>
             <w:pPr>
@@ -3038,7 +3038,8 @@
             <w:r>
               <w:rPr>
                 <w:rFonts w:ascii="Times New Roman" w:hAnsi="Times New Roman" w:cs="Noto Naskh Arabic"/>
-                <w:b w:val="0"/>
+                <w:b/>
+                <w:bCs w:val="1"/>
                 <w:i w:val="0"/>
                 <w:color w:val="111111"/>
                 <w:sz w:val="20"/>
@@ -3046,13 +3047,13 @@
                 <w:rtl/>
                 <w:cs/>
               </w:rPr>
-              <w:t>xl_energy</w:t>
+              <w:t>الإحكام</w:t>
             </w:r>
           </w:p>
         </w:tc>
         <w:tc>
           <w:tcPr>
-            <w:tcW w:type="dxa" w:w="2239"/>
+            <w:tcW w:type="dxa" w:w="1493"/>
           </w:tcPr>
           <w:p>
             <w:pPr>
@@ -3069,7 +3070,8 @@
             <w:r>
               <w:rPr>
                 <w:rFonts w:ascii="Times New Roman" w:hAnsi="Times New Roman" w:cs="Noto Naskh Arabic"/>
-                <w:b w:val="0"/>
+                <w:b/>
+                <w:bCs w:val="1"/>
                 <w:i w:val="0"/>
                 <w:color w:val="111111"/>
                 <w:sz w:val="20"/>
@@ -3077,13 +3079,15 @@
                 <w:rtl/>
                 <w:cs/>
               </w:rPr>
-              <w:t>٩١٫٩٧٪</w:t>
+              <w:t>الاستدعاء</w:t>
             </w:r>
           </w:p>
         </w:tc>
+      </w:tr>
+      <w:tr>
         <w:tc>
           <w:tcPr>
-            <w:tcW w:type="dxa" w:w="2239"/>
+            <w:tcW w:type="dxa" w:w="1493"/>
           </w:tcPr>
           <w:p>
             <w:pPr>
@@ -3108,13 +3112,13 @@
                 <w:rtl/>
                 <w:cs/>
               </w:rPr>
-              <w:t>٩٠٫٤٪</w:t>
+              <w:t>coca-cola</w:t>
             </w:r>
           </w:p>
         </w:tc>
         <w:tc>
           <w:tcPr>
-            <w:tcW w:type="dxa" w:w="2239"/>
+            <w:tcW w:type="dxa" w:w="1493"/>
           </w:tcPr>
           <w:p>
             <w:pPr>
@@ -3139,15 +3143,13 @@
                 <w:rtl/>
                 <w:cs/>
               </w:rPr>
-              <w:t>٩٠٫٤٪</w:t>
+              <w:t>٢٬٠٧٩</w:t>
             </w:r>
           </w:p>
         </w:tc>
-      </w:tr>
-      <w:tr>
         <w:tc>
           <w:tcPr>
-            <w:tcW w:type="dxa" w:w="2239"/>
+            <w:tcW w:type="dxa" w:w="1493"/>
           </w:tcPr>
           <w:p>
             <w:pPr>
@@ -3172,13 +3174,13 @@
                 <w:rtl/>
                 <w:cs/>
               </w:rPr>
-              <w:t>coca-cola</w:t>
+              <w:t>٤٢٫٦٪</w:t>
             </w:r>
           </w:p>
         </w:tc>
         <w:tc>
           <w:tcPr>
-            <w:tcW w:type="dxa" w:w="2239"/>
+            <w:tcW w:type="dxa" w:w="1493"/>
           </w:tcPr>
           <w:p>
             <w:pPr>
@@ -3209,7 +3211,7 @@
         </w:tc>
         <w:tc>
           <w:tcPr>
-            <w:tcW w:type="dxa" w:w="2239"/>
+            <w:tcW w:type="dxa" w:w="1493"/>
           </w:tcPr>
           <w:p>
             <w:pPr>
@@ -3240,7 +3242,7 @@
         </w:tc>
         <w:tc>
           <w:tcPr>
-            <w:tcW w:type="dxa" w:w="2239"/>
+            <w:tcW w:type="dxa" w:w="1493"/>
           </w:tcPr>
           <w:p>
             <w:pPr>
@@ -3273,7 +3275,7 @@
       <w:tr>
         <w:tc>
           <w:tcPr>
-            <w:tcW w:type="dxa" w:w="2239"/>
+            <w:tcW w:type="dxa" w:w="1493"/>
           </w:tcPr>
           <w:p>
             <w:pPr>
@@ -3298,13 +3300,13 @@
                 <w:rtl/>
                 <w:cs/>
               </w:rPr>
-              <w:t>sprite</w:t>
+              <w:t>cappy</w:t>
             </w:r>
           </w:p>
         </w:tc>
         <w:tc>
           <w:tcPr>
-            <w:tcW w:type="dxa" w:w="2239"/>
+            <w:tcW w:type="dxa" w:w="1493"/>
           </w:tcPr>
           <w:p>
             <w:pPr>
@@ -3329,13 +3331,13 @@
                 <w:rtl/>
                 <w:cs/>
               </w:rPr>
-              <w:t>٨٨٫٢٩٪</w:t>
+              <w:t>٩٤٨</w:t>
             </w:r>
           </w:p>
         </w:tc>
         <w:tc>
           <w:tcPr>
-            <w:tcW w:type="dxa" w:w="2239"/>
+            <w:tcW w:type="dxa" w:w="1493"/>
           </w:tcPr>
           <w:p>
             <w:pPr>
@@ -3360,13 +3362,13 @@
                 <w:rtl/>
                 <w:cs/>
               </w:rPr>
-              <w:t>٨٥٫١٪</w:t>
+              <w:t>١٩٫٤٪</w:t>
             </w:r>
           </w:p>
         </w:tc>
         <w:tc>
           <w:tcPr>
-            <w:tcW w:type="dxa" w:w="2239"/>
+            <w:tcW w:type="dxa" w:w="1493"/>
           </w:tcPr>
           <w:p>
             <w:pPr>
@@ -3391,15 +3393,13 @@
                 <w:rtl/>
                 <w:cs/>
               </w:rPr>
-              <w:t>٨٧٫٧٪</w:t>
+              <w:t>٨٥٫٦٢٪</w:t>
             </w:r>
           </w:p>
         </w:tc>
-      </w:tr>
-      <w:tr>
         <w:tc>
           <w:tcPr>
-            <w:tcW w:type="dxa" w:w="2239"/>
+            <w:tcW w:type="dxa" w:w="1493"/>
           </w:tcPr>
           <w:p>
             <w:pPr>
@@ -3424,13 +3424,13 @@
                 <w:rtl/>
                 <w:cs/>
               </w:rPr>
-              <w:t>fanta</w:t>
+              <w:t>٨٧٫٨٪</w:t>
             </w:r>
           </w:p>
         </w:tc>
         <w:tc>
           <w:tcPr>
-            <w:tcW w:type="dxa" w:w="2239"/>
+            <w:tcW w:type="dxa" w:w="1493"/>
           </w:tcPr>
           <w:p>
             <w:pPr>
@@ -3455,13 +3455,15 @@
                 <w:rtl/>
                 <w:cs/>
               </w:rPr>
-              <w:t>٨٧٫٩٨٪</w:t>
+              <w:t>٨١٫٥٪</w:t>
             </w:r>
           </w:p>
         </w:tc>
+      </w:tr>
+      <w:tr>
         <w:tc>
           <w:tcPr>
-            <w:tcW w:type="dxa" w:w="2239"/>
+            <w:tcW w:type="dxa" w:w="1493"/>
           </w:tcPr>
           <w:p>
             <w:pPr>
@@ -3486,13 +3488,13 @@
                 <w:rtl/>
                 <w:cs/>
               </w:rPr>
-              <w:t>٨٨٫٩٪</w:t>
+              <w:t>xl_energy</w:t>
             </w:r>
           </w:p>
         </w:tc>
         <w:tc>
           <w:tcPr>
-            <w:tcW w:type="dxa" w:w="2239"/>
+            <w:tcW w:type="dxa" w:w="1493"/>
           </w:tcPr>
           <w:p>
             <w:pPr>
@@ -3517,15 +3519,13 @@
                 <w:rtl/>
                 <w:cs/>
               </w:rPr>
-              <w:t>٩٠٫٣٪</w:t>
+              <w:t>٦٦١</w:t>
             </w:r>
           </w:p>
         </w:tc>
-      </w:tr>
-      <w:tr>
         <w:tc>
           <w:tcPr>
-            <w:tcW w:type="dxa" w:w="2239"/>
+            <w:tcW w:type="dxa" w:w="1493"/>
           </w:tcPr>
           <w:p>
             <w:pPr>
@@ -3550,13 +3550,13 @@
                 <w:rtl/>
                 <w:cs/>
               </w:rPr>
-              <w:t>cappy</w:t>
+              <w:t>١٣٫٥٪</w:t>
             </w:r>
           </w:p>
         </w:tc>
         <w:tc>
           <w:tcPr>
-            <w:tcW w:type="dxa" w:w="2239"/>
+            <w:tcW w:type="dxa" w:w="1493"/>
           </w:tcPr>
           <w:p>
             <w:pPr>
@@ -3581,13 +3581,13 @@
                 <w:rtl/>
                 <w:cs/>
               </w:rPr>
-              <w:t>٨٥٫٦٢٪</w:t>
+              <w:t>٩١٫٩٧٪</w:t>
             </w:r>
           </w:p>
         </w:tc>
         <w:tc>
           <w:tcPr>
-            <w:tcW w:type="dxa" w:w="2239"/>
+            <w:tcW w:type="dxa" w:w="1493"/>
           </w:tcPr>
           <w:p>
             <w:pPr>
@@ -3612,13 +3612,13 @@
                 <w:rtl/>
                 <w:cs/>
               </w:rPr>
-              <w:t>٨٧٫٨٪</w:t>
+              <w:t>٩٠٫٤٪</w:t>
             </w:r>
           </w:p>
         </w:tc>
         <w:tc>
           <w:tcPr>
-            <w:tcW w:type="dxa" w:w="2239"/>
+            <w:tcW w:type="dxa" w:w="1493"/>
           </w:tcPr>
           <w:p>
             <w:pPr>
@@ -3643,7 +3643,7 @@
                 <w:rtl/>
                 <w:cs/>
               </w:rPr>
-              <w:t>٨١٫٥٪</w:t>
+              <w:t>٩٠٫٤٪</w:t>
             </w:r>
           </w:p>
         </w:tc>
@@ -3651,7 +3651,7 @@
       <w:tr>
         <w:tc>
           <w:tcPr>
-            <w:tcW w:type="dxa" w:w="2239"/>
+            <w:tcW w:type="dxa" w:w="1493"/>
           </w:tcPr>
           <w:p>
             <w:pPr>
@@ -3676,13 +3676,13 @@
                 <w:rtl/>
                 <w:cs/>
               </w:rPr>
-              <w:t>pepsi</w:t>
+              <w:t>sprite</w:t>
             </w:r>
           </w:p>
         </w:tc>
         <w:tc>
           <w:tcPr>
-            <w:tcW w:type="dxa" w:w="2239"/>
+            <w:tcW w:type="dxa" w:w="1493"/>
           </w:tcPr>
           <w:p>
             <w:pPr>
@@ -3707,13 +3707,13 @@
                 <w:rtl/>
                 <w:cs/>
               </w:rPr>
-              <w:t>—</w:t>
+              <w:t>٦٥١</w:t>
             </w:r>
           </w:p>
         </w:tc>
         <w:tc>
           <w:tcPr>
-            <w:tcW w:type="dxa" w:w="2239"/>
+            <w:tcW w:type="dxa" w:w="1493"/>
           </w:tcPr>
           <w:p>
             <w:pPr>
@@ -3738,13 +3738,451 @@
                 <w:rtl/>
                 <w:cs/>
               </w:rPr>
-              <w:t>٠٪</w:t>
+              <w:t>١٣٫٣٪</w:t>
             </w:r>
           </w:p>
         </w:tc>
         <w:tc>
           <w:tcPr>
-            <w:tcW w:type="dxa" w:w="2239"/>
+            <w:tcW w:type="dxa" w:w="1493"/>
+          </w:tcPr>
+          <w:p>
+            <w:pPr>
+              <w:bidi/>
+              <w:spacing w:before="60" w:after="60"/>
+              <w:jc w:val="right"/>
+            </w:pPr>
+            <w:r>
+              <w:rPr>
+                <w:rtl/>
+                <w:cs/>
+              </w:rPr>
+            </w:r>
+            <w:r>
+              <w:rPr>
+                <w:rFonts w:ascii="Times New Roman" w:hAnsi="Times New Roman" w:cs="Noto Naskh Arabic"/>
+                <w:b w:val="0"/>
+                <w:i w:val="0"/>
+                <w:color w:val="111111"/>
+                <w:sz w:val="20"/>
+                <w:szCs w:val="20"/>
+                <w:rtl/>
+                <w:cs/>
+              </w:rPr>
+              <w:t>٨٨٫٢٩٪</w:t>
+            </w:r>
+          </w:p>
+        </w:tc>
+        <w:tc>
+          <w:tcPr>
+            <w:tcW w:type="dxa" w:w="1493"/>
+          </w:tcPr>
+          <w:p>
+            <w:pPr>
+              <w:bidi/>
+              <w:spacing w:before="60" w:after="60"/>
+              <w:jc w:val="right"/>
+            </w:pPr>
+            <w:r>
+              <w:rPr>
+                <w:rtl/>
+                <w:cs/>
+              </w:rPr>
+            </w:r>
+            <w:r>
+              <w:rPr>
+                <w:rFonts w:ascii="Times New Roman" w:hAnsi="Times New Roman" w:cs="Noto Naskh Arabic"/>
+                <w:b w:val="0"/>
+                <w:i w:val="0"/>
+                <w:color w:val="111111"/>
+                <w:sz w:val="20"/>
+                <w:szCs w:val="20"/>
+                <w:rtl/>
+                <w:cs/>
+              </w:rPr>
+              <w:t>٨٥٫١٪</w:t>
+            </w:r>
+          </w:p>
+        </w:tc>
+        <w:tc>
+          <w:tcPr>
+            <w:tcW w:type="dxa" w:w="1493"/>
+          </w:tcPr>
+          <w:p>
+            <w:pPr>
+              <w:bidi/>
+              <w:spacing w:before="60" w:after="60"/>
+              <w:jc w:val="right"/>
+            </w:pPr>
+            <w:r>
+              <w:rPr>
+                <w:rtl/>
+                <w:cs/>
+              </w:rPr>
+            </w:r>
+            <w:r>
+              <w:rPr>
+                <w:rFonts w:ascii="Times New Roman" w:hAnsi="Times New Roman" w:cs="Noto Naskh Arabic"/>
+                <w:b w:val="0"/>
+                <w:i w:val="0"/>
+                <w:color w:val="111111"/>
+                <w:sz w:val="20"/>
+                <w:szCs w:val="20"/>
+                <w:rtl/>
+                <w:cs/>
+              </w:rPr>
+              <w:t>٨٧٫٧٪</w:t>
+            </w:r>
+          </w:p>
+        </w:tc>
+      </w:tr>
+      <w:tr>
+        <w:tc>
+          <w:tcPr>
+            <w:tcW w:type="dxa" w:w="1493"/>
+          </w:tcPr>
+          <w:p>
+            <w:pPr>
+              <w:bidi/>
+              <w:spacing w:before="60" w:after="60"/>
+              <w:jc w:val="right"/>
+            </w:pPr>
+            <w:r>
+              <w:rPr>
+                <w:rtl/>
+                <w:cs/>
+              </w:rPr>
+            </w:r>
+            <w:r>
+              <w:rPr>
+                <w:rFonts w:ascii="Times New Roman" w:hAnsi="Times New Roman" w:cs="Noto Naskh Arabic"/>
+                <w:b w:val="0"/>
+                <w:i w:val="0"/>
+                <w:color w:val="111111"/>
+                <w:sz w:val="20"/>
+                <w:szCs w:val="20"/>
+                <w:rtl/>
+                <w:cs/>
+              </w:rPr>
+              <w:t>fanta</w:t>
+            </w:r>
+          </w:p>
+        </w:tc>
+        <w:tc>
+          <w:tcPr>
+            <w:tcW w:type="dxa" w:w="1493"/>
+          </w:tcPr>
+          <w:p>
+            <w:pPr>
+              <w:bidi/>
+              <w:spacing w:before="60" w:after="60"/>
+              <w:jc w:val="right"/>
+            </w:pPr>
+            <w:r>
+              <w:rPr>
+                <w:rtl/>
+                <w:cs/>
+              </w:rPr>
+            </w:r>
+            <w:r>
+              <w:rPr>
+                <w:rFonts w:ascii="Times New Roman" w:hAnsi="Times New Roman" w:cs="Noto Naskh Arabic"/>
+                <w:b w:val="0"/>
+                <w:i w:val="0"/>
+                <w:color w:val="111111"/>
+                <w:sz w:val="20"/>
+                <w:szCs w:val="20"/>
+                <w:rtl/>
+                <w:cs/>
+              </w:rPr>
+              <w:t>٤٠٩</w:t>
+            </w:r>
+          </w:p>
+        </w:tc>
+        <w:tc>
+          <w:tcPr>
+            <w:tcW w:type="dxa" w:w="1493"/>
+          </w:tcPr>
+          <w:p>
+            <w:pPr>
+              <w:bidi/>
+              <w:spacing w:before="60" w:after="60"/>
+              <w:jc w:val="right"/>
+            </w:pPr>
+            <w:r>
+              <w:rPr>
+                <w:rtl/>
+                <w:cs/>
+              </w:rPr>
+            </w:r>
+            <w:r>
+              <w:rPr>
+                <w:rFonts w:ascii="Times New Roman" w:hAnsi="Times New Roman" w:cs="Noto Naskh Arabic"/>
+                <w:b w:val="0"/>
+                <w:i w:val="0"/>
+                <w:color w:val="111111"/>
+                <w:sz w:val="20"/>
+                <w:szCs w:val="20"/>
+                <w:rtl/>
+                <w:cs/>
+              </w:rPr>
+              <w:t>٨٫٤٪</w:t>
+            </w:r>
+          </w:p>
+        </w:tc>
+        <w:tc>
+          <w:tcPr>
+            <w:tcW w:type="dxa" w:w="1493"/>
+          </w:tcPr>
+          <w:p>
+            <w:pPr>
+              <w:bidi/>
+              <w:spacing w:before="60" w:after="60"/>
+              <w:jc w:val="right"/>
+            </w:pPr>
+            <w:r>
+              <w:rPr>
+                <w:rtl/>
+                <w:cs/>
+              </w:rPr>
+            </w:r>
+            <w:r>
+              <w:rPr>
+                <w:rFonts w:ascii="Times New Roman" w:hAnsi="Times New Roman" w:cs="Noto Naskh Arabic"/>
+                <w:b w:val="0"/>
+                <w:i w:val="0"/>
+                <w:color w:val="111111"/>
+                <w:sz w:val="20"/>
+                <w:szCs w:val="20"/>
+                <w:rtl/>
+                <w:cs/>
+              </w:rPr>
+              <w:t>٨٧٫٩٨٪</w:t>
+            </w:r>
+          </w:p>
+        </w:tc>
+        <w:tc>
+          <w:tcPr>
+            <w:tcW w:type="dxa" w:w="1493"/>
+          </w:tcPr>
+          <w:p>
+            <w:pPr>
+              <w:bidi/>
+              <w:spacing w:before="60" w:after="60"/>
+              <w:jc w:val="right"/>
+            </w:pPr>
+            <w:r>
+              <w:rPr>
+                <w:rtl/>
+                <w:cs/>
+              </w:rPr>
+            </w:r>
+            <w:r>
+              <w:rPr>
+                <w:rFonts w:ascii="Times New Roman" w:hAnsi="Times New Roman" w:cs="Noto Naskh Arabic"/>
+                <w:b w:val="0"/>
+                <w:i w:val="0"/>
+                <w:color w:val="111111"/>
+                <w:sz w:val="20"/>
+                <w:szCs w:val="20"/>
+                <w:rtl/>
+                <w:cs/>
+              </w:rPr>
+              <w:t>٨٨٫٩٪</w:t>
+            </w:r>
+          </w:p>
+        </w:tc>
+        <w:tc>
+          <w:tcPr>
+            <w:tcW w:type="dxa" w:w="1493"/>
+          </w:tcPr>
+          <w:p>
+            <w:pPr>
+              <w:bidi/>
+              <w:spacing w:before="60" w:after="60"/>
+              <w:jc w:val="right"/>
+            </w:pPr>
+            <w:r>
+              <w:rPr>
+                <w:rtl/>
+                <w:cs/>
+              </w:rPr>
+            </w:r>
+            <w:r>
+              <w:rPr>
+                <w:rFonts w:ascii="Times New Roman" w:hAnsi="Times New Roman" w:cs="Noto Naskh Arabic"/>
+                <w:b w:val="0"/>
+                <w:i w:val="0"/>
+                <w:color w:val="111111"/>
+                <w:sz w:val="20"/>
+                <w:szCs w:val="20"/>
+                <w:rtl/>
+                <w:cs/>
+              </w:rPr>
+              <w:t>٩٠٫٣٪</w:t>
+            </w:r>
+          </w:p>
+        </w:tc>
+      </w:tr>
+      <w:tr>
+        <w:tc>
+          <w:tcPr>
+            <w:tcW w:type="dxa" w:w="1493"/>
+          </w:tcPr>
+          <w:p>
+            <w:pPr>
+              <w:bidi/>
+              <w:spacing w:before="60" w:after="60"/>
+              <w:jc w:val="right"/>
+            </w:pPr>
+            <w:r>
+              <w:rPr>
+                <w:rtl/>
+                <w:cs/>
+              </w:rPr>
+            </w:r>
+            <w:r>
+              <w:rPr>
+                <w:rFonts w:ascii="Times New Roman" w:hAnsi="Times New Roman" w:cs="Noto Naskh Arabic"/>
+                <w:b w:val="0"/>
+                <w:i w:val="0"/>
+                <w:color w:val="111111"/>
+                <w:sz w:val="20"/>
+                <w:szCs w:val="20"/>
+                <w:rtl/>
+                <w:cs/>
+              </w:rPr>
+              <w:t>pepsi</w:t>
+            </w:r>
+          </w:p>
+        </w:tc>
+        <w:tc>
+          <w:tcPr>
+            <w:tcW w:type="dxa" w:w="1493"/>
+          </w:tcPr>
+          <w:p>
+            <w:pPr>
+              <w:bidi/>
+              <w:spacing w:before="60" w:after="60"/>
+              <w:jc w:val="right"/>
+            </w:pPr>
+            <w:r>
+              <w:rPr>
+                <w:rtl/>
+                <w:cs/>
+              </w:rPr>
+            </w:r>
+            <w:r>
+              <w:rPr>
+                <w:rFonts w:ascii="Times New Roman" w:hAnsi="Times New Roman" w:cs="Noto Naskh Arabic"/>
+                <w:b w:val="0"/>
+                <w:i w:val="0"/>
+                <w:color w:val="111111"/>
+                <w:sz w:val="20"/>
+                <w:szCs w:val="20"/>
+                <w:rtl/>
+                <w:cs/>
+              </w:rPr>
+              <w:t>١٣١</w:t>
+            </w:r>
+          </w:p>
+        </w:tc>
+        <w:tc>
+          <w:tcPr>
+            <w:tcW w:type="dxa" w:w="1493"/>
+          </w:tcPr>
+          <w:p>
+            <w:pPr>
+              <w:bidi/>
+              <w:spacing w:before="60" w:after="60"/>
+              <w:jc w:val="right"/>
+            </w:pPr>
+            <w:r>
+              <w:rPr>
+                <w:rtl/>
+                <w:cs/>
+              </w:rPr>
+            </w:r>
+            <w:r>
+              <w:rPr>
+                <w:rFonts w:ascii="Times New Roman" w:hAnsi="Times New Roman" w:cs="Noto Naskh Arabic"/>
+                <w:b w:val="0"/>
+                <w:i w:val="0"/>
+                <w:color w:val="111111"/>
+                <w:sz w:val="20"/>
+                <w:szCs w:val="20"/>
+                <w:rtl/>
+                <w:cs/>
+              </w:rPr>
+              <w:t>٢٫٧٪</w:t>
+            </w:r>
+          </w:p>
+        </w:tc>
+        <w:tc>
+          <w:tcPr>
+            <w:tcW w:type="dxa" w:w="1493"/>
+          </w:tcPr>
+          <w:p>
+            <w:pPr>
+              <w:bidi/>
+              <w:spacing w:before="60" w:after="60"/>
+              <w:jc w:val="right"/>
+            </w:pPr>
+            <w:r>
+              <w:rPr>
+                <w:rtl/>
+                <w:cs/>
+              </w:rPr>
+            </w:r>
+            <w:r>
+              <w:rPr>
+                <w:rFonts w:ascii="Times New Roman" w:hAnsi="Times New Roman" w:cs="Noto Naskh Arabic"/>
+                <w:b w:val="0"/>
+                <w:i w:val="0"/>
+                <w:color w:val="111111"/>
+                <w:sz w:val="20"/>
+                <w:szCs w:val="20"/>
+                <w:rtl/>
+                <w:cs/>
+              </w:rPr>
+              <w:t>—</w:t>
+            </w:r>
+          </w:p>
+        </w:tc>
+        <w:tc>
+          <w:tcPr>
+            <w:tcW w:type="dxa" w:w="1493"/>
+          </w:tcPr>
+          <w:p>
+            <w:pPr>
+              <w:bidi/>
+              <w:spacing w:before="60" w:after="60"/>
+              <w:jc w:val="right"/>
+            </w:pPr>
+            <w:r>
+              <w:rPr>
+                <w:rtl/>
+                <w:cs/>
+              </w:rPr>
+            </w:r>
+            <w:r>
+              <w:rPr>
+                <w:rFonts w:ascii="Times New Roman" w:hAnsi="Times New Roman" w:cs="Noto Naskh Arabic"/>
+                <w:b w:val="0"/>
+                <w:i w:val="0"/>
+                <w:color w:val="111111"/>
+                <w:sz w:val="20"/>
+                <w:szCs w:val="20"/>
+                <w:rtl/>
+                <w:cs/>
+              </w:rPr>
+              <w:t>٠٪</w:t>
+            </w:r>
+          </w:p>
+        </w:tc>
+        <w:tc>
+          <w:tcPr>
+            <w:tcW w:type="dxa" w:w="1493"/>
           </w:tcPr>
           <w:p>
             <w:pPr>
@@ -3799,6 +4237,48 @@
           <w:cs/>
         </w:rPr>
         <w:t>يتفاوت الأداء ٦٫٣٥ نقطة بين أقوى الأصناف المُمثَّلة وأضعفها، وينهار صنف pepsi كلياً لانعدام تمثيله في مجموعة الاختبار. وهذا هو تضوّر الإشارة بعينه: إشارة تدريب محدودة مقسومة على ستة أصناف تُنتج أداءً متفاوتاً يحدّه أضعف صنف، لا أقواه.</w:t>
+      </w:r>
+    </w:p>
+    <w:p>
+      <w:pPr>
+        <w:keepNext w:val="0"/>
+        <w:bidi/>
+        <w:spacing w:after="160" w:before="0" w:line="348" w:lineRule="auto"/>
+        <w:jc w:val="both"/>
+      </w:pPr>
+      <w:r>
+        <w:rPr>
+          <w:rFonts w:ascii="Times New Roman" w:hAnsi="Times New Roman" w:cs="Noto Naskh Arabic"/>
+          <w:b w:val="0"/>
+          <w:i w:val="0"/>
+          <w:color w:val="111111"/>
+          <w:sz w:val="23"/>
+          <w:szCs w:val="23"/>
+          <w:rtl/>
+          <w:cs/>
+        </w:rPr>
+        <w:t>ويستحق توزيع التعليم قراءةً دقيقة، لأنه لا يقول ما قد يُظن أنه يقوله. فالعلاقة بين عدد التعليمات والأداء ليست مطّردة بين الأصناف المُمثَّلة: يتفوّق xl_energy بـ ٦٦١ تعليماً على coca-cola بـ ٢٬٠٧٩ — أي أن مضاعفة البيانات ثلاث مرات لا تشتري بالضرورة دقة أعلى. والقراءة الصحيحة أن ثمة عتبةَ تمثيلٍ دنيا: فوقها يستقر الأداء في نطاق ضيّق لا يتحكم فيه الحجم وحده، وتحتها ينهار الصنف كلياً. وصنف pepsi، بحصة ٢٫٧٪، هو الوحيد الواقع تحت تلك العتبة — وهو الوحيد الذي انهار.</w:t>
+      </w:r>
+    </w:p>
+    <w:p>
+      <w:pPr>
+        <w:keepNext w:val="0"/>
+        <w:bidi/>
+        <w:spacing w:after="160" w:before="0" w:line="348" w:lineRule="auto"/>
+        <w:jc w:val="both"/>
+      </w:pPr>
+      <w:r>
+        <w:rPr>
+          <w:rFonts w:ascii="Times New Roman" w:hAnsi="Times New Roman" w:cs="Noto Naskh Arabic"/>
+          <w:b w:val="0"/>
+          <w:i w:val="0"/>
+          <w:color w:val="111111"/>
+          <w:sz w:val="23"/>
+          <w:szCs w:val="23"/>
+          <w:rtl/>
+          <w:cs/>
+        </w:rPr>
+        <w:t>والدلالة المعمارية أن المشكلة ليست في ندرة البيانات إجمالاً بل في اقتسامها. فالقسمة على ستة أصناف هي ما دفع أضعفها تحت عتبة التمثيل؛ ولو وُجِّهت الإشارة نفسها كلها إلى صنف واحد لما وُجدت أصناف تحت العتبة أصلاً. وهذا بالضبط ما يفعله النهج التالي.</w:t>
       </w:r>
     </w:p>
     <w:p>

--- a/docs/report/out/Aystro_Research_Report_AR.docx
+++ b/docs/report/out/Aystro_Research_Report_AR.docx
@@ -2842,6 +2842,81 @@
     <w:p>
       <w:pPr>
         <w:keepNext/>
+        <w:spacing w:before="240" w:after="80"/>
+        <w:jc w:val="center"/>
+      </w:pPr>
+      <w:r>
+        <w:drawing>
+          <wp:inline xmlns:a="http://schemas.openxmlformats.org/drawingml/2006/main" xmlns:pic="http://schemas.openxmlformats.org/drawingml/2006/picture">
+            <wp:extent cx="3623486" cy="5580000"/>
+            <wp:docPr id="2" name="Picture 2"/>
+            <wp:cNvGraphicFramePr>
+              <a:graphicFrameLocks noChangeAspect="1"/>
+            </wp:cNvGraphicFramePr>
+            <a:graphic>
+              <a:graphicData uri="http://schemas.openxmlformats.org/drawingml/2006/picture">
+                <pic:pic>
+                  <pic:nvPicPr>
+                    <pic:cNvPr id="0" name="fig_app_v1.jpg"/>
+                    <pic:cNvPicPr/>
+                  </pic:nvPicPr>
+                  <pic:blipFill>
+                    <a:blip r:embed="rId10"/>
+                    <a:stretch>
+                      <a:fillRect/>
+                    </a:stretch>
+                  </pic:blipFill>
+                  <pic:spPr>
+                    <a:xfrm>
+                      <a:off x="0" y="0"/>
+                      <a:ext cx="3623486" cy="5580000"/>
+                    </a:xfrm>
+                    <a:prstGeom prst="rect"/>
+                  </pic:spPr>
+                </pic:pic>
+              </a:graphicData>
+            </a:graphic>
+          </wp:inline>
+        </w:drawing>
+      </w:r>
+    </w:p>
+    <w:p>
+      <w:pPr>
+        <w:bidi/>
+        <w:spacing w:after="280"/>
+        <w:jc w:val="center"/>
+      </w:pPr>
+      <w:r>
+        <w:rPr>
+          <w:rFonts w:ascii="Times New Roman" w:hAnsi="Times New Roman" w:cs="Noto Naskh Arabic"/>
+          <w:b/>
+          <w:bCs w:val="1"/>
+          <w:i w:val="0"/>
+          <w:color w:val="555555"/>
+          <w:sz w:val="19"/>
+          <w:szCs w:val="19"/>
+          <w:rtl/>
+          <w:cs/>
+        </w:rPr>
+        <w:t xml:space="preserve">الشكل ٢. </w:t>
+      </w:r>
+      <w:r>
+        <w:rPr>
+          <w:rFonts w:ascii="Times New Roman" w:hAnsi="Times New Roman" w:cs="Noto Naskh Arabic"/>
+          <w:b w:val="0"/>
+          <w:i w:val="0"/>
+          <w:color w:val="555555"/>
+          <w:sz w:val="19"/>
+          <w:szCs w:val="19"/>
+          <w:rtl/>
+          <w:cs/>
+        </w:rPr>
+        <w:t>مُخرَج النهج الأحادي على رفّ حقيقي: ٧٥ اكتشافاً، وكل تسمية عند مستوى العلامة التجارية وحده — وهو سقف هذا النهج بحكم بنيته، إذ إن أصنافه هي العلامات نفسها. وحصص الرف في الأسفل محسوبة عند المستوى ذاته. كما تظهر هنا ظروف المجال التي يصفها القسم ٧: كثافة عرض عالية، وحجب متبادل، وانعكاسات على الزجاج.</w:t>
+      </w:r>
+    </w:p>
+    <w:p>
+      <w:pPr>
+        <w:keepNext/>
         <w:bidi/>
         <w:spacing w:before="240" w:after="100"/>
         <w:jc w:val="center"/>
@@ -4312,7 +4387,7 @@
         <w:drawing>
           <wp:inline xmlns:a="http://schemas.openxmlformats.org/drawingml/2006/main" xmlns:pic="http://schemas.openxmlformats.org/drawingml/2006/picture">
             <wp:extent cx="5544000" cy="2128369"/>
-            <wp:docPr id="2" name="Picture 2"/>
+            <wp:docPr id="3" name="Picture 3"/>
             <wp:cNvGraphicFramePr>
               <a:graphicFrameLocks noChangeAspect="1"/>
             </wp:cNvGraphicFramePr>
@@ -4324,7 +4399,7 @@
                     <pic:cNvPicPr/>
                   </pic:nvPicPr>
                   <pic:blipFill>
-                    <a:blip r:embed="rId10"/>
+                    <a:blip r:embed="rId11"/>
                     <a:stretch>
                       <a:fillRect/>
                     </a:stretch>
@@ -4361,7 +4436,7 @@
           <w:rtl/>
           <w:cs/>
         </w:rPr>
-        <w:t xml:space="preserve">الشكل ٢. </w:t>
+        <w:t xml:space="preserve">الشكل ٣. </w:t>
       </w:r>
       <w:r>
         <w:rPr>
@@ -5788,6 +5863,81 @@
           <w:cs/>
         </w:rPr>
         <w:t>ويكشف تحليل هذه النتائج نمطاً واحداً منتظماً: كل صنف ضعيف يقابله عدد عيّنات ضئيل قابل للعدّ — ثلاث عيّنات اختبار للزجاج، وخمس صور مصدرية لـ coca-diet، وما بين عيّنة وستّ عيّنات لكل صنف من أصناف Cappy الضعيفة. ومصفوفات الالتباس تُظهر أن الأخطاء التباسات معقولة بين فئات متقاربة بصرياً (الليمون مع المانجو، وdiet مع classic)، لا تشتّتاً عشوائياً — وهو ما يميّز نقص البيانات عن قصور النمذجة تمييزاً قابلاً للفحص.</w:t>
+      </w:r>
+    </w:p>
+    <w:p>
+      <w:pPr>
+        <w:keepNext/>
+        <w:spacing w:before="240" w:after="80"/>
+        <w:jc w:val="center"/>
+      </w:pPr>
+      <w:r>
+        <w:drawing>
+          <wp:inline xmlns:a="http://schemas.openxmlformats.org/drawingml/2006/main" xmlns:pic="http://schemas.openxmlformats.org/drawingml/2006/picture">
+            <wp:extent cx="5544000" cy="4032000"/>
+            <wp:docPr id="4" name="Picture 4"/>
+            <wp:cNvGraphicFramePr>
+              <a:graphicFrameLocks noChangeAspect="1"/>
+            </wp:cNvGraphicFramePr>
+            <a:graphic>
+              <a:graphicData uri="http://schemas.openxmlformats.org/drawingml/2006/picture">
+                <pic:pic>
+                  <pic:nvPicPr>
+                    <pic:cNvPr id="0" name="fig_app_v2_variants.jpg"/>
+                    <pic:cNvPicPr/>
+                  </pic:nvPicPr>
+                  <pic:blipFill>
+                    <a:blip r:embed="rId12"/>
+                    <a:stretch>
+                      <a:fillRect/>
+                    </a:stretch>
+                  </pic:blipFill>
+                  <pic:spPr>
+                    <a:xfrm>
+                      <a:off x="0" y="0"/>
+                      <a:ext cx="5544000" cy="4032000"/>
+                    </a:xfrm>
+                    <a:prstGeom prst="rect"/>
+                  </pic:spPr>
+                </pic:pic>
+              </a:graphicData>
+            </a:graphic>
+          </wp:inline>
+        </w:drawing>
+      </w:r>
+    </w:p>
+    <w:p>
+      <w:pPr>
+        <w:bidi/>
+        <w:spacing w:after="280"/>
+        <w:jc w:val="center"/>
+      </w:pPr>
+      <w:r>
+        <w:rPr>
+          <w:rFonts w:ascii="Times New Roman" w:hAnsi="Times New Roman" w:cs="Noto Naskh Arabic"/>
+          <w:b/>
+          <w:bCs w:val="1"/>
+          <w:i w:val="0"/>
+          <w:color w:val="555555"/>
+          <w:sz w:val="19"/>
+          <w:szCs w:val="19"/>
+          <w:rtl/>
+          <w:cs/>
+        </w:rPr>
+        <w:t xml:space="preserve">الشكل ٤. </w:t>
+      </w:r>
+      <w:r>
+        <w:rPr>
+          <w:rFonts w:ascii="Times New Roman" w:hAnsi="Times New Roman" w:cs="Noto Naskh Arabic"/>
+          <w:b w:val="0"/>
+          <w:i w:val="0"/>
+          <w:color w:val="555555"/>
+          <w:sz w:val="19"/>
+          <w:szCs w:val="19"/>
+          <w:rtl/>
+          <w:cs/>
+        </w:rPr>
+        <w:t>المعمارية متعددة الطبقات على رفّ Cappy حقيقي: التسمية هنا عند مستوى النكهة (orange / mango / grape / lemon / strawberry) لا عند مستوى العلامة — وهذا ما تُنتجه طبقة المتغيّرات الموجَّهة، ويُقارَن مباشرةً بالشكل السابق. والثقات المنخفضة الظاهرة (١٩٪–٦٧٪) ليست عيباً في العرض بل انعكاس أمين لما يقيسه هذا القسم: مُصنِّف Cappy أضعف حلقة في المنظومة بإحكام ٥٦٫٢٪. وهي بعينها الحالة التي أوجبت خفض عتبة العرض إلى ٠٫٤ (القسم ٧) وتوجيه التعلّم النشط إلى هذا الفرع (القسم ٦) — إذ لا يمكن تصحيح ما لا يُعرَض.</w:t>
       </w:r>
     </w:p>
     <w:p>
@@ -6364,7 +6514,7 @@
         <w:drawing>
           <wp:inline xmlns:a="http://schemas.openxmlformats.org/drawingml/2006/main" xmlns:pic="http://schemas.openxmlformats.org/drawingml/2006/picture">
             <wp:extent cx="5544000" cy="2121138"/>
-            <wp:docPr id="3" name="Picture 3"/>
+            <wp:docPr id="5" name="Picture 5"/>
             <wp:cNvGraphicFramePr>
               <a:graphicFrameLocks noChangeAspect="1"/>
             </wp:cNvGraphicFramePr>
@@ -6376,7 +6526,7 @@
                     <pic:cNvPicPr/>
                   </pic:nvPicPr>
                   <pic:blipFill>
-                    <a:blip r:embed="rId11"/>
+                    <a:blip r:embed="rId13"/>
                     <a:stretch>
                       <a:fillRect/>
                     </a:stretch>
@@ -6413,7 +6563,7 @@
           <w:rtl/>
           <w:cs/>
         </w:rPr>
-        <w:t xml:space="preserve">الشكل ٣. </w:t>
+        <w:t xml:space="preserve">الشكل ٥. </w:t>
       </w:r>
       <w:r>
         <w:rPr>

--- a/docs/report/out/Aystro_Research_Report_AR.docx
+++ b/docs/report/out/Aystro_Research_Report_AR.docx
@@ -216,7 +216,6 @@
         <w:keepNext/>
         <w:bidi/>
         <w:spacing w:before="360" w:after="140"/>
-        <w:jc w:val="right"/>
       </w:pPr>
       <w:r>
         <w:rPr>
@@ -293,7 +292,7 @@
           <w:rtl/>
           <w:cs/>
         </w:rPr>
-        <w:t>وتفوّق النهج متعدد الطبقات في كل مقاييس الكشف: متوسط دقة ٩٣٫٣٣٪ مقابل ٨٨٫٦٢٪، وmAP50-95 يبلغ ٧٦٫٤٩٪ مقابل ٧٠٫٠٩٪، واستدعاء ٩٠٫٩٪ مقابل ٨٤٫٩٪ — وذلك رغم أن النهج الأحادي قُيِّم على قصاصات مُكبَّرة تمثّل الظرف الأيسر للكشف. ويُظهر التفصيل الصنفي للنهج الأحادي تضوّراً في الإشارة: تفاوت يبلغ ٦٫٣٥ نقطة بين أصنافه المُمثَّلة، وانهيار كامل لصنف غير مُمثَّل.</w:t>
+        <w:t>وجميع أرقام الدقة في هذه الدراسة مقيسة عند عتبة ثقة موحّدة قدرها ٠٫٧٠ — لا عند العتبة المثلى الخاصة بكل صنف، إذ إن نظاماً واحداً لا يستطيع تشغيل عتبة مختلفة لكل صنف. وتفوّق النهج متعدد الطبقات في مقاييس الكشف الستة جميعاً: متوسط دقة ٩٣٫٣٣٪ مقابل ٨٨٫٦٢٪، وmAP50-95 يبلغ ٧٦٫٤٩٪ مقابل ٧٠٫٠٩٪، واستدعاء ٨٠٫٧٪ مقابل ٧٤٫٠٪ — وذلك رغم أن النهج الأحادي قُيِّم على قصاصات مُكبَّرة تمثّل الظرف الأيسر للكشف. ويُظهر التفصيل الصنفي للنهج الأحادي تضوّراً في الإشارة: تفاوت يبلغ ٦٫٣٥ نقطة بين أصنافه المُمثَّلة، وانهيار كامل لصنف غير مُمثَّل.</w:t>
       </w:r>
     </w:p>
     <w:p>
@@ -327,7 +326,6 @@
         <w:keepNext/>
         <w:bidi/>
         <w:spacing w:before="360" w:after="140"/>
-        <w:jc w:val="right"/>
       </w:pPr>
       <w:r>
         <w:rPr>
@@ -349,7 +347,6 @@
         <w:keepNext/>
         <w:bidi/>
         <w:spacing w:before="240" w:after="140"/>
-        <w:jc w:val="right"/>
       </w:pPr>
       <w:r>
         <w:rPr>
@@ -413,7 +410,6 @@
         <w:keepNext/>
         <w:bidi/>
         <w:spacing w:before="240" w:after="140"/>
-        <w:jc w:val="right"/>
       </w:pPr>
       <w:r>
         <w:rPr>
@@ -477,7 +473,6 @@
         <w:keepNext/>
         <w:bidi/>
         <w:spacing w:before="240" w:after="140"/>
-        <w:jc w:val="right"/>
       </w:pPr>
       <w:r>
         <w:rPr>
@@ -583,7 +578,6 @@
         <w:keepNext/>
         <w:bidi/>
         <w:spacing w:before="360" w:after="140"/>
-        <w:jc w:val="right"/>
       </w:pPr>
       <w:r>
         <w:rPr>
@@ -731,7 +725,6 @@
         <w:keepNext/>
         <w:bidi/>
         <w:spacing w:before="360" w:after="140"/>
-        <w:jc w:val="right"/>
       </w:pPr>
       <w:r>
         <w:rPr>
@@ -753,7 +746,6 @@
         <w:keepNext/>
         <w:bidi/>
         <w:spacing w:before="240" w:after="140"/>
-        <w:jc w:val="right"/>
       </w:pPr>
       <w:r>
         <w:rPr>
@@ -869,7 +861,6 @@
             <w:pPr>
               <w:bidi/>
               <w:spacing w:before="60" w:after="60"/>
-              <w:jc w:val="right"/>
             </w:pPr>
             <w:r>
               <w:rPr>
@@ -901,7 +892,6 @@
             <w:pPr>
               <w:bidi/>
               <w:spacing w:before="60" w:after="60"/>
-              <w:jc w:val="right"/>
             </w:pPr>
             <w:r>
               <w:rPr>
@@ -933,7 +923,6 @@
             <w:pPr>
               <w:bidi/>
               <w:spacing w:before="60" w:after="60"/>
-              <w:jc w:val="right"/>
             </w:pPr>
             <w:r>
               <w:rPr>
@@ -967,7 +956,6 @@
             <w:pPr>
               <w:bidi/>
               <w:spacing w:before="60" w:after="60"/>
-              <w:jc w:val="right"/>
             </w:pPr>
             <w:r>
               <w:rPr>
@@ -998,7 +986,6 @@
             <w:pPr>
               <w:bidi/>
               <w:spacing w:before="60" w:after="60"/>
-              <w:jc w:val="right"/>
             </w:pPr>
             <w:r>
               <w:rPr>
@@ -1029,7 +1016,6 @@
             <w:pPr>
               <w:bidi/>
               <w:spacing w:before="60" w:after="60"/>
-              <w:jc w:val="right"/>
             </w:pPr>
             <w:r>
               <w:rPr>
@@ -1062,7 +1048,6 @@
             <w:pPr>
               <w:bidi/>
               <w:spacing w:before="60" w:after="60"/>
-              <w:jc w:val="right"/>
             </w:pPr>
             <w:r>
               <w:rPr>
@@ -1093,7 +1078,6 @@
             <w:pPr>
               <w:bidi/>
               <w:spacing w:before="60" w:after="60"/>
-              <w:jc w:val="right"/>
             </w:pPr>
             <w:r>
               <w:rPr>
@@ -1124,7 +1108,6 @@
             <w:pPr>
               <w:bidi/>
               <w:spacing w:before="60" w:after="60"/>
-              <w:jc w:val="right"/>
             </w:pPr>
             <w:r>
               <w:rPr>
@@ -1157,7 +1140,6 @@
             <w:pPr>
               <w:bidi/>
               <w:spacing w:before="60" w:after="60"/>
-              <w:jc w:val="right"/>
             </w:pPr>
             <w:r>
               <w:rPr>
@@ -1188,7 +1170,6 @@
             <w:pPr>
               <w:bidi/>
               <w:spacing w:before="60" w:after="60"/>
-              <w:jc w:val="right"/>
             </w:pPr>
             <w:r>
               <w:rPr>
@@ -1219,7 +1200,6 @@
             <w:pPr>
               <w:bidi/>
               <w:spacing w:before="60" w:after="60"/>
-              <w:jc w:val="right"/>
             </w:pPr>
             <w:r>
               <w:rPr>
@@ -1252,7 +1232,6 @@
             <w:pPr>
               <w:bidi/>
               <w:spacing w:before="60" w:after="60"/>
-              <w:jc w:val="right"/>
             </w:pPr>
             <w:r>
               <w:rPr>
@@ -1283,7 +1262,6 @@
             <w:pPr>
               <w:bidi/>
               <w:spacing w:before="60" w:after="60"/>
-              <w:jc w:val="right"/>
             </w:pPr>
             <w:r>
               <w:rPr>
@@ -1314,7 +1292,6 @@
             <w:pPr>
               <w:bidi/>
               <w:spacing w:before="60" w:after="60"/>
-              <w:jc w:val="right"/>
             </w:pPr>
             <w:r>
               <w:rPr>
@@ -1347,7 +1324,6 @@
             <w:pPr>
               <w:bidi/>
               <w:spacing w:before="60" w:after="60"/>
-              <w:jc w:val="right"/>
             </w:pPr>
             <w:r>
               <w:rPr>
@@ -1378,7 +1354,6 @@
             <w:pPr>
               <w:bidi/>
               <w:spacing w:before="60" w:after="60"/>
-              <w:jc w:val="right"/>
             </w:pPr>
             <w:r>
               <w:rPr>
@@ -1409,7 +1384,6 @@
             <w:pPr>
               <w:bidi/>
               <w:spacing w:before="60" w:after="60"/>
-              <w:jc w:val="right"/>
             </w:pPr>
             <w:r>
               <w:rPr>
@@ -1528,7 +1502,6 @@
         <w:keepNext/>
         <w:bidi/>
         <w:spacing w:before="240" w:after="140"/>
-        <w:jc w:val="right"/>
       </w:pPr>
       <w:r>
         <w:rPr>
@@ -1571,7 +1544,6 @@
         <w:keepNext/>
         <w:bidi/>
         <w:spacing w:before="240" w:after="140"/>
-        <w:jc w:val="right"/>
       </w:pPr>
       <w:r>
         <w:rPr>
@@ -1614,7 +1586,6 @@
         <w:keepNext/>
         <w:bidi/>
         <w:spacing w:before="360" w:after="140"/>
-        <w:jc w:val="right"/>
       </w:pPr>
       <w:r>
         <w:rPr>
@@ -1858,7 +1829,6 @@
         <w:keepNext/>
         <w:bidi/>
         <w:spacing w:before="360" w:after="140"/>
-        <w:jc w:val="right"/>
       </w:pPr>
       <w:r>
         <w:rPr>
@@ -1880,7 +1850,6 @@
         <w:keepNext/>
         <w:bidi/>
         <w:spacing w:before="240" w:after="140"/>
-        <w:jc w:val="right"/>
       </w:pPr>
       <w:r>
         <w:rPr>
@@ -1895,6 +1864,48 @@
           <w:cs/>
         </w:rPr>
         <w:t>٥٫١ الكشف: النهج الأحادي مقابل متعدد الطبقات</w:t>
+      </w:r>
+    </w:p>
+    <w:p>
+      <w:pPr>
+        <w:keepNext w:val="0"/>
+        <w:bidi/>
+        <w:spacing w:after="160" w:before="0" w:line="348" w:lineRule="auto"/>
+        <w:jc w:val="both"/>
+      </w:pPr>
+      <w:r>
+        <w:rPr>
+          <w:rFonts w:ascii="Times New Roman" w:hAnsi="Times New Roman" w:cs="Noto Naskh Arabic"/>
+          <w:b w:val="0"/>
+          <w:i w:val="0"/>
+          <w:color w:val="111111"/>
+          <w:sz w:val="23"/>
+          <w:szCs w:val="23"/>
+          <w:rtl/>
+          <w:cs/>
+        </w:rPr>
+        <w:t>تُقاس دقة أي نظام تصنيف عند عتبة ثقة مُعلَنة: فالنموذج يُصدر مع كل تنبؤ درجةَ ثقة، ولا يُعتدّ بالتنبؤ إلا إذا تجاوزت هذه الدرجة عتبةً متفقاً عليها. وتعتمد هذه الدراسة عتبة موحّدة قدرها ٠٫٧٠ في كل رقم تصنيفي ترِد فيه — للكاشفين وللمُصنِّفات الستة جميعاً.</w:t>
+      </w:r>
+    </w:p>
+    <w:p>
+      <w:pPr>
+        <w:keepNext w:val="0"/>
+        <w:bidi/>
+        <w:spacing w:after="160" w:before="0" w:line="348" w:lineRule="auto"/>
+        <w:jc w:val="both"/>
+      </w:pPr>
+      <w:r>
+        <w:rPr>
+          <w:rFonts w:ascii="Times New Roman" w:hAnsi="Times New Roman" w:cs="Noto Naskh Arabic"/>
+          <w:b w:val="0"/>
+          <w:i w:val="0"/>
+          <w:color w:val="111111"/>
+          <w:sz w:val="23"/>
+          <w:szCs w:val="23"/>
+          <w:rtl/>
+          <w:cs/>
+        </w:rPr>
+        <w:t>وهذا الاختيار منهجيّ لا شكليّ. فأداة التقييم تحسب لكل صنف «عتبته المثلى» الخاصة التي يبلغ عندها أفضل أداء ممكن، وهي تتراوح هنا بين صفر و٠٫٩١ بحسب الصنف. والإبلاغ عن كل صنف عند عتبته الخاصة يُنتج أرقاماً مرتفعة لكنها لا تصف نظاماً واحداً: فالنظام العامل لا يستطيع تشغيل عتبة مختلفة لكل صنف في آنٍ واحد. أما العتبة الموحّدة فتصف ما يحدث فعلاً حين تُشغَّل المنظومة كوحدة واحدة، وهي أشدّ صرامةً — فالأرقام أدناه أدنى من نظيرتها عند العتب المثلى، وهذا مقصود.</w:t>
       </w:r>
     </w:p>
     <w:p>
@@ -1929,7 +1940,7 @@
           <w:rtl/>
           <w:cs/>
         </w:rPr>
-        <w:t>أداء الكاشفين على مجموعة اختبار محجوبة، بأداة التقييم ذاتها ومعمارية النموذج ذاتها.</w:t>
+        <w:t>أداء الكاشفين على مجموعة اختبار محجوبة، بأداة التقييم ذاتها ومعمارية النموذج ذاتها. الإحكام والاستدعاء وF1 عند عتبة ٠٫٧٠ للطرفين؛ ومقاييس mAP لا تتعلق بعتبة لأنها محسوبة عبر العتبات كلها.</w:t>
       </w:r>
     </w:p>
     <w:tbl>
@@ -1955,7 +1966,6 @@
             <w:pPr>
               <w:bidi/>
               <w:spacing w:before="60" w:after="60"/>
-              <w:jc w:val="right"/>
             </w:pPr>
             <w:r>
               <w:rPr>
@@ -1987,7 +1997,6 @@
             <w:pPr>
               <w:bidi/>
               <w:spacing w:before="60" w:after="60"/>
-              <w:jc w:val="right"/>
             </w:pPr>
             <w:r>
               <w:rPr>
@@ -2019,7 +2028,6 @@
             <w:pPr>
               <w:bidi/>
               <w:spacing w:before="60" w:after="60"/>
-              <w:jc w:val="right"/>
             </w:pPr>
             <w:r>
               <w:rPr>
@@ -2051,7 +2059,6 @@
             <w:pPr>
               <w:bidi/>
               <w:spacing w:before="60" w:after="60"/>
-              <w:jc w:val="right"/>
             </w:pPr>
             <w:r>
               <w:rPr>
@@ -2085,7 +2092,6 @@
             <w:pPr>
               <w:bidi/>
               <w:spacing w:before="60" w:after="60"/>
-              <w:jc w:val="right"/>
             </w:pPr>
             <w:r>
               <w:rPr>
@@ -2116,7 +2122,6 @@
             <w:pPr>
               <w:bidi/>
               <w:spacing w:before="60" w:after="60"/>
-              <w:jc w:val="right"/>
             </w:pPr>
             <w:r>
               <w:rPr>
@@ -2147,7 +2152,6 @@
             <w:pPr>
               <w:bidi/>
               <w:spacing w:before="60" w:after="60"/>
-              <w:jc w:val="right"/>
             </w:pPr>
             <w:r>
               <w:rPr>
@@ -2178,7 +2182,6 @@
             <w:pPr>
               <w:bidi/>
               <w:spacing w:before="60" w:after="60"/>
-              <w:jc w:val="right"/>
             </w:pPr>
             <w:r>
               <w:rPr>
@@ -2211,7 +2214,6 @@
             <w:pPr>
               <w:bidi/>
               <w:spacing w:before="60" w:after="60"/>
-              <w:jc w:val="right"/>
             </w:pPr>
             <w:r>
               <w:rPr>
@@ -2242,7 +2244,6 @@
             <w:pPr>
               <w:bidi/>
               <w:spacing w:before="60" w:after="60"/>
-              <w:jc w:val="right"/>
             </w:pPr>
             <w:r>
               <w:rPr>
@@ -2273,7 +2274,6 @@
             <w:pPr>
               <w:bidi/>
               <w:spacing w:before="60" w:after="60"/>
-              <w:jc w:val="right"/>
             </w:pPr>
             <w:r>
               <w:rPr>
@@ -2304,7 +2304,6 @@
             <w:pPr>
               <w:bidi/>
               <w:spacing w:before="60" w:after="60"/>
-              <w:jc w:val="right"/>
             </w:pPr>
             <w:r>
               <w:rPr>
@@ -2337,7 +2336,6 @@
             <w:pPr>
               <w:bidi/>
               <w:spacing w:before="60" w:after="60"/>
-              <w:jc w:val="right"/>
             </w:pPr>
             <w:r>
               <w:rPr>
@@ -2368,7 +2366,6 @@
             <w:pPr>
               <w:bidi/>
               <w:spacing w:before="60" w:after="60"/>
-              <w:jc w:val="right"/>
             </w:pPr>
             <w:r>
               <w:rPr>
@@ -2399,7 +2396,6 @@
             <w:pPr>
               <w:bidi/>
               <w:spacing w:before="60" w:after="60"/>
-              <w:jc w:val="right"/>
             </w:pPr>
             <w:r>
               <w:rPr>
@@ -2430,7 +2426,6 @@
             <w:pPr>
               <w:bidi/>
               <w:spacing w:before="60" w:after="60"/>
-              <w:jc w:val="right"/>
             </w:pPr>
             <w:r>
               <w:rPr>
@@ -2463,7 +2458,6 @@
             <w:pPr>
               <w:bidi/>
               <w:spacing w:before="60" w:after="60"/>
-              <w:jc w:val="right"/>
             </w:pPr>
             <w:r>
               <w:rPr>
@@ -2494,7 +2488,6 @@
             <w:pPr>
               <w:bidi/>
               <w:spacing w:before="60" w:after="60"/>
-              <w:jc w:val="right"/>
             </w:pPr>
             <w:r>
               <w:rPr>
@@ -2513,7 +2506,7 @@
                 <w:rtl/>
                 <w:cs/>
               </w:rPr>
-              <w:t>٨٨٫٩٪</w:t>
+              <w:t>٩١٫٦٪</w:t>
             </w:r>
           </w:p>
         </w:tc>
@@ -2525,7 +2518,6 @@
             <w:pPr>
               <w:bidi/>
               <w:spacing w:before="60" w:after="60"/>
-              <w:jc w:val="right"/>
             </w:pPr>
             <w:r>
               <w:rPr>
@@ -2544,7 +2536,7 @@
                 <w:rtl/>
                 <w:cs/>
               </w:rPr>
-              <w:t>٨٧٫٤٪</w:t>
+              <w:t>٩٢٫٠٪</w:t>
             </w:r>
           </w:p>
         </w:tc>
@@ -2556,7 +2548,6 @@
             <w:pPr>
               <w:bidi/>
               <w:spacing w:before="60" w:after="60"/>
-              <w:jc w:val="right"/>
             </w:pPr>
             <w:r>
               <w:rPr>
@@ -2575,7 +2566,7 @@
                 <w:rtl/>
                 <w:cs/>
               </w:rPr>
-              <w:t>‎−١٫٥٠‎</w:t>
+              <w:t>‎+٠٫٤٠‎</w:t>
             </w:r>
           </w:p>
         </w:tc>
@@ -2589,7 +2580,6 @@
             <w:pPr>
               <w:bidi/>
               <w:spacing w:before="60" w:after="60"/>
-              <w:jc w:val="right"/>
             </w:pPr>
             <w:r>
               <w:rPr>
@@ -2620,7 +2610,6 @@
             <w:pPr>
               <w:bidi/>
               <w:spacing w:before="60" w:after="60"/>
-              <w:jc w:val="right"/>
             </w:pPr>
             <w:r>
               <w:rPr>
@@ -2639,7 +2628,7 @@
                 <w:rtl/>
                 <w:cs/>
               </w:rPr>
-              <w:t>٨٤٫٩٪</w:t>
+              <w:t>٧٤٫٠٪</w:t>
             </w:r>
           </w:p>
         </w:tc>
@@ -2651,7 +2640,6 @@
             <w:pPr>
               <w:bidi/>
               <w:spacing w:before="60" w:after="60"/>
-              <w:jc w:val="right"/>
             </w:pPr>
             <w:r>
               <w:rPr>
@@ -2670,7 +2658,7 @@
                 <w:rtl/>
                 <w:cs/>
               </w:rPr>
-              <w:t>٩٠٫٩٪</w:t>
+              <w:t>٨٠٫٧٪</w:t>
             </w:r>
           </w:p>
         </w:tc>
@@ -2682,7 +2670,6 @@
             <w:pPr>
               <w:bidi/>
               <w:spacing w:before="60" w:after="60"/>
-              <w:jc w:val="right"/>
             </w:pPr>
             <w:r>
               <w:rPr>
@@ -2701,7 +2688,129 @@
                 <w:rtl/>
                 <w:cs/>
               </w:rPr>
-              <w:t>‎+٦٫٠٠‎</w:t>
+              <w:t>‎+٦٫٧٠‎</w:t>
+            </w:r>
+          </w:p>
+        </w:tc>
+      </w:tr>
+      <w:tr>
+        <w:tc>
+          <w:tcPr>
+            <w:tcW w:type="dxa" w:w="2239"/>
+          </w:tcPr>
+          <w:p>
+            <w:pPr>
+              <w:bidi/>
+              <w:spacing w:before="60" w:after="60"/>
+            </w:pPr>
+            <w:r>
+              <w:rPr>
+                <w:rtl/>
+                <w:cs/>
+              </w:rPr>
+            </w:r>
+            <w:r>
+              <w:rPr>
+                <w:rFonts w:ascii="Times New Roman" w:hAnsi="Times New Roman" w:cs="Noto Naskh Arabic"/>
+                <w:b w:val="0"/>
+                <w:i w:val="0"/>
+                <w:color w:val="111111"/>
+                <w:sz w:val="20"/>
+                <w:szCs w:val="20"/>
+                <w:rtl/>
+                <w:cs/>
+              </w:rPr>
+              <w:t>‏F1</w:t>
+            </w:r>
+          </w:p>
+        </w:tc>
+        <w:tc>
+          <w:tcPr>
+            <w:tcW w:type="dxa" w:w="2239"/>
+          </w:tcPr>
+          <w:p>
+            <w:pPr>
+              <w:bidi/>
+              <w:spacing w:before="60" w:after="60"/>
+            </w:pPr>
+            <w:r>
+              <w:rPr>
+                <w:rtl/>
+                <w:cs/>
+              </w:rPr>
+            </w:r>
+            <w:r>
+              <w:rPr>
+                <w:rFonts w:ascii="Times New Roman" w:hAnsi="Times New Roman" w:cs="Noto Naskh Arabic"/>
+                <w:b w:val="0"/>
+                <w:i w:val="0"/>
+                <w:color w:val="111111"/>
+                <w:sz w:val="20"/>
+                <w:szCs w:val="20"/>
+                <w:rtl/>
+                <w:cs/>
+              </w:rPr>
+              <w:t>٨١٫٦٪</w:t>
+            </w:r>
+          </w:p>
+        </w:tc>
+        <w:tc>
+          <w:tcPr>
+            <w:tcW w:type="dxa" w:w="2239"/>
+          </w:tcPr>
+          <w:p>
+            <w:pPr>
+              <w:bidi/>
+              <w:spacing w:before="60" w:after="60"/>
+            </w:pPr>
+            <w:r>
+              <w:rPr>
+                <w:rtl/>
+                <w:cs/>
+              </w:rPr>
+            </w:r>
+            <w:r>
+              <w:rPr>
+                <w:rFonts w:ascii="Times New Roman" w:hAnsi="Times New Roman" w:cs="Noto Naskh Arabic"/>
+                <w:b w:val="0"/>
+                <w:i w:val="0"/>
+                <w:color w:val="111111"/>
+                <w:sz w:val="20"/>
+                <w:szCs w:val="20"/>
+                <w:rtl/>
+                <w:cs/>
+              </w:rPr>
+              <w:t>٨٥٫٩٪</w:t>
+            </w:r>
+          </w:p>
+        </w:tc>
+        <w:tc>
+          <w:tcPr>
+            <w:tcW w:type="dxa" w:w="2239"/>
+          </w:tcPr>
+          <w:p>
+            <w:pPr>
+              <w:bidi/>
+              <w:spacing w:before="60" w:after="60"/>
+            </w:pPr>
+            <w:r>
+              <w:rPr>
+                <w:rtl/>
+                <w:cs/>
+              </w:rPr>
+            </w:r>
+            <w:r>
+              <w:rPr>
+                <w:rFonts w:ascii="Times New Roman" w:hAnsi="Times New Roman" w:cs="Noto Naskh Arabic"/>
+                <w:b w:val="0"/>
+                <w:i w:val="0"/>
+                <w:color w:val="111111"/>
+                <w:sz w:val="20"/>
+                <w:szCs w:val="20"/>
+                <w:rtl/>
+                <w:cs/>
+              </w:rPr>
+              <w:t>‎+٤٫٣٠‎</w:t>
             </w:r>
           </w:p>
         </w:tc>
@@ -2730,7 +2839,7 @@
           <w:rtl/>
           <w:cs/>
         </w:rPr>
-        <w:t>يتفوّق النهج متعدد الطبقات في كل مقاييس الدقة المتوسطة وفي الاستدعاء، انطلاقاً من مجموعة الصور المصدرية ذاتها، ورغم أن النهج الأحادي قُيِّم على قصاصات مُكبَّرة تمثّل الظرف الأيسر للكشف (القسم ٣٫١). أي أن الفارق المُقاس حدٌّ أدنى للفارق الحقيقي على الأرجح، لا مبالغة فيه.</w:t>
+        <w:t>يتفوّق النهج متعدد الطبقات في المقاييس الستة جميعاً، انطلاقاً من مجموعة الصور المصدرية ذاتها، ورغم أن النهج الأحادي قُيِّم على قصاصات مُكبَّرة تمثّل الظرف الأيسر للكشف (القسم ٣٫١). أي أن الفارق المُقاس حدٌّ أدنى للفارق الحقيقي على الأرجح، لا مبالغة فيه.</w:t>
       </w:r>
     </w:p>
     <w:p>
@@ -2751,7 +2860,7 @@
           <w:rtl/>
           <w:cs/>
         </w:rPr>
-        <w:t>والتراجع الوحيد في الإحكام بمقدار ١٫٥ نقطة، وهو مقايضة معتادة مقابل مكسب ٦ نقاط في الاستدعاء. والاستدعاء هو المقياس الأهم في هذا المجال: فمنتج لم يُكتشَف يُفسِد الجرد ولا سبيل إلى استرجاعه لاحقاً، بينما اكتشاف زائد يصحّحه المراجع البشري في خطوة المراجعة.</w:t>
+        <w:t>وأوسع الفوارق في الاستدعاء: ‏٨٠٫٧٪ مقابل ٧٤٫٠٪، أي ٦٫٧ نقاط. وهذا هو المقياس الأهم في هذا المجال، لأن منتجاً لم يُكتشَف يُفسِد الجرد ولا سبيل إلى استرجاعه لاحقاً، بينما الاكتشاف الزائد يصحّحه المراجع البشري. وأما الإحكام فمتقارب (‏٩٢٫٠٪ مقابل ٩١٫٦٪)، أي أن المكسب في الاستدعاء لم يُشترَ بتنازل عن الإحكام كما هي المقايضة المعتادة.</w:t>
       </w:r>
     </w:p>
     <w:p>
@@ -2777,31 +2886,9 @@
     </w:p>
     <w:p>
       <w:pPr>
-        <w:keepNext w:val="0"/>
-        <w:bidi/>
-        <w:spacing w:after="160" w:before="0" w:line="348" w:lineRule="auto"/>
-        <w:jc w:val="both"/>
-      </w:pPr>
-      <w:r>
-        <w:rPr>
-          <w:rFonts w:ascii="Times New Roman" w:hAnsi="Times New Roman" w:cs="Noto Naskh Arabic"/>
-          <w:b w:val="0"/>
-          <w:i w:val="0"/>
-          <w:color w:val="111111"/>
-          <w:sz w:val="23"/>
-          <w:szCs w:val="23"/>
-          <w:rtl/>
-          <w:cs/>
-        </w:rPr>
-        <w:t>كما أفرز التقييم عتبة ثقة مثلى محسوبة قدرها ٠٫٤١، وهي مطابقة عملياً للعتبة ٠٫٤ المعتمدة في النظام العامل — وقد ضُبطت هذه الأخيرة بالتجربة قبل توفّر التقييم، فوافقت التوصية المحسوبة دون علم بها.</w:t>
-      </w:r>
-    </w:p>
-    <w:p>
-      <w:pPr>
         <w:keepNext/>
         <w:bidi/>
         <w:spacing w:before="240" w:after="140"/>
-        <w:jc w:val="right"/>
       </w:pPr>
       <w:r>
         <w:rPr>
@@ -2946,7 +3033,7 @@
           <w:rtl/>
           <w:cs/>
         </w:rPr>
-        <w:t>الأداء الصنفي للكاشف الأحادي مقابل نصيب كل صنف من التعليم. المجموع ٤٬٨٧٩ تعليماً.</w:t>
+        <w:t>الأداء الصنفي للكاشف الأحادي مقابل نصيب كل صنف من التعليم (عتبة ٠٫٧٠). المجموع ٤٬٨٧٩ تعليماً.</w:t>
       </w:r>
     </w:p>
     <w:tbl>
@@ -2974,7 +3061,6 @@
             <w:pPr>
               <w:bidi/>
               <w:spacing w:before="60" w:after="60"/>
-              <w:jc w:val="right"/>
             </w:pPr>
             <w:r>
               <w:rPr>
@@ -3006,7 +3092,6 @@
             <w:pPr>
               <w:bidi/>
               <w:spacing w:before="60" w:after="60"/>
-              <w:jc w:val="right"/>
             </w:pPr>
             <w:r>
               <w:rPr>
@@ -3038,7 +3123,6 @@
             <w:pPr>
               <w:bidi/>
               <w:spacing w:before="60" w:after="60"/>
-              <w:jc w:val="right"/>
             </w:pPr>
             <w:r>
               <w:rPr>
@@ -3070,7 +3154,6 @@
             <w:pPr>
               <w:bidi/>
               <w:spacing w:before="60" w:after="60"/>
-              <w:jc w:val="right"/>
             </w:pPr>
             <w:r>
               <w:rPr>
@@ -3102,7 +3185,6 @@
             <w:pPr>
               <w:bidi/>
               <w:spacing w:before="60" w:after="60"/>
-              <w:jc w:val="right"/>
             </w:pPr>
             <w:r>
               <w:rPr>
@@ -3134,7 +3216,6 @@
             <w:pPr>
               <w:bidi/>
               <w:spacing w:before="60" w:after="60"/>
-              <w:jc w:val="right"/>
             </w:pPr>
             <w:r>
               <w:rPr>
@@ -3168,7 +3249,6 @@
             <w:pPr>
               <w:bidi/>
               <w:spacing w:before="60" w:after="60"/>
-              <w:jc w:val="right"/>
             </w:pPr>
             <w:r>
               <w:rPr>
@@ -3199,7 +3279,6 @@
             <w:pPr>
               <w:bidi/>
               <w:spacing w:before="60" w:after="60"/>
-              <w:jc w:val="right"/>
             </w:pPr>
             <w:r>
               <w:rPr>
@@ -3230,7 +3309,6 @@
             <w:pPr>
               <w:bidi/>
               <w:spacing w:before="60" w:after="60"/>
-              <w:jc w:val="right"/>
             </w:pPr>
             <w:r>
               <w:rPr>
@@ -3261,7 +3339,6 @@
             <w:pPr>
               <w:bidi/>
               <w:spacing w:before="60" w:after="60"/>
-              <w:jc w:val="right"/>
             </w:pPr>
             <w:r>
               <w:rPr>
@@ -3292,7 +3369,6 @@
             <w:pPr>
               <w:bidi/>
               <w:spacing w:before="60" w:after="60"/>
-              <w:jc w:val="right"/>
             </w:pPr>
             <w:r>
               <w:rPr>
@@ -3311,7 +3387,7 @@
                 <w:rtl/>
                 <w:cs/>
               </w:rPr>
-              <w:t>٩١٫٢٪</w:t>
+              <w:t>٩٦٫١٪</w:t>
             </w:r>
           </w:p>
         </w:tc>
@@ -3323,7 +3399,6 @@
             <w:pPr>
               <w:bidi/>
               <w:spacing w:before="60" w:after="60"/>
-              <w:jc w:val="right"/>
             </w:pPr>
             <w:r>
               <w:rPr>
@@ -3342,7 +3417,7 @@
                 <w:rtl/>
                 <w:cs/>
               </w:rPr>
-              <w:t>٨٥٫٤٪</w:t>
+              <w:t>٧١٫٣٪</w:t>
             </w:r>
           </w:p>
         </w:tc>
@@ -3356,7 +3431,6 @@
             <w:pPr>
               <w:bidi/>
               <w:spacing w:before="60" w:after="60"/>
-              <w:jc w:val="right"/>
             </w:pPr>
             <w:r>
               <w:rPr>
@@ -3387,7 +3461,6 @@
             <w:pPr>
               <w:bidi/>
               <w:spacing w:before="60" w:after="60"/>
-              <w:jc w:val="right"/>
             </w:pPr>
             <w:r>
               <w:rPr>
@@ -3418,7 +3491,6 @@
             <w:pPr>
               <w:bidi/>
               <w:spacing w:before="60" w:after="60"/>
-              <w:jc w:val="right"/>
             </w:pPr>
             <w:r>
               <w:rPr>
@@ -3449,7 +3521,6 @@
             <w:pPr>
               <w:bidi/>
               <w:spacing w:before="60" w:after="60"/>
-              <w:jc w:val="right"/>
             </w:pPr>
             <w:r>
               <w:rPr>
@@ -3480,7 +3551,6 @@
             <w:pPr>
               <w:bidi/>
               <w:spacing w:before="60" w:after="60"/>
-              <w:jc w:val="right"/>
             </w:pPr>
             <w:r>
               <w:rPr>
@@ -3499,7 +3569,7 @@
                 <w:rtl/>
                 <w:cs/>
               </w:rPr>
-              <w:t>٨٧٫٨٪</w:t>
+              <w:t>٨٩٫٤٪</w:t>
             </w:r>
           </w:p>
         </w:tc>
@@ -3511,7 +3581,6 @@
             <w:pPr>
               <w:bidi/>
               <w:spacing w:before="60" w:after="60"/>
-              <w:jc w:val="right"/>
             </w:pPr>
             <w:r>
               <w:rPr>
@@ -3530,7 +3599,7 @@
                 <w:rtl/>
                 <w:cs/>
               </w:rPr>
-              <w:t>٨١٫٥٪</w:t>
+              <w:t>٧٥٫٠٪</w:t>
             </w:r>
           </w:p>
         </w:tc>
@@ -3544,7 +3613,6 @@
             <w:pPr>
               <w:bidi/>
               <w:spacing w:before="60" w:after="60"/>
-              <w:jc w:val="right"/>
             </w:pPr>
             <w:r>
               <w:rPr>
@@ -3575,7 +3643,6 @@
             <w:pPr>
               <w:bidi/>
               <w:spacing w:before="60" w:after="60"/>
-              <w:jc w:val="right"/>
             </w:pPr>
             <w:r>
               <w:rPr>
@@ -3606,7 +3673,6 @@
             <w:pPr>
               <w:bidi/>
               <w:spacing w:before="60" w:after="60"/>
-              <w:jc w:val="right"/>
             </w:pPr>
             <w:r>
               <w:rPr>
@@ -3637,7 +3703,6 @@
             <w:pPr>
               <w:bidi/>
               <w:spacing w:before="60" w:after="60"/>
-              <w:jc w:val="right"/>
             </w:pPr>
             <w:r>
               <w:rPr>
@@ -3668,7 +3733,6 @@
             <w:pPr>
               <w:bidi/>
               <w:spacing w:before="60" w:after="60"/>
-              <w:jc w:val="right"/>
             </w:pPr>
             <w:r>
               <w:rPr>
@@ -3687,7 +3751,7 @@
                 <w:rtl/>
                 <w:cs/>
               </w:rPr>
-              <w:t>٩٠٫٤٪</w:t>
+              <w:t>٩٦٫٩٪</w:t>
             </w:r>
           </w:p>
         </w:tc>
@@ -3699,7 +3763,6 @@
             <w:pPr>
               <w:bidi/>
               <w:spacing w:before="60" w:after="60"/>
-              <w:jc w:val="right"/>
             </w:pPr>
             <w:r>
               <w:rPr>
@@ -3718,7 +3781,7 @@
                 <w:rtl/>
                 <w:cs/>
               </w:rPr>
-              <w:t>٩٠٫٤٪</w:t>
+              <w:t>٦٦٫٠٪</w:t>
             </w:r>
           </w:p>
         </w:tc>
@@ -3732,7 +3795,6 @@
             <w:pPr>
               <w:bidi/>
               <w:spacing w:before="60" w:after="60"/>
-              <w:jc w:val="right"/>
             </w:pPr>
             <w:r>
               <w:rPr>
@@ -3763,7 +3825,6 @@
             <w:pPr>
               <w:bidi/>
               <w:spacing w:before="60" w:after="60"/>
-              <w:jc w:val="right"/>
             </w:pPr>
             <w:r>
               <w:rPr>
@@ -3794,7 +3855,6 @@
             <w:pPr>
               <w:bidi/>
               <w:spacing w:before="60" w:after="60"/>
-              <w:jc w:val="right"/>
             </w:pPr>
             <w:r>
               <w:rPr>
@@ -3825,7 +3885,6 @@
             <w:pPr>
               <w:bidi/>
               <w:spacing w:before="60" w:after="60"/>
-              <w:jc w:val="right"/>
             </w:pPr>
             <w:r>
               <w:rPr>
@@ -3856,7 +3915,6 @@
             <w:pPr>
               <w:bidi/>
               <w:spacing w:before="60" w:after="60"/>
-              <w:jc w:val="right"/>
             </w:pPr>
             <w:r>
               <w:rPr>
@@ -3875,7 +3933,7 @@
                 <w:rtl/>
                 <w:cs/>
               </w:rPr>
-              <w:t>٨٥٫١٪</w:t>
+              <w:t>٨٧٫٩٪</w:t>
             </w:r>
           </w:p>
         </w:tc>
@@ -3887,7 +3945,6 @@
             <w:pPr>
               <w:bidi/>
               <w:spacing w:before="60" w:after="60"/>
-              <w:jc w:val="right"/>
             </w:pPr>
             <w:r>
               <w:rPr>
@@ -3906,7 +3963,7 @@
                 <w:rtl/>
                 <w:cs/>
               </w:rPr>
-              <w:t>٨٧٫٧٪</w:t>
+              <w:t>٧٨٫٥٪</w:t>
             </w:r>
           </w:p>
         </w:tc>
@@ -3920,7 +3977,6 @@
             <w:pPr>
               <w:bidi/>
               <w:spacing w:before="60" w:after="60"/>
-              <w:jc w:val="right"/>
             </w:pPr>
             <w:r>
               <w:rPr>
@@ -3951,7 +4007,6 @@
             <w:pPr>
               <w:bidi/>
               <w:spacing w:before="60" w:after="60"/>
-              <w:jc w:val="right"/>
             </w:pPr>
             <w:r>
               <w:rPr>
@@ -3982,7 +4037,6 @@
             <w:pPr>
               <w:bidi/>
               <w:spacing w:before="60" w:after="60"/>
-              <w:jc w:val="right"/>
             </w:pPr>
             <w:r>
               <w:rPr>
@@ -4013,7 +4067,6 @@
             <w:pPr>
               <w:bidi/>
               <w:spacing w:before="60" w:after="60"/>
-              <w:jc w:val="right"/>
             </w:pPr>
             <w:r>
               <w:rPr>
@@ -4044,7 +4097,6 @@
             <w:pPr>
               <w:bidi/>
               <w:spacing w:before="60" w:after="60"/>
-              <w:jc w:val="right"/>
             </w:pPr>
             <w:r>
               <w:rPr>
@@ -4063,7 +4115,7 @@
                 <w:rtl/>
                 <w:cs/>
               </w:rPr>
-              <w:t>٨٨٫٩٪</w:t>
+              <w:t>٨٧٫٥٪</w:t>
             </w:r>
           </w:p>
         </w:tc>
@@ -4075,7 +4127,6 @@
             <w:pPr>
               <w:bidi/>
               <w:spacing w:before="60" w:after="60"/>
-              <w:jc w:val="right"/>
             </w:pPr>
             <w:r>
               <w:rPr>
@@ -4094,7 +4145,7 @@
                 <w:rtl/>
                 <w:cs/>
               </w:rPr>
-              <w:t>٩٠٫٣٪</w:t>
+              <w:t>٧٩٫٠٪</w:t>
             </w:r>
           </w:p>
         </w:tc>
@@ -4108,7 +4159,6 @@
             <w:pPr>
               <w:bidi/>
               <w:spacing w:before="60" w:after="60"/>
-              <w:jc w:val="right"/>
             </w:pPr>
             <w:r>
               <w:rPr>
@@ -4139,7 +4189,6 @@
             <w:pPr>
               <w:bidi/>
               <w:spacing w:before="60" w:after="60"/>
-              <w:jc w:val="right"/>
             </w:pPr>
             <w:r>
               <w:rPr>
@@ -4170,7 +4219,6 @@
             <w:pPr>
               <w:bidi/>
               <w:spacing w:before="60" w:after="60"/>
-              <w:jc w:val="right"/>
             </w:pPr>
             <w:r>
               <w:rPr>
@@ -4201,7 +4249,6 @@
             <w:pPr>
               <w:bidi/>
               <w:spacing w:before="60" w:after="60"/>
-              <w:jc w:val="right"/>
             </w:pPr>
             <w:r>
               <w:rPr>
@@ -4232,7 +4279,6 @@
             <w:pPr>
               <w:bidi/>
               <w:spacing w:before="60" w:after="60"/>
-              <w:jc w:val="right"/>
             </w:pPr>
             <w:r>
               <w:rPr>
@@ -4263,7 +4309,6 @@
             <w:pPr>
               <w:bidi/>
               <w:spacing w:before="60" w:after="60"/>
-              <w:jc w:val="right"/>
             </w:pPr>
             <w:r>
               <w:rPr>
@@ -4386,7 +4431,7 @@
       <w:r>
         <w:drawing>
           <wp:inline xmlns:a="http://schemas.openxmlformats.org/drawingml/2006/main" xmlns:pic="http://schemas.openxmlformats.org/drawingml/2006/picture">
-            <wp:extent cx="5544000" cy="2128369"/>
+            <wp:extent cx="5544000" cy="2118123"/>
             <wp:docPr id="3" name="Picture 3"/>
             <wp:cNvGraphicFramePr>
               <a:graphicFrameLocks noChangeAspect="1"/>
@@ -4407,7 +4452,7 @@
                   <pic:spPr>
                     <a:xfrm>
                       <a:off x="0" y="0"/>
-                      <a:ext cx="5544000" cy="2128369"/>
+                      <a:ext cx="5544000" cy="2118123"/>
                     </a:xfrm>
                     <a:prstGeom prst="rect"/>
                   </pic:spPr>
@@ -4457,7 +4502,6 @@
         <w:keepNext/>
         <w:bidi/>
         <w:spacing w:before="240" w:after="140"/>
-        <w:jc w:val="right"/>
       </w:pPr>
       <w:r>
         <w:rPr>
@@ -4506,7 +4550,7 @@
           <w:rtl/>
           <w:cs/>
         </w:rPr>
-        <w:t>طبقة العلامة التجارية — الطبقة التي يعتمد عليها توجيه كل ما بعدها.</w:t>
+        <w:t>الأداء الإجمالي لطبقات التصنيف الستة عند عتبة ٠٫٧٠، مرتّبة تنازلياً.</w:t>
       </w:r>
     </w:p>
     <w:tbl>
@@ -4518,20 +4562,20 @@
         <w:tblLook w:firstColumn="1" w:firstRow="1" w:lastColumn="0" w:lastRow="0" w:noHBand="0" w:noVBand="1" w:val="04A0"/>
       </w:tblPr>
       <w:tblGrid>
-        <w:gridCol w:w="2986"/>
-        <w:gridCol w:w="2986"/>
-        <w:gridCol w:w="2986"/>
+        <w:gridCol w:w="2239"/>
+        <w:gridCol w:w="2239"/>
+        <w:gridCol w:w="2239"/>
+        <w:gridCol w:w="2239"/>
       </w:tblGrid>
       <w:tr>
         <w:tc>
           <w:tcPr>
-            <w:tcW w:type="dxa" w:w="2986"/>
+            <w:tcW w:type="dxa" w:w="2239"/>
           </w:tcPr>
           <w:p>
             <w:pPr>
               <w:bidi/>
               <w:spacing w:before="60" w:after="60"/>
-              <w:jc w:val="right"/>
             </w:pPr>
             <w:r>
               <w:rPr>
@@ -4551,19 +4595,18 @@
                 <w:rtl/>
                 <w:cs/>
               </w:rPr>
-              <w:t>الصنف</w:t>
+              <w:t>المُصنِّف</w:t>
             </w:r>
           </w:p>
         </w:tc>
         <w:tc>
           <w:tcPr>
-            <w:tcW w:type="dxa" w:w="2986"/>
+            <w:tcW w:type="dxa" w:w="2239"/>
           </w:tcPr>
           <w:p>
             <w:pPr>
               <w:bidi/>
               <w:spacing w:before="60" w:after="60"/>
-              <w:jc w:val="right"/>
             </w:pPr>
             <w:r>
               <w:rPr>
@@ -4589,13 +4632,12 @@
         </w:tc>
         <w:tc>
           <w:tcPr>
-            <w:tcW w:type="dxa" w:w="2986"/>
+            <w:tcW w:type="dxa" w:w="2239"/>
           </w:tcPr>
           <w:p>
             <w:pPr>
               <w:bidi/>
               <w:spacing w:before="60" w:after="60"/>
-              <w:jc w:val="right"/>
             </w:pPr>
             <w:r>
               <w:rPr>
@@ -4619,17 +4661,47 @@
             </w:r>
           </w:p>
         </w:tc>
-      </w:tr>
-      <w:tr>
         <w:tc>
           <w:tcPr>
-            <w:tcW w:type="dxa" w:w="2986"/>
+            <w:tcW w:type="dxa" w:w="2239"/>
           </w:tcPr>
           <w:p>
             <w:pPr>
               <w:bidi/>
               <w:spacing w:before="60" w:after="60"/>
-              <w:jc w:val="right"/>
+            </w:pPr>
+            <w:r>
+              <w:rPr>
+                <w:rtl/>
+                <w:cs/>
+              </w:rPr>
+            </w:r>
+            <w:r>
+              <w:rPr>
+                <w:rFonts w:ascii="Times New Roman" w:hAnsi="Times New Roman" w:cs="Noto Naskh Arabic"/>
+                <w:b/>
+                <w:bCs w:val="1"/>
+                <w:i w:val="0"/>
+                <w:color w:val="111111"/>
+                <w:sz w:val="20"/>
+                <w:szCs w:val="20"/>
+                <w:rtl/>
+                <w:cs/>
+              </w:rPr>
+              <w:t>‏F1</w:t>
+            </w:r>
+          </w:p>
+        </w:tc>
+      </w:tr>
+      <w:tr>
+        <w:tc>
+          <w:tcPr>
+            <w:tcW w:type="dxa" w:w="2239"/>
+          </w:tcPr>
+          <w:p>
+            <w:pPr>
+              <w:bidi/>
+              <w:spacing w:before="60" w:after="60"/>
             </w:pPr>
             <w:r>
               <w:rPr>
@@ -4648,19 +4720,18 @@
                 <w:rtl/>
                 <w:cs/>
               </w:rPr>
-              <w:t>fanta</w:t>
+              <w:t>العلامة التجارية</w:t>
             </w:r>
           </w:p>
         </w:tc>
         <w:tc>
           <w:tcPr>
-            <w:tcW w:type="dxa" w:w="2986"/>
+            <w:tcW w:type="dxa" w:w="2239"/>
           </w:tcPr>
           <w:p>
             <w:pPr>
               <w:bidi/>
               <w:spacing w:before="60" w:after="60"/>
-              <w:jc w:val="right"/>
             </w:pPr>
             <w:r>
               <w:rPr>
@@ -4685,13 +4756,12 @@
         </w:tc>
         <w:tc>
           <w:tcPr>
-            <w:tcW w:type="dxa" w:w="2986"/>
+            <w:tcW w:type="dxa" w:w="2239"/>
           </w:tcPr>
           <w:p>
             <w:pPr>
               <w:bidi/>
               <w:spacing w:before="60" w:after="60"/>
-              <w:jc w:val="right"/>
             </w:pPr>
             <w:r>
               <w:rPr>
@@ -4710,7 +4780,37 @@
                 <w:rtl/>
                 <w:cs/>
               </w:rPr>
-              <w:t>١٠٠٪</w:t>
+              <w:t>٨٩٫١٪</w:t>
+            </w:r>
+          </w:p>
+        </w:tc>
+        <w:tc>
+          <w:tcPr>
+            <w:tcW w:type="dxa" w:w="2239"/>
+          </w:tcPr>
+          <w:p>
+            <w:pPr>
+              <w:bidi/>
+              <w:spacing w:before="60" w:after="60"/>
+            </w:pPr>
+            <w:r>
+              <w:rPr>
+                <w:rtl/>
+                <w:cs/>
+              </w:rPr>
+            </w:r>
+            <w:r>
+              <w:rPr>
+                <w:rFonts w:ascii="Times New Roman" w:hAnsi="Times New Roman" w:cs="Noto Naskh Arabic"/>
+                <w:b w:val="0"/>
+                <w:i w:val="0"/>
+                <w:color w:val="111111"/>
+                <w:sz w:val="20"/>
+                <w:szCs w:val="20"/>
+                <w:rtl/>
+                <w:cs/>
+              </w:rPr>
+              <w:t>٩٤٫٠٪</w:t>
             </w:r>
           </w:p>
         </w:tc>
@@ -4718,13 +4818,12 @@
       <w:tr>
         <w:tc>
           <w:tcPr>
-            <w:tcW w:type="dxa" w:w="2986"/>
+            <w:tcW w:type="dxa" w:w="2239"/>
           </w:tcPr>
           <w:p>
             <w:pPr>
               <w:bidi/>
               <w:spacing w:before="60" w:after="60"/>
-              <w:jc w:val="right"/>
             </w:pPr>
             <w:r>
               <w:rPr>
@@ -4743,19 +4842,18 @@
                 <w:rtl/>
                 <w:cs/>
               </w:rPr>
-              <w:t>sprite</w:t>
+              <w:t>Fanta (النكهة)</w:t>
             </w:r>
           </w:p>
         </w:tc>
         <w:tc>
           <w:tcPr>
-            <w:tcW w:type="dxa" w:w="2986"/>
+            <w:tcW w:type="dxa" w:w="2239"/>
           </w:tcPr>
           <w:p>
             <w:pPr>
               <w:bidi/>
               <w:spacing w:before="60" w:after="60"/>
-              <w:jc w:val="right"/>
             </w:pPr>
             <w:r>
               <w:rPr>
@@ -4780,13 +4878,12 @@
         </w:tc>
         <w:tc>
           <w:tcPr>
-            <w:tcW w:type="dxa" w:w="2986"/>
+            <w:tcW w:type="dxa" w:w="2239"/>
           </w:tcPr>
           <w:p>
             <w:pPr>
               <w:bidi/>
               <w:spacing w:before="60" w:after="60"/>
-              <w:jc w:val="right"/>
             </w:pPr>
             <w:r>
               <w:rPr>
@@ -4805,7 +4902,37 @@
                 <w:rtl/>
                 <w:cs/>
               </w:rPr>
-              <w:t>١٠٠٪</w:t>
+              <w:t>٨٨٫٩٪</w:t>
+            </w:r>
+          </w:p>
+        </w:tc>
+        <w:tc>
+          <w:tcPr>
+            <w:tcW w:type="dxa" w:w="2239"/>
+          </w:tcPr>
+          <w:p>
+            <w:pPr>
+              <w:bidi/>
+              <w:spacing w:before="60" w:after="60"/>
+            </w:pPr>
+            <w:r>
+              <w:rPr>
+                <w:rtl/>
+                <w:cs/>
+              </w:rPr>
+            </w:r>
+            <w:r>
+              <w:rPr>
+                <w:rFonts w:ascii="Times New Roman" w:hAnsi="Times New Roman" w:cs="Noto Naskh Arabic"/>
+                <w:b w:val="0"/>
+                <w:i w:val="0"/>
+                <w:color w:val="111111"/>
+                <w:sz w:val="20"/>
+                <w:szCs w:val="20"/>
+                <w:rtl/>
+                <w:cs/>
+              </w:rPr>
+              <w:t>٩٣٫٣٪</w:t>
             </w:r>
           </w:p>
         </w:tc>
@@ -4813,13 +4940,12 @@
       <w:tr>
         <w:tc>
           <w:tcPr>
-            <w:tcW w:type="dxa" w:w="2986"/>
+            <w:tcW w:type="dxa" w:w="2239"/>
           </w:tcPr>
           <w:p>
             <w:pPr>
               <w:bidi/>
               <w:spacing w:before="60" w:after="60"/>
-              <w:jc w:val="right"/>
             </w:pPr>
             <w:r>
               <w:rPr>
@@ -4838,19 +4964,18 @@
                 <w:rtl/>
                 <w:cs/>
               </w:rPr>
-              <w:t>xl_energy</w:t>
+              <w:t>مادة التعبئة</w:t>
             </w:r>
           </w:p>
         </w:tc>
         <w:tc>
           <w:tcPr>
-            <w:tcW w:type="dxa" w:w="2986"/>
+            <w:tcW w:type="dxa" w:w="2239"/>
           </w:tcPr>
           <w:p>
             <w:pPr>
               <w:bidi/>
               <w:spacing w:before="60" w:after="60"/>
-              <w:jc w:val="right"/>
             </w:pPr>
             <w:r>
               <w:rPr>
@@ -4869,19 +4994,18 @@
                 <w:rtl/>
                 <w:cs/>
               </w:rPr>
-              <w:t>١٠٠٪</w:t>
+              <w:t>٩٥٫٩٪</w:t>
             </w:r>
           </w:p>
         </w:tc>
         <w:tc>
           <w:tcPr>
-            <w:tcW w:type="dxa" w:w="2986"/>
+            <w:tcW w:type="dxa" w:w="2239"/>
           </w:tcPr>
           <w:p>
             <w:pPr>
               <w:bidi/>
               <w:spacing w:before="60" w:after="60"/>
-              <w:jc w:val="right"/>
             </w:pPr>
             <w:r>
               <w:rPr>
@@ -4900,7 +5024,37 @@
                 <w:rtl/>
                 <w:cs/>
               </w:rPr>
-              <w:t>٩٥٪</w:t>
+              <w:t>٧٤٫٤٪</w:t>
+            </w:r>
+          </w:p>
+        </w:tc>
+        <w:tc>
+          <w:tcPr>
+            <w:tcW w:type="dxa" w:w="2239"/>
+          </w:tcPr>
+          <w:p>
+            <w:pPr>
+              <w:bidi/>
+              <w:spacing w:before="60" w:after="60"/>
+            </w:pPr>
+            <w:r>
+              <w:rPr>
+                <w:rtl/>
+                <w:cs/>
+              </w:rPr>
+            </w:r>
+            <w:r>
+              <w:rPr>
+                <w:rFonts w:ascii="Times New Roman" w:hAnsi="Times New Roman" w:cs="Noto Naskh Arabic"/>
+                <w:b w:val="0"/>
+                <w:i w:val="0"/>
+                <w:color w:val="111111"/>
+                <w:sz w:val="20"/>
+                <w:szCs w:val="20"/>
+                <w:rtl/>
+                <w:cs/>
+              </w:rPr>
+              <w:t>٧٩٫٦٪</w:t>
             </w:r>
           </w:p>
         </w:tc>
@@ -4908,13 +5062,12 @@
       <w:tr>
         <w:tc>
           <w:tcPr>
-            <w:tcW w:type="dxa" w:w="2986"/>
+            <w:tcW w:type="dxa" w:w="2239"/>
           </w:tcPr>
           <w:p>
             <w:pPr>
               <w:bidi/>
               <w:spacing w:before="60" w:after="60"/>
-              <w:jc w:val="right"/>
             </w:pPr>
             <w:r>
               <w:rPr>
@@ -4933,19 +5086,18 @@
                 <w:rtl/>
                 <w:cs/>
               </w:rPr>
-              <w:t>cappy</w:t>
+              <w:t>XL Energy (المتغيّر)</w:t>
             </w:r>
           </w:p>
         </w:tc>
         <w:tc>
           <w:tcPr>
-            <w:tcW w:type="dxa" w:w="2986"/>
+            <w:tcW w:type="dxa" w:w="2239"/>
           </w:tcPr>
           <w:p>
             <w:pPr>
               <w:bidi/>
               <w:spacing w:before="60" w:after="60"/>
-              <w:jc w:val="right"/>
             </w:pPr>
             <w:r>
               <w:rPr>
@@ -4964,19 +5116,18 @@
                 <w:rtl/>
                 <w:cs/>
               </w:rPr>
-              <w:t>١٠٠٪</w:t>
+              <w:t>٦٦٫٧٪</w:t>
             </w:r>
           </w:p>
         </w:tc>
         <w:tc>
           <w:tcPr>
-            <w:tcW w:type="dxa" w:w="2986"/>
+            <w:tcW w:type="dxa" w:w="2239"/>
           </w:tcPr>
           <w:p>
             <w:pPr>
               <w:bidi/>
               <w:spacing w:before="60" w:after="60"/>
-              <w:jc w:val="right"/>
             </w:pPr>
             <w:r>
               <w:rPr>
@@ -4995,7 +5146,37 @@
                 <w:rtl/>
                 <w:cs/>
               </w:rPr>
-              <w:t>٩٢٫٩٪</w:t>
+              <w:t>٦٦٫٧٪</w:t>
+            </w:r>
+          </w:p>
+        </w:tc>
+        <w:tc>
+          <w:tcPr>
+            <w:tcW w:type="dxa" w:w="2239"/>
+          </w:tcPr>
+          <w:p>
+            <w:pPr>
+              <w:bidi/>
+              <w:spacing w:before="60" w:after="60"/>
+            </w:pPr>
+            <w:r>
+              <w:rPr>
+                <w:rtl/>
+                <w:cs/>
+              </w:rPr>
+            </w:r>
+            <w:r>
+              <w:rPr>
+                <w:rFonts w:ascii="Times New Roman" w:hAnsi="Times New Roman" w:cs="Noto Naskh Arabic"/>
+                <w:b w:val="0"/>
+                <w:i w:val="0"/>
+                <w:color w:val="111111"/>
+                <w:sz w:val="20"/>
+                <w:szCs w:val="20"/>
+                <w:rtl/>
+                <w:cs/>
+              </w:rPr>
+              <w:t>٦٦٫٧٪</w:t>
             </w:r>
           </w:p>
         </w:tc>
@@ -5003,13 +5184,12 @@
       <w:tr>
         <w:tc>
           <w:tcPr>
-            <w:tcW w:type="dxa" w:w="2986"/>
+            <w:tcW w:type="dxa" w:w="2239"/>
           </w:tcPr>
           <w:p>
             <w:pPr>
               <w:bidi/>
               <w:spacing w:before="60" w:after="60"/>
-              <w:jc w:val="right"/>
             </w:pPr>
             <w:r>
               <w:rPr>
@@ -5028,19 +5208,18 @@
                 <w:rtl/>
                 <w:cs/>
               </w:rPr>
-              <w:t>coca-cola</w:t>
+              <w:t>Coca-Cola (المتغيّر)</w:t>
             </w:r>
           </w:p>
         </w:tc>
         <w:tc>
           <w:tcPr>
-            <w:tcW w:type="dxa" w:w="2986"/>
+            <w:tcW w:type="dxa" w:w="2239"/>
           </w:tcPr>
           <w:p>
             <w:pPr>
               <w:bidi/>
               <w:spacing w:before="60" w:after="60"/>
-              <w:jc w:val="right"/>
             </w:pPr>
             <w:r>
               <w:rPr>
@@ -5059,19 +5238,18 @@
                 <w:rtl/>
                 <w:cs/>
               </w:rPr>
-              <w:t>١٠٠٪</w:t>
+              <w:t>٦٦٫٧٪</w:t>
             </w:r>
           </w:p>
         </w:tc>
         <w:tc>
           <w:tcPr>
-            <w:tcW w:type="dxa" w:w="2986"/>
+            <w:tcW w:type="dxa" w:w="2239"/>
           </w:tcPr>
           <w:p>
             <w:pPr>
               <w:bidi/>
               <w:spacing w:before="60" w:after="60"/>
-              <w:jc w:val="right"/>
             </w:pPr>
             <w:r>
               <w:rPr>
@@ -5090,7 +5268,37 @@
                 <w:rtl/>
                 <w:cs/>
               </w:rPr>
-              <w:t>٩٠٪</w:t>
+              <w:t>٥٥٫٦٪</w:t>
+            </w:r>
+          </w:p>
+        </w:tc>
+        <w:tc>
+          <w:tcPr>
+            <w:tcW w:type="dxa" w:w="2239"/>
+          </w:tcPr>
+          <w:p>
+            <w:pPr>
+              <w:bidi/>
+              <w:spacing w:before="60" w:after="60"/>
+            </w:pPr>
+            <w:r>
+              <w:rPr>
+                <w:rtl/>
+                <w:cs/>
+              </w:rPr>
+            </w:r>
+            <w:r>
+              <w:rPr>
+                <w:rFonts w:ascii="Times New Roman" w:hAnsi="Times New Roman" w:cs="Noto Naskh Arabic"/>
+                <w:b w:val="0"/>
+                <w:i w:val="0"/>
+                <w:color w:val="111111"/>
+                <w:sz w:val="20"/>
+                <w:szCs w:val="20"/>
+                <w:rtl/>
+                <w:cs/>
+              </w:rPr>
+              <w:t>٦٠٫٠٪</w:t>
             </w:r>
           </w:p>
         </w:tc>
@@ -5098,13 +5306,12 @@
       <w:tr>
         <w:tc>
           <w:tcPr>
-            <w:tcW w:type="dxa" w:w="2986"/>
+            <w:tcW w:type="dxa" w:w="2239"/>
           </w:tcPr>
           <w:p>
             <w:pPr>
               <w:bidi/>
               <w:spacing w:before="60" w:after="60"/>
-              <w:jc w:val="right"/>
             </w:pPr>
             <w:r>
               <w:rPr>
@@ -5123,19 +5330,18 @@
                 <w:rtl/>
                 <w:cs/>
               </w:rPr>
-              <w:t>pepsi</w:t>
+              <w:t>Cappy (النكهة)</w:t>
             </w:r>
           </w:p>
         </w:tc>
         <w:tc>
           <w:tcPr>
-            <w:tcW w:type="dxa" w:w="2986"/>
+            <w:tcW w:type="dxa" w:w="2239"/>
           </w:tcPr>
           <w:p>
             <w:pPr>
               <w:bidi/>
               <w:spacing w:before="60" w:after="60"/>
-              <w:jc w:val="right"/>
             </w:pPr>
             <w:r>
               <w:rPr>
@@ -5154,19 +5360,18 @@
                 <w:rtl/>
                 <w:cs/>
               </w:rPr>
-              <w:t>لا تمثيل اختباري</w:t>
+              <w:t>٥٠٫٠٪</w:t>
             </w:r>
           </w:p>
         </w:tc>
         <w:tc>
           <w:tcPr>
-            <w:tcW w:type="dxa" w:w="2986"/>
+            <w:tcW w:type="dxa" w:w="2239"/>
           </w:tcPr>
           <w:p>
             <w:pPr>
               <w:bidi/>
               <w:spacing w:before="60" w:after="60"/>
-              <w:jc w:val="right"/>
             </w:pPr>
             <w:r>
               <w:rPr>
@@ -5185,7 +5390,37 @@
                 <w:rtl/>
                 <w:cs/>
               </w:rPr>
-              <w:t>—</w:t>
+              <w:t>٣١٫٢٪</w:t>
+            </w:r>
+          </w:p>
+        </w:tc>
+        <w:tc>
+          <w:tcPr>
+            <w:tcW w:type="dxa" w:w="2239"/>
+          </w:tcPr>
+          <w:p>
+            <w:pPr>
+              <w:bidi/>
+              <w:spacing w:before="60" w:after="60"/>
+            </w:pPr>
+            <w:r>
+              <w:rPr>
+                <w:rtl/>
+                <w:cs/>
+              </w:rPr>
+            </w:r>
+            <w:r>
+              <w:rPr>
+                <w:rFonts w:ascii="Times New Roman" w:hAnsi="Times New Roman" w:cs="Noto Naskh Arabic"/>
+                <w:b w:val="0"/>
+                <w:i w:val="0"/>
+                <w:color w:val="111111"/>
+                <w:sz w:val="20"/>
+                <w:szCs w:val="20"/>
+                <w:rtl/>
+                <w:cs/>
+              </w:rPr>
+              <w:t>٣٦٫٥٪</w:t>
             </w:r>
           </w:p>
         </w:tc>
@@ -5214,7 +5449,7 @@
           <w:rtl/>
           <w:cs/>
         </w:rPr>
-        <w:t>بلغ الإحكام ١٠٠٪ لكل علامة لها تصوير ميداني فعلي. وهذه نتيجة حاسمة معمارياً: القرار الذي يعتمد عليه كل ما بعده لا يُخطئ عملياً، فلا تُعزى أخطاء الطبقات اللاحقة إلى توجيه خاطئ — وهو شرط لازم لصحة أي استنتاج عن أداء تلك الطبقات.</w:t>
+        <w:t>ويتّضح من هذا الترتيب تدرّج منتظم: الطبقات الأعلى في الجدول هي الأقدم والأغزر بيانات، والأدنى هي الأحدث والأشحّ. ولا يوجد في هذا الترتيب ما يخالف ترتيب حجم البيانات — وهو ما يمهّد لتشخيص القسم التالي.</w:t>
       </w:r>
     </w:p>
     <w:p>
@@ -5249,7 +5484,7 @@
           <w:rtl/>
           <w:cs/>
         </w:rPr>
-        <w:t>طبقات المتغيّرات ومادة التعبئة، بصيغة (الإحكام/الاستدعاء).</w:t>
+        <w:t>طبقة العلامة التجارية — الطبقة التي يعتمد عليها توجيه كل ما بعدها.</w:t>
       </w:r>
     </w:p>
     <w:tbl>
@@ -5274,7 +5509,6 @@
             <w:pPr>
               <w:bidi/>
               <w:spacing w:before="60" w:after="60"/>
-              <w:jc w:val="right"/>
             </w:pPr>
             <w:r>
               <w:rPr>
@@ -5294,7 +5528,7 @@
                 <w:rtl/>
                 <w:cs/>
               </w:rPr>
-              <w:t>المُصنِّف</w:t>
+              <w:t>الصنف</w:t>
             </w:r>
           </w:p>
         </w:tc>
@@ -5306,7 +5540,6 @@
             <w:pPr>
               <w:bidi/>
               <w:spacing w:before="60" w:after="60"/>
-              <w:jc w:val="right"/>
             </w:pPr>
             <w:r>
               <w:rPr>
@@ -5326,7 +5559,7 @@
                 <w:rtl/>
                 <w:cs/>
               </w:rPr>
-              <w:t>الأصناف المُتقَنة</w:t>
+              <w:t>الإحكام</w:t>
             </w:r>
           </w:p>
         </w:tc>
@@ -5338,7 +5571,6 @@
             <w:pPr>
               <w:bidi/>
               <w:spacing w:before="60" w:after="60"/>
-              <w:jc w:val="right"/>
             </w:pPr>
             <w:r>
               <w:rPr>
@@ -5358,7 +5590,7 @@
                 <w:rtl/>
                 <w:cs/>
               </w:rPr>
-              <w:t>الأصناف الضعيفة</w:t>
+              <w:t>الاستدعاء</w:t>
             </w:r>
           </w:p>
         </w:tc>
@@ -5372,7 +5604,6 @@
             <w:pPr>
               <w:bidi/>
               <w:spacing w:before="60" w:after="60"/>
-              <w:jc w:val="right"/>
             </w:pPr>
             <w:r>
               <w:rPr>
@@ -5391,7 +5622,7 @@
                 <w:rtl/>
                 <w:cs/>
               </w:rPr>
-              <w:t>Fanta</w:t>
+              <w:t>fanta</w:t>
             </w:r>
           </w:p>
         </w:tc>
@@ -5403,7 +5634,6 @@
             <w:pPr>
               <w:bidi/>
               <w:spacing w:before="60" w:after="60"/>
-              <w:jc w:val="right"/>
             </w:pPr>
             <w:r>
               <w:rPr>
@@ -5422,7 +5652,7 @@
                 <w:rtl/>
                 <w:cs/>
               </w:rPr>
-              <w:t>orange، redapple ‏(١٠٠/١٠٠)</w:t>
+              <w:t>١٠٠٪</w:t>
             </w:r>
           </w:p>
         </w:tc>
@@ -5434,7 +5664,6 @@
             <w:pPr>
               <w:bidi/>
               <w:spacing w:before="60" w:after="60"/>
-              <w:jc w:val="right"/>
             </w:pPr>
             <w:r>
               <w:rPr>
@@ -5453,7 +5682,7 @@
                 <w:rtl/>
                 <w:cs/>
               </w:rPr>
-              <w:t>grape ‏(١٠٠/٦٦٫٧)</w:t>
+              <w:t>١٠٠٪</w:t>
             </w:r>
           </w:p>
         </w:tc>
@@ -5467,7 +5696,6 @@
             <w:pPr>
               <w:bidi/>
               <w:spacing w:before="60" w:after="60"/>
-              <w:jc w:val="right"/>
             </w:pPr>
             <w:r>
               <w:rPr>
@@ -5486,7 +5714,7 @@
                 <w:rtl/>
                 <w:cs/>
               </w:rPr>
-              <w:t>XL Energy</w:t>
+              <w:t>sprite</w:t>
             </w:r>
           </w:p>
         </w:tc>
@@ -5498,7 +5726,6 @@
             <w:pPr>
               <w:bidi/>
               <w:spacing w:before="60" w:after="60"/>
-              <w:jc w:val="right"/>
             </w:pPr>
             <w:r>
               <w:rPr>
@@ -5517,7 +5744,7 @@
                 <w:rtl/>
                 <w:cs/>
               </w:rPr>
-              <w:t>ثلاثة أصناف ‏(١٠٠/١٠٠)</w:t>
+              <w:t>١٠٠٪</w:t>
             </w:r>
           </w:p>
         </w:tc>
@@ -5529,7 +5756,6 @@
             <w:pPr>
               <w:bidi/>
               <w:spacing w:before="60" w:after="60"/>
-              <w:jc w:val="right"/>
             </w:pPr>
             <w:r>
               <w:rPr>
@@ -5548,7 +5774,7 @@
                 <w:rtl/>
                 <w:cs/>
               </w:rPr>
-              <w:t>صنفان بلا تمثيل</w:t>
+              <w:t>١٠٠٪</w:t>
             </w:r>
           </w:p>
         </w:tc>
@@ -5562,7 +5788,6 @@
             <w:pPr>
               <w:bidi/>
               <w:spacing w:before="60" w:after="60"/>
-              <w:jc w:val="right"/>
             </w:pPr>
             <w:r>
               <w:rPr>
@@ -5581,7 +5806,7 @@
                 <w:rtl/>
                 <w:cs/>
               </w:rPr>
-              <w:t>Coca-Cola</w:t>
+              <w:t>cappy</w:t>
             </w:r>
           </w:p>
         </w:tc>
@@ -5593,7 +5818,6 @@
             <w:pPr>
               <w:bidi/>
               <w:spacing w:before="60" w:after="60"/>
-              <w:jc w:val="right"/>
             </w:pPr>
             <w:r>
               <w:rPr>
@@ -5612,7 +5836,7 @@
                 <w:rtl/>
                 <w:cs/>
               </w:rPr>
-              <w:t>classic ‏(١٠٠/١٠٠)</w:t>
+              <w:t>١٠٠٪</w:t>
             </w:r>
           </w:p>
         </w:tc>
@@ -5624,7 +5848,6 @@
             <w:pPr>
               <w:bidi/>
               <w:spacing w:before="60" w:after="60"/>
-              <w:jc w:val="right"/>
             </w:pPr>
             <w:r>
               <w:rPr>
@@ -5643,7 +5866,7 @@
                 <w:rtl/>
                 <w:cs/>
               </w:rPr>
-              <w:t>zero ‏(١٠٠/٦٦٫٧)، diet ‏(٠/٠)</w:t>
+              <w:t>٨٥٫٧٪</w:t>
             </w:r>
           </w:p>
         </w:tc>
@@ -5657,7 +5880,6 @@
             <w:pPr>
               <w:bidi/>
               <w:spacing w:before="60" w:after="60"/>
-              <w:jc w:val="right"/>
             </w:pPr>
             <w:r>
               <w:rPr>
@@ -5676,7 +5898,7 @@
                 <w:rtl/>
                 <w:cs/>
               </w:rPr>
-              <w:t>مادة التعبئة</w:t>
+              <w:t>coca-cola</w:t>
             </w:r>
           </w:p>
         </w:tc>
@@ -5688,7 +5910,6 @@
             <w:pPr>
               <w:bidi/>
               <w:spacing w:before="60" w:after="60"/>
-              <w:jc w:val="right"/>
             </w:pPr>
             <w:r>
               <w:rPr>
@@ -5707,7 +5928,7 @@
                 <w:rtl/>
                 <w:cs/>
               </w:rPr>
-              <w:t>can ‏(٩٨٫٥/٩٢٫٩)، plastic ‏(٩٣٫٣/٩٥٫٥)</w:t>
+              <w:t>١٠٠٪</w:t>
             </w:r>
           </w:p>
         </w:tc>
@@ -5719,7 +5940,6 @@
             <w:pPr>
               <w:bidi/>
               <w:spacing w:before="60" w:after="60"/>
-              <w:jc w:val="right"/>
             </w:pPr>
             <w:r>
               <w:rPr>
@@ -5738,7 +5958,7 @@
                 <w:rtl/>
                 <w:cs/>
               </w:rPr>
-              <w:t>glass ‏(١٠٠/٣٣٫٣)</w:t>
+              <w:t>٨٠٪</w:t>
             </w:r>
           </w:p>
         </w:tc>
@@ -5752,7 +5972,6 @@
             <w:pPr>
               <w:bidi/>
               <w:spacing w:before="60" w:after="60"/>
-              <w:jc w:val="right"/>
             </w:pPr>
             <w:r>
               <w:rPr>
@@ -5771,7 +5990,7 @@
                 <w:rtl/>
                 <w:cs/>
               </w:rPr>
-              <w:t>Cappy</w:t>
+              <w:t>xl_energy</w:t>
             </w:r>
           </w:p>
         </w:tc>
@@ -5783,7 +6002,6 @@
             <w:pPr>
               <w:bidi/>
               <w:spacing w:before="60" w:after="60"/>
-              <w:jc w:val="right"/>
             </w:pPr>
             <w:r>
               <w:rPr>
@@ -5802,7 +6020,7 @@
                 <w:rtl/>
                 <w:cs/>
               </w:rPr>
-              <w:t>grape، mango، strawberry ‏(١٠٠/١٠٠)</w:t>
+              <w:t>١٠٠٪</w:t>
             </w:r>
           </w:p>
         </w:tc>
@@ -5814,7 +6032,6 @@
             <w:pPr>
               <w:bidi/>
               <w:spacing w:before="60" w:after="60"/>
-              <w:jc w:val="right"/>
             </w:pPr>
             <w:r>
               <w:rPr>
@@ -5833,7 +6050,99 @@
                 <w:rtl/>
                 <w:cs/>
               </w:rPr>
-              <w:t>٦ أصناف من ١٢ بلا تمثيل</w:t>
+              <w:t>٨٠٪</w:t>
+            </w:r>
+          </w:p>
+        </w:tc>
+      </w:tr>
+      <w:tr>
+        <w:tc>
+          <w:tcPr>
+            <w:tcW w:type="dxa" w:w="2986"/>
+          </w:tcPr>
+          <w:p>
+            <w:pPr>
+              <w:bidi/>
+              <w:spacing w:before="60" w:after="60"/>
+            </w:pPr>
+            <w:r>
+              <w:rPr>
+                <w:rtl/>
+                <w:cs/>
+              </w:rPr>
+            </w:r>
+            <w:r>
+              <w:rPr>
+                <w:rFonts w:ascii="Times New Roman" w:hAnsi="Times New Roman" w:cs="Noto Naskh Arabic"/>
+                <w:b w:val="0"/>
+                <w:i w:val="0"/>
+                <w:color w:val="111111"/>
+                <w:sz w:val="20"/>
+                <w:szCs w:val="20"/>
+                <w:rtl/>
+                <w:cs/>
+              </w:rPr>
+              <w:t>pepsi</w:t>
+            </w:r>
+          </w:p>
+        </w:tc>
+        <w:tc>
+          <w:tcPr>
+            <w:tcW w:type="dxa" w:w="2986"/>
+          </w:tcPr>
+          <w:p>
+            <w:pPr>
+              <w:bidi/>
+              <w:spacing w:before="60" w:after="60"/>
+            </w:pPr>
+            <w:r>
+              <w:rPr>
+                <w:rtl/>
+                <w:cs/>
+              </w:rPr>
+            </w:r>
+            <w:r>
+              <w:rPr>
+                <w:rFonts w:ascii="Times New Roman" w:hAnsi="Times New Roman" w:cs="Noto Naskh Arabic"/>
+                <w:b w:val="0"/>
+                <w:i w:val="0"/>
+                <w:color w:val="111111"/>
+                <w:sz w:val="20"/>
+                <w:szCs w:val="20"/>
+                <w:rtl/>
+                <w:cs/>
+              </w:rPr>
+              <w:t>لا تمثيل اختباري</w:t>
+            </w:r>
+          </w:p>
+        </w:tc>
+        <w:tc>
+          <w:tcPr>
+            <w:tcW w:type="dxa" w:w="2986"/>
+          </w:tcPr>
+          <w:p>
+            <w:pPr>
+              <w:bidi/>
+              <w:spacing w:before="60" w:after="60"/>
+            </w:pPr>
+            <w:r>
+              <w:rPr>
+                <w:rtl/>
+                <w:cs/>
+              </w:rPr>
+            </w:r>
+            <w:r>
+              <w:rPr>
+                <w:rFonts w:ascii="Times New Roman" w:hAnsi="Times New Roman" w:cs="Noto Naskh Arabic"/>
+                <w:b w:val="0"/>
+                <w:i w:val="0"/>
+                <w:color w:val="111111"/>
+                <w:sz w:val="20"/>
+                <w:szCs w:val="20"/>
+                <w:rtl/>
+                <w:cs/>
+              </w:rPr>
+              <w:t>—</w:t>
             </w:r>
           </w:p>
         </w:tc>
@@ -5843,6 +6152,678 @@
       <w:pPr>
         <w:spacing w:after="200" w:before="0"/>
       </w:pPr>
+    </w:p>
+    <w:p>
+      <w:pPr>
+        <w:keepNext w:val="0"/>
+        <w:bidi/>
+        <w:spacing w:after="160" w:before="0" w:line="348" w:lineRule="auto"/>
+        <w:jc w:val="both"/>
+      </w:pPr>
+      <w:r>
+        <w:rPr>
+          <w:rFonts w:ascii="Times New Roman" w:hAnsi="Times New Roman" w:cs="Noto Naskh Arabic"/>
+          <w:b w:val="0"/>
+          <w:i w:val="0"/>
+          <w:color w:val="111111"/>
+          <w:sz w:val="23"/>
+          <w:szCs w:val="23"/>
+          <w:rtl/>
+          <w:cs/>
+        </w:rPr>
+        <w:t>بلغ الإحكام ١٠٠٪ لكل علامة لها تصوير ميداني فعلي، حتى عند العتبة الصارمة. وهذه نتيجة حاسمة معمارياً: القرار الذي يعتمد عليه كل ما بعده لا يُخطئ عملياً — فحين يُصدر هذا المُصنِّف حكماً، يكون صحيحاً. فلا تُعزى أخطاء الطبقات اللاحقة إلى توجيه خاطئ، وهو شرط لازم لصحة أي استنتاج عن أداء تلك الطبقات.</w:t>
+      </w:r>
+    </w:p>
+    <w:p>
+      <w:pPr>
+        <w:keepNext/>
+        <w:bidi/>
+        <w:spacing w:before="240" w:after="100"/>
+        <w:jc w:val="center"/>
+      </w:pPr>
+      <w:r>
+        <w:rPr>
+          <w:rFonts w:ascii="Times New Roman" w:hAnsi="Times New Roman" w:cs="Noto Naskh Arabic"/>
+          <w:b/>
+          <w:bCs w:val="1"/>
+          <w:i w:val="0"/>
+          <w:color w:val="555555"/>
+          <w:sz w:val="19"/>
+          <w:szCs w:val="19"/>
+          <w:rtl/>
+          <w:cs/>
+        </w:rPr>
+        <w:t xml:space="preserve">الجدول ٦. </w:t>
+      </w:r>
+      <w:r>
+        <w:rPr>
+          <w:rFonts w:ascii="Times New Roman" w:hAnsi="Times New Roman" w:cs="Noto Naskh Arabic"/>
+          <w:b w:val="0"/>
+          <w:i w:val="0"/>
+          <w:color w:val="555555"/>
+          <w:sz w:val="19"/>
+          <w:szCs w:val="19"/>
+          <w:rtl/>
+          <w:cs/>
+        </w:rPr>
+        <w:t>طبقات المتغيّرات ومادة التعبئة عند عتبة ٠٫٧٠، بصيغة (الإحكام/الاستدعاء).</w:t>
+      </w:r>
+    </w:p>
+    <w:tbl>
+      <w:tblPr>
+        <w:tblStyle w:val="TableGrid"/>
+        <w:bidiVisual/>
+        <w:tblW w:type="auto" w:w="0"/>
+        <w:jc w:val="right"/>
+        <w:tblLook w:firstColumn="1" w:firstRow="1" w:lastColumn="0" w:lastRow="0" w:noHBand="0" w:noVBand="1" w:val="04A0"/>
+      </w:tblPr>
+      <w:tblGrid>
+        <w:gridCol w:w="2986"/>
+        <w:gridCol w:w="2986"/>
+        <w:gridCol w:w="2986"/>
+      </w:tblGrid>
+      <w:tr>
+        <w:tc>
+          <w:tcPr>
+            <w:tcW w:type="dxa" w:w="2986"/>
+          </w:tcPr>
+          <w:p>
+            <w:pPr>
+              <w:bidi/>
+              <w:spacing w:before="60" w:after="60"/>
+            </w:pPr>
+            <w:r>
+              <w:rPr>
+                <w:rtl/>
+                <w:cs/>
+              </w:rPr>
+            </w:r>
+            <w:r>
+              <w:rPr>
+                <w:rFonts w:ascii="Times New Roman" w:hAnsi="Times New Roman" w:cs="Noto Naskh Arabic"/>
+                <w:b/>
+                <w:bCs w:val="1"/>
+                <w:i w:val="0"/>
+                <w:color w:val="111111"/>
+                <w:sz w:val="20"/>
+                <w:szCs w:val="20"/>
+                <w:rtl/>
+                <w:cs/>
+              </w:rPr>
+              <w:t>المُصنِّف</w:t>
+            </w:r>
+          </w:p>
+        </w:tc>
+        <w:tc>
+          <w:tcPr>
+            <w:tcW w:type="dxa" w:w="2986"/>
+          </w:tcPr>
+          <w:p>
+            <w:pPr>
+              <w:bidi/>
+              <w:spacing w:before="60" w:after="60"/>
+            </w:pPr>
+            <w:r>
+              <w:rPr>
+                <w:rtl/>
+                <w:cs/>
+              </w:rPr>
+            </w:r>
+            <w:r>
+              <w:rPr>
+                <w:rFonts w:ascii="Times New Roman" w:hAnsi="Times New Roman" w:cs="Noto Naskh Arabic"/>
+                <w:b/>
+                <w:bCs w:val="1"/>
+                <w:i w:val="0"/>
+                <w:color w:val="111111"/>
+                <w:sz w:val="20"/>
+                <w:szCs w:val="20"/>
+                <w:rtl/>
+                <w:cs/>
+              </w:rPr>
+              <w:t>الأصناف المُتقَنة</w:t>
+            </w:r>
+          </w:p>
+        </w:tc>
+        <w:tc>
+          <w:tcPr>
+            <w:tcW w:type="dxa" w:w="2986"/>
+          </w:tcPr>
+          <w:p>
+            <w:pPr>
+              <w:bidi/>
+              <w:spacing w:before="60" w:after="60"/>
+            </w:pPr>
+            <w:r>
+              <w:rPr>
+                <w:rtl/>
+                <w:cs/>
+              </w:rPr>
+            </w:r>
+            <w:r>
+              <w:rPr>
+                <w:rFonts w:ascii="Times New Roman" w:hAnsi="Times New Roman" w:cs="Noto Naskh Arabic"/>
+                <w:b/>
+                <w:bCs w:val="1"/>
+                <w:i w:val="0"/>
+                <w:color w:val="111111"/>
+                <w:sz w:val="20"/>
+                <w:szCs w:val="20"/>
+                <w:rtl/>
+                <w:cs/>
+              </w:rPr>
+              <w:t>الأصناف الضعيفة</w:t>
+            </w:r>
+          </w:p>
+        </w:tc>
+      </w:tr>
+      <w:tr>
+        <w:tc>
+          <w:tcPr>
+            <w:tcW w:type="dxa" w:w="2986"/>
+          </w:tcPr>
+          <w:p>
+            <w:pPr>
+              <w:bidi/>
+              <w:spacing w:before="60" w:after="60"/>
+            </w:pPr>
+            <w:r>
+              <w:rPr>
+                <w:rtl/>
+                <w:cs/>
+              </w:rPr>
+            </w:r>
+            <w:r>
+              <w:rPr>
+                <w:rFonts w:ascii="Times New Roman" w:hAnsi="Times New Roman" w:cs="Noto Naskh Arabic"/>
+                <w:b w:val="0"/>
+                <w:i w:val="0"/>
+                <w:color w:val="111111"/>
+                <w:sz w:val="20"/>
+                <w:szCs w:val="20"/>
+                <w:rtl/>
+                <w:cs/>
+              </w:rPr>
+              <w:t>Fanta</w:t>
+            </w:r>
+          </w:p>
+        </w:tc>
+        <w:tc>
+          <w:tcPr>
+            <w:tcW w:type="dxa" w:w="2986"/>
+          </w:tcPr>
+          <w:p>
+            <w:pPr>
+              <w:bidi/>
+              <w:spacing w:before="60" w:after="60"/>
+            </w:pPr>
+            <w:r>
+              <w:rPr>
+                <w:rtl/>
+                <w:cs/>
+              </w:rPr>
+            </w:r>
+            <w:r>
+              <w:rPr>
+                <w:rFonts w:ascii="Times New Roman" w:hAnsi="Times New Roman" w:cs="Noto Naskh Arabic"/>
+                <w:b w:val="0"/>
+                <w:i w:val="0"/>
+                <w:color w:val="111111"/>
+                <w:sz w:val="20"/>
+                <w:szCs w:val="20"/>
+                <w:rtl/>
+                <w:cs/>
+              </w:rPr>
+              <w:t>orange، redapple ‏(١٠٠/١٠٠)</w:t>
+            </w:r>
+          </w:p>
+        </w:tc>
+        <w:tc>
+          <w:tcPr>
+            <w:tcW w:type="dxa" w:w="2986"/>
+          </w:tcPr>
+          <w:p>
+            <w:pPr>
+              <w:bidi/>
+              <w:spacing w:before="60" w:after="60"/>
+            </w:pPr>
+            <w:r>
+              <w:rPr>
+                <w:rtl/>
+                <w:cs/>
+              </w:rPr>
+            </w:r>
+            <w:r>
+              <w:rPr>
+                <w:rFonts w:ascii="Times New Roman" w:hAnsi="Times New Roman" w:cs="Noto Naskh Arabic"/>
+                <w:b w:val="0"/>
+                <w:i w:val="0"/>
+                <w:color w:val="111111"/>
+                <w:sz w:val="20"/>
+                <w:szCs w:val="20"/>
+                <w:rtl/>
+                <w:cs/>
+              </w:rPr>
+              <w:t>grape ‏(١٠٠/٦٦٫٧)</w:t>
+            </w:r>
+          </w:p>
+        </w:tc>
+      </w:tr>
+      <w:tr>
+        <w:tc>
+          <w:tcPr>
+            <w:tcW w:type="dxa" w:w="2986"/>
+          </w:tcPr>
+          <w:p>
+            <w:pPr>
+              <w:bidi/>
+              <w:spacing w:before="60" w:after="60"/>
+            </w:pPr>
+            <w:r>
+              <w:rPr>
+                <w:rtl/>
+                <w:cs/>
+              </w:rPr>
+            </w:r>
+            <w:r>
+              <w:rPr>
+                <w:rFonts w:ascii="Times New Roman" w:hAnsi="Times New Roman" w:cs="Noto Naskh Arabic"/>
+                <w:b w:val="0"/>
+                <w:i w:val="0"/>
+                <w:color w:val="111111"/>
+                <w:sz w:val="20"/>
+                <w:szCs w:val="20"/>
+                <w:rtl/>
+                <w:cs/>
+              </w:rPr>
+              <w:t>مادة التعبئة</w:t>
+            </w:r>
+          </w:p>
+        </w:tc>
+        <w:tc>
+          <w:tcPr>
+            <w:tcW w:type="dxa" w:w="2986"/>
+          </w:tcPr>
+          <w:p>
+            <w:pPr>
+              <w:bidi/>
+              <w:spacing w:before="60" w:after="60"/>
+            </w:pPr>
+            <w:r>
+              <w:rPr>
+                <w:rtl/>
+                <w:cs/>
+              </w:rPr>
+            </w:r>
+            <w:r>
+              <w:rPr>
+                <w:rFonts w:ascii="Times New Roman" w:hAnsi="Times New Roman" w:cs="Noto Naskh Arabic"/>
+                <w:b w:val="0"/>
+                <w:i w:val="0"/>
+                <w:color w:val="111111"/>
+                <w:sz w:val="20"/>
+                <w:szCs w:val="20"/>
+                <w:rtl/>
+                <w:cs/>
+              </w:rPr>
+              <w:t>can ‏(٩٤٫٣/٩٤٫٣)، plastic ‏(٩٣٫٣/٩٥٫٥)</w:t>
+            </w:r>
+          </w:p>
+        </w:tc>
+        <w:tc>
+          <w:tcPr>
+            <w:tcW w:type="dxa" w:w="2986"/>
+          </w:tcPr>
+          <w:p>
+            <w:pPr>
+              <w:bidi/>
+              <w:spacing w:before="60" w:after="60"/>
+            </w:pPr>
+            <w:r>
+              <w:rPr>
+                <w:rtl/>
+                <w:cs/>
+              </w:rPr>
+            </w:r>
+            <w:r>
+              <w:rPr>
+                <w:rFonts w:ascii="Times New Roman" w:hAnsi="Times New Roman" w:cs="Noto Naskh Arabic"/>
+                <w:b w:val="0"/>
+                <w:i w:val="0"/>
+                <w:color w:val="111111"/>
+                <w:sz w:val="20"/>
+                <w:szCs w:val="20"/>
+                <w:rtl/>
+                <w:cs/>
+              </w:rPr>
+              <w:t>glass ‏(١٠٠/٣٣٫٣)</w:t>
+            </w:r>
+          </w:p>
+        </w:tc>
+      </w:tr>
+      <w:tr>
+        <w:tc>
+          <w:tcPr>
+            <w:tcW w:type="dxa" w:w="2986"/>
+          </w:tcPr>
+          <w:p>
+            <w:pPr>
+              <w:bidi/>
+              <w:spacing w:before="60" w:after="60"/>
+            </w:pPr>
+            <w:r>
+              <w:rPr>
+                <w:rtl/>
+                <w:cs/>
+              </w:rPr>
+            </w:r>
+            <w:r>
+              <w:rPr>
+                <w:rFonts w:ascii="Times New Roman" w:hAnsi="Times New Roman" w:cs="Noto Naskh Arabic"/>
+                <w:b w:val="0"/>
+                <w:i w:val="0"/>
+                <w:color w:val="111111"/>
+                <w:sz w:val="20"/>
+                <w:szCs w:val="20"/>
+                <w:rtl/>
+                <w:cs/>
+              </w:rPr>
+              <w:t>XL Energy</w:t>
+            </w:r>
+          </w:p>
+        </w:tc>
+        <w:tc>
+          <w:tcPr>
+            <w:tcW w:type="dxa" w:w="2986"/>
+          </w:tcPr>
+          <w:p>
+            <w:pPr>
+              <w:bidi/>
+              <w:spacing w:before="60" w:after="60"/>
+            </w:pPr>
+            <w:r>
+              <w:rPr>
+                <w:rtl/>
+                <w:cs/>
+              </w:rPr>
+            </w:r>
+            <w:r>
+              <w:rPr>
+                <w:rFonts w:ascii="Times New Roman" w:hAnsi="Times New Roman" w:cs="Noto Naskh Arabic"/>
+                <w:b w:val="0"/>
+                <w:i w:val="0"/>
+                <w:color w:val="111111"/>
+                <w:sz w:val="20"/>
+                <w:szCs w:val="20"/>
+                <w:rtl/>
+                <w:cs/>
+              </w:rPr>
+              <w:t>classic، red ‏(١٠٠/١٠٠)</w:t>
+            </w:r>
+          </w:p>
+        </w:tc>
+        <w:tc>
+          <w:tcPr>
+            <w:tcW w:type="dxa" w:w="2986"/>
+          </w:tcPr>
+          <w:p>
+            <w:pPr>
+              <w:bidi/>
+              <w:spacing w:before="60" w:after="60"/>
+            </w:pPr>
+            <w:r>
+              <w:rPr>
+                <w:rtl/>
+                <w:cs/>
+              </w:rPr>
+            </w:r>
+            <w:r>
+              <w:rPr>
+                <w:rFonts w:ascii="Times New Roman" w:hAnsi="Times New Roman" w:cs="Noto Naskh Arabic"/>
+                <w:b w:val="0"/>
+                <w:i w:val="0"/>
+                <w:color w:val="111111"/>
+                <w:sz w:val="20"/>
+                <w:szCs w:val="20"/>
+                <w:rtl/>
+                <w:cs/>
+              </w:rPr>
+              <w:t>sugarfree ‏(٠/٠)، وصنفان بلا تمثيل</w:t>
+            </w:r>
+          </w:p>
+        </w:tc>
+      </w:tr>
+      <w:tr>
+        <w:tc>
+          <w:tcPr>
+            <w:tcW w:type="dxa" w:w="2986"/>
+          </w:tcPr>
+          <w:p>
+            <w:pPr>
+              <w:bidi/>
+              <w:spacing w:before="60" w:after="60"/>
+            </w:pPr>
+            <w:r>
+              <w:rPr>
+                <w:rtl/>
+                <w:cs/>
+              </w:rPr>
+            </w:r>
+            <w:r>
+              <w:rPr>
+                <w:rFonts w:ascii="Times New Roman" w:hAnsi="Times New Roman" w:cs="Noto Naskh Arabic"/>
+                <w:b w:val="0"/>
+                <w:i w:val="0"/>
+                <w:color w:val="111111"/>
+                <w:sz w:val="20"/>
+                <w:szCs w:val="20"/>
+                <w:rtl/>
+                <w:cs/>
+              </w:rPr>
+              <w:t>Coca-Cola</w:t>
+            </w:r>
+          </w:p>
+        </w:tc>
+        <w:tc>
+          <w:tcPr>
+            <w:tcW w:type="dxa" w:w="2986"/>
+          </w:tcPr>
+          <w:p>
+            <w:pPr>
+              <w:bidi/>
+              <w:spacing w:before="60" w:after="60"/>
+            </w:pPr>
+            <w:r>
+              <w:rPr>
+                <w:rtl/>
+                <w:cs/>
+              </w:rPr>
+            </w:r>
+            <w:r>
+              <w:rPr>
+                <w:rFonts w:ascii="Times New Roman" w:hAnsi="Times New Roman" w:cs="Noto Naskh Arabic"/>
+                <w:b w:val="0"/>
+                <w:i w:val="0"/>
+                <w:color w:val="111111"/>
+                <w:sz w:val="20"/>
+                <w:szCs w:val="20"/>
+                <w:rtl/>
+                <w:cs/>
+              </w:rPr>
+              <w:t>classic ‏(١٠٠/١٠٠)</w:t>
+            </w:r>
+          </w:p>
+        </w:tc>
+        <w:tc>
+          <w:tcPr>
+            <w:tcW w:type="dxa" w:w="2986"/>
+          </w:tcPr>
+          <w:p>
+            <w:pPr>
+              <w:bidi/>
+              <w:spacing w:before="60" w:after="60"/>
+            </w:pPr>
+            <w:r>
+              <w:rPr>
+                <w:rtl/>
+                <w:cs/>
+              </w:rPr>
+            </w:r>
+            <w:r>
+              <w:rPr>
+                <w:rFonts w:ascii="Times New Roman" w:hAnsi="Times New Roman" w:cs="Noto Naskh Arabic"/>
+                <w:b w:val="0"/>
+                <w:i w:val="0"/>
+                <w:color w:val="111111"/>
+                <w:sz w:val="20"/>
+                <w:szCs w:val="20"/>
+                <w:rtl/>
+                <w:cs/>
+              </w:rPr>
+              <w:t>zero ‏(١٠٠/٦٦٫٧)، diet ‏(٠/٠)</w:t>
+            </w:r>
+          </w:p>
+        </w:tc>
+      </w:tr>
+      <w:tr>
+        <w:tc>
+          <w:tcPr>
+            <w:tcW w:type="dxa" w:w="2986"/>
+          </w:tcPr>
+          <w:p>
+            <w:pPr>
+              <w:bidi/>
+              <w:spacing w:before="60" w:after="60"/>
+            </w:pPr>
+            <w:r>
+              <w:rPr>
+                <w:rtl/>
+                <w:cs/>
+              </w:rPr>
+            </w:r>
+            <w:r>
+              <w:rPr>
+                <w:rFonts w:ascii="Times New Roman" w:hAnsi="Times New Roman" w:cs="Noto Naskh Arabic"/>
+                <w:b w:val="0"/>
+                <w:i w:val="0"/>
+                <w:color w:val="111111"/>
+                <w:sz w:val="20"/>
+                <w:szCs w:val="20"/>
+                <w:rtl/>
+                <w:cs/>
+              </w:rPr>
+              <w:t>Cappy</w:t>
+            </w:r>
+          </w:p>
+        </w:tc>
+        <w:tc>
+          <w:tcPr>
+            <w:tcW w:type="dxa" w:w="2986"/>
+          </w:tcPr>
+          <w:p>
+            <w:pPr>
+              <w:bidi/>
+              <w:spacing w:before="60" w:after="60"/>
+            </w:pPr>
+            <w:r>
+              <w:rPr>
+                <w:rtl/>
+                <w:cs/>
+              </w:rPr>
+            </w:r>
+            <w:r>
+              <w:rPr>
+                <w:rFonts w:ascii="Times New Roman" w:hAnsi="Times New Roman" w:cs="Noto Naskh Arabic"/>
+                <w:b w:val="0"/>
+                <w:i w:val="0"/>
+                <w:color w:val="111111"/>
+                <w:sz w:val="20"/>
+                <w:szCs w:val="20"/>
+                <w:rtl/>
+                <w:cs/>
+              </w:rPr>
+              <w:t>mango ‏(١٠٠/١٠٠)</w:t>
+            </w:r>
+          </w:p>
+        </w:tc>
+        <w:tc>
+          <w:tcPr>
+            <w:tcW w:type="dxa" w:w="2986"/>
+          </w:tcPr>
+          <w:p>
+            <w:pPr>
+              <w:bidi/>
+              <w:spacing w:before="60" w:after="60"/>
+            </w:pPr>
+            <w:r>
+              <w:rPr>
+                <w:rtl/>
+                <w:cs/>
+              </w:rPr>
+            </w:r>
+            <w:r>
+              <w:rPr>
+                <w:rFonts w:ascii="Times New Roman" w:hAnsi="Times New Roman" w:cs="Noto Naskh Arabic"/>
+                <w:b w:val="0"/>
+                <w:i w:val="0"/>
+                <w:color w:val="111111"/>
+                <w:sz w:val="20"/>
+                <w:szCs w:val="20"/>
+                <w:rtl/>
+                <w:cs/>
+              </w:rPr>
+              <w:t>grape ‏(١٠٠/٧٥)، orange ‏(١٠٠/٥٠)، lemon ‏(١٠٠/٢٥)، و٨ أصناف ‏(٠/٠)</w:t>
+            </w:r>
+          </w:p>
+        </w:tc>
+      </w:tr>
+    </w:tbl>
+    <w:p>
+      <w:pPr>
+        <w:spacing w:after="200" w:before="0"/>
+      </w:pPr>
+    </w:p>
+    <w:p>
+      <w:pPr>
+        <w:keepNext w:val="0"/>
+        <w:bidi/>
+        <w:spacing w:after="160" w:before="0" w:line="348" w:lineRule="auto"/>
+        <w:jc w:val="both"/>
+      </w:pPr>
+      <w:r>
+        <w:rPr>
+          <w:rFonts w:ascii="Times New Roman" w:hAnsi="Times New Roman" w:cs="Noto Naskh Arabic"/>
+          <w:b w:val="0"/>
+          <w:i w:val="0"/>
+          <w:color w:val="111111"/>
+          <w:sz w:val="23"/>
+          <w:szCs w:val="23"/>
+          <w:rtl/>
+          <w:cs/>
+        </w:rPr>
+        <w:t>وتكشف العتبة الموحّدة تمييزاً لا يظهر عند العتب المثلى، وهو من أهم ما أنتجه هذا التحليل: أن بعض الأصناف الضعيفة «ليست خاطئة بل غير واثقة». فصنف xl-sugarfree يبلغ ١٠٠٪ إحكاماً و١٠٠٪ استدعاءً عند عتبة ٠٫٤٠، ثم يسقط إلى صفر عند ٠٫٧٠ — أي أن النموذج يعرفه ويصيبه، لكن بدرجة ثقة بين العتبتين. وينطبق الأمر ذاته على cappy-strawberry وcappy-apple، وجزئياً على cappy-lemon (استدعاء ٥٠٪ عند ٠٫٤٠ ← ٢٥٪ عند ٠٫٧٠).</w:t>
+      </w:r>
+    </w:p>
+    <w:p>
+      <w:pPr>
+        <w:keepNext w:val="0"/>
+        <w:bidi/>
+        <w:spacing w:after="160" w:before="0" w:line="348" w:lineRule="auto"/>
+        <w:jc w:val="both"/>
+      </w:pPr>
+      <w:r>
+        <w:rPr>
+          <w:rFonts w:ascii="Times New Roman" w:hAnsi="Times New Roman" w:cs="Noto Naskh Arabic"/>
+          <w:b w:val="0"/>
+          <w:i w:val="0"/>
+          <w:color w:val="111111"/>
+          <w:sz w:val="23"/>
+          <w:szCs w:val="23"/>
+          <w:rtl/>
+          <w:cs/>
+        </w:rPr>
+        <w:t>وهذه حالة مختلفة جوهرياً عن coca-diet وglass، اللذين يفشلان عند كل عتبة بلا استثناء. فالأول «متعلَّم لكن غير موثوق للحسم الآلي» ويُعالَج بمزيد من الأمثلة لترسيخ الثقة؛ والثاني «غير متعلَّم أصلاً» ويحتاج بيانات لتوجد أساساً. ولا يفرّق بين الحالتين تبويبٌ واحد عند العتبة المثلى لكل صنف — إذ يُظهرهما كليهما ناجحَين أو فاشلَين بحسب الصنف — وإنما تفرّق بينهما قراءة الأداء عبر عتبتين.</w:t>
+      </w:r>
     </w:p>
     <w:p>
       <w:pPr>
@@ -5937,7 +6918,7 @@
           <w:rtl/>
           <w:cs/>
         </w:rPr>
-        <w:t>المعمارية متعددة الطبقات على رفّ Cappy حقيقي: التسمية هنا عند مستوى النكهة (orange / mango / grape / lemon / strawberry) لا عند مستوى العلامة — وهذا ما تُنتجه طبقة المتغيّرات الموجَّهة، ويُقارَن مباشرةً بالشكل السابق. والثقات المنخفضة الظاهرة (١٩٪–٦٧٪) ليست عيباً في العرض بل انعكاس أمين لما يقيسه هذا القسم: مُصنِّف Cappy أضعف حلقة في المنظومة بإحكام ٥٦٫٢٪. وهي بعينها الحالة التي أوجبت خفض عتبة العرض إلى ٠٫٤ (القسم ٧) وتوجيه التعلّم النشط إلى هذا الفرع (القسم ٦) — إذ لا يمكن تصحيح ما لا يُعرَض.</w:t>
+        <w:t>المعمارية متعددة الطبقات على رفّ Cappy حقيقي: التسمية هنا عند مستوى النكهة (orange / mango / grape / lemon / strawberry) لا عند مستوى العلامة — وهذا ما تُنتجه طبقة المتغيّرات الموجَّهة، ويُقارَن مباشرةً بالشكل السابق. والأهم فيها أن الثقات الظاهرة تتراوح بين ١٩٪ و٦٧٪، أي أن معظمها دون عتبة ٠٫٧٠ المعتمدة في هذه الدراسة. وهذه هي بالضبط الحالة التي يصفها هذا القسم عدداً: النكهة مُميَّزة بصرياً وغالباً مُصابة، لكن دون درجة الثقة التي تُجيز الحسم الآلي — ولهذا يبلغ المُصنِّف ٥٠٪ إحكاماً و٣١٫٢٪ استدعاءً عند تلك العتبة، ولهذا وُجِّه إليه التعلّم النشط (القسم ٦).</w:t>
       </w:r>
     </w:p>
     <w:p>
@@ -5966,7 +6947,6 @@
         <w:keepNext/>
         <w:bidi/>
         <w:spacing w:before="240" w:after="140"/>
-        <w:jc w:val="right"/>
       </w:pPr>
       <w:r>
         <w:rPr>
@@ -6023,7 +7003,7 @@
           <w:rtl/>
           <w:cs/>
         </w:rPr>
-        <w:t xml:space="preserve">الجدول ٦. </w:t>
+        <w:t xml:space="preserve">الجدول ٧. </w:t>
       </w:r>
       <w:r>
         <w:rPr>
@@ -6061,7 +7041,6 @@
             <w:pPr>
               <w:bidi/>
               <w:spacing w:before="60" w:after="60"/>
-              <w:jc w:val="right"/>
             </w:pPr>
             <w:r>
               <w:rPr>
@@ -6093,7 +7072,6 @@
             <w:pPr>
               <w:bidi/>
               <w:spacing w:before="60" w:after="60"/>
-              <w:jc w:val="right"/>
             </w:pPr>
             <w:r>
               <w:rPr>
@@ -6125,7 +7103,6 @@
             <w:pPr>
               <w:bidi/>
               <w:spacing w:before="60" w:after="60"/>
-              <w:jc w:val="right"/>
             </w:pPr>
             <w:r>
               <w:rPr>
@@ -6159,7 +7136,6 @@
             <w:pPr>
               <w:bidi/>
               <w:spacing w:before="60" w:after="60"/>
-              <w:jc w:val="right"/>
             </w:pPr>
             <w:r>
               <w:rPr>
@@ -6190,7 +7166,6 @@
             <w:pPr>
               <w:bidi/>
               <w:spacing w:before="60" w:after="60"/>
-              <w:jc w:val="right"/>
             </w:pPr>
             <w:r>
               <w:rPr>
@@ -6221,7 +7196,6 @@
             <w:pPr>
               <w:bidi/>
               <w:spacing w:before="60" w:after="60"/>
-              <w:jc w:val="right"/>
             </w:pPr>
             <w:r>
               <w:rPr>
@@ -6254,7 +7228,6 @@
             <w:pPr>
               <w:bidi/>
               <w:spacing w:before="60" w:after="60"/>
-              <w:jc w:val="right"/>
             </w:pPr>
             <w:r>
               <w:rPr>
@@ -6285,7 +7258,6 @@
             <w:pPr>
               <w:bidi/>
               <w:spacing w:before="60" w:after="60"/>
-              <w:jc w:val="right"/>
             </w:pPr>
             <w:r>
               <w:rPr>
@@ -6316,7 +7288,6 @@
             <w:pPr>
               <w:bidi/>
               <w:spacing w:before="60" w:after="60"/>
-              <w:jc w:val="right"/>
             </w:pPr>
             <w:r>
               <w:rPr>
@@ -6349,7 +7320,6 @@
             <w:pPr>
               <w:bidi/>
               <w:spacing w:before="60" w:after="60"/>
-              <w:jc w:val="right"/>
             </w:pPr>
             <w:r>
               <w:rPr>
@@ -6380,7 +7350,6 @@
             <w:pPr>
               <w:bidi/>
               <w:spacing w:before="60" w:after="60"/>
-              <w:jc w:val="right"/>
             </w:pPr>
             <w:r>
               <w:rPr>
@@ -6411,7 +7380,6 @@
             <w:pPr>
               <w:bidi/>
               <w:spacing w:before="60" w:after="60"/>
-              <w:jc w:val="right"/>
             </w:pPr>
             <w:r>
               <w:rPr>
@@ -6584,7 +7552,6 @@
         <w:keepNext/>
         <w:bidi/>
         <w:spacing w:before="240" w:after="140"/>
-        <w:jc w:val="right"/>
       </w:pPr>
       <w:r>
         <w:rPr>
@@ -6620,7 +7587,7 @@
           <w:rtl/>
           <w:cs/>
         </w:rPr>
-        <w:t xml:space="preserve">الجدول ٧. </w:t>
+        <w:t xml:space="preserve">الجدول ٨. </w:t>
       </w:r>
       <w:r>
         <w:rPr>
@@ -6658,7 +7625,6 @@
             <w:pPr>
               <w:bidi/>
               <w:spacing w:before="60" w:after="60"/>
-              <w:jc w:val="right"/>
             </w:pPr>
             <w:r>
               <w:rPr>
@@ -6690,7 +7656,6 @@
             <w:pPr>
               <w:bidi/>
               <w:spacing w:before="60" w:after="60"/>
-              <w:jc w:val="right"/>
             </w:pPr>
             <w:r>
               <w:rPr>
@@ -6722,7 +7687,6 @@
             <w:pPr>
               <w:bidi/>
               <w:spacing w:before="60" w:after="60"/>
-              <w:jc w:val="right"/>
             </w:pPr>
             <w:r>
               <w:rPr>
@@ -6756,7 +7720,6 @@
             <w:pPr>
               <w:bidi/>
               <w:spacing w:before="60" w:after="60"/>
-              <w:jc w:val="right"/>
             </w:pPr>
             <w:r>
               <w:rPr>
@@ -6787,7 +7750,6 @@
             <w:pPr>
               <w:bidi/>
               <w:spacing w:before="60" w:after="60"/>
-              <w:jc w:val="right"/>
             </w:pPr>
             <w:r>
               <w:rPr>
@@ -6818,7 +7780,6 @@
             <w:pPr>
               <w:bidi/>
               <w:spacing w:before="60" w:after="60"/>
-              <w:jc w:val="right"/>
             </w:pPr>
             <w:r>
               <w:rPr>
@@ -6851,7 +7812,6 @@
             <w:pPr>
               <w:bidi/>
               <w:spacing w:before="60" w:after="60"/>
-              <w:jc w:val="right"/>
             </w:pPr>
             <w:r>
               <w:rPr>
@@ -6882,7 +7842,6 @@
             <w:pPr>
               <w:bidi/>
               <w:spacing w:before="60" w:after="60"/>
-              <w:jc w:val="right"/>
             </w:pPr>
             <w:r>
               <w:rPr>
@@ -6913,7 +7872,6 @@
             <w:pPr>
               <w:bidi/>
               <w:spacing w:before="60" w:after="60"/>
-              <w:jc w:val="right"/>
             </w:pPr>
             <w:r>
               <w:rPr>
@@ -6946,7 +7904,6 @@
             <w:pPr>
               <w:bidi/>
               <w:spacing w:before="60" w:after="60"/>
-              <w:jc w:val="right"/>
             </w:pPr>
             <w:r>
               <w:rPr>
@@ -6977,7 +7934,6 @@
             <w:pPr>
               <w:bidi/>
               <w:spacing w:before="60" w:after="60"/>
-              <w:jc w:val="right"/>
             </w:pPr>
             <w:r>
               <w:rPr>
@@ -7008,7 +7964,6 @@
             <w:pPr>
               <w:bidi/>
               <w:spacing w:before="60" w:after="60"/>
-              <w:jc w:val="right"/>
             </w:pPr>
             <w:r>
               <w:rPr>
@@ -7041,7 +7996,6 @@
             <w:pPr>
               <w:bidi/>
               <w:spacing w:before="60" w:after="60"/>
-              <w:jc w:val="right"/>
             </w:pPr>
             <w:r>
               <w:rPr>
@@ -7072,7 +8026,6 @@
             <w:pPr>
               <w:bidi/>
               <w:spacing w:before="60" w:after="60"/>
-              <w:jc w:val="right"/>
             </w:pPr>
             <w:r>
               <w:rPr>
@@ -7103,7 +8056,6 @@
             <w:pPr>
               <w:bidi/>
               <w:spacing w:before="60" w:after="60"/>
-              <w:jc w:val="right"/>
             </w:pPr>
             <w:r>
               <w:rPr>
@@ -7136,7 +8088,6 @@
             <w:pPr>
               <w:bidi/>
               <w:spacing w:before="60" w:after="60"/>
-              <w:jc w:val="right"/>
             </w:pPr>
             <w:r>
               <w:rPr>
@@ -7167,7 +8118,6 @@
             <w:pPr>
               <w:bidi/>
               <w:spacing w:before="60" w:after="60"/>
-              <w:jc w:val="right"/>
             </w:pPr>
             <w:r>
               <w:rPr>
@@ -7198,7 +8148,6 @@
             <w:pPr>
               <w:bidi/>
               <w:spacing w:before="60" w:after="60"/>
-              <w:jc w:val="right"/>
             </w:pPr>
             <w:r>
               <w:rPr>
@@ -7231,7 +8180,6 @@
             <w:pPr>
               <w:bidi/>
               <w:spacing w:before="60" w:after="60"/>
-              <w:jc w:val="right"/>
             </w:pPr>
             <w:r>
               <w:rPr>
@@ -7262,7 +8210,6 @@
             <w:pPr>
               <w:bidi/>
               <w:spacing w:before="60" w:after="60"/>
-              <w:jc w:val="right"/>
             </w:pPr>
             <w:r>
               <w:rPr>
@@ -7293,7 +8240,6 @@
             <w:pPr>
               <w:bidi/>
               <w:spacing w:before="60" w:after="60"/>
-              <w:jc w:val="right"/>
             </w:pPr>
             <w:r>
               <w:rPr>
@@ -7326,7 +8272,6 @@
             <w:pPr>
               <w:bidi/>
               <w:spacing w:before="60" w:after="60"/>
-              <w:jc w:val="right"/>
             </w:pPr>
             <w:r>
               <w:rPr>
@@ -7357,7 +8302,6 @@
             <w:pPr>
               <w:bidi/>
               <w:spacing w:before="60" w:after="60"/>
-              <w:jc w:val="right"/>
             </w:pPr>
             <w:r>
               <w:rPr>
@@ -7388,7 +8332,6 @@
             <w:pPr>
               <w:bidi/>
               <w:spacing w:before="60" w:after="60"/>
-              <w:jc w:val="right"/>
             </w:pPr>
             <w:r>
               <w:rPr>
@@ -7421,7 +8364,6 @@
             <w:pPr>
               <w:bidi/>
               <w:spacing w:before="60" w:after="60"/>
-              <w:jc w:val="right"/>
             </w:pPr>
             <w:r>
               <w:rPr>
@@ -7452,7 +8394,6 @@
             <w:pPr>
               <w:bidi/>
               <w:spacing w:before="60" w:after="60"/>
-              <w:jc w:val="right"/>
             </w:pPr>
             <w:r>
               <w:rPr>
@@ -7483,7 +8424,6 @@
             <w:pPr>
               <w:bidi/>
               <w:spacing w:before="60" w:after="60"/>
-              <w:jc w:val="right"/>
             </w:pPr>
             <w:r>
               <w:rPr>
@@ -7602,7 +8542,6 @@
         <w:keepNext/>
         <w:bidi/>
         <w:spacing w:before="360" w:after="140"/>
-        <w:jc w:val="right"/>
       </w:pPr>
       <w:r>
         <w:rPr>
@@ -7729,7 +8668,6 @@
         <w:keepNext/>
         <w:bidi/>
         <w:spacing w:before="360" w:after="140"/>
-        <w:jc w:val="right"/>
       </w:pPr>
       <w:r>
         <w:rPr>
@@ -7848,7 +8786,7 @@
           <w:rtl/>
           <w:cs/>
         </w:rPr>
-        <w:t>وقد خُفِّضت عتبة العرض الافتراضية من ٠٫٧ إلى ٠٫٤ بقرار مبني على هذه الوظيفة الثالثة: فالعتبة المرتفعة كانت تُخفي عن المراجع اكتشافات صحيحة أقل ثقة، وهو ما لا يستقيم في مرحلة يُطلب فيها منه أن يصحّح — إذ لا يمكن تصحيح ما لا يُرى.</w:t>
+        <w:t>ويتّصل بهذه الوظيفة الثالثة قرارٌ تشغيلي: أن ما يُعرَض على المراجع ليس بالضرورة ما يُحتسَب في التقرير. فعتبة ٠٫٧٠ المعتمدة في القياس تحدّد ما يُعدّ حكماً آلياً موثوقاً، لكن حجب كل ما دونها عن شاشة المراجع يعني حرمانه من رؤية الحالات التي يُفترض أن يصحّحها — وهي بالضبط الحالات التي تحتاجها المنظومة (القسم ٥٫٣). فما دون العتبة يُعرَض للمراجعة ولا يُحتسَب تلقائياً، إذ لا يمكن تصحيح ما لا يُرى.</w:t>
       </w:r>
     </w:p>
     <w:p>
@@ -7856,7 +8794,6 @@
         <w:keepNext/>
         <w:bidi/>
         <w:spacing w:before="360" w:after="140"/>
-        <w:jc w:val="right"/>
       </w:pPr>
       <w:r>
         <w:rPr>
@@ -7962,7 +8899,6 @@
         <w:keepNext/>
         <w:bidi/>
         <w:spacing w:before="360" w:after="140"/>
-        <w:jc w:val="right"/>
       </w:pPr>
       <w:r>
         <w:rPr>
@@ -8081,7 +9017,70 @@
           <w:rtl/>
           <w:cs/>
         </w:rPr>
-        <w:t>٥. لم يُقيَّم النظام من طرف إلى طرف. قُيِّست كل طبقة على حدة، ولم يُقَس تراكم الخطأ عبر السلسلة الكاملة على مجموعة اختبار موحّدة مُعلَّمة يدوياً. وهذا أهم قياس ناقص في الدراسة، إذ إن دقة السلسلة حاصلُ ضربٍ لا متوسط.</w:t>
+        <w:t>٥. لم يُقيَّم النظام من طرف إلى طرف — وهو أهم قياس ناقص في الدراسة.</w:t>
+      </w:r>
+    </w:p>
+    <w:p>
+      <w:pPr>
+        <w:keepNext w:val="0"/>
+        <w:bidi/>
+        <w:spacing w:after="160" w:before="0" w:line="348" w:lineRule="auto"/>
+        <w:jc w:val="both"/>
+      </w:pPr>
+      <w:r>
+        <w:rPr>
+          <w:rFonts w:ascii="Times New Roman" w:hAnsi="Times New Roman" w:cs="Noto Naskh Arabic"/>
+          <w:b w:val="0"/>
+          <w:i w:val="0"/>
+          <w:color w:val="111111"/>
+          <w:sz w:val="23"/>
+          <w:szCs w:val="23"/>
+          <w:rtl/>
+          <w:cs/>
+        </w:rPr>
+        <w:t>ويعني «من طرف إلى طرف» أن يُعامَل النظام كله صندوقاً أسود واحداً: تُعطى له صورة رفّ لم يرها من قبل، ويُقارَن مُخرَجه النهائي — التسمية المركّبة الكاملة لكل منتج — بتعليم بشري لتلك الصورة نفسها. أما ما قيس في القسم ٥ فهو أداء كل طبقة على حدة، وهو شيء آخر.</w:t>
+      </w:r>
+    </w:p>
+    <w:p>
+      <w:pPr>
+        <w:keepNext w:val="0"/>
+        <w:bidi/>
+        <w:spacing w:after="160" w:before="0" w:line="348" w:lineRule="auto"/>
+        <w:jc w:val="both"/>
+      </w:pPr>
+      <w:r>
+        <w:rPr>
+          <w:rFonts w:ascii="Times New Roman" w:hAnsi="Times New Roman" w:cs="Noto Naskh Arabic"/>
+          <w:b w:val="0"/>
+          <w:i w:val="0"/>
+          <w:color w:val="111111"/>
+          <w:sz w:val="23"/>
+          <w:szCs w:val="23"/>
+          <w:rtl/>
+          <w:cs/>
+        </w:rPr>
+        <w:t>والفارق بين القياسين معتبر لسببين. الأول أن دقة سلسلة متتابعة حاصلُ ضربٍ لا متوسط: فلكي تصل زجاجة إلى تسميتها الصحيحة يجب أن ينجح الكاشف في إيجادها، ثم تصيب طبقة العلامة، ثم يصيب مُصنِّف المتغيّر — وثلاث خطوات كلٌّ منها عند ٩٠٪ تُنتج نحو ٧٣٪ لا ٩٠٪. والثاني، وهو الأدقّ، أن كل طبقة قُيِّست على مُدخَل نظيف مُعلَّم يدوياً، بينما تستقبل في التشغيل الفعلي مُخرَج الطبقة السابقة: قصاصة قد تكون مزاحة أو مقطوعة الحافة أو محجوبة جزئياً. أي أن رقم ١٠٠٪ لطبقة العلامة يجيب عن سؤال «كم تُصيب على قصاصات مثالية؟» لا عن سؤال «كم تُصيب على قصاصات كاشفنا؟».</w:t>
+      </w:r>
+    </w:p>
+    <w:p>
+      <w:pPr>
+        <w:keepNext w:val="0"/>
+        <w:bidi/>
+        <w:spacing w:after="160" w:before="0" w:line="348" w:lineRule="auto"/>
+        <w:jc w:val="both"/>
+      </w:pPr>
+      <w:r>
+        <w:rPr>
+          <w:rFonts w:ascii="Times New Roman" w:hAnsi="Times New Roman" w:cs="Noto Naskh Arabic"/>
+          <w:b w:val="0"/>
+          <w:i w:val="0"/>
+          <w:color w:val="111111"/>
+          <w:sz w:val="23"/>
+          <w:szCs w:val="23"/>
+          <w:rtl/>
+          <w:cs/>
+        </w:rPr>
+        <w:t>وهذا التمييز عملي لا نظري: الرقم الذي يصحّ إعطاؤه لعميل هو رقم الطرف إلى الطرف وحده، وهو أدنى بالضرورة من كل رقم في القسم ٥. وكلفة سدّ هذه الفجوة ليست حاسوبية بل بشرية — تعليم يدوي كامل لثلاثين إلى خمسين صورة رفّ، بلا تدريب ولا أرصدة.</w:t>
       </w:r>
     </w:p>
     <w:p>
@@ -8089,7 +9088,6 @@
         <w:keepNext/>
         <w:bidi/>
         <w:spacing w:before="360" w:after="140"/>
-        <w:jc w:val="right"/>
       </w:pPr>
       <w:r>
         <w:rPr>
@@ -8111,7 +9109,6 @@
         <w:keepNext/>
         <w:bidi/>
         <w:spacing w:before="240" w:after="140"/>
-        <w:jc w:val="right"/>
       </w:pPr>
       <w:r>
         <w:rPr>
@@ -8154,7 +9151,6 @@
         <w:keepNext/>
         <w:bidi/>
         <w:spacing w:before="240" w:after="140"/>
-        <w:jc w:val="right"/>
       </w:pPr>
       <w:r>
         <w:rPr>
@@ -8239,7 +9235,6 @@
         <w:keepNext/>
         <w:bidi/>
         <w:spacing w:before="240" w:after="140"/>
-        <w:jc w:val="right"/>
       </w:pPr>
       <w:r>
         <w:rPr>
@@ -8296,7 +9291,7 @@
           <w:rtl/>
           <w:cs/>
         </w:rPr>
-        <w:t xml:space="preserve">الجدول ٨. </w:t>
+        <w:t xml:space="preserve">الجدول ٩. </w:t>
       </w:r>
       <w:r>
         <w:rPr>
@@ -8334,7 +9329,6 @@
             <w:pPr>
               <w:bidi/>
               <w:spacing w:before="60" w:after="60"/>
-              <w:jc w:val="right"/>
             </w:pPr>
             <w:r>
               <w:rPr>
@@ -8366,7 +9360,6 @@
             <w:pPr>
               <w:bidi/>
               <w:spacing w:before="60" w:after="60"/>
-              <w:jc w:val="right"/>
             </w:pPr>
             <w:r>
               <w:rPr>
@@ -8398,7 +9391,6 @@
             <w:pPr>
               <w:bidi/>
               <w:spacing w:before="60" w:after="60"/>
-              <w:jc w:val="right"/>
             </w:pPr>
             <w:r>
               <w:rPr>
@@ -8432,7 +9424,6 @@
             <w:pPr>
               <w:bidi/>
               <w:spacing w:before="60" w:after="60"/>
-              <w:jc w:val="right"/>
             </w:pPr>
             <w:r>
               <w:rPr>
@@ -8463,7 +9454,6 @@
             <w:pPr>
               <w:bidi/>
               <w:spacing w:before="60" w:after="60"/>
-              <w:jc w:val="right"/>
             </w:pPr>
             <w:r>
               <w:rPr>
@@ -8494,7 +9484,6 @@
             <w:pPr>
               <w:bidi/>
               <w:spacing w:before="60" w:after="60"/>
-              <w:jc w:val="right"/>
             </w:pPr>
             <w:r>
               <w:rPr>
@@ -8527,7 +9516,6 @@
             <w:pPr>
               <w:bidi/>
               <w:spacing w:before="60" w:after="60"/>
-              <w:jc w:val="right"/>
             </w:pPr>
             <w:r>
               <w:rPr>
@@ -8558,7 +9546,6 @@
             <w:pPr>
               <w:bidi/>
               <w:spacing w:before="60" w:after="60"/>
-              <w:jc w:val="right"/>
             </w:pPr>
             <w:r>
               <w:rPr>
@@ -8589,7 +9576,6 @@
             <w:pPr>
               <w:bidi/>
               <w:spacing w:before="60" w:after="60"/>
-              <w:jc w:val="right"/>
             </w:pPr>
             <w:r>
               <w:rPr>
@@ -8622,7 +9608,6 @@
             <w:pPr>
               <w:bidi/>
               <w:spacing w:before="60" w:after="60"/>
-              <w:jc w:val="right"/>
             </w:pPr>
             <w:r>
               <w:rPr>
@@ -8653,7 +9638,6 @@
             <w:pPr>
               <w:bidi/>
               <w:spacing w:before="60" w:after="60"/>
-              <w:jc w:val="right"/>
             </w:pPr>
             <w:r>
               <w:rPr>
@@ -8684,7 +9668,6 @@
             <w:pPr>
               <w:bidi/>
               <w:spacing w:before="60" w:after="60"/>
-              <w:jc w:val="right"/>
             </w:pPr>
             <w:r>
               <w:rPr>
@@ -8717,7 +9700,6 @@
             <w:pPr>
               <w:bidi/>
               <w:spacing w:before="60" w:after="60"/>
-              <w:jc w:val="right"/>
             </w:pPr>
             <w:r>
               <w:rPr>
@@ -8748,7 +9730,6 @@
             <w:pPr>
               <w:bidi/>
               <w:spacing w:before="60" w:after="60"/>
-              <w:jc w:val="right"/>
             </w:pPr>
             <w:r>
               <w:rPr>
@@ -8779,7 +9760,6 @@
             <w:pPr>
               <w:bidi/>
               <w:spacing w:before="60" w:after="60"/>
-              <w:jc w:val="right"/>
             </w:pPr>
             <w:r>
               <w:rPr>
@@ -8812,7 +9792,6 @@
             <w:pPr>
               <w:bidi/>
               <w:spacing w:before="60" w:after="60"/>
-              <w:jc w:val="right"/>
             </w:pPr>
             <w:r>
               <w:rPr>
@@ -8843,7 +9822,6 @@
             <w:pPr>
               <w:bidi/>
               <w:spacing w:before="60" w:after="60"/>
-              <w:jc w:val="right"/>
             </w:pPr>
             <w:r>
               <w:rPr>
@@ -8874,7 +9852,6 @@
             <w:pPr>
               <w:bidi/>
               <w:spacing w:before="60" w:after="60"/>
-              <w:jc w:val="right"/>
             </w:pPr>
             <w:r>
               <w:rPr>
@@ -8907,7 +9884,6 @@
             <w:pPr>
               <w:bidi/>
               <w:spacing w:before="60" w:after="60"/>
-              <w:jc w:val="right"/>
             </w:pPr>
             <w:r>
               <w:rPr>
@@ -8938,7 +9914,6 @@
             <w:pPr>
               <w:bidi/>
               <w:spacing w:before="60" w:after="60"/>
-              <w:jc w:val="right"/>
             </w:pPr>
             <w:r>
               <w:rPr>
@@ -8969,7 +9944,6 @@
             <w:pPr>
               <w:bidi/>
               <w:spacing w:before="60" w:after="60"/>
-              <w:jc w:val="right"/>
             </w:pPr>
             <w:r>
               <w:rPr>
@@ -9088,7 +10062,6 @@
         <w:keepNext/>
         <w:bidi/>
         <w:spacing w:before="360" w:after="140"/>
-        <w:jc w:val="right"/>
       </w:pPr>
       <w:r>
         <w:rPr>

--- a/docs/report/out/Aystro_Research_Report_AR.docx
+++ b/docs/report/out/Aystro_Research_Report_AR.docx
@@ -1725,7 +1725,7 @@
           <w:rtl/>
           <w:cs/>
         </w:rPr>
-        <w:t>ثم تختار خطوة دمج أدقّ تسمية متاحة (المتغيّر إن وُجد، وإلا العلامة المجردة) وتضمّها إلى مادة التعبئة. والخاصية المعمارية الجوهرية أن التوجيه في المرحلة الثالثة يفصل تنفيذ المُصنِّف عن مجرد توفّر البيانات له — وهو ما يجعل النمو مستقلاً عن K، كما يبيّن القسم ٥٫٤.</w:t>
+        <w:t>ثم تختار خطوة دمج أدقّ تسمية متاحة (المتغيّر إن وُجد، وإلا العلامة المجردة) وتضمّها إلى مادة التعبئة. والخاصية المعمارية الجوهرية أن التوجيه في المرحلة الثالثة يفصل تنفيذ المُصنِّف عن مجرد توفّر البيانات له — وهو ما يجعل النمو مستقلاً عن K، كما يبيّن القسم ٥٫٥.</w:t>
       </w:r>
     </w:p>
     <w:p>
@@ -1821,7 +1821,7 @@
           <w:rtl/>
           <w:cs/>
         </w:rPr>
-        <w:t>المعمارية كما هي منشورة فعلياً، مقروءةً من مواصفة سير العمل الحيّة. والفارق الجوهري عن المعماريات المرحلية المعتادة هو خطوات التوجيه (باللون البرتقالي): فهي تفصل تنفيذ مُصنِّفات المتغيّرات عن مجرد توفّر البيانات لها، وهو ما يقيسه القسم ٥٫٤.</w:t>
+        <w:t>المعمارية كما هي منشورة فعلياً، مقروءةً من مواصفة سير العمل الحيّة. والفارق الجوهري عن المعماريات المرحلية المعتادة هو خطوات التوجيه (باللون البرتقالي): فهي تفصل تنفيذ مُصنِّفات المتغيّرات عن مجرد توفّر البيانات لها، وهو ما يقيسه القسم ٥٫٥.</w:t>
       </w:r>
     </w:p>
     <w:p>
@@ -5484,7 +5484,7 @@
           <w:rtl/>
           <w:cs/>
         </w:rPr>
-        <w:t>طبقة العلامة التجارية — الطبقة التي يعتمد عليها توجيه كل ما بعدها.</w:t>
+        <w:t>طبقة العلامة التجارية عند عتبة ٠٫٧٠. الإحكام ١٠٠٪ لكل صنف مُمثَّل. المجموع ٤٧ عيّنة.</w:t>
       </w:r>
     </w:p>
     <w:tbl>
@@ -5496,14 +5496,15 @@
         <w:tblLook w:firstColumn="1" w:firstRow="1" w:lastColumn="0" w:lastRow="0" w:noHBand="0" w:noVBand="1" w:val="04A0"/>
       </w:tblPr>
       <w:tblGrid>
-        <w:gridCol w:w="2986"/>
-        <w:gridCol w:w="2986"/>
-        <w:gridCol w:w="2986"/>
+        <w:gridCol w:w="2239"/>
+        <w:gridCol w:w="2239"/>
+        <w:gridCol w:w="2239"/>
+        <w:gridCol w:w="2239"/>
       </w:tblGrid>
       <w:tr>
         <w:tc>
           <w:tcPr>
-            <w:tcW w:type="dxa" w:w="2986"/>
+            <w:tcW w:type="dxa" w:w="2239"/>
           </w:tcPr>
           <w:p>
             <w:pPr>
@@ -5534,7 +5535,7 @@
         </w:tc>
         <w:tc>
           <w:tcPr>
-            <w:tcW w:type="dxa" w:w="2986"/>
+            <w:tcW w:type="dxa" w:w="2239"/>
           </w:tcPr>
           <w:p>
             <w:pPr>
@@ -5559,13 +5560,13 @@
                 <w:rtl/>
                 <w:cs/>
               </w:rPr>
-              <w:t>الإحكام</w:t>
+              <w:t>عيّنات الاختبار</w:t>
             </w:r>
           </w:p>
         </w:tc>
         <w:tc>
           <w:tcPr>
-            <w:tcW w:type="dxa" w:w="2986"/>
+            <w:tcW w:type="dxa" w:w="2239"/>
           </w:tcPr>
           <w:p>
             <w:pPr>
@@ -5590,6 +5591,37 @@
                 <w:rtl/>
                 <w:cs/>
               </w:rPr>
+              <w:t>إصابات</w:t>
+            </w:r>
+          </w:p>
+        </w:tc>
+        <w:tc>
+          <w:tcPr>
+            <w:tcW w:type="dxa" w:w="2239"/>
+          </w:tcPr>
+          <w:p>
+            <w:pPr>
+              <w:bidi/>
+              <w:spacing w:before="60" w:after="60"/>
+            </w:pPr>
+            <w:r>
+              <w:rPr>
+                <w:rtl/>
+                <w:cs/>
+              </w:rPr>
+            </w:r>
+            <w:r>
+              <w:rPr>
+                <w:rFonts w:ascii="Times New Roman" w:hAnsi="Times New Roman" w:cs="Noto Naskh Arabic"/>
+                <w:b/>
+                <w:bCs w:val="1"/>
+                <w:i w:val="0"/>
+                <w:color w:val="111111"/>
+                <w:sz w:val="20"/>
+                <w:szCs w:val="20"/>
+                <w:rtl/>
+                <w:cs/>
+              </w:rPr>
               <w:t>الاستدعاء</w:t>
             </w:r>
           </w:p>
@@ -5598,7 +5630,7 @@
       <w:tr>
         <w:tc>
           <w:tcPr>
-            <w:tcW w:type="dxa" w:w="2986"/>
+            <w:tcW w:type="dxa" w:w="2239"/>
           </w:tcPr>
           <w:p>
             <w:pPr>
@@ -5622,13 +5654,13 @@
                 <w:rtl/>
                 <w:cs/>
               </w:rPr>
-              <w:t>fanta</w:t>
+              <w:t>xl_energy</w:t>
             </w:r>
           </w:p>
         </w:tc>
         <w:tc>
           <w:tcPr>
-            <w:tcW w:type="dxa" w:w="2986"/>
+            <w:tcW w:type="dxa" w:w="2239"/>
           </w:tcPr>
           <w:p>
             <w:pPr>
@@ -5652,13 +5684,13 @@
                 <w:rtl/>
                 <w:cs/>
               </w:rPr>
-              <w:t>١٠٠٪</w:t>
+              <w:t>٢٠</w:t>
             </w:r>
           </w:p>
         </w:tc>
         <w:tc>
           <w:tcPr>
-            <w:tcW w:type="dxa" w:w="2986"/>
+            <w:tcW w:type="dxa" w:w="2239"/>
           </w:tcPr>
           <w:p>
             <w:pPr>
@@ -5682,7 +5714,37 @@
                 <w:rtl/>
                 <w:cs/>
               </w:rPr>
-              <w:t>١٠٠٪</w:t>
+              <w:t>١٦</w:t>
+            </w:r>
+          </w:p>
+        </w:tc>
+        <w:tc>
+          <w:tcPr>
+            <w:tcW w:type="dxa" w:w="2239"/>
+          </w:tcPr>
+          <w:p>
+            <w:pPr>
+              <w:bidi/>
+              <w:spacing w:before="60" w:after="60"/>
+            </w:pPr>
+            <w:r>
+              <w:rPr>
+                <w:rtl/>
+                <w:cs/>
+              </w:rPr>
+            </w:r>
+            <w:r>
+              <w:rPr>
+                <w:rFonts w:ascii="Times New Roman" w:hAnsi="Times New Roman" w:cs="Noto Naskh Arabic"/>
+                <w:b w:val="0"/>
+                <w:i w:val="0"/>
+                <w:color w:val="111111"/>
+                <w:sz w:val="20"/>
+                <w:szCs w:val="20"/>
+                <w:rtl/>
+                <w:cs/>
+              </w:rPr>
+              <w:t>٨٠٫٠٪</w:t>
             </w:r>
           </w:p>
         </w:tc>
@@ -5690,7 +5752,7 @@
       <w:tr>
         <w:tc>
           <w:tcPr>
-            <w:tcW w:type="dxa" w:w="2986"/>
+            <w:tcW w:type="dxa" w:w="2239"/>
           </w:tcPr>
           <w:p>
             <w:pPr>
@@ -5714,13 +5776,13 @@
                 <w:rtl/>
                 <w:cs/>
               </w:rPr>
-              <w:t>sprite</w:t>
+              <w:t>cappy</w:t>
             </w:r>
           </w:p>
         </w:tc>
         <w:tc>
           <w:tcPr>
-            <w:tcW w:type="dxa" w:w="2986"/>
+            <w:tcW w:type="dxa" w:w="2239"/>
           </w:tcPr>
           <w:p>
             <w:pPr>
@@ -5744,13 +5806,13 @@
                 <w:rtl/>
                 <w:cs/>
               </w:rPr>
-              <w:t>١٠٠٪</w:t>
+              <w:t>١٤</w:t>
             </w:r>
           </w:p>
         </w:tc>
         <w:tc>
           <w:tcPr>
-            <w:tcW w:type="dxa" w:w="2986"/>
+            <w:tcW w:type="dxa" w:w="2239"/>
           </w:tcPr>
           <w:p>
             <w:pPr>
@@ -5774,7 +5836,37 @@
                 <w:rtl/>
                 <w:cs/>
               </w:rPr>
-              <w:t>١٠٠٪</w:t>
+              <w:t>١٢</w:t>
+            </w:r>
+          </w:p>
+        </w:tc>
+        <w:tc>
+          <w:tcPr>
+            <w:tcW w:type="dxa" w:w="2239"/>
+          </w:tcPr>
+          <w:p>
+            <w:pPr>
+              <w:bidi/>
+              <w:spacing w:before="60" w:after="60"/>
+            </w:pPr>
+            <w:r>
+              <w:rPr>
+                <w:rtl/>
+                <w:cs/>
+              </w:rPr>
+            </w:r>
+            <w:r>
+              <w:rPr>
+                <w:rFonts w:ascii="Times New Roman" w:hAnsi="Times New Roman" w:cs="Noto Naskh Arabic"/>
+                <w:b w:val="0"/>
+                <w:i w:val="0"/>
+                <w:color w:val="111111"/>
+                <w:sz w:val="20"/>
+                <w:szCs w:val="20"/>
+                <w:rtl/>
+                <w:cs/>
+              </w:rPr>
+              <w:t>٨٥٫٧٪</w:t>
             </w:r>
           </w:p>
         </w:tc>
@@ -5782,7 +5874,7 @@
       <w:tr>
         <w:tc>
           <w:tcPr>
-            <w:tcW w:type="dxa" w:w="2986"/>
+            <w:tcW w:type="dxa" w:w="2239"/>
           </w:tcPr>
           <w:p>
             <w:pPr>
@@ -5806,13 +5898,13 @@
                 <w:rtl/>
                 <w:cs/>
               </w:rPr>
-              <w:t>cappy</w:t>
+              <w:t>coca-cola</w:t>
             </w:r>
           </w:p>
         </w:tc>
         <w:tc>
           <w:tcPr>
-            <w:tcW w:type="dxa" w:w="2986"/>
+            <w:tcW w:type="dxa" w:w="2239"/>
           </w:tcPr>
           <w:p>
             <w:pPr>
@@ -5836,13 +5928,13 @@
                 <w:rtl/>
                 <w:cs/>
               </w:rPr>
-              <w:t>١٠٠٪</w:t>
+              <w:t>١٠</w:t>
             </w:r>
           </w:p>
         </w:tc>
         <w:tc>
           <w:tcPr>
-            <w:tcW w:type="dxa" w:w="2986"/>
+            <w:tcW w:type="dxa" w:w="2239"/>
           </w:tcPr>
           <w:p>
             <w:pPr>
@@ -5866,7 +5958,37 @@
                 <w:rtl/>
                 <w:cs/>
               </w:rPr>
-              <w:t>٨٥٫٧٪</w:t>
+              <w:t>٨</w:t>
+            </w:r>
+          </w:p>
+        </w:tc>
+        <w:tc>
+          <w:tcPr>
+            <w:tcW w:type="dxa" w:w="2239"/>
+          </w:tcPr>
+          <w:p>
+            <w:pPr>
+              <w:bidi/>
+              <w:spacing w:before="60" w:after="60"/>
+            </w:pPr>
+            <w:r>
+              <w:rPr>
+                <w:rtl/>
+                <w:cs/>
+              </w:rPr>
+            </w:r>
+            <w:r>
+              <w:rPr>
+                <w:rFonts w:ascii="Times New Roman" w:hAnsi="Times New Roman" w:cs="Noto Naskh Arabic"/>
+                <w:b w:val="0"/>
+                <w:i w:val="0"/>
+                <w:color w:val="111111"/>
+                <w:sz w:val="20"/>
+                <w:szCs w:val="20"/>
+                <w:rtl/>
+                <w:cs/>
+              </w:rPr>
+              <w:t>٨٠٫٠٪</w:t>
             </w:r>
           </w:p>
         </w:tc>
@@ -5874,7 +5996,7 @@
       <w:tr>
         <w:tc>
           <w:tcPr>
-            <w:tcW w:type="dxa" w:w="2986"/>
+            <w:tcW w:type="dxa" w:w="2239"/>
           </w:tcPr>
           <w:p>
             <w:pPr>
@@ -5898,13 +6020,13 @@
                 <w:rtl/>
                 <w:cs/>
               </w:rPr>
-              <w:t>coca-cola</w:t>
+              <w:t>fanta</w:t>
             </w:r>
           </w:p>
         </w:tc>
         <w:tc>
           <w:tcPr>
-            <w:tcW w:type="dxa" w:w="2986"/>
+            <w:tcW w:type="dxa" w:w="2239"/>
           </w:tcPr>
           <w:p>
             <w:pPr>
@@ -5928,13 +6050,13 @@
                 <w:rtl/>
                 <w:cs/>
               </w:rPr>
-              <w:t>١٠٠٪</w:t>
+              <w:t>٢</w:t>
             </w:r>
           </w:p>
         </w:tc>
         <w:tc>
           <w:tcPr>
-            <w:tcW w:type="dxa" w:w="2986"/>
+            <w:tcW w:type="dxa" w:w="2239"/>
           </w:tcPr>
           <w:p>
             <w:pPr>
@@ -5958,7 +6080,37 @@
                 <w:rtl/>
                 <w:cs/>
               </w:rPr>
-              <w:t>٨٠٪</w:t>
+              <w:t>٢</w:t>
+            </w:r>
+          </w:p>
+        </w:tc>
+        <w:tc>
+          <w:tcPr>
+            <w:tcW w:type="dxa" w:w="2239"/>
+          </w:tcPr>
+          <w:p>
+            <w:pPr>
+              <w:bidi/>
+              <w:spacing w:before="60" w:after="60"/>
+            </w:pPr>
+            <w:r>
+              <w:rPr>
+                <w:rtl/>
+                <w:cs/>
+              </w:rPr>
+            </w:r>
+            <w:r>
+              <w:rPr>
+                <w:rFonts w:ascii="Times New Roman" w:hAnsi="Times New Roman" w:cs="Noto Naskh Arabic"/>
+                <w:b w:val="0"/>
+                <w:i w:val="0"/>
+                <w:color w:val="111111"/>
+                <w:sz w:val="20"/>
+                <w:szCs w:val="20"/>
+                <w:rtl/>
+                <w:cs/>
+              </w:rPr>
+              <w:t>١٠٠٪</w:t>
             </w:r>
           </w:p>
         </w:tc>
@@ -5966,7 +6118,7 @@
       <w:tr>
         <w:tc>
           <w:tcPr>
-            <w:tcW w:type="dxa" w:w="2986"/>
+            <w:tcW w:type="dxa" w:w="2239"/>
           </w:tcPr>
           <w:p>
             <w:pPr>
@@ -5990,13 +6142,13 @@
                 <w:rtl/>
                 <w:cs/>
               </w:rPr>
-              <w:t>xl_energy</w:t>
+              <w:t>sprite</w:t>
             </w:r>
           </w:p>
         </w:tc>
         <w:tc>
           <w:tcPr>
-            <w:tcW w:type="dxa" w:w="2986"/>
+            <w:tcW w:type="dxa" w:w="2239"/>
           </w:tcPr>
           <w:p>
             <w:pPr>
@@ -6020,13 +6172,13 @@
                 <w:rtl/>
                 <w:cs/>
               </w:rPr>
-              <w:t>١٠٠٪</w:t>
+              <w:t>١</w:t>
             </w:r>
           </w:p>
         </w:tc>
         <w:tc>
           <w:tcPr>
-            <w:tcW w:type="dxa" w:w="2986"/>
+            <w:tcW w:type="dxa" w:w="2239"/>
           </w:tcPr>
           <w:p>
             <w:pPr>
@@ -6050,7 +6202,37 @@
                 <w:rtl/>
                 <w:cs/>
               </w:rPr>
-              <w:t>٨٠٪</w:t>
+              <w:t>١</w:t>
+            </w:r>
+          </w:p>
+        </w:tc>
+        <w:tc>
+          <w:tcPr>
+            <w:tcW w:type="dxa" w:w="2239"/>
+          </w:tcPr>
+          <w:p>
+            <w:pPr>
+              <w:bidi/>
+              <w:spacing w:before="60" w:after="60"/>
+            </w:pPr>
+            <w:r>
+              <w:rPr>
+                <w:rtl/>
+                <w:cs/>
+              </w:rPr>
+            </w:r>
+            <w:r>
+              <w:rPr>
+                <w:rFonts w:ascii="Times New Roman" w:hAnsi="Times New Roman" w:cs="Noto Naskh Arabic"/>
+                <w:b w:val="0"/>
+                <w:i w:val="0"/>
+                <w:color w:val="111111"/>
+                <w:sz w:val="20"/>
+                <w:szCs w:val="20"/>
+                <w:rtl/>
+                <w:cs/>
+              </w:rPr>
+              <w:t>١٠٠٪</w:t>
             </w:r>
           </w:p>
         </w:tc>
@@ -6058,7 +6240,7 @@
       <w:tr>
         <w:tc>
           <w:tcPr>
-            <w:tcW w:type="dxa" w:w="2986"/>
+            <w:tcW w:type="dxa" w:w="2239"/>
           </w:tcPr>
           <w:p>
             <w:pPr>
@@ -6088,7 +6270,7 @@
         </w:tc>
         <w:tc>
           <w:tcPr>
-            <w:tcW w:type="dxa" w:w="2986"/>
+            <w:tcW w:type="dxa" w:w="2239"/>
           </w:tcPr>
           <w:p>
             <w:pPr>
@@ -6112,13 +6294,43 @@
                 <w:rtl/>
                 <w:cs/>
               </w:rPr>
-              <w:t>لا تمثيل اختباري</w:t>
+              <w:t>٠</w:t>
             </w:r>
           </w:p>
         </w:tc>
         <w:tc>
           <w:tcPr>
-            <w:tcW w:type="dxa" w:w="2986"/>
+            <w:tcW w:type="dxa" w:w="2239"/>
+          </w:tcPr>
+          <w:p>
+            <w:pPr>
+              <w:bidi/>
+              <w:spacing w:before="60" w:after="60"/>
+            </w:pPr>
+            <w:r>
+              <w:rPr>
+                <w:rtl/>
+                <w:cs/>
+              </w:rPr>
+            </w:r>
+            <w:r>
+              <w:rPr>
+                <w:rFonts w:ascii="Times New Roman" w:hAnsi="Times New Roman" w:cs="Noto Naskh Arabic"/>
+                <w:b w:val="0"/>
+                <w:i w:val="0"/>
+                <w:color w:val="111111"/>
+                <w:sz w:val="20"/>
+                <w:szCs w:val="20"/>
+                <w:rtl/>
+                <w:cs/>
+              </w:rPr>
+              <w:t>—</w:t>
+            </w:r>
+          </w:p>
+        </w:tc>
+        <w:tc>
+          <w:tcPr>
+            <w:tcW w:type="dxa" w:w="2239"/>
           </w:tcPr>
           <w:p>
             <w:pPr>
@@ -6206,7 +6418,7 @@
           <w:rtl/>
           <w:cs/>
         </w:rPr>
-        <w:t>طبقات المتغيّرات ومادة التعبئة عند عتبة ٠٫٧٠، بصيغة (الإحكام/الاستدعاء).</w:t>
+        <w:t>طبقات المتغيّرات ومادة التعبئة عند عتبة ٠٫٧٠. الأصناف عديمة التمثيل غير مذكورة.</w:t>
       </w:r>
     </w:p>
     <w:tbl>
@@ -6281,7 +6493,7 @@
                 <w:rtl/>
                 <w:cs/>
               </w:rPr>
-              <w:t>الأصناف المُتقَنة</w:t>
+              <w:t>الأصناف (عيّنات: إصابات)</w:t>
             </w:r>
           </w:p>
         </w:tc>
@@ -6312,7 +6524,7 @@
                 <w:rtl/>
                 <w:cs/>
               </w:rPr>
-              <w:t>الأصناف الضعيفة</w:t>
+              <w:t>مجموع الاختبار</w:t>
             </w:r>
           </w:p>
         </w:tc>
@@ -6374,7 +6586,7 @@
                 <w:rtl/>
                 <w:cs/>
               </w:rPr>
-              <w:t>orange، redapple ‏(١٠٠/١٠٠)</w:t>
+              <w:t>orange ‏(١٢:١٢)، redapple ‏(٣:٣)، grape ‏(٣:٢)</w:t>
             </w:r>
           </w:p>
         </w:tc>
@@ -6404,7 +6616,7 @@
                 <w:rtl/>
                 <w:cs/>
               </w:rPr>
-              <w:t>grape ‏(١٠٠/٦٦٫٧)</w:t>
+              <w:t>١٨</w:t>
             </w:r>
           </w:p>
         </w:tc>
@@ -6466,7 +6678,7 @@
                 <w:rtl/>
                 <w:cs/>
               </w:rPr>
-              <w:t>can ‏(٩٤٫٣/٩٤٫٣)، plastic ‏(٩٣٫٣/٩٥٫٥)</w:t>
+              <w:t>plastic ‏(٨٨:٨٤)، can ‏(٧٠:٦٦)، glass ‏(٣:١)</w:t>
             </w:r>
           </w:p>
         </w:tc>
@@ -6496,7 +6708,7 @@
                 <w:rtl/>
                 <w:cs/>
               </w:rPr>
-              <w:t>glass ‏(١٠٠/٣٣٫٣)</w:t>
+              <w:t>١٦١</w:t>
             </w:r>
           </w:p>
         </w:tc>
@@ -6558,7 +6770,7 @@
                 <w:rtl/>
                 <w:cs/>
               </w:rPr>
-              <w:t>classic، red ‏(١٠٠/١٠٠)</w:t>
+              <w:t>classic ‏(٢٤:٢٤)، red ‏(٤:٤)، sugarfree ‏(١:٠)</w:t>
             </w:r>
           </w:p>
         </w:tc>
@@ -6588,7 +6800,7 @@
                 <w:rtl/>
                 <w:cs/>
               </w:rPr>
-              <w:t>sugarfree ‏(٠/٠)، وصنفان بلا تمثيل</w:t>
+              <w:t>٢٩</w:t>
             </w:r>
           </w:p>
         </w:tc>
@@ -6650,7 +6862,7 @@
                 <w:rtl/>
                 <w:cs/>
               </w:rPr>
-              <w:t>classic ‏(١٠٠/١٠٠)</w:t>
+              <w:t>classic ‏(٢٦:٢٦)، zero ‏(٣:٢)، diet ‏(١:٠)</w:t>
             </w:r>
           </w:p>
         </w:tc>
@@ -6680,7 +6892,7 @@
                 <w:rtl/>
                 <w:cs/>
               </w:rPr>
-              <w:t>zero ‏(١٠٠/٦٦٫٧)، diet ‏(٠/٠)</w:t>
+              <w:t>٣٠</w:t>
             </w:r>
           </w:p>
         </w:tc>
@@ -6742,7 +6954,7 @@
                 <w:rtl/>
                 <w:cs/>
               </w:rPr>
-              <w:t>mango ‏(١٠٠/١٠٠)</w:t>
+              <w:t>orange ‏(٦:٣)، grape ‏(٤:٣)، lemon ‏(٤:١)، mix ‏(٣:٠)، apple ‏(٢:٠)، mango ‏(٢:٢)، peach ‏(١:٠)، strawberry ‏(١:٠)</w:t>
             </w:r>
           </w:p>
         </w:tc>
@@ -6772,7 +6984,7 @@
                 <w:rtl/>
                 <w:cs/>
               </w:rPr>
-              <w:t>grape ‏(١٠٠/٧٥)، orange ‏(١٠٠/٥٠)، lemon ‏(١٠٠/٢٥)، و٨ أصناف ‏(٠/٠)</w:t>
+              <w:t>٢٣</w:t>
             </w:r>
           </w:p>
         </w:tc>
@@ -6843,7 +7055,2224 @@
           <w:rtl/>
           <w:cs/>
         </w:rPr>
-        <w:t>ويكشف تحليل هذه النتائج نمطاً واحداً منتظماً: كل صنف ضعيف يقابله عدد عيّنات ضئيل قابل للعدّ — ثلاث عيّنات اختبار للزجاج، وخمس صور مصدرية لـ coca-diet، وما بين عيّنة وستّ عيّنات لكل صنف من أصناف Cappy الضعيفة. ومصفوفات الالتباس تُظهر أن الأخطاء التباسات معقولة بين فئات متقاربة بصرياً (الليمون مع المانجو، وdiet مع classic)، لا تشتّتاً عشوائياً — وهو ما يميّز نقص البيانات عن قصور النمذجة تمييزاً قابلاً للفحص.</w:t>
+        <w:t>وفحص مصفوفات الالتباس عند هذه العتبة يكشف خاصية لافتة: في مُصنِّفات العلامة وFanta وXL وCoca وCappy «لا يوجد التباس واحد بين صنف وآخر في مجموعة الاختبار كلها». فكل خطأ عندها هو امتناع — أي أن النموذج لم يبلغ العتبة فصمت — لا تصنيف خاطئ. وفي طبقة العلامة مثلاً: ٤٧ عيّنة، ٣٩ إصابة، ٨ امتناعات، وصفر التباس.</w:t>
+      </w:r>
+    </w:p>
+    <w:p>
+      <w:pPr>
+        <w:keepNext w:val="0"/>
+        <w:bidi/>
+        <w:spacing w:after="160" w:before="0" w:line="348" w:lineRule="auto"/>
+        <w:jc w:val="both"/>
+      </w:pPr>
+      <w:r>
+        <w:rPr>
+          <w:rFonts w:ascii="Times New Roman" w:hAnsi="Times New Roman" w:cs="Noto Naskh Arabic"/>
+          <w:b w:val="0"/>
+          <w:i w:val="0"/>
+          <w:color w:val="111111"/>
+          <w:sz w:val="23"/>
+          <w:szCs w:val="23"/>
+          <w:rtl/>
+          <w:cs/>
+        </w:rPr>
+        <w:t>وهذه خاصية ذات قيمة تشغيلية مباشرة: النظام لا يقول «سبرايت» عن كوكاكولا، بل إما يصيب أو يمتنع. والامتناع خطأ قابل للمعالجة، إذ يُحال إلى المراجعة البشرية ويُصحَّح؛ أما التصنيف الخاطئ الواثق فيتسرّب إلى التقرير من دون أن يثير شكاً. والاستثناء الوحيد مُصنِّف مادة التعبئة، وهو الوحيد الذي يُظهر التباساً حقيقياً (‏can مع plastic ثماني مرات، وglass إلى plastic مرتين) ولا يمتنع إطلاقاً — وهو أيضاً الوحيد الذي يعمل على خاصية فيزيائية لا على هوية تجارية.</w:t>
+      </w:r>
+    </w:p>
+    <w:p>
+      <w:pPr>
+        <w:keepNext/>
+        <w:bidi/>
+        <w:spacing w:before="240" w:after="140"/>
+      </w:pPr>
+      <w:r>
+        <w:rPr>
+          <w:rFonts w:ascii="Times New Roman" w:hAnsi="Times New Roman" w:cs="Noto Naskh Arabic"/>
+          <w:b/>
+          <w:bCs w:val="1"/>
+          <w:i w:val="0"/>
+          <w:color w:val="1A3A5C"/>
+          <w:sz w:val="24"/>
+          <w:szCs w:val="24"/>
+          <w:rtl/>
+          <w:cs/>
+        </w:rPr>
+        <w:t>٥٫٤ موثوقية هذه الأرقام إحصائياً</w:t>
+      </w:r>
+    </w:p>
+    <w:p>
+      <w:pPr>
+        <w:keepNext w:val="0"/>
+        <w:bidi/>
+        <w:spacing w:after="160" w:before="0" w:line="348" w:lineRule="auto"/>
+        <w:jc w:val="both"/>
+      </w:pPr>
+      <w:r>
+        <w:rPr>
+          <w:rFonts w:ascii="Times New Roman" w:hAnsi="Times New Roman" w:cs="Noto Naskh Arabic"/>
+          <w:b w:val="0"/>
+          <w:i w:val="0"/>
+          <w:color w:val="111111"/>
+          <w:sz w:val="23"/>
+          <w:szCs w:val="23"/>
+          <w:rtl/>
+          <w:cs/>
+        </w:rPr>
+        <w:t>تستوجب الأرقام أعلاه تحفّظاً صريحاً، وإغفاله يجعل التقرير مضلِّلاً مهما كانت أرقامه مقيسة: فمجموعات الاختبار صغيرة جداً، وكثير من نسب الـ ١٠٠٪ مبنيّ على عيّنات مفردة.</w:t>
+      </w:r>
+    </w:p>
+    <w:p>
+      <w:pPr>
+        <w:keepNext/>
+        <w:bidi/>
+        <w:spacing w:before="240" w:after="100"/>
+        <w:jc w:val="center"/>
+      </w:pPr>
+      <w:r>
+        <w:rPr>
+          <w:rFonts w:ascii="Times New Roman" w:hAnsi="Times New Roman" w:cs="Noto Naskh Arabic"/>
+          <w:b/>
+          <w:bCs w:val="1"/>
+          <w:i w:val="0"/>
+          <w:color w:val="555555"/>
+          <w:sz w:val="19"/>
+          <w:szCs w:val="19"/>
+          <w:rtl/>
+          <w:cs/>
+        </w:rPr>
+        <w:t xml:space="preserve">الجدول ٧. </w:t>
+      </w:r>
+      <w:r>
+        <w:rPr>
+          <w:rFonts w:ascii="Times New Roman" w:hAnsi="Times New Roman" w:cs="Noto Naskh Arabic"/>
+          <w:b w:val="0"/>
+          <w:i w:val="0"/>
+          <w:color w:val="555555"/>
+          <w:sz w:val="19"/>
+          <w:szCs w:val="19"/>
+          <w:rtl/>
+          <w:cs/>
+        </w:rPr>
+        <w:t>مجالات ثقة ويلسون عند ٩٥٪ لأصناف سجّلت ١٠٠٪. الرقم ذاته، ودلالات مختلفة تماماً.</w:t>
+      </w:r>
+    </w:p>
+    <w:tbl>
+      <w:tblPr>
+        <w:tblStyle w:val="TableGrid"/>
+        <w:bidiVisual/>
+        <w:tblW w:type="auto" w:w="0"/>
+        <w:jc w:val="right"/>
+        <w:tblLook w:firstColumn="1" w:firstRow="1" w:lastColumn="0" w:lastRow="0" w:noHBand="0" w:noVBand="1" w:val="04A0"/>
+      </w:tblPr>
+      <w:tblGrid>
+        <w:gridCol w:w="2239"/>
+        <w:gridCol w:w="2239"/>
+        <w:gridCol w:w="2239"/>
+        <w:gridCol w:w="2239"/>
+      </w:tblGrid>
+      <w:tr>
+        <w:tc>
+          <w:tcPr>
+            <w:tcW w:type="dxa" w:w="2239"/>
+          </w:tcPr>
+          <w:p>
+            <w:pPr>
+              <w:bidi/>
+              <w:spacing w:before="60" w:after="60"/>
+            </w:pPr>
+            <w:r>
+              <w:rPr>
+                <w:rtl/>
+                <w:cs/>
+              </w:rPr>
+            </w:r>
+            <w:r>
+              <w:rPr>
+                <w:rFonts w:ascii="Times New Roman" w:hAnsi="Times New Roman" w:cs="Noto Naskh Arabic"/>
+                <w:b/>
+                <w:bCs w:val="1"/>
+                <w:i w:val="0"/>
+                <w:color w:val="111111"/>
+                <w:sz w:val="20"/>
+                <w:szCs w:val="20"/>
+                <w:rtl/>
+                <w:cs/>
+              </w:rPr>
+              <w:t>الصنف</w:t>
+            </w:r>
+          </w:p>
+        </w:tc>
+        <w:tc>
+          <w:tcPr>
+            <w:tcW w:type="dxa" w:w="2239"/>
+          </w:tcPr>
+          <w:p>
+            <w:pPr>
+              <w:bidi/>
+              <w:spacing w:before="60" w:after="60"/>
+            </w:pPr>
+            <w:r>
+              <w:rPr>
+                <w:rtl/>
+                <w:cs/>
+              </w:rPr>
+            </w:r>
+            <w:r>
+              <w:rPr>
+                <w:rFonts w:ascii="Times New Roman" w:hAnsi="Times New Roman" w:cs="Noto Naskh Arabic"/>
+                <w:b/>
+                <w:bCs w:val="1"/>
+                <w:i w:val="0"/>
+                <w:color w:val="111111"/>
+                <w:sz w:val="20"/>
+                <w:szCs w:val="20"/>
+                <w:rtl/>
+                <w:cs/>
+              </w:rPr>
+              <w:t>الإصابات/العيّنات</w:t>
+            </w:r>
+          </w:p>
+        </w:tc>
+        <w:tc>
+          <w:tcPr>
+            <w:tcW w:type="dxa" w:w="2239"/>
+          </w:tcPr>
+          <w:p>
+            <w:pPr>
+              <w:bidi/>
+              <w:spacing w:before="60" w:after="60"/>
+            </w:pPr>
+            <w:r>
+              <w:rPr>
+                <w:rtl/>
+                <w:cs/>
+              </w:rPr>
+            </w:r>
+            <w:r>
+              <w:rPr>
+                <w:rFonts w:ascii="Times New Roman" w:hAnsi="Times New Roman" w:cs="Noto Naskh Arabic"/>
+                <w:b/>
+                <w:bCs w:val="1"/>
+                <w:i w:val="0"/>
+                <w:color w:val="111111"/>
+                <w:sz w:val="20"/>
+                <w:szCs w:val="20"/>
+                <w:rtl/>
+                <w:cs/>
+              </w:rPr>
+              <w:t>الاستدعاء</w:t>
+            </w:r>
+          </w:p>
+        </w:tc>
+        <w:tc>
+          <w:tcPr>
+            <w:tcW w:type="dxa" w:w="2239"/>
+          </w:tcPr>
+          <w:p>
+            <w:pPr>
+              <w:bidi/>
+              <w:spacing w:before="60" w:after="60"/>
+            </w:pPr>
+            <w:r>
+              <w:rPr>
+                <w:rtl/>
+                <w:cs/>
+              </w:rPr>
+            </w:r>
+            <w:r>
+              <w:rPr>
+                <w:rFonts w:ascii="Times New Roman" w:hAnsi="Times New Roman" w:cs="Noto Naskh Arabic"/>
+                <w:b/>
+                <w:bCs w:val="1"/>
+                <w:i w:val="0"/>
+                <w:color w:val="111111"/>
+                <w:sz w:val="20"/>
+                <w:szCs w:val="20"/>
+                <w:rtl/>
+                <w:cs/>
+              </w:rPr>
+              <w:t>مجال الثقة ٩٥٪</w:t>
+            </w:r>
+          </w:p>
+        </w:tc>
+      </w:tr>
+      <w:tr>
+        <w:tc>
+          <w:tcPr>
+            <w:tcW w:type="dxa" w:w="2239"/>
+          </w:tcPr>
+          <w:p>
+            <w:pPr>
+              <w:bidi/>
+              <w:spacing w:before="60" w:after="60"/>
+            </w:pPr>
+            <w:r>
+              <w:rPr>
+                <w:rtl/>
+                <w:cs/>
+              </w:rPr>
+            </w:r>
+            <w:r>
+              <w:rPr>
+                <w:rFonts w:ascii="Times New Roman" w:hAnsi="Times New Roman" w:cs="Noto Naskh Arabic"/>
+                <w:b w:val="0"/>
+                <w:i w:val="0"/>
+                <w:color w:val="111111"/>
+                <w:sz w:val="20"/>
+                <w:szCs w:val="20"/>
+                <w:rtl/>
+                <w:cs/>
+              </w:rPr>
+              <w:t>sprite (علامة)</w:t>
+            </w:r>
+          </w:p>
+        </w:tc>
+        <w:tc>
+          <w:tcPr>
+            <w:tcW w:type="dxa" w:w="2239"/>
+          </w:tcPr>
+          <w:p>
+            <w:pPr>
+              <w:bidi/>
+              <w:spacing w:before="60" w:after="60"/>
+            </w:pPr>
+            <w:r>
+              <w:rPr>
+                <w:rtl/>
+                <w:cs/>
+              </w:rPr>
+            </w:r>
+            <w:r>
+              <w:rPr>
+                <w:rFonts w:ascii="Times New Roman" w:hAnsi="Times New Roman" w:cs="Noto Naskh Arabic"/>
+                <w:b w:val="0"/>
+                <w:i w:val="0"/>
+                <w:color w:val="111111"/>
+                <w:sz w:val="20"/>
+                <w:szCs w:val="20"/>
+                <w:rtl/>
+                <w:cs/>
+              </w:rPr>
+              <w:t>١/١</w:t>
+            </w:r>
+          </w:p>
+        </w:tc>
+        <w:tc>
+          <w:tcPr>
+            <w:tcW w:type="dxa" w:w="2239"/>
+          </w:tcPr>
+          <w:p>
+            <w:pPr>
+              <w:bidi/>
+              <w:spacing w:before="60" w:after="60"/>
+            </w:pPr>
+            <w:r>
+              <w:rPr>
+                <w:rtl/>
+                <w:cs/>
+              </w:rPr>
+            </w:r>
+            <w:r>
+              <w:rPr>
+                <w:rFonts w:ascii="Times New Roman" w:hAnsi="Times New Roman" w:cs="Noto Naskh Arabic"/>
+                <w:b w:val="0"/>
+                <w:i w:val="0"/>
+                <w:color w:val="111111"/>
+                <w:sz w:val="20"/>
+                <w:szCs w:val="20"/>
+                <w:rtl/>
+                <w:cs/>
+              </w:rPr>
+              <w:t>١٠٠٪</w:t>
+            </w:r>
+          </w:p>
+        </w:tc>
+        <w:tc>
+          <w:tcPr>
+            <w:tcW w:type="dxa" w:w="2239"/>
+          </w:tcPr>
+          <w:p>
+            <w:pPr>
+              <w:bidi/>
+              <w:spacing w:before="60" w:after="60"/>
+            </w:pPr>
+            <w:r>
+              <w:rPr>
+                <w:rtl/>
+                <w:cs/>
+              </w:rPr>
+            </w:r>
+            <w:r>
+              <w:rPr>
+                <w:rFonts w:ascii="Times New Roman" w:hAnsi="Times New Roman" w:cs="Noto Naskh Arabic"/>
+                <w:b w:val="0"/>
+                <w:i w:val="0"/>
+                <w:color w:val="111111"/>
+                <w:sz w:val="20"/>
+                <w:szCs w:val="20"/>
+                <w:rtl/>
+                <w:cs/>
+              </w:rPr>
+              <w:t>٢٠٫٧٪ – ١٠٠٪</w:t>
+            </w:r>
+          </w:p>
+        </w:tc>
+      </w:tr>
+      <w:tr>
+        <w:tc>
+          <w:tcPr>
+            <w:tcW w:type="dxa" w:w="2239"/>
+          </w:tcPr>
+          <w:p>
+            <w:pPr>
+              <w:bidi/>
+              <w:spacing w:before="60" w:after="60"/>
+            </w:pPr>
+            <w:r>
+              <w:rPr>
+                <w:rtl/>
+                <w:cs/>
+              </w:rPr>
+            </w:r>
+            <w:r>
+              <w:rPr>
+                <w:rFonts w:ascii="Times New Roman" w:hAnsi="Times New Roman" w:cs="Noto Naskh Arabic"/>
+                <w:b w:val="0"/>
+                <w:i w:val="0"/>
+                <w:color w:val="111111"/>
+                <w:sz w:val="20"/>
+                <w:szCs w:val="20"/>
+                <w:rtl/>
+                <w:cs/>
+              </w:rPr>
+              <w:t>fanta (علامة)</w:t>
+            </w:r>
+          </w:p>
+        </w:tc>
+        <w:tc>
+          <w:tcPr>
+            <w:tcW w:type="dxa" w:w="2239"/>
+          </w:tcPr>
+          <w:p>
+            <w:pPr>
+              <w:bidi/>
+              <w:spacing w:before="60" w:after="60"/>
+            </w:pPr>
+            <w:r>
+              <w:rPr>
+                <w:rtl/>
+                <w:cs/>
+              </w:rPr>
+            </w:r>
+            <w:r>
+              <w:rPr>
+                <w:rFonts w:ascii="Times New Roman" w:hAnsi="Times New Roman" w:cs="Noto Naskh Arabic"/>
+                <w:b w:val="0"/>
+                <w:i w:val="0"/>
+                <w:color w:val="111111"/>
+                <w:sz w:val="20"/>
+                <w:szCs w:val="20"/>
+                <w:rtl/>
+                <w:cs/>
+              </w:rPr>
+              <w:t>٢/٢</w:t>
+            </w:r>
+          </w:p>
+        </w:tc>
+        <w:tc>
+          <w:tcPr>
+            <w:tcW w:type="dxa" w:w="2239"/>
+          </w:tcPr>
+          <w:p>
+            <w:pPr>
+              <w:bidi/>
+              <w:spacing w:before="60" w:after="60"/>
+            </w:pPr>
+            <w:r>
+              <w:rPr>
+                <w:rtl/>
+                <w:cs/>
+              </w:rPr>
+            </w:r>
+            <w:r>
+              <w:rPr>
+                <w:rFonts w:ascii="Times New Roman" w:hAnsi="Times New Roman" w:cs="Noto Naskh Arabic"/>
+                <w:b w:val="0"/>
+                <w:i w:val="0"/>
+                <w:color w:val="111111"/>
+                <w:sz w:val="20"/>
+                <w:szCs w:val="20"/>
+                <w:rtl/>
+                <w:cs/>
+              </w:rPr>
+              <w:t>١٠٠٪</w:t>
+            </w:r>
+          </w:p>
+        </w:tc>
+        <w:tc>
+          <w:tcPr>
+            <w:tcW w:type="dxa" w:w="2239"/>
+          </w:tcPr>
+          <w:p>
+            <w:pPr>
+              <w:bidi/>
+              <w:spacing w:before="60" w:after="60"/>
+            </w:pPr>
+            <w:r>
+              <w:rPr>
+                <w:rtl/>
+                <w:cs/>
+              </w:rPr>
+            </w:r>
+            <w:r>
+              <w:rPr>
+                <w:rFonts w:ascii="Times New Roman" w:hAnsi="Times New Roman" w:cs="Noto Naskh Arabic"/>
+                <w:b w:val="0"/>
+                <w:i w:val="0"/>
+                <w:color w:val="111111"/>
+                <w:sz w:val="20"/>
+                <w:szCs w:val="20"/>
+                <w:rtl/>
+                <w:cs/>
+              </w:rPr>
+              <w:t>٣٤٫٢٪ – ١٠٠٪</w:t>
+            </w:r>
+          </w:p>
+        </w:tc>
+      </w:tr>
+      <w:tr>
+        <w:tc>
+          <w:tcPr>
+            <w:tcW w:type="dxa" w:w="2239"/>
+          </w:tcPr>
+          <w:p>
+            <w:pPr>
+              <w:bidi/>
+              <w:spacing w:before="60" w:after="60"/>
+            </w:pPr>
+            <w:r>
+              <w:rPr>
+                <w:rtl/>
+                <w:cs/>
+              </w:rPr>
+            </w:r>
+            <w:r>
+              <w:rPr>
+                <w:rFonts w:ascii="Times New Roman" w:hAnsi="Times New Roman" w:cs="Noto Naskh Arabic"/>
+                <w:b w:val="0"/>
+                <w:i w:val="0"/>
+                <w:color w:val="111111"/>
+                <w:sz w:val="20"/>
+                <w:szCs w:val="20"/>
+                <w:rtl/>
+                <w:cs/>
+              </w:rPr>
+              <w:t>cappy-mango</w:t>
+            </w:r>
+          </w:p>
+        </w:tc>
+        <w:tc>
+          <w:tcPr>
+            <w:tcW w:type="dxa" w:w="2239"/>
+          </w:tcPr>
+          <w:p>
+            <w:pPr>
+              <w:bidi/>
+              <w:spacing w:before="60" w:after="60"/>
+            </w:pPr>
+            <w:r>
+              <w:rPr>
+                <w:rtl/>
+                <w:cs/>
+              </w:rPr>
+            </w:r>
+            <w:r>
+              <w:rPr>
+                <w:rFonts w:ascii="Times New Roman" w:hAnsi="Times New Roman" w:cs="Noto Naskh Arabic"/>
+                <w:b w:val="0"/>
+                <w:i w:val="0"/>
+                <w:color w:val="111111"/>
+                <w:sz w:val="20"/>
+                <w:szCs w:val="20"/>
+                <w:rtl/>
+                <w:cs/>
+              </w:rPr>
+              <w:t>٢/٢</w:t>
+            </w:r>
+          </w:p>
+        </w:tc>
+        <w:tc>
+          <w:tcPr>
+            <w:tcW w:type="dxa" w:w="2239"/>
+          </w:tcPr>
+          <w:p>
+            <w:pPr>
+              <w:bidi/>
+              <w:spacing w:before="60" w:after="60"/>
+            </w:pPr>
+            <w:r>
+              <w:rPr>
+                <w:rtl/>
+                <w:cs/>
+              </w:rPr>
+            </w:r>
+            <w:r>
+              <w:rPr>
+                <w:rFonts w:ascii="Times New Roman" w:hAnsi="Times New Roman" w:cs="Noto Naskh Arabic"/>
+                <w:b w:val="0"/>
+                <w:i w:val="0"/>
+                <w:color w:val="111111"/>
+                <w:sz w:val="20"/>
+                <w:szCs w:val="20"/>
+                <w:rtl/>
+                <w:cs/>
+              </w:rPr>
+              <w:t>١٠٠٪</w:t>
+            </w:r>
+          </w:p>
+        </w:tc>
+        <w:tc>
+          <w:tcPr>
+            <w:tcW w:type="dxa" w:w="2239"/>
+          </w:tcPr>
+          <w:p>
+            <w:pPr>
+              <w:bidi/>
+              <w:spacing w:before="60" w:after="60"/>
+            </w:pPr>
+            <w:r>
+              <w:rPr>
+                <w:rtl/>
+                <w:cs/>
+              </w:rPr>
+            </w:r>
+            <w:r>
+              <w:rPr>
+                <w:rFonts w:ascii="Times New Roman" w:hAnsi="Times New Roman" w:cs="Noto Naskh Arabic"/>
+                <w:b w:val="0"/>
+                <w:i w:val="0"/>
+                <w:color w:val="111111"/>
+                <w:sz w:val="20"/>
+                <w:szCs w:val="20"/>
+                <w:rtl/>
+                <w:cs/>
+              </w:rPr>
+              <w:t>٣٤٫٢٪ – ١٠٠٪</w:t>
+            </w:r>
+          </w:p>
+        </w:tc>
+      </w:tr>
+      <w:tr>
+        <w:tc>
+          <w:tcPr>
+            <w:tcW w:type="dxa" w:w="2239"/>
+          </w:tcPr>
+          <w:p>
+            <w:pPr>
+              <w:bidi/>
+              <w:spacing w:before="60" w:after="60"/>
+            </w:pPr>
+            <w:r>
+              <w:rPr>
+                <w:rtl/>
+                <w:cs/>
+              </w:rPr>
+            </w:r>
+            <w:r>
+              <w:rPr>
+                <w:rFonts w:ascii="Times New Roman" w:hAnsi="Times New Roman" w:cs="Noto Naskh Arabic"/>
+                <w:b w:val="0"/>
+                <w:i w:val="0"/>
+                <w:color w:val="111111"/>
+                <w:sz w:val="20"/>
+                <w:szCs w:val="20"/>
+                <w:rtl/>
+                <w:cs/>
+              </w:rPr>
+              <w:t>fanta-redapple</w:t>
+            </w:r>
+          </w:p>
+        </w:tc>
+        <w:tc>
+          <w:tcPr>
+            <w:tcW w:type="dxa" w:w="2239"/>
+          </w:tcPr>
+          <w:p>
+            <w:pPr>
+              <w:bidi/>
+              <w:spacing w:before="60" w:after="60"/>
+            </w:pPr>
+            <w:r>
+              <w:rPr>
+                <w:rtl/>
+                <w:cs/>
+              </w:rPr>
+            </w:r>
+            <w:r>
+              <w:rPr>
+                <w:rFonts w:ascii="Times New Roman" w:hAnsi="Times New Roman" w:cs="Noto Naskh Arabic"/>
+                <w:b w:val="0"/>
+                <w:i w:val="0"/>
+                <w:color w:val="111111"/>
+                <w:sz w:val="20"/>
+                <w:szCs w:val="20"/>
+                <w:rtl/>
+                <w:cs/>
+              </w:rPr>
+              <w:t>٣/٣</w:t>
+            </w:r>
+          </w:p>
+        </w:tc>
+        <w:tc>
+          <w:tcPr>
+            <w:tcW w:type="dxa" w:w="2239"/>
+          </w:tcPr>
+          <w:p>
+            <w:pPr>
+              <w:bidi/>
+              <w:spacing w:before="60" w:after="60"/>
+            </w:pPr>
+            <w:r>
+              <w:rPr>
+                <w:rtl/>
+                <w:cs/>
+              </w:rPr>
+            </w:r>
+            <w:r>
+              <w:rPr>
+                <w:rFonts w:ascii="Times New Roman" w:hAnsi="Times New Roman" w:cs="Noto Naskh Arabic"/>
+                <w:b w:val="0"/>
+                <w:i w:val="0"/>
+                <w:color w:val="111111"/>
+                <w:sz w:val="20"/>
+                <w:szCs w:val="20"/>
+                <w:rtl/>
+                <w:cs/>
+              </w:rPr>
+              <w:t>١٠٠٪</w:t>
+            </w:r>
+          </w:p>
+        </w:tc>
+        <w:tc>
+          <w:tcPr>
+            <w:tcW w:type="dxa" w:w="2239"/>
+          </w:tcPr>
+          <w:p>
+            <w:pPr>
+              <w:bidi/>
+              <w:spacing w:before="60" w:after="60"/>
+            </w:pPr>
+            <w:r>
+              <w:rPr>
+                <w:rtl/>
+                <w:cs/>
+              </w:rPr>
+            </w:r>
+            <w:r>
+              <w:rPr>
+                <w:rFonts w:ascii="Times New Roman" w:hAnsi="Times New Roman" w:cs="Noto Naskh Arabic"/>
+                <w:b w:val="0"/>
+                <w:i w:val="0"/>
+                <w:color w:val="111111"/>
+                <w:sz w:val="20"/>
+                <w:szCs w:val="20"/>
+                <w:rtl/>
+                <w:cs/>
+              </w:rPr>
+              <w:t>٤٣٫٨٪ – ١٠٠٪</w:t>
+            </w:r>
+          </w:p>
+        </w:tc>
+      </w:tr>
+      <w:tr>
+        <w:tc>
+          <w:tcPr>
+            <w:tcW w:type="dxa" w:w="2239"/>
+          </w:tcPr>
+          <w:p>
+            <w:pPr>
+              <w:bidi/>
+              <w:spacing w:before="60" w:after="60"/>
+            </w:pPr>
+            <w:r>
+              <w:rPr>
+                <w:rtl/>
+                <w:cs/>
+              </w:rPr>
+            </w:r>
+            <w:r>
+              <w:rPr>
+                <w:rFonts w:ascii="Times New Roman" w:hAnsi="Times New Roman" w:cs="Noto Naskh Arabic"/>
+                <w:b w:val="0"/>
+                <w:i w:val="0"/>
+                <w:color w:val="111111"/>
+                <w:sz w:val="20"/>
+                <w:szCs w:val="20"/>
+                <w:rtl/>
+                <w:cs/>
+              </w:rPr>
+              <w:t>xl-red</w:t>
+            </w:r>
+          </w:p>
+        </w:tc>
+        <w:tc>
+          <w:tcPr>
+            <w:tcW w:type="dxa" w:w="2239"/>
+          </w:tcPr>
+          <w:p>
+            <w:pPr>
+              <w:bidi/>
+              <w:spacing w:before="60" w:after="60"/>
+            </w:pPr>
+            <w:r>
+              <w:rPr>
+                <w:rtl/>
+                <w:cs/>
+              </w:rPr>
+            </w:r>
+            <w:r>
+              <w:rPr>
+                <w:rFonts w:ascii="Times New Roman" w:hAnsi="Times New Roman" w:cs="Noto Naskh Arabic"/>
+                <w:b w:val="0"/>
+                <w:i w:val="0"/>
+                <w:color w:val="111111"/>
+                <w:sz w:val="20"/>
+                <w:szCs w:val="20"/>
+                <w:rtl/>
+                <w:cs/>
+              </w:rPr>
+              <w:t>٤/٤</w:t>
+            </w:r>
+          </w:p>
+        </w:tc>
+        <w:tc>
+          <w:tcPr>
+            <w:tcW w:type="dxa" w:w="2239"/>
+          </w:tcPr>
+          <w:p>
+            <w:pPr>
+              <w:bidi/>
+              <w:spacing w:before="60" w:after="60"/>
+            </w:pPr>
+            <w:r>
+              <w:rPr>
+                <w:rtl/>
+                <w:cs/>
+              </w:rPr>
+            </w:r>
+            <w:r>
+              <w:rPr>
+                <w:rFonts w:ascii="Times New Roman" w:hAnsi="Times New Roman" w:cs="Noto Naskh Arabic"/>
+                <w:b w:val="0"/>
+                <w:i w:val="0"/>
+                <w:color w:val="111111"/>
+                <w:sz w:val="20"/>
+                <w:szCs w:val="20"/>
+                <w:rtl/>
+                <w:cs/>
+              </w:rPr>
+              <w:t>١٠٠٪</w:t>
+            </w:r>
+          </w:p>
+        </w:tc>
+        <w:tc>
+          <w:tcPr>
+            <w:tcW w:type="dxa" w:w="2239"/>
+          </w:tcPr>
+          <w:p>
+            <w:pPr>
+              <w:bidi/>
+              <w:spacing w:before="60" w:after="60"/>
+            </w:pPr>
+            <w:r>
+              <w:rPr>
+                <w:rtl/>
+                <w:cs/>
+              </w:rPr>
+            </w:r>
+            <w:r>
+              <w:rPr>
+                <w:rFonts w:ascii="Times New Roman" w:hAnsi="Times New Roman" w:cs="Noto Naskh Arabic"/>
+                <w:b w:val="0"/>
+                <w:i w:val="0"/>
+                <w:color w:val="111111"/>
+                <w:sz w:val="20"/>
+                <w:szCs w:val="20"/>
+                <w:rtl/>
+                <w:cs/>
+              </w:rPr>
+              <w:t>٥١٫٠٪ – ١٠٠٪</w:t>
+            </w:r>
+          </w:p>
+        </w:tc>
+      </w:tr>
+      <w:tr>
+        <w:tc>
+          <w:tcPr>
+            <w:tcW w:type="dxa" w:w="2239"/>
+          </w:tcPr>
+          <w:p>
+            <w:pPr>
+              <w:bidi/>
+              <w:spacing w:before="60" w:after="60"/>
+            </w:pPr>
+            <w:r>
+              <w:rPr>
+                <w:rtl/>
+                <w:cs/>
+              </w:rPr>
+            </w:r>
+            <w:r>
+              <w:rPr>
+                <w:rFonts w:ascii="Times New Roman" w:hAnsi="Times New Roman" w:cs="Noto Naskh Arabic"/>
+                <w:b w:val="0"/>
+                <w:i w:val="0"/>
+                <w:color w:val="111111"/>
+                <w:sz w:val="20"/>
+                <w:szCs w:val="20"/>
+                <w:rtl/>
+                <w:cs/>
+              </w:rPr>
+              <w:t>fanta-orange</w:t>
+            </w:r>
+          </w:p>
+        </w:tc>
+        <w:tc>
+          <w:tcPr>
+            <w:tcW w:type="dxa" w:w="2239"/>
+          </w:tcPr>
+          <w:p>
+            <w:pPr>
+              <w:bidi/>
+              <w:spacing w:before="60" w:after="60"/>
+            </w:pPr>
+            <w:r>
+              <w:rPr>
+                <w:rtl/>
+                <w:cs/>
+              </w:rPr>
+            </w:r>
+            <w:r>
+              <w:rPr>
+                <w:rFonts w:ascii="Times New Roman" w:hAnsi="Times New Roman" w:cs="Noto Naskh Arabic"/>
+                <w:b w:val="0"/>
+                <w:i w:val="0"/>
+                <w:color w:val="111111"/>
+                <w:sz w:val="20"/>
+                <w:szCs w:val="20"/>
+                <w:rtl/>
+                <w:cs/>
+              </w:rPr>
+              <w:t>١٢/١٢</w:t>
+            </w:r>
+          </w:p>
+        </w:tc>
+        <w:tc>
+          <w:tcPr>
+            <w:tcW w:type="dxa" w:w="2239"/>
+          </w:tcPr>
+          <w:p>
+            <w:pPr>
+              <w:bidi/>
+              <w:spacing w:before="60" w:after="60"/>
+            </w:pPr>
+            <w:r>
+              <w:rPr>
+                <w:rtl/>
+                <w:cs/>
+              </w:rPr>
+            </w:r>
+            <w:r>
+              <w:rPr>
+                <w:rFonts w:ascii="Times New Roman" w:hAnsi="Times New Roman" w:cs="Noto Naskh Arabic"/>
+                <w:b w:val="0"/>
+                <w:i w:val="0"/>
+                <w:color w:val="111111"/>
+                <w:sz w:val="20"/>
+                <w:szCs w:val="20"/>
+                <w:rtl/>
+                <w:cs/>
+              </w:rPr>
+              <w:t>١٠٠٪</w:t>
+            </w:r>
+          </w:p>
+        </w:tc>
+        <w:tc>
+          <w:tcPr>
+            <w:tcW w:type="dxa" w:w="2239"/>
+          </w:tcPr>
+          <w:p>
+            <w:pPr>
+              <w:bidi/>
+              <w:spacing w:before="60" w:after="60"/>
+            </w:pPr>
+            <w:r>
+              <w:rPr>
+                <w:rtl/>
+                <w:cs/>
+              </w:rPr>
+            </w:r>
+            <w:r>
+              <w:rPr>
+                <w:rFonts w:ascii="Times New Roman" w:hAnsi="Times New Roman" w:cs="Noto Naskh Arabic"/>
+                <w:b w:val="0"/>
+                <w:i w:val="0"/>
+                <w:color w:val="111111"/>
+                <w:sz w:val="20"/>
+                <w:szCs w:val="20"/>
+                <w:rtl/>
+                <w:cs/>
+              </w:rPr>
+              <w:t>٧٥٫٧٪ – ١٠٠٪</w:t>
+            </w:r>
+          </w:p>
+        </w:tc>
+      </w:tr>
+      <w:tr>
+        <w:tc>
+          <w:tcPr>
+            <w:tcW w:type="dxa" w:w="2239"/>
+          </w:tcPr>
+          <w:p>
+            <w:pPr>
+              <w:bidi/>
+              <w:spacing w:before="60" w:after="60"/>
+            </w:pPr>
+            <w:r>
+              <w:rPr>
+                <w:rtl/>
+                <w:cs/>
+              </w:rPr>
+            </w:r>
+            <w:r>
+              <w:rPr>
+                <w:rFonts w:ascii="Times New Roman" w:hAnsi="Times New Roman" w:cs="Noto Naskh Arabic"/>
+                <w:b w:val="0"/>
+                <w:i w:val="0"/>
+                <w:color w:val="111111"/>
+                <w:sz w:val="20"/>
+                <w:szCs w:val="20"/>
+                <w:rtl/>
+                <w:cs/>
+              </w:rPr>
+              <w:t>xl-classic</w:t>
+            </w:r>
+          </w:p>
+        </w:tc>
+        <w:tc>
+          <w:tcPr>
+            <w:tcW w:type="dxa" w:w="2239"/>
+          </w:tcPr>
+          <w:p>
+            <w:pPr>
+              <w:bidi/>
+              <w:spacing w:before="60" w:after="60"/>
+            </w:pPr>
+            <w:r>
+              <w:rPr>
+                <w:rtl/>
+                <w:cs/>
+              </w:rPr>
+            </w:r>
+            <w:r>
+              <w:rPr>
+                <w:rFonts w:ascii="Times New Roman" w:hAnsi="Times New Roman" w:cs="Noto Naskh Arabic"/>
+                <w:b w:val="0"/>
+                <w:i w:val="0"/>
+                <w:color w:val="111111"/>
+                <w:sz w:val="20"/>
+                <w:szCs w:val="20"/>
+                <w:rtl/>
+                <w:cs/>
+              </w:rPr>
+              <w:t>٢٤/٢٤</w:t>
+            </w:r>
+          </w:p>
+        </w:tc>
+        <w:tc>
+          <w:tcPr>
+            <w:tcW w:type="dxa" w:w="2239"/>
+          </w:tcPr>
+          <w:p>
+            <w:pPr>
+              <w:bidi/>
+              <w:spacing w:before="60" w:after="60"/>
+            </w:pPr>
+            <w:r>
+              <w:rPr>
+                <w:rtl/>
+                <w:cs/>
+              </w:rPr>
+            </w:r>
+            <w:r>
+              <w:rPr>
+                <w:rFonts w:ascii="Times New Roman" w:hAnsi="Times New Roman" w:cs="Noto Naskh Arabic"/>
+                <w:b w:val="0"/>
+                <w:i w:val="0"/>
+                <w:color w:val="111111"/>
+                <w:sz w:val="20"/>
+                <w:szCs w:val="20"/>
+                <w:rtl/>
+                <w:cs/>
+              </w:rPr>
+              <w:t>١٠٠٪</w:t>
+            </w:r>
+          </w:p>
+        </w:tc>
+        <w:tc>
+          <w:tcPr>
+            <w:tcW w:type="dxa" w:w="2239"/>
+          </w:tcPr>
+          <w:p>
+            <w:pPr>
+              <w:bidi/>
+              <w:spacing w:before="60" w:after="60"/>
+            </w:pPr>
+            <w:r>
+              <w:rPr>
+                <w:rtl/>
+                <w:cs/>
+              </w:rPr>
+            </w:r>
+            <w:r>
+              <w:rPr>
+                <w:rFonts w:ascii="Times New Roman" w:hAnsi="Times New Roman" w:cs="Noto Naskh Arabic"/>
+                <w:b w:val="0"/>
+                <w:i w:val="0"/>
+                <w:color w:val="111111"/>
+                <w:sz w:val="20"/>
+                <w:szCs w:val="20"/>
+                <w:rtl/>
+                <w:cs/>
+              </w:rPr>
+              <w:t>٨٦٫٢٪ – ١٠٠٪</w:t>
+            </w:r>
+          </w:p>
+        </w:tc>
+      </w:tr>
+      <w:tr>
+        <w:tc>
+          <w:tcPr>
+            <w:tcW w:type="dxa" w:w="2239"/>
+          </w:tcPr>
+          <w:p>
+            <w:pPr>
+              <w:bidi/>
+              <w:spacing w:before="60" w:after="60"/>
+            </w:pPr>
+            <w:r>
+              <w:rPr>
+                <w:rtl/>
+                <w:cs/>
+              </w:rPr>
+            </w:r>
+            <w:r>
+              <w:rPr>
+                <w:rFonts w:ascii="Times New Roman" w:hAnsi="Times New Roman" w:cs="Noto Naskh Arabic"/>
+                <w:b w:val="0"/>
+                <w:i w:val="0"/>
+                <w:color w:val="111111"/>
+                <w:sz w:val="20"/>
+                <w:szCs w:val="20"/>
+                <w:rtl/>
+                <w:cs/>
+              </w:rPr>
+              <w:t>coca-classic</w:t>
+            </w:r>
+          </w:p>
+        </w:tc>
+        <w:tc>
+          <w:tcPr>
+            <w:tcW w:type="dxa" w:w="2239"/>
+          </w:tcPr>
+          <w:p>
+            <w:pPr>
+              <w:bidi/>
+              <w:spacing w:before="60" w:after="60"/>
+            </w:pPr>
+            <w:r>
+              <w:rPr>
+                <w:rtl/>
+                <w:cs/>
+              </w:rPr>
+            </w:r>
+            <w:r>
+              <w:rPr>
+                <w:rFonts w:ascii="Times New Roman" w:hAnsi="Times New Roman" w:cs="Noto Naskh Arabic"/>
+                <w:b w:val="0"/>
+                <w:i w:val="0"/>
+                <w:color w:val="111111"/>
+                <w:sz w:val="20"/>
+                <w:szCs w:val="20"/>
+                <w:rtl/>
+                <w:cs/>
+              </w:rPr>
+              <w:t>٢٦/٢٦</w:t>
+            </w:r>
+          </w:p>
+        </w:tc>
+        <w:tc>
+          <w:tcPr>
+            <w:tcW w:type="dxa" w:w="2239"/>
+          </w:tcPr>
+          <w:p>
+            <w:pPr>
+              <w:bidi/>
+              <w:spacing w:before="60" w:after="60"/>
+            </w:pPr>
+            <w:r>
+              <w:rPr>
+                <w:rtl/>
+                <w:cs/>
+              </w:rPr>
+            </w:r>
+            <w:r>
+              <w:rPr>
+                <w:rFonts w:ascii="Times New Roman" w:hAnsi="Times New Roman" w:cs="Noto Naskh Arabic"/>
+                <w:b w:val="0"/>
+                <w:i w:val="0"/>
+                <w:color w:val="111111"/>
+                <w:sz w:val="20"/>
+                <w:szCs w:val="20"/>
+                <w:rtl/>
+                <w:cs/>
+              </w:rPr>
+              <w:t>١٠٠٪</w:t>
+            </w:r>
+          </w:p>
+        </w:tc>
+        <w:tc>
+          <w:tcPr>
+            <w:tcW w:type="dxa" w:w="2239"/>
+          </w:tcPr>
+          <w:p>
+            <w:pPr>
+              <w:bidi/>
+              <w:spacing w:before="60" w:after="60"/>
+            </w:pPr>
+            <w:r>
+              <w:rPr>
+                <w:rtl/>
+                <w:cs/>
+              </w:rPr>
+            </w:r>
+            <w:r>
+              <w:rPr>
+                <w:rFonts w:ascii="Times New Roman" w:hAnsi="Times New Roman" w:cs="Noto Naskh Arabic"/>
+                <w:b w:val="0"/>
+                <w:i w:val="0"/>
+                <w:color w:val="111111"/>
+                <w:sz w:val="20"/>
+                <w:szCs w:val="20"/>
+                <w:rtl/>
+                <w:cs/>
+              </w:rPr>
+              <w:t>٨٧٫١٪ – ١٠٠٪</w:t>
+            </w:r>
+          </w:p>
+        </w:tc>
+      </w:tr>
+    </w:tbl>
+    <w:p>
+      <w:pPr>
+        <w:spacing w:after="200" w:before="0"/>
+      </w:pPr>
+    </w:p>
+    <w:p>
+      <w:pPr>
+        <w:keepNext w:val="0"/>
+        <w:bidi/>
+        <w:spacing w:after="160" w:before="0" w:line="348" w:lineRule="auto"/>
+        <w:jc w:val="both"/>
+      </w:pPr>
+      <w:r>
+        <w:rPr>
+          <w:rFonts w:ascii="Times New Roman" w:hAnsi="Times New Roman" w:cs="Noto Naskh Arabic"/>
+          <w:b w:val="0"/>
+          <w:i w:val="0"/>
+          <w:color w:val="111111"/>
+          <w:sz w:val="23"/>
+          <w:szCs w:val="23"/>
+          <w:rtl/>
+          <w:cs/>
+        </w:rPr>
+        <w:t>فصنف sprite يسجّل ١٠٠٪ على صورة اختبار واحدة فقط، ومجال الثقة الحقيقي لأدائه يمتد من ٢٠٫٧٪ إلى ١٠٠٪ — أي أن الرقم لا يحمل معلومة تُذكر. أما xl-classic بـ ٢٤ عيّنة فمجاله ٨٦٫٢٪–١٠٠٪، وهو قول ذو مضمون. والرقمان متطابقان ظاهرياً ومختلفان جوهرياً، ولا يُميَّز بينهما إلا بذكر عدد العيّنات — ولهذا تُذكر في كل جدول أعلاه.</w:t>
+      </w:r>
+    </w:p>
+    <w:p>
+      <w:pPr>
+        <w:keepNext w:val="0"/>
+        <w:bidi/>
+        <w:spacing w:after="160" w:before="0" w:line="348" w:lineRule="auto"/>
+        <w:jc w:val="both"/>
+      </w:pPr>
+      <w:r>
+        <w:rPr>
+          <w:rFonts w:ascii="Times New Roman" w:hAnsi="Times New Roman" w:cs="Noto Naskh Arabic"/>
+          <w:b w:val="0"/>
+          <w:i w:val="0"/>
+          <w:color w:val="111111"/>
+          <w:sz w:val="23"/>
+          <w:szCs w:val="23"/>
+          <w:rtl/>
+          <w:cs/>
+        </w:rPr>
+        <w:t>ويترتب على صغر العيّنة أثر ثانٍ في الأرقام الإجمالية: فالمنصّة تحسب متوسطاً على الأصناف، فيتساوى صنف بـ ٢٤ عيّنة مع صنف بعيّنة واحدة. والمتوسط المرجّح بعدد العيّنات يعطي صورة مختلفة تماماً.</w:t>
+      </w:r>
+    </w:p>
+    <w:p>
+      <w:pPr>
+        <w:keepNext/>
+        <w:bidi/>
+        <w:spacing w:before="240" w:after="100"/>
+        <w:jc w:val="center"/>
+      </w:pPr>
+      <w:r>
+        <w:rPr>
+          <w:rFonts w:ascii="Times New Roman" w:hAnsi="Times New Roman" w:cs="Noto Naskh Arabic"/>
+          <w:b/>
+          <w:bCs w:val="1"/>
+          <w:i w:val="0"/>
+          <w:color w:val="555555"/>
+          <w:sz w:val="19"/>
+          <w:szCs w:val="19"/>
+          <w:rtl/>
+          <w:cs/>
+        </w:rPr>
+        <w:t xml:space="preserve">الجدول ٨. </w:t>
+      </w:r>
+      <w:r>
+        <w:rPr>
+          <w:rFonts w:ascii="Times New Roman" w:hAnsi="Times New Roman" w:cs="Noto Naskh Arabic"/>
+          <w:b w:val="0"/>
+          <w:i w:val="0"/>
+          <w:color w:val="555555"/>
+          <w:sz w:val="19"/>
+          <w:szCs w:val="19"/>
+          <w:rtl/>
+          <w:cs/>
+        </w:rPr>
+        <w:t>الاستدعاء محسوباً بطريقتين. الأرقام المُعلَنة في هذه الدراسة هي متوسط الأصناف، وهو الأشدّ تحفّظاً.</w:t>
+      </w:r>
+    </w:p>
+    <w:tbl>
+      <w:tblPr>
+        <w:tblStyle w:val="TableGrid"/>
+        <w:bidiVisual/>
+        <w:tblW w:type="auto" w:w="0"/>
+        <w:jc w:val="right"/>
+        <w:tblLook w:firstColumn="1" w:firstRow="1" w:lastColumn="0" w:lastRow="0" w:noHBand="0" w:noVBand="1" w:val="04A0"/>
+      </w:tblPr>
+      <w:tblGrid>
+        <w:gridCol w:w="2239"/>
+        <w:gridCol w:w="2239"/>
+        <w:gridCol w:w="2239"/>
+        <w:gridCol w:w="2239"/>
+      </w:tblGrid>
+      <w:tr>
+        <w:tc>
+          <w:tcPr>
+            <w:tcW w:type="dxa" w:w="2239"/>
+          </w:tcPr>
+          <w:p>
+            <w:pPr>
+              <w:bidi/>
+              <w:spacing w:before="60" w:after="60"/>
+            </w:pPr>
+            <w:r>
+              <w:rPr>
+                <w:rtl/>
+                <w:cs/>
+              </w:rPr>
+            </w:r>
+            <w:r>
+              <w:rPr>
+                <w:rFonts w:ascii="Times New Roman" w:hAnsi="Times New Roman" w:cs="Noto Naskh Arabic"/>
+                <w:b/>
+                <w:bCs w:val="1"/>
+                <w:i w:val="0"/>
+                <w:color w:val="111111"/>
+                <w:sz w:val="20"/>
+                <w:szCs w:val="20"/>
+                <w:rtl/>
+                <w:cs/>
+              </w:rPr>
+              <w:t>المُصنِّف</w:t>
+            </w:r>
+          </w:p>
+        </w:tc>
+        <w:tc>
+          <w:tcPr>
+            <w:tcW w:type="dxa" w:w="2239"/>
+          </w:tcPr>
+          <w:p>
+            <w:pPr>
+              <w:bidi/>
+              <w:spacing w:before="60" w:after="60"/>
+            </w:pPr>
+            <w:r>
+              <w:rPr>
+                <w:rtl/>
+                <w:cs/>
+              </w:rPr>
+            </w:r>
+            <w:r>
+              <w:rPr>
+                <w:rFonts w:ascii="Times New Roman" w:hAnsi="Times New Roman" w:cs="Noto Naskh Arabic"/>
+                <w:b/>
+                <w:bCs w:val="1"/>
+                <w:i w:val="0"/>
+                <w:color w:val="111111"/>
+                <w:sz w:val="20"/>
+                <w:szCs w:val="20"/>
+                <w:rtl/>
+                <w:cs/>
+              </w:rPr>
+              <w:t>متوسط الأصناف</w:t>
+            </w:r>
+          </w:p>
+        </w:tc>
+        <w:tc>
+          <w:tcPr>
+            <w:tcW w:type="dxa" w:w="2239"/>
+          </w:tcPr>
+          <w:p>
+            <w:pPr>
+              <w:bidi/>
+              <w:spacing w:before="60" w:after="60"/>
+            </w:pPr>
+            <w:r>
+              <w:rPr>
+                <w:rtl/>
+                <w:cs/>
+              </w:rPr>
+            </w:r>
+            <w:r>
+              <w:rPr>
+                <w:rFonts w:ascii="Times New Roman" w:hAnsi="Times New Roman" w:cs="Noto Naskh Arabic"/>
+                <w:b/>
+                <w:bCs w:val="1"/>
+                <w:i w:val="0"/>
+                <w:color w:val="111111"/>
+                <w:sz w:val="20"/>
+                <w:szCs w:val="20"/>
+                <w:rtl/>
+                <w:cs/>
+              </w:rPr>
+              <w:t>متوسط العيّنات</w:t>
+            </w:r>
+          </w:p>
+        </w:tc>
+        <w:tc>
+          <w:tcPr>
+            <w:tcW w:type="dxa" w:w="2239"/>
+          </w:tcPr>
+          <w:p>
+            <w:pPr>
+              <w:bidi/>
+              <w:spacing w:before="60" w:after="60"/>
+            </w:pPr>
+            <w:r>
+              <w:rPr>
+                <w:rtl/>
+                <w:cs/>
+              </w:rPr>
+            </w:r>
+            <w:r>
+              <w:rPr>
+                <w:rFonts w:ascii="Times New Roman" w:hAnsi="Times New Roman" w:cs="Noto Naskh Arabic"/>
+                <w:b/>
+                <w:bCs w:val="1"/>
+                <w:i w:val="0"/>
+                <w:color w:val="111111"/>
+                <w:sz w:val="20"/>
+                <w:szCs w:val="20"/>
+                <w:rtl/>
+                <w:cs/>
+              </w:rPr>
+              <w:t>الفارق</w:t>
+            </w:r>
+          </w:p>
+        </w:tc>
+      </w:tr>
+      <w:tr>
+        <w:tc>
+          <w:tcPr>
+            <w:tcW w:type="dxa" w:w="2239"/>
+          </w:tcPr>
+          <w:p>
+            <w:pPr>
+              <w:bidi/>
+              <w:spacing w:before="60" w:after="60"/>
+            </w:pPr>
+            <w:r>
+              <w:rPr>
+                <w:rtl/>
+                <w:cs/>
+              </w:rPr>
+            </w:r>
+            <w:r>
+              <w:rPr>
+                <w:rFonts w:ascii="Times New Roman" w:hAnsi="Times New Roman" w:cs="Noto Naskh Arabic"/>
+                <w:b w:val="0"/>
+                <w:i w:val="0"/>
+                <w:color w:val="111111"/>
+                <w:sz w:val="20"/>
+                <w:szCs w:val="20"/>
+                <w:rtl/>
+                <w:cs/>
+              </w:rPr>
+              <w:t>XL Energy</w:t>
+            </w:r>
+          </w:p>
+        </w:tc>
+        <w:tc>
+          <w:tcPr>
+            <w:tcW w:type="dxa" w:w="2239"/>
+          </w:tcPr>
+          <w:p>
+            <w:pPr>
+              <w:bidi/>
+              <w:spacing w:before="60" w:after="60"/>
+            </w:pPr>
+            <w:r>
+              <w:rPr>
+                <w:rtl/>
+                <w:cs/>
+              </w:rPr>
+            </w:r>
+            <w:r>
+              <w:rPr>
+                <w:rFonts w:ascii="Times New Roman" w:hAnsi="Times New Roman" w:cs="Noto Naskh Arabic"/>
+                <w:b w:val="0"/>
+                <w:i w:val="0"/>
+                <w:color w:val="111111"/>
+                <w:sz w:val="20"/>
+                <w:szCs w:val="20"/>
+                <w:rtl/>
+                <w:cs/>
+              </w:rPr>
+              <w:t>٦٦٫٧٪</w:t>
+            </w:r>
+          </w:p>
+        </w:tc>
+        <w:tc>
+          <w:tcPr>
+            <w:tcW w:type="dxa" w:w="2239"/>
+          </w:tcPr>
+          <w:p>
+            <w:pPr>
+              <w:bidi/>
+              <w:spacing w:before="60" w:after="60"/>
+            </w:pPr>
+            <w:r>
+              <w:rPr>
+                <w:rtl/>
+                <w:cs/>
+              </w:rPr>
+            </w:r>
+            <w:r>
+              <w:rPr>
+                <w:rFonts w:ascii="Times New Roman" w:hAnsi="Times New Roman" w:cs="Noto Naskh Arabic"/>
+                <w:b w:val="0"/>
+                <w:i w:val="0"/>
+                <w:color w:val="111111"/>
+                <w:sz w:val="20"/>
+                <w:szCs w:val="20"/>
+                <w:rtl/>
+                <w:cs/>
+              </w:rPr>
+              <w:t>٩٦٫٦٪ (٢٨/٢٩)</w:t>
+            </w:r>
+          </w:p>
+        </w:tc>
+        <w:tc>
+          <w:tcPr>
+            <w:tcW w:type="dxa" w:w="2239"/>
+          </w:tcPr>
+          <w:p>
+            <w:pPr>
+              <w:bidi/>
+              <w:spacing w:before="60" w:after="60"/>
+            </w:pPr>
+            <w:r>
+              <w:rPr>
+                <w:rtl/>
+                <w:cs/>
+              </w:rPr>
+            </w:r>
+            <w:r>
+              <w:rPr>
+                <w:rFonts w:ascii="Times New Roman" w:hAnsi="Times New Roman" w:cs="Noto Naskh Arabic"/>
+                <w:b w:val="0"/>
+                <w:i w:val="0"/>
+                <w:color w:val="111111"/>
+                <w:sz w:val="20"/>
+                <w:szCs w:val="20"/>
+                <w:rtl/>
+                <w:cs/>
+              </w:rPr>
+              <w:t>‎+٢٩٫٩‎</w:t>
+            </w:r>
+          </w:p>
+        </w:tc>
+      </w:tr>
+      <w:tr>
+        <w:tc>
+          <w:tcPr>
+            <w:tcW w:type="dxa" w:w="2239"/>
+          </w:tcPr>
+          <w:p>
+            <w:pPr>
+              <w:bidi/>
+              <w:spacing w:before="60" w:after="60"/>
+            </w:pPr>
+            <w:r>
+              <w:rPr>
+                <w:rtl/>
+                <w:cs/>
+              </w:rPr>
+            </w:r>
+            <w:r>
+              <w:rPr>
+                <w:rFonts w:ascii="Times New Roman" w:hAnsi="Times New Roman" w:cs="Noto Naskh Arabic"/>
+                <w:b w:val="0"/>
+                <w:i w:val="0"/>
+                <w:color w:val="111111"/>
+                <w:sz w:val="20"/>
+                <w:szCs w:val="20"/>
+                <w:rtl/>
+                <w:cs/>
+              </w:rPr>
+              <w:t>Coca-Cola</w:t>
+            </w:r>
+          </w:p>
+        </w:tc>
+        <w:tc>
+          <w:tcPr>
+            <w:tcW w:type="dxa" w:w="2239"/>
+          </w:tcPr>
+          <w:p>
+            <w:pPr>
+              <w:bidi/>
+              <w:spacing w:before="60" w:after="60"/>
+            </w:pPr>
+            <w:r>
+              <w:rPr>
+                <w:rtl/>
+                <w:cs/>
+              </w:rPr>
+            </w:r>
+            <w:r>
+              <w:rPr>
+                <w:rFonts w:ascii="Times New Roman" w:hAnsi="Times New Roman" w:cs="Noto Naskh Arabic"/>
+                <w:b w:val="0"/>
+                <w:i w:val="0"/>
+                <w:color w:val="111111"/>
+                <w:sz w:val="20"/>
+                <w:szCs w:val="20"/>
+                <w:rtl/>
+                <w:cs/>
+              </w:rPr>
+              <w:t>٥٥٫٦٪</w:t>
+            </w:r>
+          </w:p>
+        </w:tc>
+        <w:tc>
+          <w:tcPr>
+            <w:tcW w:type="dxa" w:w="2239"/>
+          </w:tcPr>
+          <w:p>
+            <w:pPr>
+              <w:bidi/>
+              <w:spacing w:before="60" w:after="60"/>
+            </w:pPr>
+            <w:r>
+              <w:rPr>
+                <w:rtl/>
+                <w:cs/>
+              </w:rPr>
+            </w:r>
+            <w:r>
+              <w:rPr>
+                <w:rFonts w:ascii="Times New Roman" w:hAnsi="Times New Roman" w:cs="Noto Naskh Arabic"/>
+                <w:b w:val="0"/>
+                <w:i w:val="0"/>
+                <w:color w:val="111111"/>
+                <w:sz w:val="20"/>
+                <w:szCs w:val="20"/>
+                <w:rtl/>
+                <w:cs/>
+              </w:rPr>
+              <w:t>٩٣٫٣٪ (٢٨/٣٠)</w:t>
+            </w:r>
+          </w:p>
+        </w:tc>
+        <w:tc>
+          <w:tcPr>
+            <w:tcW w:type="dxa" w:w="2239"/>
+          </w:tcPr>
+          <w:p>
+            <w:pPr>
+              <w:bidi/>
+              <w:spacing w:before="60" w:after="60"/>
+            </w:pPr>
+            <w:r>
+              <w:rPr>
+                <w:rtl/>
+                <w:cs/>
+              </w:rPr>
+            </w:r>
+            <w:r>
+              <w:rPr>
+                <w:rFonts w:ascii="Times New Roman" w:hAnsi="Times New Roman" w:cs="Noto Naskh Arabic"/>
+                <w:b w:val="0"/>
+                <w:i w:val="0"/>
+                <w:color w:val="111111"/>
+                <w:sz w:val="20"/>
+                <w:szCs w:val="20"/>
+                <w:rtl/>
+                <w:cs/>
+              </w:rPr>
+              <w:t>‎+٣٧٫٧‎</w:t>
+            </w:r>
+          </w:p>
+        </w:tc>
+      </w:tr>
+      <w:tr>
+        <w:tc>
+          <w:tcPr>
+            <w:tcW w:type="dxa" w:w="2239"/>
+          </w:tcPr>
+          <w:p>
+            <w:pPr>
+              <w:bidi/>
+              <w:spacing w:before="60" w:after="60"/>
+            </w:pPr>
+            <w:r>
+              <w:rPr>
+                <w:rtl/>
+                <w:cs/>
+              </w:rPr>
+            </w:r>
+            <w:r>
+              <w:rPr>
+                <w:rFonts w:ascii="Times New Roman" w:hAnsi="Times New Roman" w:cs="Noto Naskh Arabic"/>
+                <w:b w:val="0"/>
+                <w:i w:val="0"/>
+                <w:color w:val="111111"/>
+                <w:sz w:val="20"/>
+                <w:szCs w:val="20"/>
+                <w:rtl/>
+                <w:cs/>
+              </w:rPr>
+              <w:t>مادة التعبئة</w:t>
+            </w:r>
+          </w:p>
+        </w:tc>
+        <w:tc>
+          <w:tcPr>
+            <w:tcW w:type="dxa" w:w="2239"/>
+          </w:tcPr>
+          <w:p>
+            <w:pPr>
+              <w:bidi/>
+              <w:spacing w:before="60" w:after="60"/>
+            </w:pPr>
+            <w:r>
+              <w:rPr>
+                <w:rtl/>
+                <w:cs/>
+              </w:rPr>
+            </w:r>
+            <w:r>
+              <w:rPr>
+                <w:rFonts w:ascii="Times New Roman" w:hAnsi="Times New Roman" w:cs="Noto Naskh Arabic"/>
+                <w:b w:val="0"/>
+                <w:i w:val="0"/>
+                <w:color w:val="111111"/>
+                <w:sz w:val="20"/>
+                <w:szCs w:val="20"/>
+                <w:rtl/>
+                <w:cs/>
+              </w:rPr>
+              <w:t>٧٤٫٤٪</w:t>
+            </w:r>
+          </w:p>
+        </w:tc>
+        <w:tc>
+          <w:tcPr>
+            <w:tcW w:type="dxa" w:w="2239"/>
+          </w:tcPr>
+          <w:p>
+            <w:pPr>
+              <w:bidi/>
+              <w:spacing w:before="60" w:after="60"/>
+            </w:pPr>
+            <w:r>
+              <w:rPr>
+                <w:rtl/>
+                <w:cs/>
+              </w:rPr>
+            </w:r>
+            <w:r>
+              <w:rPr>
+                <w:rFonts w:ascii="Times New Roman" w:hAnsi="Times New Roman" w:cs="Noto Naskh Arabic"/>
+                <w:b w:val="0"/>
+                <w:i w:val="0"/>
+                <w:color w:val="111111"/>
+                <w:sz w:val="20"/>
+                <w:szCs w:val="20"/>
+                <w:rtl/>
+                <w:cs/>
+              </w:rPr>
+              <w:t>٩٣٫٨٪ (١٥١/١٦١)</w:t>
+            </w:r>
+          </w:p>
+        </w:tc>
+        <w:tc>
+          <w:tcPr>
+            <w:tcW w:type="dxa" w:w="2239"/>
+          </w:tcPr>
+          <w:p>
+            <w:pPr>
+              <w:bidi/>
+              <w:spacing w:before="60" w:after="60"/>
+            </w:pPr>
+            <w:r>
+              <w:rPr>
+                <w:rtl/>
+                <w:cs/>
+              </w:rPr>
+            </w:r>
+            <w:r>
+              <w:rPr>
+                <w:rFonts w:ascii="Times New Roman" w:hAnsi="Times New Roman" w:cs="Noto Naskh Arabic"/>
+                <w:b w:val="0"/>
+                <w:i w:val="0"/>
+                <w:color w:val="111111"/>
+                <w:sz w:val="20"/>
+                <w:szCs w:val="20"/>
+                <w:rtl/>
+                <w:cs/>
+              </w:rPr>
+              <w:t>‎+١٩٫٤‎</w:t>
+            </w:r>
+          </w:p>
+        </w:tc>
+      </w:tr>
+      <w:tr>
+        <w:tc>
+          <w:tcPr>
+            <w:tcW w:type="dxa" w:w="2239"/>
+          </w:tcPr>
+          <w:p>
+            <w:pPr>
+              <w:bidi/>
+              <w:spacing w:before="60" w:after="60"/>
+            </w:pPr>
+            <w:r>
+              <w:rPr>
+                <w:rtl/>
+                <w:cs/>
+              </w:rPr>
+            </w:r>
+            <w:r>
+              <w:rPr>
+                <w:rFonts w:ascii="Times New Roman" w:hAnsi="Times New Roman" w:cs="Noto Naskh Arabic"/>
+                <w:b w:val="0"/>
+                <w:i w:val="0"/>
+                <w:color w:val="111111"/>
+                <w:sz w:val="20"/>
+                <w:szCs w:val="20"/>
+                <w:rtl/>
+                <w:cs/>
+              </w:rPr>
+              <w:t>Fanta</w:t>
+            </w:r>
+          </w:p>
+        </w:tc>
+        <w:tc>
+          <w:tcPr>
+            <w:tcW w:type="dxa" w:w="2239"/>
+          </w:tcPr>
+          <w:p>
+            <w:pPr>
+              <w:bidi/>
+              <w:spacing w:before="60" w:after="60"/>
+            </w:pPr>
+            <w:r>
+              <w:rPr>
+                <w:rtl/>
+                <w:cs/>
+              </w:rPr>
+            </w:r>
+            <w:r>
+              <w:rPr>
+                <w:rFonts w:ascii="Times New Roman" w:hAnsi="Times New Roman" w:cs="Noto Naskh Arabic"/>
+                <w:b w:val="0"/>
+                <w:i w:val="0"/>
+                <w:color w:val="111111"/>
+                <w:sz w:val="20"/>
+                <w:szCs w:val="20"/>
+                <w:rtl/>
+                <w:cs/>
+              </w:rPr>
+              <w:t>٨٨٫٩٪</w:t>
+            </w:r>
+          </w:p>
+        </w:tc>
+        <w:tc>
+          <w:tcPr>
+            <w:tcW w:type="dxa" w:w="2239"/>
+          </w:tcPr>
+          <w:p>
+            <w:pPr>
+              <w:bidi/>
+              <w:spacing w:before="60" w:after="60"/>
+            </w:pPr>
+            <w:r>
+              <w:rPr>
+                <w:rtl/>
+                <w:cs/>
+              </w:rPr>
+            </w:r>
+            <w:r>
+              <w:rPr>
+                <w:rFonts w:ascii="Times New Roman" w:hAnsi="Times New Roman" w:cs="Noto Naskh Arabic"/>
+                <w:b w:val="0"/>
+                <w:i w:val="0"/>
+                <w:color w:val="111111"/>
+                <w:sz w:val="20"/>
+                <w:szCs w:val="20"/>
+                <w:rtl/>
+                <w:cs/>
+              </w:rPr>
+              <w:t>٩٤٫٤٪ (١٧/١٨)</w:t>
+            </w:r>
+          </w:p>
+        </w:tc>
+        <w:tc>
+          <w:tcPr>
+            <w:tcW w:type="dxa" w:w="2239"/>
+          </w:tcPr>
+          <w:p>
+            <w:pPr>
+              <w:bidi/>
+              <w:spacing w:before="60" w:after="60"/>
+            </w:pPr>
+            <w:r>
+              <w:rPr>
+                <w:rtl/>
+                <w:cs/>
+              </w:rPr>
+            </w:r>
+            <w:r>
+              <w:rPr>
+                <w:rFonts w:ascii="Times New Roman" w:hAnsi="Times New Roman" w:cs="Noto Naskh Arabic"/>
+                <w:b w:val="0"/>
+                <w:i w:val="0"/>
+                <w:color w:val="111111"/>
+                <w:sz w:val="20"/>
+                <w:szCs w:val="20"/>
+                <w:rtl/>
+                <w:cs/>
+              </w:rPr>
+              <w:t>‎+٥٫٥‎</w:t>
+            </w:r>
+          </w:p>
+        </w:tc>
+      </w:tr>
+      <w:tr>
+        <w:tc>
+          <w:tcPr>
+            <w:tcW w:type="dxa" w:w="2239"/>
+          </w:tcPr>
+          <w:p>
+            <w:pPr>
+              <w:bidi/>
+              <w:spacing w:before="60" w:after="60"/>
+            </w:pPr>
+            <w:r>
+              <w:rPr>
+                <w:rtl/>
+                <w:cs/>
+              </w:rPr>
+            </w:r>
+            <w:r>
+              <w:rPr>
+                <w:rFonts w:ascii="Times New Roman" w:hAnsi="Times New Roman" w:cs="Noto Naskh Arabic"/>
+                <w:b w:val="0"/>
+                <w:i w:val="0"/>
+                <w:color w:val="111111"/>
+                <w:sz w:val="20"/>
+                <w:szCs w:val="20"/>
+                <w:rtl/>
+                <w:cs/>
+              </w:rPr>
+              <w:t>Cappy</w:t>
+            </w:r>
+          </w:p>
+        </w:tc>
+        <w:tc>
+          <w:tcPr>
+            <w:tcW w:type="dxa" w:w="2239"/>
+          </w:tcPr>
+          <w:p>
+            <w:pPr>
+              <w:bidi/>
+              <w:spacing w:before="60" w:after="60"/>
+            </w:pPr>
+            <w:r>
+              <w:rPr>
+                <w:rtl/>
+                <w:cs/>
+              </w:rPr>
+            </w:r>
+            <w:r>
+              <w:rPr>
+                <w:rFonts w:ascii="Times New Roman" w:hAnsi="Times New Roman" w:cs="Noto Naskh Arabic"/>
+                <w:b w:val="0"/>
+                <w:i w:val="0"/>
+                <w:color w:val="111111"/>
+                <w:sz w:val="20"/>
+                <w:szCs w:val="20"/>
+                <w:rtl/>
+                <w:cs/>
+              </w:rPr>
+              <w:t>٣١٫٢٪</w:t>
+            </w:r>
+          </w:p>
+        </w:tc>
+        <w:tc>
+          <w:tcPr>
+            <w:tcW w:type="dxa" w:w="2239"/>
+          </w:tcPr>
+          <w:p>
+            <w:pPr>
+              <w:bidi/>
+              <w:spacing w:before="60" w:after="60"/>
+            </w:pPr>
+            <w:r>
+              <w:rPr>
+                <w:rtl/>
+                <w:cs/>
+              </w:rPr>
+            </w:r>
+            <w:r>
+              <w:rPr>
+                <w:rFonts w:ascii="Times New Roman" w:hAnsi="Times New Roman" w:cs="Noto Naskh Arabic"/>
+                <w:b w:val="0"/>
+                <w:i w:val="0"/>
+                <w:color w:val="111111"/>
+                <w:sz w:val="20"/>
+                <w:szCs w:val="20"/>
+                <w:rtl/>
+                <w:cs/>
+              </w:rPr>
+              <w:t>٣٩٫١٪ (٩/٢٣)</w:t>
+            </w:r>
+          </w:p>
+        </w:tc>
+        <w:tc>
+          <w:tcPr>
+            <w:tcW w:type="dxa" w:w="2239"/>
+          </w:tcPr>
+          <w:p>
+            <w:pPr>
+              <w:bidi/>
+              <w:spacing w:before="60" w:after="60"/>
+            </w:pPr>
+            <w:r>
+              <w:rPr>
+                <w:rtl/>
+                <w:cs/>
+              </w:rPr>
+            </w:r>
+            <w:r>
+              <w:rPr>
+                <w:rFonts w:ascii="Times New Roman" w:hAnsi="Times New Roman" w:cs="Noto Naskh Arabic"/>
+                <w:b w:val="0"/>
+                <w:i w:val="0"/>
+                <w:color w:val="111111"/>
+                <w:sz w:val="20"/>
+                <w:szCs w:val="20"/>
+                <w:rtl/>
+                <w:cs/>
+              </w:rPr>
+              <w:t>‎+٧٫٩‎</w:t>
+            </w:r>
+          </w:p>
+        </w:tc>
+      </w:tr>
+      <w:tr>
+        <w:tc>
+          <w:tcPr>
+            <w:tcW w:type="dxa" w:w="2239"/>
+          </w:tcPr>
+          <w:p>
+            <w:pPr>
+              <w:bidi/>
+              <w:spacing w:before="60" w:after="60"/>
+            </w:pPr>
+            <w:r>
+              <w:rPr>
+                <w:rtl/>
+                <w:cs/>
+              </w:rPr>
+            </w:r>
+            <w:r>
+              <w:rPr>
+                <w:rFonts w:ascii="Times New Roman" w:hAnsi="Times New Roman" w:cs="Noto Naskh Arabic"/>
+                <w:b w:val="0"/>
+                <w:i w:val="0"/>
+                <w:color w:val="111111"/>
+                <w:sz w:val="20"/>
+                <w:szCs w:val="20"/>
+                <w:rtl/>
+                <w:cs/>
+              </w:rPr>
+              <w:t>العلامة التجارية</w:t>
+            </w:r>
+          </w:p>
+        </w:tc>
+        <w:tc>
+          <w:tcPr>
+            <w:tcW w:type="dxa" w:w="2239"/>
+          </w:tcPr>
+          <w:p>
+            <w:pPr>
+              <w:bidi/>
+              <w:spacing w:before="60" w:after="60"/>
+            </w:pPr>
+            <w:r>
+              <w:rPr>
+                <w:rtl/>
+                <w:cs/>
+              </w:rPr>
+            </w:r>
+            <w:r>
+              <w:rPr>
+                <w:rFonts w:ascii="Times New Roman" w:hAnsi="Times New Roman" w:cs="Noto Naskh Arabic"/>
+                <w:b w:val="0"/>
+                <w:i w:val="0"/>
+                <w:color w:val="111111"/>
+                <w:sz w:val="20"/>
+                <w:szCs w:val="20"/>
+                <w:rtl/>
+                <w:cs/>
+              </w:rPr>
+              <w:t>٨٩٫١٪</w:t>
+            </w:r>
+          </w:p>
+        </w:tc>
+        <w:tc>
+          <w:tcPr>
+            <w:tcW w:type="dxa" w:w="2239"/>
+          </w:tcPr>
+          <w:p>
+            <w:pPr>
+              <w:bidi/>
+              <w:spacing w:before="60" w:after="60"/>
+            </w:pPr>
+            <w:r>
+              <w:rPr>
+                <w:rtl/>
+                <w:cs/>
+              </w:rPr>
+            </w:r>
+            <w:r>
+              <w:rPr>
+                <w:rFonts w:ascii="Times New Roman" w:hAnsi="Times New Roman" w:cs="Noto Naskh Arabic"/>
+                <w:b w:val="0"/>
+                <w:i w:val="0"/>
+                <w:color w:val="111111"/>
+                <w:sz w:val="20"/>
+                <w:szCs w:val="20"/>
+                <w:rtl/>
+                <w:cs/>
+              </w:rPr>
+              <w:t>٨٣٫٠٪ (٣٩/٤٧)</w:t>
+            </w:r>
+          </w:p>
+        </w:tc>
+        <w:tc>
+          <w:tcPr>
+            <w:tcW w:type="dxa" w:w="2239"/>
+          </w:tcPr>
+          <w:p>
+            <w:pPr>
+              <w:bidi/>
+              <w:spacing w:before="60" w:after="60"/>
+            </w:pPr>
+            <w:r>
+              <w:rPr>
+                <w:rtl/>
+                <w:cs/>
+              </w:rPr>
+            </w:r>
+            <w:r>
+              <w:rPr>
+                <w:rFonts w:ascii="Times New Roman" w:hAnsi="Times New Roman" w:cs="Noto Naskh Arabic"/>
+                <w:b w:val="0"/>
+                <w:i w:val="0"/>
+                <w:color w:val="111111"/>
+                <w:sz w:val="20"/>
+                <w:szCs w:val="20"/>
+                <w:rtl/>
+                <w:cs/>
+              </w:rPr>
+              <w:t>‎−٦٫١‎</w:t>
+            </w:r>
+          </w:p>
+        </w:tc>
+      </w:tr>
+    </w:tbl>
+    <w:p>
+      <w:pPr>
+        <w:spacing w:after="200" w:before="0"/>
+      </w:pPr>
+    </w:p>
+    <w:p>
+      <w:pPr>
+        <w:keepNext w:val="0"/>
+        <w:bidi/>
+        <w:spacing w:after="160" w:before="0" w:line="348" w:lineRule="auto"/>
+        <w:jc w:val="both"/>
+      </w:pPr>
+      <w:r>
+        <w:rPr>
+          <w:rFonts w:ascii="Times New Roman" w:hAnsi="Times New Roman" w:cs="Noto Naskh Arabic"/>
+          <w:b w:val="0"/>
+          <w:i w:val="0"/>
+          <w:color w:val="111111"/>
+          <w:sz w:val="23"/>
+          <w:szCs w:val="23"/>
+          <w:rtl/>
+          <w:cs/>
+        </w:rPr>
+        <w:t>ورقم XL البالغ ٦٦٫٧٪ هو أوضح مثال على هشاشة متوسط الأصناف: فهو يعني «صنفان من ثلاثة»، وأحد الثلاثة يملك عيّنة واحدة. ولو تجاوزت تلك الصورة الواحدة العتبة لصار الرقم ١٠٠٪. أي أن الرقم يتقلّب بمقدار الثلث تبعاً لصورة واحدة — وهذا تقلّب لا قياس. وفي المقابل، ٢٨ من ٢٩ منتجاً فعلياً في مجموعة الاختبار صُنِّفت صحيحاً.</w:t>
+      </w:r>
+    </w:p>
+    <w:p>
+      <w:pPr>
+        <w:keepNext w:val="0"/>
+        <w:bidi/>
+        <w:spacing w:after="160" w:before="0" w:line="348" w:lineRule="auto"/>
+        <w:jc w:val="both"/>
+      </w:pPr>
+      <w:r>
+        <w:rPr>
+          <w:rFonts w:ascii="Times New Roman" w:hAnsi="Times New Roman" w:cs="Noto Naskh Arabic"/>
+          <w:b w:val="0"/>
+          <w:i w:val="0"/>
+          <w:color w:val="111111"/>
+          <w:sz w:val="23"/>
+          <w:szCs w:val="23"/>
+          <w:rtl/>
+          <w:cs/>
+        </w:rPr>
+        <w:t>والمتوسطان صحيحان لكنهما يجيبان عن سؤالين مختلفين: متوسط الأصناف يسأل «كيف يتعامل النظام مع الصنف المتوسط؟» فيكشف فجوات البيانات ويعاقب عليها؛ ومتوسط العيّنات يسأل «كيف يتعامل مع المنتج المتوسط على الرف؟» وهو ما يختبره العميل فعلاً. وقد اعتُمد الأول في هذه الدراسة لأنه الأشدّ تحفّظاً، ويُذكر الثاني هنا لئلا يُقرأ الأول على غير وجهه.</w:t>
       </w:r>
     </w:p>
     <w:p>
@@ -6960,7 +9389,7 @@
           <w:rtl/>
           <w:cs/>
         </w:rPr>
-        <w:t>٥٫٤ التعقيد الحسابي</w:t>
+        <w:t>٥٫٥ التعقيد الحسابي</w:t>
       </w:r>
     </w:p>
     <w:p>
@@ -7003,7 +9432,7 @@
           <w:rtl/>
           <w:cs/>
         </w:rPr>
-        <w:t xml:space="preserve">الجدول ٧. </w:t>
+        <w:t xml:space="preserve">الجدول ٩. </w:t>
       </w:r>
       <w:r>
         <w:rPr>
@@ -7565,7 +9994,7 @@
           <w:rtl/>
           <w:cs/>
         </w:rPr>
-        <w:t>٥٫٥ كلفة التدريب والكلفة الحدّية للتوسّع</w:t>
+        <w:t>٥٫٦ كلفة التدريب والكلفة الحدّية للتوسّع</w:t>
       </w:r>
     </w:p>
     <w:p>
@@ -7587,7 +10016,7 @@
           <w:rtl/>
           <w:cs/>
         </w:rPr>
-        <w:t xml:space="preserve">الجدول ٨. </w:t>
+        <w:t xml:space="preserve">الجدول ١٠. </w:t>
       </w:r>
       <w:r>
         <w:rPr>
@@ -8534,7 +10963,7 @@
           <w:rtl/>
           <w:cs/>
         </w:rPr>
-        <w:t>كما تبيّن أن الاستدلال يُحاسَب لكل صورة تُرسَل إلى خط المعالجة لا لكل نموذج داخلي يُستدعى — أي أن كثافة الرف تكلّف زمناً لا مالاً، وهو ما قِيس في القسم ٥٫٤.</w:t>
+        <w:t>كما تبيّن أن الاستدلال يُحاسَب لكل صورة تُرسَل إلى خط المعالجة لا لكل نموذج داخلي يُستدعى — أي أن كثافة الرف تكلّف زمناً لا مالاً، وهو ما قِيس في القسم ٥٫٥.</w:t>
       </w:r>
     </w:p>
     <w:p>
@@ -8933,7 +11362,1153 @@
           <w:rtl/>
           <w:cs/>
         </w:rPr>
-        <w:t>١. ندرة بيانات مُقاسة في فئات محدّدة. كل نقاط الضعف في القسم ٥٫٣ تُختصر في: coca-diet (‏٥ صور مصدرية، ٠/٠)، والزجاج (‏٣ عيّنات اختبار، استدعاء ٣٣٫٣٪)، وستّ نكهات Cappy، ومتغيّرَي XL الرقيقَين، وpepsi (بلا تمثيل في الكاشف والمُصنِّف معاً).</w:t>
+        <w:t>١. تقسيمات الاختبار صغيرة بصورة غير سليمة — وهو أخطر قيد في هذه الدراسة، ويسبق ما عداه لأنه يمسّ موثوقية كل رقم فيها.</w:t>
+      </w:r>
+    </w:p>
+    <w:p>
+      <w:pPr>
+        <w:keepNext/>
+        <w:bidi/>
+        <w:spacing w:before="240" w:after="100"/>
+        <w:jc w:val="center"/>
+      </w:pPr>
+      <w:r>
+        <w:rPr>
+          <w:rFonts w:ascii="Times New Roman" w:hAnsi="Times New Roman" w:cs="Noto Naskh Arabic"/>
+          <w:b/>
+          <w:bCs w:val="1"/>
+          <w:i w:val="0"/>
+          <w:color w:val="555555"/>
+          <w:sz w:val="19"/>
+          <w:szCs w:val="19"/>
+          <w:rtl/>
+          <w:cs/>
+        </w:rPr>
+        <w:t xml:space="preserve">الجدول ١١. </w:t>
+      </w:r>
+      <w:r>
+        <w:rPr>
+          <w:rFonts w:ascii="Times New Roman" w:hAnsi="Times New Roman" w:cs="Noto Naskh Arabic"/>
+          <w:b w:val="0"/>
+          <w:i w:val="0"/>
+          <w:color w:val="555555"/>
+          <w:sz w:val="19"/>
+          <w:szCs w:val="19"/>
+          <w:rtl/>
+          <w:cs/>
+        </w:rPr>
+        <w:t>نسب التقسيم الفعلية. النسبة المتعارف عليها للاختبار نحو ٢٠٪.</w:t>
+      </w:r>
+    </w:p>
+    <w:tbl>
+      <w:tblPr>
+        <w:tblStyle w:val="TableGrid"/>
+        <w:bidiVisual/>
+        <w:tblW w:type="auto" w:w="0"/>
+        <w:jc w:val="right"/>
+        <w:tblLook w:firstColumn="1" w:firstRow="1" w:lastColumn="0" w:lastRow="0" w:noHBand="0" w:noVBand="1" w:val="04A0"/>
+      </w:tblPr>
+      <w:tblGrid>
+        <w:gridCol w:w="1792"/>
+        <w:gridCol w:w="1792"/>
+        <w:gridCol w:w="1792"/>
+        <w:gridCol w:w="1792"/>
+        <w:gridCol w:w="1792"/>
+      </w:tblGrid>
+      <w:tr>
+        <w:tc>
+          <w:tcPr>
+            <w:tcW w:type="dxa" w:w="1792"/>
+          </w:tcPr>
+          <w:p>
+            <w:pPr>
+              <w:bidi/>
+              <w:spacing w:before="60" w:after="60"/>
+            </w:pPr>
+            <w:r>
+              <w:rPr>
+                <w:rtl/>
+                <w:cs/>
+              </w:rPr>
+            </w:r>
+            <w:r>
+              <w:rPr>
+                <w:rFonts w:ascii="Times New Roman" w:hAnsi="Times New Roman" w:cs="Noto Naskh Arabic"/>
+                <w:b/>
+                <w:bCs w:val="1"/>
+                <w:i w:val="0"/>
+                <w:color w:val="111111"/>
+                <w:sz w:val="20"/>
+                <w:szCs w:val="20"/>
+                <w:rtl/>
+                <w:cs/>
+              </w:rPr>
+              <w:t>المشروع</w:t>
+            </w:r>
+          </w:p>
+        </w:tc>
+        <w:tc>
+          <w:tcPr>
+            <w:tcW w:type="dxa" w:w="1792"/>
+          </w:tcPr>
+          <w:p>
+            <w:pPr>
+              <w:bidi/>
+              <w:spacing w:before="60" w:after="60"/>
+            </w:pPr>
+            <w:r>
+              <w:rPr>
+                <w:rtl/>
+                <w:cs/>
+              </w:rPr>
+            </w:r>
+            <w:r>
+              <w:rPr>
+                <w:rFonts w:ascii="Times New Roman" w:hAnsi="Times New Roman" w:cs="Noto Naskh Arabic"/>
+                <w:b/>
+                <w:bCs w:val="1"/>
+                <w:i w:val="0"/>
+                <w:color w:val="111111"/>
+                <w:sz w:val="20"/>
+                <w:szCs w:val="20"/>
+                <w:rtl/>
+                <w:cs/>
+              </w:rPr>
+              <w:t>تدريب</w:t>
+            </w:r>
+          </w:p>
+        </w:tc>
+        <w:tc>
+          <w:tcPr>
+            <w:tcW w:type="dxa" w:w="1792"/>
+          </w:tcPr>
+          <w:p>
+            <w:pPr>
+              <w:bidi/>
+              <w:spacing w:before="60" w:after="60"/>
+            </w:pPr>
+            <w:r>
+              <w:rPr>
+                <w:rtl/>
+                <w:cs/>
+              </w:rPr>
+            </w:r>
+            <w:r>
+              <w:rPr>
+                <w:rFonts w:ascii="Times New Roman" w:hAnsi="Times New Roman" w:cs="Noto Naskh Arabic"/>
+                <w:b/>
+                <w:bCs w:val="1"/>
+                <w:i w:val="0"/>
+                <w:color w:val="111111"/>
+                <w:sz w:val="20"/>
+                <w:szCs w:val="20"/>
+                <w:rtl/>
+                <w:cs/>
+              </w:rPr>
+              <w:t>تحقق</w:t>
+            </w:r>
+          </w:p>
+        </w:tc>
+        <w:tc>
+          <w:tcPr>
+            <w:tcW w:type="dxa" w:w="1792"/>
+          </w:tcPr>
+          <w:p>
+            <w:pPr>
+              <w:bidi/>
+              <w:spacing w:before="60" w:after="60"/>
+            </w:pPr>
+            <w:r>
+              <w:rPr>
+                <w:rtl/>
+                <w:cs/>
+              </w:rPr>
+            </w:r>
+            <w:r>
+              <w:rPr>
+                <w:rFonts w:ascii="Times New Roman" w:hAnsi="Times New Roman" w:cs="Noto Naskh Arabic"/>
+                <w:b/>
+                <w:bCs w:val="1"/>
+                <w:i w:val="0"/>
+                <w:color w:val="111111"/>
+                <w:sz w:val="20"/>
+                <w:szCs w:val="20"/>
+                <w:rtl/>
+                <w:cs/>
+              </w:rPr>
+              <w:t>اختبار</w:t>
+            </w:r>
+          </w:p>
+        </w:tc>
+        <w:tc>
+          <w:tcPr>
+            <w:tcW w:type="dxa" w:w="1792"/>
+          </w:tcPr>
+          <w:p>
+            <w:pPr>
+              <w:bidi/>
+              <w:spacing w:before="60" w:after="60"/>
+            </w:pPr>
+            <w:r>
+              <w:rPr>
+                <w:rtl/>
+                <w:cs/>
+              </w:rPr>
+            </w:r>
+            <w:r>
+              <w:rPr>
+                <w:rFonts w:ascii="Times New Roman" w:hAnsi="Times New Roman" w:cs="Noto Naskh Arabic"/>
+                <w:b/>
+                <w:bCs w:val="1"/>
+                <w:i w:val="0"/>
+                <w:color w:val="111111"/>
+                <w:sz w:val="20"/>
+                <w:szCs w:val="20"/>
+                <w:rtl/>
+                <w:cs/>
+              </w:rPr>
+              <w:t>نسبة الاختبار</w:t>
+            </w:r>
+          </w:p>
+        </w:tc>
+      </w:tr>
+      <w:tr>
+        <w:tc>
+          <w:tcPr>
+            <w:tcW w:type="dxa" w:w="1792"/>
+          </w:tcPr>
+          <w:p>
+            <w:pPr>
+              <w:bidi/>
+              <w:spacing w:before="60" w:after="60"/>
+            </w:pPr>
+            <w:r>
+              <w:rPr>
+                <w:rtl/>
+                <w:cs/>
+              </w:rPr>
+            </w:r>
+            <w:r>
+              <w:rPr>
+                <w:rFonts w:ascii="Times New Roman" w:hAnsi="Times New Roman" w:cs="Noto Naskh Arabic"/>
+                <w:b w:val="0"/>
+                <w:i w:val="0"/>
+                <w:color w:val="111111"/>
+                <w:sz w:val="20"/>
+                <w:szCs w:val="20"/>
+                <w:rtl/>
+                <w:cs/>
+              </w:rPr>
+              <w:t>مُصنِّف العلامة</w:t>
+            </w:r>
+          </w:p>
+        </w:tc>
+        <w:tc>
+          <w:tcPr>
+            <w:tcW w:type="dxa" w:w="1792"/>
+          </w:tcPr>
+          <w:p>
+            <w:pPr>
+              <w:bidi/>
+              <w:spacing w:before="60" w:after="60"/>
+            </w:pPr>
+            <w:r>
+              <w:rPr>
+                <w:rtl/>
+                <w:cs/>
+              </w:rPr>
+            </w:r>
+            <w:r>
+              <w:rPr>
+                <w:rFonts w:ascii="Times New Roman" w:hAnsi="Times New Roman" w:cs="Noto Naskh Arabic"/>
+                <w:b w:val="0"/>
+                <w:i w:val="0"/>
+                <w:color w:val="111111"/>
+                <w:sz w:val="20"/>
+                <w:szCs w:val="20"/>
+                <w:rtl/>
+                <w:cs/>
+              </w:rPr>
+              <w:t>١٬٥٣٤</w:t>
+            </w:r>
+          </w:p>
+        </w:tc>
+        <w:tc>
+          <w:tcPr>
+            <w:tcW w:type="dxa" w:w="1792"/>
+          </w:tcPr>
+          <w:p>
+            <w:pPr>
+              <w:bidi/>
+              <w:spacing w:before="60" w:after="60"/>
+            </w:pPr>
+            <w:r>
+              <w:rPr>
+                <w:rtl/>
+                <w:cs/>
+              </w:rPr>
+            </w:r>
+            <w:r>
+              <w:rPr>
+                <w:rFonts w:ascii="Times New Roman" w:hAnsi="Times New Roman" w:cs="Noto Naskh Arabic"/>
+                <w:b w:val="0"/>
+                <w:i w:val="0"/>
+                <w:color w:val="111111"/>
+                <w:sz w:val="20"/>
+                <w:szCs w:val="20"/>
+                <w:rtl/>
+                <w:cs/>
+              </w:rPr>
+              <w:t>١٠٥</w:t>
+            </w:r>
+          </w:p>
+        </w:tc>
+        <w:tc>
+          <w:tcPr>
+            <w:tcW w:type="dxa" w:w="1792"/>
+          </w:tcPr>
+          <w:p>
+            <w:pPr>
+              <w:bidi/>
+              <w:spacing w:before="60" w:after="60"/>
+            </w:pPr>
+            <w:r>
+              <w:rPr>
+                <w:rtl/>
+                <w:cs/>
+              </w:rPr>
+            </w:r>
+            <w:r>
+              <w:rPr>
+                <w:rFonts w:ascii="Times New Roman" w:hAnsi="Times New Roman" w:cs="Noto Naskh Arabic"/>
+                <w:b w:val="0"/>
+                <w:i w:val="0"/>
+                <w:color w:val="111111"/>
+                <w:sz w:val="20"/>
+                <w:szCs w:val="20"/>
+                <w:rtl/>
+                <w:cs/>
+              </w:rPr>
+              <w:t>٤٧</w:t>
+            </w:r>
+          </w:p>
+        </w:tc>
+        <w:tc>
+          <w:tcPr>
+            <w:tcW w:type="dxa" w:w="1792"/>
+          </w:tcPr>
+          <w:p>
+            <w:pPr>
+              <w:bidi/>
+              <w:spacing w:before="60" w:after="60"/>
+            </w:pPr>
+            <w:r>
+              <w:rPr>
+                <w:rtl/>
+                <w:cs/>
+              </w:rPr>
+            </w:r>
+            <w:r>
+              <w:rPr>
+                <w:rFonts w:ascii="Times New Roman" w:hAnsi="Times New Roman" w:cs="Noto Naskh Arabic"/>
+                <w:b w:val="0"/>
+                <w:i w:val="0"/>
+                <w:color w:val="111111"/>
+                <w:sz w:val="20"/>
+                <w:szCs w:val="20"/>
+                <w:rtl/>
+                <w:cs/>
+              </w:rPr>
+              <w:t>٢٫٨٪</w:t>
+            </w:r>
+          </w:p>
+        </w:tc>
+      </w:tr>
+      <w:tr>
+        <w:tc>
+          <w:tcPr>
+            <w:tcW w:type="dxa" w:w="1792"/>
+          </w:tcPr>
+          <w:p>
+            <w:pPr>
+              <w:bidi/>
+              <w:spacing w:before="60" w:after="60"/>
+            </w:pPr>
+            <w:r>
+              <w:rPr>
+                <w:rtl/>
+                <w:cs/>
+              </w:rPr>
+            </w:r>
+            <w:r>
+              <w:rPr>
+                <w:rFonts w:ascii="Times New Roman" w:hAnsi="Times New Roman" w:cs="Noto Naskh Arabic"/>
+                <w:b w:val="0"/>
+                <w:i w:val="0"/>
+                <w:color w:val="111111"/>
+                <w:sz w:val="20"/>
+                <w:szCs w:val="20"/>
+                <w:rtl/>
+                <w:cs/>
+              </w:rPr>
+              <w:t>Coca-Cola</w:t>
+            </w:r>
+          </w:p>
+        </w:tc>
+        <w:tc>
+          <w:tcPr>
+            <w:tcW w:type="dxa" w:w="1792"/>
+          </w:tcPr>
+          <w:p>
+            <w:pPr>
+              <w:bidi/>
+              <w:spacing w:before="60" w:after="60"/>
+            </w:pPr>
+            <w:r>
+              <w:rPr>
+                <w:rtl/>
+                <w:cs/>
+              </w:rPr>
+            </w:r>
+            <w:r>
+              <w:rPr>
+                <w:rFonts w:ascii="Times New Roman" w:hAnsi="Times New Roman" w:cs="Noto Naskh Arabic"/>
+                <w:b w:val="0"/>
+                <w:i w:val="0"/>
+                <w:color w:val="111111"/>
+                <w:sz w:val="20"/>
+                <w:szCs w:val="20"/>
+                <w:rtl/>
+                <w:cs/>
+              </w:rPr>
+              <w:t>٧٢٠</w:t>
+            </w:r>
+          </w:p>
+        </w:tc>
+        <w:tc>
+          <w:tcPr>
+            <w:tcW w:type="dxa" w:w="1792"/>
+          </w:tcPr>
+          <w:p>
+            <w:pPr>
+              <w:bidi/>
+              <w:spacing w:before="60" w:after="60"/>
+            </w:pPr>
+            <w:r>
+              <w:rPr>
+                <w:rtl/>
+                <w:cs/>
+              </w:rPr>
+            </w:r>
+            <w:r>
+              <w:rPr>
+                <w:rFonts w:ascii="Times New Roman" w:hAnsi="Times New Roman" w:cs="Noto Naskh Arabic"/>
+                <w:b w:val="0"/>
+                <w:i w:val="0"/>
+                <w:color w:val="111111"/>
+                <w:sz w:val="20"/>
+                <w:szCs w:val="20"/>
+                <w:rtl/>
+                <w:cs/>
+              </w:rPr>
+              <w:t>٣٠</w:t>
+            </w:r>
+          </w:p>
+        </w:tc>
+        <w:tc>
+          <w:tcPr>
+            <w:tcW w:type="dxa" w:w="1792"/>
+          </w:tcPr>
+          <w:p>
+            <w:pPr>
+              <w:bidi/>
+              <w:spacing w:before="60" w:after="60"/>
+            </w:pPr>
+            <w:r>
+              <w:rPr>
+                <w:rtl/>
+                <w:cs/>
+              </w:rPr>
+            </w:r>
+            <w:r>
+              <w:rPr>
+                <w:rFonts w:ascii="Times New Roman" w:hAnsi="Times New Roman" w:cs="Noto Naskh Arabic"/>
+                <w:b w:val="0"/>
+                <w:i w:val="0"/>
+                <w:color w:val="111111"/>
+                <w:sz w:val="20"/>
+                <w:szCs w:val="20"/>
+                <w:rtl/>
+                <w:cs/>
+              </w:rPr>
+              <w:t>٣٠</w:t>
+            </w:r>
+          </w:p>
+        </w:tc>
+        <w:tc>
+          <w:tcPr>
+            <w:tcW w:type="dxa" w:w="1792"/>
+          </w:tcPr>
+          <w:p>
+            <w:pPr>
+              <w:bidi/>
+              <w:spacing w:before="60" w:after="60"/>
+            </w:pPr>
+            <w:r>
+              <w:rPr>
+                <w:rtl/>
+                <w:cs/>
+              </w:rPr>
+            </w:r>
+            <w:r>
+              <w:rPr>
+                <w:rFonts w:ascii="Times New Roman" w:hAnsi="Times New Roman" w:cs="Noto Naskh Arabic"/>
+                <w:b w:val="0"/>
+                <w:i w:val="0"/>
+                <w:color w:val="111111"/>
+                <w:sz w:val="20"/>
+                <w:szCs w:val="20"/>
+                <w:rtl/>
+                <w:cs/>
+              </w:rPr>
+              <w:t>٣٫٨٪</w:t>
+            </w:r>
+          </w:p>
+        </w:tc>
+      </w:tr>
+      <w:tr>
+        <w:tc>
+          <w:tcPr>
+            <w:tcW w:type="dxa" w:w="1792"/>
+          </w:tcPr>
+          <w:p>
+            <w:pPr>
+              <w:bidi/>
+              <w:spacing w:before="60" w:after="60"/>
+            </w:pPr>
+            <w:r>
+              <w:rPr>
+                <w:rtl/>
+                <w:cs/>
+              </w:rPr>
+            </w:r>
+            <w:r>
+              <w:rPr>
+                <w:rFonts w:ascii="Times New Roman" w:hAnsi="Times New Roman" w:cs="Noto Naskh Arabic"/>
+                <w:b w:val="0"/>
+                <w:i w:val="0"/>
+                <w:color w:val="111111"/>
+                <w:sz w:val="20"/>
+                <w:szCs w:val="20"/>
+                <w:rtl/>
+                <w:cs/>
+              </w:rPr>
+              <w:t>XL Energy</w:t>
+            </w:r>
+          </w:p>
+        </w:tc>
+        <w:tc>
+          <w:tcPr>
+            <w:tcW w:type="dxa" w:w="1792"/>
+          </w:tcPr>
+          <w:p>
+            <w:pPr>
+              <w:bidi/>
+              <w:spacing w:before="60" w:after="60"/>
+            </w:pPr>
+            <w:r>
+              <w:rPr>
+                <w:rtl/>
+                <w:cs/>
+              </w:rPr>
+            </w:r>
+            <w:r>
+              <w:rPr>
+                <w:rFonts w:ascii="Times New Roman" w:hAnsi="Times New Roman" w:cs="Noto Naskh Arabic"/>
+                <w:b w:val="0"/>
+                <w:i w:val="0"/>
+                <w:color w:val="111111"/>
+                <w:sz w:val="20"/>
+                <w:szCs w:val="20"/>
+                <w:rtl/>
+                <w:cs/>
+              </w:rPr>
+              <w:t>٦١٢</w:t>
+            </w:r>
+          </w:p>
+        </w:tc>
+        <w:tc>
+          <w:tcPr>
+            <w:tcW w:type="dxa" w:w="1792"/>
+          </w:tcPr>
+          <w:p>
+            <w:pPr>
+              <w:bidi/>
+              <w:spacing w:before="60" w:after="60"/>
+            </w:pPr>
+            <w:r>
+              <w:rPr>
+                <w:rtl/>
+                <w:cs/>
+              </w:rPr>
+            </w:r>
+            <w:r>
+              <w:rPr>
+                <w:rFonts w:ascii="Times New Roman" w:hAnsi="Times New Roman" w:cs="Noto Naskh Arabic"/>
+                <w:b w:val="0"/>
+                <w:i w:val="0"/>
+                <w:color w:val="111111"/>
+                <w:sz w:val="20"/>
+                <w:szCs w:val="20"/>
+                <w:rtl/>
+                <w:cs/>
+              </w:rPr>
+              <w:t>٥٨</w:t>
+            </w:r>
+          </w:p>
+        </w:tc>
+        <w:tc>
+          <w:tcPr>
+            <w:tcW w:type="dxa" w:w="1792"/>
+          </w:tcPr>
+          <w:p>
+            <w:pPr>
+              <w:bidi/>
+              <w:spacing w:before="60" w:after="60"/>
+            </w:pPr>
+            <w:r>
+              <w:rPr>
+                <w:rtl/>
+                <w:cs/>
+              </w:rPr>
+            </w:r>
+            <w:r>
+              <w:rPr>
+                <w:rFonts w:ascii="Times New Roman" w:hAnsi="Times New Roman" w:cs="Noto Naskh Arabic"/>
+                <w:b w:val="0"/>
+                <w:i w:val="0"/>
+                <w:color w:val="111111"/>
+                <w:sz w:val="20"/>
+                <w:szCs w:val="20"/>
+                <w:rtl/>
+                <w:cs/>
+              </w:rPr>
+              <w:t>٢٩</w:t>
+            </w:r>
+          </w:p>
+        </w:tc>
+        <w:tc>
+          <w:tcPr>
+            <w:tcW w:type="dxa" w:w="1792"/>
+          </w:tcPr>
+          <w:p>
+            <w:pPr>
+              <w:bidi/>
+              <w:spacing w:before="60" w:after="60"/>
+            </w:pPr>
+            <w:r>
+              <w:rPr>
+                <w:rtl/>
+                <w:cs/>
+              </w:rPr>
+            </w:r>
+            <w:r>
+              <w:rPr>
+                <w:rFonts w:ascii="Times New Roman" w:hAnsi="Times New Roman" w:cs="Noto Naskh Arabic"/>
+                <w:b w:val="0"/>
+                <w:i w:val="0"/>
+                <w:color w:val="111111"/>
+                <w:sz w:val="20"/>
+                <w:szCs w:val="20"/>
+                <w:rtl/>
+                <w:cs/>
+              </w:rPr>
+              <w:t>٤٫١٪</w:t>
+            </w:r>
+          </w:p>
+        </w:tc>
+      </w:tr>
+      <w:tr>
+        <w:tc>
+          <w:tcPr>
+            <w:tcW w:type="dxa" w:w="1792"/>
+          </w:tcPr>
+          <w:p>
+            <w:pPr>
+              <w:bidi/>
+              <w:spacing w:before="60" w:after="60"/>
+            </w:pPr>
+            <w:r>
+              <w:rPr>
+                <w:rtl/>
+                <w:cs/>
+              </w:rPr>
+            </w:r>
+            <w:r>
+              <w:rPr>
+                <w:rFonts w:ascii="Times New Roman" w:hAnsi="Times New Roman" w:cs="Noto Naskh Arabic"/>
+                <w:b w:val="0"/>
+                <w:i w:val="0"/>
+                <w:color w:val="111111"/>
+                <w:sz w:val="20"/>
+                <w:szCs w:val="20"/>
+                <w:rtl/>
+                <w:cs/>
+              </w:rPr>
+              <w:t>Fanta</w:t>
+            </w:r>
+          </w:p>
+        </w:tc>
+        <w:tc>
+          <w:tcPr>
+            <w:tcW w:type="dxa" w:w="1792"/>
+          </w:tcPr>
+          <w:p>
+            <w:pPr>
+              <w:bidi/>
+              <w:spacing w:before="60" w:after="60"/>
+            </w:pPr>
+            <w:r>
+              <w:rPr>
+                <w:rtl/>
+                <w:cs/>
+              </w:rPr>
+            </w:r>
+            <w:r>
+              <w:rPr>
+                <w:rFonts w:ascii="Times New Roman" w:hAnsi="Times New Roman" w:cs="Noto Naskh Arabic"/>
+                <w:b w:val="0"/>
+                <w:i w:val="0"/>
+                <w:color w:val="111111"/>
+                <w:sz w:val="20"/>
+                <w:szCs w:val="20"/>
+                <w:rtl/>
+                <w:cs/>
+              </w:rPr>
+              <w:t>٢٣٨</w:t>
+            </w:r>
+          </w:p>
+        </w:tc>
+        <w:tc>
+          <w:tcPr>
+            <w:tcW w:type="dxa" w:w="1792"/>
+          </w:tcPr>
+          <w:p>
+            <w:pPr>
+              <w:bidi/>
+              <w:spacing w:before="60" w:after="60"/>
+            </w:pPr>
+            <w:r>
+              <w:rPr>
+                <w:rtl/>
+                <w:cs/>
+              </w:rPr>
+            </w:r>
+            <w:r>
+              <w:rPr>
+                <w:rFonts w:ascii="Times New Roman" w:hAnsi="Times New Roman" w:cs="Noto Naskh Arabic"/>
+                <w:b w:val="0"/>
+                <w:i w:val="0"/>
+                <w:color w:val="111111"/>
+                <w:sz w:val="20"/>
+                <w:szCs w:val="20"/>
+                <w:rtl/>
+                <w:cs/>
+              </w:rPr>
+              <w:t>٤٣</w:t>
+            </w:r>
+          </w:p>
+        </w:tc>
+        <w:tc>
+          <w:tcPr>
+            <w:tcW w:type="dxa" w:w="1792"/>
+          </w:tcPr>
+          <w:p>
+            <w:pPr>
+              <w:bidi/>
+              <w:spacing w:before="60" w:after="60"/>
+            </w:pPr>
+            <w:r>
+              <w:rPr>
+                <w:rtl/>
+                <w:cs/>
+              </w:rPr>
+            </w:r>
+            <w:r>
+              <w:rPr>
+                <w:rFonts w:ascii="Times New Roman" w:hAnsi="Times New Roman" w:cs="Noto Naskh Arabic"/>
+                <w:b w:val="0"/>
+                <w:i w:val="0"/>
+                <w:color w:val="111111"/>
+                <w:sz w:val="20"/>
+                <w:szCs w:val="20"/>
+                <w:rtl/>
+                <w:cs/>
+              </w:rPr>
+              <w:t>١٨</w:t>
+            </w:r>
+          </w:p>
+        </w:tc>
+        <w:tc>
+          <w:tcPr>
+            <w:tcW w:type="dxa" w:w="1792"/>
+          </w:tcPr>
+          <w:p>
+            <w:pPr>
+              <w:bidi/>
+              <w:spacing w:before="60" w:after="60"/>
+            </w:pPr>
+            <w:r>
+              <w:rPr>
+                <w:rtl/>
+                <w:cs/>
+              </w:rPr>
+            </w:r>
+            <w:r>
+              <w:rPr>
+                <w:rFonts w:ascii="Times New Roman" w:hAnsi="Times New Roman" w:cs="Noto Naskh Arabic"/>
+                <w:b w:val="0"/>
+                <w:i w:val="0"/>
+                <w:color w:val="111111"/>
+                <w:sz w:val="20"/>
+                <w:szCs w:val="20"/>
+                <w:rtl/>
+                <w:cs/>
+              </w:rPr>
+              <w:t>٦٫٠٪</w:t>
+            </w:r>
+          </w:p>
+        </w:tc>
+      </w:tr>
+      <w:tr>
+        <w:tc>
+          <w:tcPr>
+            <w:tcW w:type="dxa" w:w="1792"/>
+          </w:tcPr>
+          <w:p>
+            <w:pPr>
+              <w:bidi/>
+              <w:spacing w:before="60" w:after="60"/>
+            </w:pPr>
+            <w:r>
+              <w:rPr>
+                <w:rtl/>
+                <w:cs/>
+              </w:rPr>
+            </w:r>
+            <w:r>
+              <w:rPr>
+                <w:rFonts w:ascii="Times New Roman" w:hAnsi="Times New Roman" w:cs="Noto Naskh Arabic"/>
+                <w:b w:val="0"/>
+                <w:i w:val="0"/>
+                <w:color w:val="111111"/>
+                <w:sz w:val="20"/>
+                <w:szCs w:val="20"/>
+                <w:rtl/>
+                <w:cs/>
+              </w:rPr>
+              <w:t>الكاشف v2</w:t>
+            </w:r>
+          </w:p>
+        </w:tc>
+        <w:tc>
+          <w:tcPr>
+            <w:tcW w:type="dxa" w:w="1792"/>
+          </w:tcPr>
+          <w:p>
+            <w:pPr>
+              <w:bidi/>
+              <w:spacing w:before="60" w:after="60"/>
+            </w:pPr>
+            <w:r>
+              <w:rPr>
+                <w:rtl/>
+                <w:cs/>
+              </w:rPr>
+            </w:r>
+            <w:r>
+              <w:rPr>
+                <w:rFonts w:ascii="Times New Roman" w:hAnsi="Times New Roman" w:cs="Noto Naskh Arabic"/>
+                <w:b w:val="0"/>
+                <w:i w:val="0"/>
+                <w:color w:val="111111"/>
+                <w:sz w:val="20"/>
+                <w:szCs w:val="20"/>
+                <w:rtl/>
+                <w:cs/>
+              </w:rPr>
+              <w:t>٣١٦</w:t>
+            </w:r>
+          </w:p>
+        </w:tc>
+        <w:tc>
+          <w:tcPr>
+            <w:tcW w:type="dxa" w:w="1792"/>
+          </w:tcPr>
+          <w:p>
+            <w:pPr>
+              <w:bidi/>
+              <w:spacing w:before="60" w:after="60"/>
+            </w:pPr>
+            <w:r>
+              <w:rPr>
+                <w:rtl/>
+                <w:cs/>
+              </w:rPr>
+            </w:r>
+            <w:r>
+              <w:rPr>
+                <w:rFonts w:ascii="Times New Roman" w:hAnsi="Times New Roman" w:cs="Noto Naskh Arabic"/>
+                <w:b w:val="0"/>
+                <w:i w:val="0"/>
+                <w:color w:val="111111"/>
+                <w:sz w:val="20"/>
+                <w:szCs w:val="20"/>
+                <w:rtl/>
+                <w:cs/>
+              </w:rPr>
+              <w:t>٣٤</w:t>
+            </w:r>
+          </w:p>
+        </w:tc>
+        <w:tc>
+          <w:tcPr>
+            <w:tcW w:type="dxa" w:w="1792"/>
+          </w:tcPr>
+          <w:p>
+            <w:pPr>
+              <w:bidi/>
+              <w:spacing w:before="60" w:after="60"/>
+            </w:pPr>
+            <w:r>
+              <w:rPr>
+                <w:rtl/>
+                <w:cs/>
+              </w:rPr>
+            </w:r>
+            <w:r>
+              <w:rPr>
+                <w:rFonts w:ascii="Times New Roman" w:hAnsi="Times New Roman" w:cs="Noto Naskh Arabic"/>
+                <w:b w:val="0"/>
+                <w:i w:val="0"/>
+                <w:color w:val="111111"/>
+                <w:sz w:val="20"/>
+                <w:szCs w:val="20"/>
+                <w:rtl/>
+                <w:cs/>
+              </w:rPr>
+              <w:t>٣٤</w:t>
+            </w:r>
+          </w:p>
+        </w:tc>
+        <w:tc>
+          <w:tcPr>
+            <w:tcW w:type="dxa" w:w="1792"/>
+          </w:tcPr>
+          <w:p>
+            <w:pPr>
+              <w:bidi/>
+              <w:spacing w:before="60" w:after="60"/>
+            </w:pPr>
+            <w:r>
+              <w:rPr>
+                <w:rtl/>
+                <w:cs/>
+              </w:rPr>
+            </w:r>
+            <w:r>
+              <w:rPr>
+                <w:rFonts w:ascii="Times New Roman" w:hAnsi="Times New Roman" w:cs="Noto Naskh Arabic"/>
+                <w:b w:val="0"/>
+                <w:i w:val="0"/>
+                <w:color w:val="111111"/>
+                <w:sz w:val="20"/>
+                <w:szCs w:val="20"/>
+                <w:rtl/>
+                <w:cs/>
+              </w:rPr>
+              <w:t>٨٫٩٪</w:t>
+            </w:r>
+          </w:p>
+        </w:tc>
+      </w:tr>
+      <w:tr>
+        <w:tc>
+          <w:tcPr>
+            <w:tcW w:type="dxa" w:w="1792"/>
+          </w:tcPr>
+          <w:p>
+            <w:pPr>
+              <w:bidi/>
+              <w:spacing w:before="60" w:after="60"/>
+            </w:pPr>
+            <w:r>
+              <w:rPr>
+                <w:rtl/>
+                <w:cs/>
+              </w:rPr>
+            </w:r>
+            <w:r>
+              <w:rPr>
+                <w:rFonts w:ascii="Times New Roman" w:hAnsi="Times New Roman" w:cs="Noto Naskh Arabic"/>
+                <w:b w:val="0"/>
+                <w:i w:val="0"/>
+                <w:color w:val="111111"/>
+                <w:sz w:val="20"/>
+                <w:szCs w:val="20"/>
+                <w:rtl/>
+                <w:cs/>
+              </w:rPr>
+              <w:t>Cappy</w:t>
+            </w:r>
+          </w:p>
+        </w:tc>
+        <w:tc>
+          <w:tcPr>
+            <w:tcW w:type="dxa" w:w="1792"/>
+          </w:tcPr>
+          <w:p>
+            <w:pPr>
+              <w:bidi/>
+              <w:spacing w:before="60" w:after="60"/>
+            </w:pPr>
+            <w:r>
+              <w:rPr>
+                <w:rtl/>
+                <w:cs/>
+              </w:rPr>
+            </w:r>
+            <w:r>
+              <w:rPr>
+                <w:rFonts w:ascii="Times New Roman" w:hAnsi="Times New Roman" w:cs="Noto Naskh Arabic"/>
+                <w:b w:val="0"/>
+                <w:i w:val="0"/>
+                <w:color w:val="111111"/>
+                <w:sz w:val="20"/>
+                <w:szCs w:val="20"/>
+                <w:rtl/>
+                <w:cs/>
+              </w:rPr>
+              <w:t>١٦١</w:t>
+            </w:r>
+          </w:p>
+        </w:tc>
+        <w:tc>
+          <w:tcPr>
+            <w:tcW w:type="dxa" w:w="1792"/>
+          </w:tcPr>
+          <w:p>
+            <w:pPr>
+              <w:bidi/>
+              <w:spacing w:before="60" w:after="60"/>
+            </w:pPr>
+            <w:r>
+              <w:rPr>
+                <w:rtl/>
+                <w:cs/>
+              </w:rPr>
+            </w:r>
+            <w:r>
+              <w:rPr>
+                <w:rFonts w:ascii="Times New Roman" w:hAnsi="Times New Roman" w:cs="Noto Naskh Arabic"/>
+                <w:b w:val="0"/>
+                <w:i w:val="0"/>
+                <w:color w:val="111111"/>
+                <w:sz w:val="20"/>
+                <w:szCs w:val="20"/>
+                <w:rtl/>
+                <w:cs/>
+              </w:rPr>
+              <w:t>٤٦</w:t>
+            </w:r>
+          </w:p>
+        </w:tc>
+        <w:tc>
+          <w:tcPr>
+            <w:tcW w:type="dxa" w:w="1792"/>
+          </w:tcPr>
+          <w:p>
+            <w:pPr>
+              <w:bidi/>
+              <w:spacing w:before="60" w:after="60"/>
+            </w:pPr>
+            <w:r>
+              <w:rPr>
+                <w:rtl/>
+                <w:cs/>
+              </w:rPr>
+            </w:r>
+            <w:r>
+              <w:rPr>
+                <w:rFonts w:ascii="Times New Roman" w:hAnsi="Times New Roman" w:cs="Noto Naskh Arabic"/>
+                <w:b w:val="0"/>
+                <w:i w:val="0"/>
+                <w:color w:val="111111"/>
+                <w:sz w:val="20"/>
+                <w:szCs w:val="20"/>
+                <w:rtl/>
+                <w:cs/>
+              </w:rPr>
+              <w:t>٢٣</w:t>
+            </w:r>
+          </w:p>
+        </w:tc>
+        <w:tc>
+          <w:tcPr>
+            <w:tcW w:type="dxa" w:w="1792"/>
+          </w:tcPr>
+          <w:p>
+            <w:pPr>
+              <w:bidi/>
+              <w:spacing w:before="60" w:after="60"/>
+            </w:pPr>
+            <w:r>
+              <w:rPr>
+                <w:rtl/>
+                <w:cs/>
+              </w:rPr>
+            </w:r>
+            <w:r>
+              <w:rPr>
+                <w:rFonts w:ascii="Times New Roman" w:hAnsi="Times New Roman" w:cs="Noto Naskh Arabic"/>
+                <w:b w:val="0"/>
+                <w:i w:val="0"/>
+                <w:color w:val="111111"/>
+                <w:sz w:val="20"/>
+                <w:szCs w:val="20"/>
+                <w:rtl/>
+                <w:cs/>
+              </w:rPr>
+              <w:t>١٠٫٠٪</w:t>
+            </w:r>
+          </w:p>
+        </w:tc>
+      </w:tr>
+    </w:tbl>
+    <w:p>
+      <w:pPr>
+        <w:spacing w:after="200" w:before="0"/>
+      </w:pPr>
+    </w:p>
+    <w:p>
+      <w:pPr>
+        <w:keepNext w:val="0"/>
+        <w:bidi/>
+        <w:spacing w:after="160" w:before="0" w:line="348" w:lineRule="auto"/>
+        <w:jc w:val="both"/>
+      </w:pPr>
+      <w:r>
+        <w:rPr>
+          <w:rFonts w:ascii="Times New Roman" w:hAnsi="Times New Roman" w:cs="Noto Naskh Arabic"/>
+          <w:b w:val="0"/>
+          <w:i w:val="0"/>
+          <w:color w:val="111111"/>
+          <w:sz w:val="23"/>
+          <w:szCs w:val="23"/>
+          <w:rtl/>
+          <w:cs/>
+        </w:rPr>
+        <w:t>والنتيجة أن أصنافاً غزيرة البيانات وصلت إلى الاختبار بعيّنة أو عيّنتين. والمثال الأوضح صنف sprite: يملك المشروع ٣٧٤ صورة له، انتهت واحدة منها فقط إلى مجموعة الاختبار و٣٧٣ إلى التدريب. فالرقم «١٠٠٪» الذي يحمله ليس شهادة أداء بل أثر تقسيم.</w:t>
       </w:r>
     </w:p>
     <w:p>
@@ -8954,7 +12529,70 @@
           <w:rtl/>
           <w:cs/>
         </w:rPr>
-        <w:t>٢. اختلاف أنبوب المعالجة المسبقة بين النسختين المقارَنتين (القسم ٣٫١). وقد خُفِّف أثره بأمرين: أن الفارق يعمل في غير مصلحة الاستنتاج المُعلَن، وأن المقارنة المُفصَّلة بحسب الحجم أُسقِطت لعدم صحّتها. ويبقى أن توحيد الأنبوب في تقييم لاحق يُغلق هذه النقطة نهائياً.</w:t>
+        <w:t>٢. ويترتب على ما سبق تمييز جوهري بين نوعين من الضعف كانا يُخلطان تحت وصف واحد هو «ندرة البيانات»:</w:t>
+      </w:r>
+    </w:p>
+    <w:p>
+      <w:pPr>
+        <w:keepNext w:val="0"/>
+        <w:bidi/>
+        <w:spacing w:after="160" w:before="0" w:line="348" w:lineRule="auto"/>
+        <w:jc w:val="both"/>
+      </w:pPr>
+      <w:r>
+        <w:rPr>
+          <w:rFonts w:ascii="Times New Roman" w:hAnsi="Times New Roman" w:cs="Noto Naskh Arabic"/>
+          <w:b w:val="0"/>
+          <w:i w:val="0"/>
+          <w:color w:val="111111"/>
+          <w:sz w:val="23"/>
+          <w:szCs w:val="23"/>
+          <w:rtl/>
+          <w:cs/>
+        </w:rPr>
+        <w:t>الأول قصور في التقسيم لا في البيانات: sprite، وfanta على مستوى العلامة، وxl-red. البيانات موجودة كاملةً في المشروع، لكن التقسيم حجبها عن الاختبار. وعلاجه لا يحتاج تصويراً ولا بيانات جديدة، بل إعادة توليد نسخة بتقسيم متوازن ثم إعادة تدريب — وهي عملية تستغرق دقائق حاسوبياً، ومعلَّقة حالياً على توفّر أرصدة تدريب لا غير.</w:t>
+      </w:r>
+    </w:p>
+    <w:p>
+      <w:pPr>
+        <w:keepNext w:val="0"/>
+        <w:bidi/>
+        <w:spacing w:after="160" w:before="0" w:line="348" w:lineRule="auto"/>
+        <w:jc w:val="both"/>
+      </w:pPr>
+      <w:r>
+        <w:rPr>
+          <w:rFonts w:ascii="Times New Roman" w:hAnsi="Times New Roman" w:cs="Noto Naskh Arabic"/>
+          <w:b w:val="0"/>
+          <w:i w:val="0"/>
+          <w:color w:val="111111"/>
+          <w:sz w:val="23"/>
+          <w:szCs w:val="23"/>
+          <w:rtl/>
+          <w:cs/>
+        </w:rPr>
+        <w:t>والثاني ندرة بيانات حقيقية: coca-diet (‏٥ صور مصدرية)، والزجاج (‏٢٥ صورة في المدوَّنة كلها، ٣ منها في الاختبار)، ونكهات Cappy الرقيقة، وpepsi (بلا تمثيل في الكاشف والمُصنِّف معاً). وهذه لا يُنتجها تقسيم ولا إعادة تدريب، بل تصوير ميداني.</w:t>
+      </w:r>
+    </w:p>
+    <w:p>
+      <w:pPr>
+        <w:keepNext w:val="0"/>
+        <w:bidi/>
+        <w:spacing w:after="160" w:before="0" w:line="348" w:lineRule="auto"/>
+        <w:jc w:val="both"/>
+      </w:pPr>
+      <w:r>
+        <w:rPr>
+          <w:rFonts w:ascii="Times New Roman" w:hAnsi="Times New Roman" w:cs="Noto Naskh Arabic"/>
+          <w:b w:val="0"/>
+          <w:i w:val="0"/>
+          <w:color w:val="111111"/>
+          <w:sz w:val="23"/>
+          <w:szCs w:val="23"/>
+          <w:rtl/>
+          <w:cs/>
+        </w:rPr>
+        <w:t>وخلط النوعين يُضخّم حجم العمل المطلوب: فجزء معتبر مما يبدو فجوةَ بيانات هو في حقيقته فجوة إجرائية تُغلَق بإعادة تدريب واحدة.</w:t>
       </w:r>
     </w:p>
     <w:p>
@@ -8975,7 +12613,7 @@
           <w:rtl/>
           <w:cs/>
         </w:rPr>
-        <w:t>٣. مجموعات اختبار صغيرة. مجموعة اختبار الكاشف ٣٤ صورة، ومجموعة أحد المُصنِّفات ٢٣ صورة موزّعة على ١٢ صنفاً — وكلاهما دون الحد الذي توصي به المنصّة. أي أن الأرقام المُبلَّغ عنها، وإن كانت مقيسة لا مقدَّرة، تحمل عدم يقين إحصائياً يتناسب عكسياً مع حجم العيّنة.</w:t>
+        <w:t>٣. اختلاف أنبوب المعالجة المسبقة بين النسختين المقارَنتين (القسم ٣٫١). وقد خُفِّف أثره بأمرين: أن الفارق يعمل في غير مصلحة الاستنتاج المُعلَن، وأن المقارنة المُفصَّلة بحسب الحجم أُسقِطت لعدم صحّتها. ويبقى أن توحيد الأنبوب في تقييم لاحق يُغلق هذه النقطة نهائياً.</w:t>
       </w:r>
     </w:p>
     <w:p>
@@ -9143,7 +12781,49 @@
           <w:rtl/>
           <w:cs/>
         </w:rPr>
-        <w:t>أولها تقييم من طرف إلى طرف على مجموعة اختبار مُعلَّمة يدوياً، لقياس تراكم الخطأ عبر السلسلة (القيد ٥) — وهو أعلى البنود أولويةً علمياً. ثم إعادة تقييم الكاشفين تحت أنبوب معالجة موحّد لإغلاق القيد ٢ نهائياً. ثم حصاد أول دفعة من التعلّم النشط ومراجعتها وإعادة التدريب عليها، وهو أول اختبار عملي لانغلاق الحلقة الموصوفة في القسم ٦. ثم توسيع مجموعات الاختبار لتقليل عدم اليقين الإحصائي.</w:t>
+        <w:t>أولها، وأرخصها وأعلاها مردوداً: إعادة توليد نسخ المُصنِّفات الستة بتقسيم متوازن (‏٧٠/٢٠/١٠) ثم إعادة تدريبها، لإغلاق القيد ١. فمُصنِّف العلامة وحده ينتقل بذلك من ٤٧ عيّنة اختبار إلى نحو ٣٤٠، ويحصل صنف sprite على عشرات العيّنات بدل واحدة — فتصبح أرقام القسم ٥٫٣ ذات دلالة إحصائية بدل أن تكون موحية. والكلفة الحاسوبية نحو أربع دقائق لكل مُصنِّف، أي أقل من نصف ساعة للمجموعة كلها؛ والعائق الوحيد توفّر أرصدة تدريب.</w:t>
+      </w:r>
+    </w:p>
+    <w:p>
+      <w:pPr>
+        <w:keepNext w:val="0"/>
+        <w:bidi/>
+        <w:spacing w:after="160" w:before="0" w:line="348" w:lineRule="auto"/>
+        <w:jc w:val="both"/>
+      </w:pPr>
+      <w:r>
+        <w:rPr>
+          <w:rFonts w:ascii="Times New Roman" w:hAnsi="Times New Roman" w:cs="Noto Naskh Arabic"/>
+          <w:b w:val="0"/>
+          <w:i w:val="0"/>
+          <w:color w:val="111111"/>
+          <w:sz w:val="23"/>
+          <w:szCs w:val="23"/>
+          <w:rtl/>
+          <w:cs/>
+        </w:rPr>
+        <w:t>ويليها تقييم من طرف إلى طرف على مجموعة اختبار مُعلَّمة يدوياً، لقياس تراكم الخطأ عبر السلسلة (القيد ٥) — وهو أعلى البنود أولويةً علمياً، ولا يحتاج أرصدة إطلاقاً. ثم إعادة تقييم الكاشفين تحت أنبوب معالجة موحّد لإغلاق القيد ٣. ثم حصاد أول دفعة من التعلّم النشط ومراجعتها وإعادة التدريب عليها، وهو أول اختبار عملي لانغلاق الحلقة الموصوفة في القسم ٦.</w:t>
+      </w:r>
+    </w:p>
+    <w:p>
+      <w:pPr>
+        <w:keepNext w:val="0"/>
+        <w:bidi/>
+        <w:spacing w:after="160" w:before="0" w:line="348" w:lineRule="auto"/>
+        <w:jc w:val="both"/>
+      </w:pPr>
+      <w:r>
+        <w:rPr>
+          <w:rFonts w:ascii="Times New Roman" w:hAnsi="Times New Roman" w:cs="Noto Naskh Arabic"/>
+          <w:b w:val="0"/>
+          <w:i w:val="0"/>
+          <w:color w:val="111111"/>
+          <w:sz w:val="23"/>
+          <w:szCs w:val="23"/>
+          <w:rtl/>
+          <w:cs/>
+        </w:rPr>
+        <w:t>ويُستحسن في كل ما سبق اعتماد تقسيم طبقي (‏stratified) يضمن حصة اختبار دنيا لكل صنف، بدل التقسيم العشوائي الذي أنتج الحالة الموصوفة في القيد ١ — إذ إن العشوائية على مجموعة غير متوازنة تترك الأصناف الصغيرة بلا تمثيل بحكم الاحتمال وحده.</w:t>
       </w:r>
     </w:p>
     <w:p>
@@ -9291,7 +12971,7 @@
           <w:rtl/>
           <w:cs/>
         </w:rPr>
-        <w:t xml:space="preserve">الجدول ٩. </w:t>
+        <w:t xml:space="preserve">الجدول ١٢. </w:t>
       </w:r>
       <w:r>
         <w:rPr>

--- a/docs/report/out/Aystro_Research_Report_AR.docx
+++ b/docs/report/out/Aystro_Research_Report_AR.docx
@@ -271,7 +271,7 @@
           <w:rtl/>
           <w:cs/>
         </w:rPr>
-        <w:t>يقارن البحث نهجين. النهج الأول ‏(v1)‎ طبقة واحدة لكشف الكائنات، أصنافها هي العلامات التجارية مباشرةً — أي نموذج واحد يجيب عن السؤالين معاً. والنهج الثاني ‏(v2)‎ معمارية متعددة الطبقات تفصلهما: كاشف محايد صنفياً يحدد المواضع دون معرفة بالهوية، تليه مُصنِّفات مستقلة موجَّهة شرطياً تحدد العلامة ثم المتغيّر ثم مادة التعبئة. وقُيِّم النهجان تحت البروتوكول ذاته وعلى معمارية النموذج ذاتها، انطلاقاً من مجموعة الصور المصدرية نفسها.</w:t>
+        <w:t>يقارن البحث نهجين. النهج الأول ‏(v1)‎ طبقة واحدة لكشف الكائنات، أصنافها هي العلامات التجارية مباشرةً — أي نموذج واحد يجيب عن السؤالين معاً. والنهج الثاني ‏(v2)‎ معمارية متعددة الطبقات تفصلهما: كاشف محايد صنفياً يحدد المواضع دون معرفة بالهوية، تليه مُصنِّفات مستقلة موجَّهة شرطياً تحدد العلامة ثم الصنف الفرعي ثم مادة التعبئة. وقُيِّم النهجان تحت البروتوكول ذاته وعلى معمارية النموذج ذاتها، انطلاقاً من مجموعة الصور المصدرية نفسها.</w:t>
       </w:r>
     </w:p>
     <w:p>
@@ -313,7 +313,7 @@
           <w:rtl/>
           <w:cs/>
         </w:rPr>
-        <w:t>كما خُفِّض التعقيد الحسابي لطبقة تصنيف المتغيّرات من ‎O(N×K)‎ إلى ‎O(N)‎ بإدخال توجيه شرطي، وقِيس أثر ذلك مباشرةً بانخفاض زمن المعالجة ٦٥٪ مع تطابق تام في المُخرَجات. وبلغت الكلفة الحدّية لإضافة علامة جديدة إلى الكتالوج نحو أربع دقائق من زمن معالج الرسوميات، وقد تكرّر قياسها أربع مرات. والنتيجة الجامعة أن كل ضعف مُقاس في المنظومة يرتد إلى ندرة بيانات محدّدة قابلة للعدّ، لا إلى قصور في المعمارية أو في اختيار النموذج.</w:t>
+        <w:t>كما خُفِّض التعقيد الحسابي لطبقة تصنيف الأصناف الفرعية من ‎O(N×K)‎ إلى ‎O(N)‎ بإدخال توجيه شرطي، وقِيس أثر ذلك مباشرةً بانخفاض زمن المعالجة ٦٥٪ مع تطابق تام في المُخرَجات. وبلغت الكلفة الحدّية لإضافة علامة جديدة إلى الكتالوج نحو أربع دقائق من زمن معالج الرسوميات، وقد تكرّر قياسها أربع مرات. والنتيجة الجامعة أن كل ضعف مُقاس في المنظومة يرتد إلى ندرة بيانات محدّدة قابلة للعدّ، لا إلى قصور في المعمارية أو في اختيار النموذج.</w:t>
       </w:r>
     </w:p>
     <w:p>
@@ -528,7 +528,7 @@
           <w:rtl/>
           <w:cs/>
         </w:rPr>
-        <w:t>٢. معمارية توجيه شرطي تجعل كلفة طبقة تصنيف المتغيّرات مستقلة عن اتساع الكتالوج ‏(O(N)‎ بدل ‎O(N×K))‎، مع قياس مباشر لأثرها الزمني.</w:t>
+        <w:t>٢. معمارية توجيه شرطي تجعل كلفة طبقة تصنيف الأصناف الفرعية مستقلة عن اتساع الكتالوج ‏(O(N)‎ بدل ‎O(N×K))‎، مع قياس مباشر لأثرها الزمني.</w:t>
       </w:r>
     </w:p>
     <w:p>
@@ -612,7 +612,7 @@
           <w:rtl/>
           <w:cs/>
         </w:rPr>
-        <w:t>لتكن صورة رفّ تحوي N منتجاً معروضاً. المطلوب من النظام إنتاج جرد مُهيكل: عدد الوحدات لكل تسمية مميّزة، ومنه تُشتق حصة كل علامة من المساحة المعروضة. والتسمية المستهدفة مركّبة من محاور مستقلة على النمط: ‏{العلامة}-{نوع العبوة}-{المتغيّر}-{الحجم}‎.</w:t>
+        <w:t>لتكن صورة رفّ تحوي N منتجاً معروضاً. المطلوب من النظام إنتاج جرد مُهيكل: عدد الوحدات لكل تسمية مميّزة، ومنه تُشتق حصة كل علامة من المساحة المعروضة. والتسمية المستهدفة مركّبة من محاور مستقلة على النمط: ‏{العلامة}-{نوع العبوة}-{الصنف الفرعي}-{الحجم}‎.</w:t>
       </w:r>
     </w:p>
     <w:p>
@@ -633,7 +633,28 @@
           <w:rtl/>
           <w:cs/>
         </w:rPr>
-        <w:t>وقد أُنجزت المحاور الثلاثة الأولى في هذه الدراسة — العلامة، والمتغيّر، ومادة التعبئة — بينما محور الحجم هو الخطوة التالية المخطَّط لها، ويُناقَش في القسم ١٠.</w:t>
+        <w:t>و«الصنف الفرعي» هنا مصطلح جامع لأي تمييز داخل العلامة الواحدة، أياً كان أساسه — النكهة أو الطعم (‏fanta-orange، cappy-mango)، أو التركيبة (‏coca-zero، coca-diet: المشروب ذاته بمحتوى سكر مختلف)، أو خطّ المنتج (‏xl-classic، xl-red). وقد تُعمِّد اللفظ الجامع لأن هذه الأسس لا تتوحّد بين العلامات: فتمييز Fanta نكهةٌ خالصة، بينما تمييز Coca-Cola ليس نكهةً إطلاقاً. ولو سُمّي المحور «النكهة» لكان الوصف خاطئاً لنصف العلامات الموصولة.</w:t>
+      </w:r>
+    </w:p>
+    <w:p>
+      <w:pPr>
+        <w:keepNext w:val="0"/>
+        <w:bidi/>
+        <w:spacing w:after="160" w:before="0" w:line="348" w:lineRule="auto"/>
+        <w:jc w:val="both"/>
+      </w:pPr>
+      <w:r>
+        <w:rPr>
+          <w:rFonts w:ascii="Times New Roman" w:hAnsi="Times New Roman" w:cs="Noto Naskh Arabic"/>
+          <w:b w:val="0"/>
+          <w:i w:val="0"/>
+          <w:color w:val="111111"/>
+          <w:sz w:val="23"/>
+          <w:szCs w:val="23"/>
+          <w:rtl/>
+          <w:cs/>
+        </w:rPr>
+        <w:t>وقد أُنجزت المحاور الثلاثة الأولى في هذه الدراسة — العلامة، والصنف الفرعي، ومادة التعبئة — بينما محور الحجم هو الخطوة التالية المخطَّط لها، ويُناقَش في القسم ١٠.</w:t>
       </w:r>
     </w:p>
     <w:p>
@@ -717,7 +738,7 @@
           <w:rtl/>
           <w:cs/>
         </w:rPr>
-        <w:t>ويطرح النهج الثاني مسألته الخاصة: إذا وُجد K مُصنِّف متغيّرات وشُغِّل كلٌّ منها على كل منطقة، فعدد الاستدعاءات ‎O(N×K)‎ رغم أن استدعاءً واحداً من كل K مفيد فعلاً. وهذا ما يعالجه القسم ٤.</w:t>
+        <w:t>ويطرح النهج الثاني مسألته الخاصة: إذا وُجد K مُصنِّف أصناف فرعية وشُغِّل كلٌّ منها على كل منطقة، فعدد الاستدعاءات ‎O(N×K)‎ رغم أن استدعاءً واحداً من كل K مفيد فعلاً. وهذا ما يعالجه القسم ٤.</w:t>
       </w:r>
     </w:p>
     <w:p>
@@ -1683,7 +1704,7 @@
           <w:rtl/>
           <w:cs/>
         </w:rPr>
-        <w:t>المرحلة الثالثة — المتغيّر، بتوجيه شرطي. إذا كانت العلامة المُحدَّدة تملك مُصنِّف متغيّرات، تُشغِّل خطوة التوجيه ذلك المُصنِّف وحده؛ والمنطقة التي لا تنتمي إلى علامة موصولة لا تمرّ على أي مُصنِّف متغيّرات إطلاقاً. وأربع علامات موصولة بهذا النمط.</w:t>
+        <w:t>المرحلة الثالثة — الصنف الفرعي (النكهة أو التركيبة أو خطّ المنتج، بحسب العلامة؛ انظر القسم ٢)، بتوجيه شرطي. إذا كانت العلامة المُحدَّدة تملك مُصنِّف أصناف فرعية، تُشغِّل خطوة التوجيه ذلك المُصنِّف وحده؛ والمنطقة التي لا تنتمي إلى علامة موصولة لا تمرّ على أي مُصنِّف أصناف فرعية إطلاقاً. وأربع علامات موصولة بهذا النمط.</w:t>
       </w:r>
     </w:p>
     <w:p>
@@ -1725,7 +1746,7 @@
           <w:rtl/>
           <w:cs/>
         </w:rPr>
-        <w:t>ثم تختار خطوة دمج أدقّ تسمية متاحة (المتغيّر إن وُجد، وإلا العلامة المجردة) وتضمّها إلى مادة التعبئة. والخاصية المعمارية الجوهرية أن التوجيه في المرحلة الثالثة يفصل تنفيذ المُصنِّف عن مجرد توفّر البيانات له — وهو ما يجعل النمو مستقلاً عن K، كما يبيّن القسم ٥٫٥.</w:t>
+        <w:t>ثم تختار خطوة دمج أدقّ تسمية متاحة (الصنف الفرعي إن وُجد، وإلا العلامة المجردة) وتضمّها إلى مادة التعبئة. والخاصية المعمارية الجوهرية أن التوجيه في المرحلة الثالثة يفصل تنفيذ المُصنِّف عن مجرد توفّر البيانات له — وهو ما يجعل النمو مستقلاً عن K، كما يبيّن القسم ٥٫٥.</w:t>
       </w:r>
     </w:p>
     <w:p>
@@ -1746,7 +1767,7 @@
           <w:rtl/>
           <w:cs/>
         </w:rPr>
-        <w:t>ويُلاحَظ أن المحاور مستقلة تصميمياً: فمادة التعبئة لا تتوقف على العلامة، والمتغيّر يتوقف عليها. وهذا الاستقلال هو ما يسمح بإضافة محور الحجم لاحقاً كطبقة رابعة دون المساس بما سبقها.</w:t>
+        <w:t>ويُلاحَظ أن المحاور مستقلة تصميمياً: فمادة التعبئة لا تتوقف على العلامة، والصنف الفرعي يتوقف عليها. وهذا الاستقلال هو ما يسمح بإضافة محور الحجم لاحقاً كطبقة رابعة دون المساس بما سبقها.</w:t>
       </w:r>
     </w:p>
     <w:p>
@@ -1821,7 +1842,7 @@
           <w:rtl/>
           <w:cs/>
         </w:rPr>
-        <w:t>المعمارية كما هي منشورة فعلياً، مقروءةً من مواصفة سير العمل الحيّة. والفارق الجوهري عن المعماريات المرحلية المعتادة هو خطوات التوجيه (باللون البرتقالي): فهي تفصل تنفيذ مُصنِّفات المتغيّرات عن مجرد توفّر البيانات لها، وهو ما يقيسه القسم ٥٫٥.</w:t>
+        <w:t>المعمارية كما هي منشورة فعلياً، مقروءةً من مواصفة سير العمل الحيّة. والفارق الجوهري عن المعماريات المرحلية المعتادة هو خطوات التوجيه (باللون البرتقالي): فهي تفصل تنفيذ مُصنِّفات الأصناف الفرعية عن مجرد توفّر البيانات لها، وهو ما يقيسه القسم ٥٫٥.</w:t>
       </w:r>
     </w:p>
     <w:p>
@@ -5086,7 +5107,7 @@
                 <w:rtl/>
                 <w:cs/>
               </w:rPr>
-              <w:t>XL Energy (المتغيّر)</w:t>
+              <w:t>XL Energy (الصنف الفرعي)</w:t>
             </w:r>
           </w:p>
         </w:tc>
@@ -5208,7 +5229,7 @@
                 <w:rtl/>
                 <w:cs/>
               </w:rPr>
-              <w:t>Coca-Cola (المتغيّر)</w:t>
+              <w:t>Coca-Cola (الصنف الفرعي)</w:t>
             </w:r>
           </w:p>
         </w:tc>
@@ -6418,7 +6439,7 @@
           <w:rtl/>
           <w:cs/>
         </w:rPr>
-        <w:t>طبقات المتغيّرات ومادة التعبئة عند عتبة ٠٫٧٠. الأصناف عديمة التمثيل غير مذكورة.</w:t>
+        <w:t>طبقات الأصناف الفرعية ومادة التعبئة عند عتبة ٠٫٧٠. الأصناف عديمة التمثيل غير مذكورة.</w:t>
       </w:r>
     </w:p>
     <w:tbl>
@@ -9347,7 +9368,7 @@
           <w:rtl/>
           <w:cs/>
         </w:rPr>
-        <w:t>المعمارية متعددة الطبقات على رفّ Cappy حقيقي: التسمية هنا عند مستوى النكهة (orange / mango / grape / lemon / strawberry) لا عند مستوى العلامة — وهذا ما تُنتجه طبقة المتغيّرات الموجَّهة، ويُقارَن مباشرةً بالشكل السابق. والأهم فيها أن الثقات الظاهرة تتراوح بين ١٩٪ و٦٧٪، أي أن معظمها دون عتبة ٠٫٧٠ المعتمدة في هذه الدراسة. وهذه هي بالضبط الحالة التي يصفها هذا القسم عدداً: النكهة مُميَّزة بصرياً وغالباً مُصابة، لكن دون درجة الثقة التي تُجيز الحسم الآلي — ولهذا يبلغ المُصنِّف ٥٠٪ إحكاماً و٣١٫٢٪ استدعاءً عند تلك العتبة، ولهذا وُجِّه إليه التعلّم النشط (القسم ٦).</w:t>
+        <w:t>المعمارية متعددة الطبقات على رفّ Cappy حقيقي: التسمية هنا عند مستوى النكهة (orange / mango / grape / lemon / strawberry) لا عند مستوى العلامة — وهذا ما تُنتجه طبقة الأصناف الفرعية الموجَّهة، ويُقارَن مباشرةً بالشكل السابق. والأهم فيها أن الثقات الظاهرة تتراوح بين ١٩٪ و٦٧٪، أي أن معظمها دون عتبة ٠٫٧٠ المعتمدة في هذه الدراسة. وهذه هي بالضبط الحالة التي يصفها هذا القسم عدداً: النكهة مُميَّزة بصرياً وغالباً مُصابة، لكن دون درجة الثقة التي تُجيز الحسم الآلي — ولهذا يبلغ المُصنِّف ٥٠٪ إحكاماً و٣١٫٢٪ استدعاءً عند تلك العتبة، ولهذا وُجِّه إليه التعلّم النشط (القسم ٦).</w:t>
       </w:r>
     </w:p>
     <w:p>
@@ -9410,7 +9431,7 @@
           <w:rtl/>
           <w:cs/>
         </w:rPr>
-        <w:t>في التصميم غير الموجَّه يعمل كل مُصنِّف متغيّرات على كل منطقة، فيكون عدد الاستدعاءات ‎O(N×K)‎. وعلى صورة اختبارية تضم ٦٠ منتجاً، عمل مُصنِّف إحدى العلامات على المناطق الستين رغم أن ١٢ منها فقط تخصّها — أي ٤٨ استدعاءً مهدوراً من كل ٦٠. وبالتوجيه الشرطي تمرّ كل منطقة بمُصنِّف واحد على الأكثر، فيصبح النمو ‎O(N)‎ مستقلاً عن K.</w:t>
+        <w:t>في التصميم غير الموجَّه يعمل كل مُصنِّف أصناف فرعية على كل منطقة، فيكون عدد الاستدعاءات ‎O(N×K)‎. وعلى صورة اختبارية تضم ٦٠ منتجاً، عمل مُصنِّف إحدى العلامات على المناطق الستين رغم أن ١٢ منها فقط تخصّها — أي ٤٨ استدعاءً مهدوراً من كل ٦٠. وبالتوجيه الشرطي تمرّ كل منطقة بمُصنِّف واحد على الأكثر، فيصبح النمو ‎O(N)‎ مستقلاً عن K.</w:t>
       </w:r>
     </w:p>
     <w:p>
@@ -9973,7 +9994,7 @@
           <w:rtl/>
           <w:cs/>
         </w:rPr>
-        <w:t>يساراً: عدد استدعاءات مُصنِّفات المتغيّرات لكل صورة بدلالة عدد العلامات التي لها مُصنِّف خاص، والنجمتان هما القياسان الفعليان. يميناً: الزمن المقيس على الصورة ذاتها قبل التوجيه وبعده.</w:t>
+        <w:t>يساراً: عدد استدعاءات مُصنِّفات الأصناف الفرعية لكل صورة بدلالة عدد العلامات التي لها مُصنِّف خاص، والنجمتان هما القياسان الفعليان. يميناً: الزمن المقيس على الصورة ذاتها قبل التوجيه وبعده.</w:t>
       </w:r>
     </w:p>
     <w:p>
@@ -10351,7 +10372,7 @@
                 <w:rtl/>
                 <w:cs/>
               </w:rPr>
-              <w:t>مُصنِّف متغيّرات Coca-Cola</w:t>
+              <w:t>مُصنِّف الأصناف الفرعية لـ Coca-Cola</w:t>
             </w:r>
           </w:p>
         </w:tc>
@@ -10535,7 +10556,7 @@
                 <w:rtl/>
                 <w:cs/>
               </w:rPr>
-              <w:t>مُصنِّف متغيّرات XL Energy</w:t>
+              <w:t>مُصنِّف الأصناف الفرعية لـ XL Energy</w:t>
             </w:r>
           </w:p>
         </w:tc>
@@ -10900,7 +10921,7 @@
           <w:rtl/>
           <w:cs/>
         </w:rPr>
-        <w:t>سبعة نماذج بكلفة تدريب إجمالية تقلّ عن ساعة وربع من زمن معالج الرسوميات. ويستهلك الكاشف وحده ٦١٪ منها، بينما تبلغ الكلفة الحدّية لإضافة مُصنِّف متغيّرات نحو أربع دقائق.</w:t>
+        <w:t>سبعة نماذج بكلفة تدريب إجمالية تقلّ عن ساعة وربع من زمن معالج الرسوميات. ويستهلك الكاشف وحده ٦١٪ منها، بينما تبلغ الكلفة الحدّية لإضافة مُصنِّف أصناف فرعية نحو أربع دقائق.</w:t>
       </w:r>
     </w:p>
     <w:p>
@@ -11257,7 +11278,7 @@
           <w:rtl/>
           <w:cs/>
         </w:rPr>
-        <w:t>أولاً: ندرة البيانات هي القيد الملزِم، لا قدرة النماذج. هذا أوضح ما أظهرته الدراسة كمّياً. فعند ضعف الأداء على صنف بعينه، القراءة البديهية دائماً «النموذج يحتاج تدريباً أكثر» — وقد تبيّن مراراً أنها خاطئة. تدقيق بصري لجميع مناطق إحدى العلامات البالغة ٣٠١ أظهر أن ٩٥٪ منها لمتغيّر واحد دون أي مثال مؤكد للمتغيّرات الأخرى. وتدقيق مماثل أظهر أن ٩٠٪ من أمثلة علامة أخرى زجاجات لا علب، أي أن النموذج كان قد تعلّم العلامة بوصفها زجاجة. ولا يُنتج أي قدر من التدريب تمييزاً بين فئات لا توجد صورها.</w:t>
+        <w:t>أولاً: ندرة البيانات هي القيد الملزِم، لا قدرة النماذج. هذا أوضح ما أظهرته الدراسة كمّياً. فعند ضعف الأداء على صنف بعينه، القراءة البديهية دائماً «النموذج يحتاج تدريباً أكثر» — وقد تبيّن مراراً أنها خاطئة. تدقيق بصري لجميع مناطق إحدى العلامات البالغة ٣٠١ أظهر أن ٩٥٪ منها لصنف فرعي واحد دون أي مثال مؤكد للأصناف الفرعية الأخرى. وتدقيق مماثل أظهر أن ٩٠٪ من أمثلة علامة أخرى زجاجات لا علب، أي أن النموذج كان قد تعلّم العلامة بوصفها زجاجة. ولا يُنتج أي قدر من التدريب تمييزاً بين فئات لا توجد صورها.</w:t>
       </w:r>
     </w:p>
     <w:p>
@@ -12697,7 +12718,7 @@
           <w:rtl/>
           <w:cs/>
         </w:rPr>
-        <w:t>والفارق بين القياسين معتبر لسببين. الأول أن دقة سلسلة متتابعة حاصلُ ضربٍ لا متوسط: فلكي تصل زجاجة إلى تسميتها الصحيحة يجب أن ينجح الكاشف في إيجادها، ثم تصيب طبقة العلامة، ثم يصيب مُصنِّف المتغيّر — وثلاث خطوات كلٌّ منها عند ٩٠٪ تُنتج نحو ٧٣٪ لا ٩٠٪. والثاني، وهو الأدقّ، أن كل طبقة قُيِّست على مُدخَل نظيف مُعلَّم يدوياً، بينما تستقبل في التشغيل الفعلي مُخرَج الطبقة السابقة: قصاصة قد تكون مزاحة أو مقطوعة الحافة أو محجوبة جزئياً. أي أن رقم ١٠٠٪ لطبقة العلامة يجيب عن سؤال «كم تُصيب على قصاصات مثالية؟» لا عن سؤال «كم تُصيب على قصاصات كاشفنا؟».</w:t>
+        <w:t>والفارق بين القياسين معتبر لسببين. الأول أن دقة سلسلة متتابعة حاصلُ ضربٍ لا متوسط: فلكي تصل زجاجة إلى تسميتها الصحيحة يجب أن ينجح الكاشف في إيجادها، ثم تصيب طبقة العلامة، ثم يصيب مُصنِّف الصنف الفرعي — وثلاث خطوات كلٌّ منها عند ٩٠٪ تُنتج نحو ٧٣٪ لا ٩٠٪. والثاني، وهو الأدقّ، أن كل طبقة قُيِّست على مُدخَل نظيف مُعلَّم يدوياً، بينما تستقبل في التشغيل الفعلي مُخرَج الطبقة السابقة: قصاصة قد تكون مزاحة أو مقطوعة الحافة أو محجوبة جزئياً. أي أن رقم ١٠٠٪ لطبقة العلامة يجيب عن سؤال «كم تُصيب على قصاصات مثالية؟» لا عن سؤال «كم تُصيب على قصاصات كاشفنا؟».</w:t>
       </w:r>
     </w:p>
     <w:p>
@@ -12886,7 +12907,7 @@
           <w:rtl/>
           <w:cs/>
         </w:rPr>
-        <w:t>والخطوة الأولى فيه ليست تقنية بل استقصائية: التحقق مما إذا كان الحجم مُلتبِساً أصلاً في هذا السوق — إذ قد لا تُباع كثير من التركيبات (علامة + متغيّر + نوع عبوة) إلا بحجم واحد، فيُستخرج الحجم من جدول مرجعي بدلاً من استنتاجه بصرياً. وهذه خطوة رخيصة قد تُلغي معظم الحالات الصعبة قبل بناء أي شيء.</w:t>
+        <w:t>والخطوة الأولى فيه ليست تقنية بل استقصائية: التحقق مما إذا كان الحجم مُلتبِساً أصلاً في هذا السوق — إذ قد لا تُباع كثير من التركيبات (علامة + صنف فرعي + نوع عبوة) إلا بحجم واحد، فيُستخرج الحجم من جدول مرجعي بدلاً من استنتاجه بصرياً. وهذه خطوة رخيصة قد تُلغي معظم الحالات الصعبة قبل بناء أي شيء.</w:t>
       </w:r>
     </w:p>
     <w:p>
@@ -13582,7 +13603,7 @@
                 <w:rtl/>
                 <w:cs/>
               </w:rPr>
-              <w:t>متغيّرا XL الرقيقان</w:t>
+              <w:t>الصنفان الفرعيان الرقيقان لـ XL</w:t>
             </w:r>
           </w:p>
         </w:tc>

--- a/docs/report/out/Aystro_Research_Report_AR.docx
+++ b/docs/report/out/Aystro_Research_Report_AR.docx
@@ -313,7 +313,7 @@
           <w:rtl/>
           <w:cs/>
         </w:rPr>
-        <w:t>كما خُفِّض التعقيد الحسابي لطبقة تصنيف الأصناف الفرعية من ‎O(N×K)‎ إلى ‎O(N)‎ بإدخال توجيه شرطي، وقِيس أثر ذلك مباشرةً بانخفاض زمن المعالجة ٦٥٪ مع تطابق تام في المُخرَجات. وبلغت الكلفة الحدّية لإضافة علامة جديدة إلى الكتالوج نحو أربع دقائق من زمن معالج الرسوميات، وقد تكرّر قياسها أربع مرات. والنتيجة الجامعة أن كل ضعف مُقاس في المنظومة يرتد إلى ندرة بيانات محدّدة قابلة للعدّ، لا إلى قصور في المعمارية أو في اختيار النموذج.</w:t>
+        <w:t>كما خُفِّض التعقيد الحسابي لطبقة تصنيف الأصناف الفرعية من ‎O(N×K)‎ إلى ‎O(N)‎ بإدخال توجيه شرطي، وقِيس أثر ذلك مباشرةً بانخفاض زمن المعالجة ٦٥٪ مع مُخرَجات متطابقة على الصورة المقيسة. وبلغت الكلفة الحدّية لإضافة علامة جديدة إلى الكتالوج نحو أربع دقائق من زمن معالج الرسوميات، وقد تكرّر قياسها أربع مرات. والنتيجة الجامعة أن كل ضعف مُقاس في المنظومة يرتد إلى نقص عيّنات محدّد قابل للعدّ — ندرة بيانات حقيقية تارةً، وقصور في تقسيم الاختبار تارةً — لا إلى خلل في المعمارية أو في اختيار النموذج.</w:t>
       </w:r>
     </w:p>
     <w:p>
@@ -1336,98 +1336,6 @@
           </w:p>
         </w:tc>
       </w:tr>
-      <w:tr>
-        <w:tc>
-          <w:tcPr>
-            <w:tcW w:type="dxa" w:w="2986"/>
-          </w:tcPr>
-          <w:p>
-            <w:pPr>
-              <w:bidi/>
-              <w:spacing w:before="60" w:after="60"/>
-            </w:pPr>
-            <w:r>
-              <w:rPr>
-                <w:rtl/>
-                <w:cs/>
-              </w:rPr>
-            </w:r>
-            <w:r>
-              <w:rPr>
-                <w:rFonts w:ascii="Times New Roman" w:hAnsi="Times New Roman" w:cs="Noto Naskh Arabic"/>
-                <w:b w:val="0"/>
-                <w:i w:val="0"/>
-                <w:color w:val="111111"/>
-                <w:sz w:val="20"/>
-                <w:szCs w:val="20"/>
-                <w:rtl/>
-                <w:cs/>
-              </w:rPr>
-              <w:t>التوسيع</w:t>
-            </w:r>
-          </w:p>
-        </w:tc>
-        <w:tc>
-          <w:tcPr>
-            <w:tcW w:type="dxa" w:w="2986"/>
-          </w:tcPr>
-          <w:p>
-            <w:pPr>
-              <w:bidi/>
-              <w:spacing w:before="60" w:after="60"/>
-            </w:pPr>
-            <w:r>
-              <w:rPr>
-                <w:rtl/>
-                <w:cs/>
-              </w:rPr>
-            </w:r>
-            <w:r>
-              <w:rPr>
-                <w:rFonts w:ascii="Times New Roman" w:hAnsi="Times New Roman" w:cs="Noto Naskh Arabic"/>
-                <w:b w:val="0"/>
-                <w:i w:val="0"/>
-                <w:color w:val="111111"/>
-                <w:sz w:val="20"/>
-                <w:szCs w:val="20"/>
-                <w:rtl/>
-                <w:cs/>
-              </w:rPr>
-              <w:t>قلب أفقي، دوران ١٥°</w:t>
-            </w:r>
-          </w:p>
-        </w:tc>
-        <w:tc>
-          <w:tcPr>
-            <w:tcW w:type="dxa" w:w="2986"/>
-          </w:tcPr>
-          <w:p>
-            <w:pPr>
-              <w:bidi/>
-              <w:spacing w:before="60" w:after="60"/>
-            </w:pPr>
-            <w:r>
-              <w:rPr>
-                <w:rtl/>
-                <w:cs/>
-              </w:rPr>
-            </w:r>
-            <w:r>
-              <w:rPr>
-                <w:rFonts w:ascii="Times New Roman" w:hAnsi="Times New Roman" w:cs="Noto Naskh Arabic"/>
-                <w:b w:val="0"/>
-                <w:i w:val="0"/>
-                <w:color w:val="111111"/>
-                <w:sz w:val="20"/>
-                <w:szCs w:val="20"/>
-                <w:rtl/>
-                <w:cs/>
-              </w:rPr>
-              <w:t>ضبابية، تعريض</w:t>
-            </w:r>
-          </w:p>
-        </w:tc>
-      </w:tr>
     </w:tbl>
     <w:p>
       <w:pPr>
@@ -1905,28 +1813,7 @@
           <w:rtl/>
           <w:cs/>
         </w:rPr>
-        <w:t>تُقاس دقة أي نظام تصنيف عند عتبة ثقة مُعلَنة: فالنموذج يُصدر مع كل تنبؤ درجةَ ثقة، ولا يُعتدّ بالتنبؤ إلا إذا تجاوزت هذه الدرجة عتبةً متفقاً عليها. وتعتمد هذه الدراسة عتبة موحّدة قدرها ٠٫٧٠ في كل رقم تصنيفي ترِد فيه — للكاشفين وللمُصنِّفات الستة جميعاً.</w:t>
-      </w:r>
-    </w:p>
-    <w:p>
-      <w:pPr>
-        <w:keepNext w:val="0"/>
-        <w:bidi/>
-        <w:spacing w:after="160" w:before="0" w:line="348" w:lineRule="auto"/>
-        <w:jc w:val="both"/>
-      </w:pPr>
-      <w:r>
-        <w:rPr>
-          <w:rFonts w:ascii="Times New Roman" w:hAnsi="Times New Roman" w:cs="Noto Naskh Arabic"/>
-          <w:b w:val="0"/>
-          <w:i w:val="0"/>
-          <w:color w:val="111111"/>
-          <w:sz w:val="23"/>
-          <w:szCs w:val="23"/>
-          <w:rtl/>
-          <w:cs/>
-        </w:rPr>
-        <w:t>وهذا الاختيار منهجيّ لا شكليّ. فأداة التقييم تحسب لكل صنف «عتبته المثلى» الخاصة التي يبلغ عندها أفضل أداء ممكن، وهي تتراوح هنا بين صفر و٠٫٩١ بحسب الصنف. والإبلاغ عن كل صنف عند عتبته الخاصة يُنتج أرقاماً مرتفعة لكنها لا تصف نظاماً واحداً: فالنظام العامل لا يستطيع تشغيل عتبة مختلفة لكل صنف في آنٍ واحد. أما العتبة الموحّدة فتصف ما يحدث فعلاً حين تُشغَّل المنظومة كوحدة واحدة، وهي أشدّ صرامةً — فالأرقام أدناه أدنى من نظيرتها عند العتب المثلى، وهذا مقصود.</w:t>
+        <w:t>تُقاس دقة أي نظام تصنيف عند عتبة ثقة مُعلَنة، وتعتمد هذه الدراسة عتبة موحّدة قدرها ٠٫٧٠ في كل رقم تصنيفي ترِد فيه — للكاشفين وللمُصنِّفات الستة جميعاً. والاختيار منهجيّ لا شكليّ: فأداة التقييم تحسب لكل صنف «عتبته المثلى» الخاصة (تتراوح هنا بين صفر و٠٫٩١)، والإبلاغ عن كل صنف عند عتبته يُنتج أرقاماً مرتفعة لا تصف نظاماً واحداً، إذ لا يستطيع نظام عامل تشغيل عتبة مختلفة لكل صنف في آنٍ واحد. أما العتبة الموحّدة فتصف ما يحدث فعلاً حين تُشغَّل المنظومة كوحدة واحدة، وهي الأشدّ صرامةً — فالأرقام أدناه أدنى من نظيرتها عند العتب المثلى، وهذا مقصود.</w:t>
       </w:r>
     </w:p>
     <w:p>
@@ -3054,7 +2941,7 @@
           <w:rtl/>
           <w:cs/>
         </w:rPr>
-        <w:t>الأداء الصنفي للكاشف الأحادي مقابل نصيب كل صنف من التعليم (عتبة ٠٫٧٠). المجموع ٤٬٨٧٩ تعليماً.</w:t>
+        <w:t>الأداء الصنفي للكاشف الأحادي مقابل نصيب كل صنف من التعليم. المجموع ٤٬٨٧٩ تعليماً.</w:t>
       </w:r>
     </w:p>
     <w:tbl>
@@ -3066,17 +2953,14 @@
         <w:tblLook w:firstColumn="1" w:firstRow="1" w:lastColumn="0" w:lastRow="0" w:noHBand="0" w:noVBand="1" w:val="04A0"/>
       </w:tblPr>
       <w:tblGrid>
-        <w:gridCol w:w="1493"/>
-        <w:gridCol w:w="1493"/>
-        <w:gridCol w:w="1493"/>
-        <w:gridCol w:w="1493"/>
-        <w:gridCol w:w="1493"/>
-        <w:gridCol w:w="1493"/>
+        <w:gridCol w:w="2986"/>
+        <w:gridCol w:w="2986"/>
+        <w:gridCol w:w="2986"/>
       </w:tblGrid>
       <w:tr>
         <w:tc>
           <w:tcPr>
-            <w:tcW w:type="dxa" w:w="1493"/>
+            <w:tcW w:type="dxa" w:w="2986"/>
           </w:tcPr>
           <w:p>
             <w:pPr>
@@ -3107,7 +2991,7 @@
         </w:tc>
         <w:tc>
           <w:tcPr>
-            <w:tcW w:type="dxa" w:w="1493"/>
+            <w:tcW w:type="dxa" w:w="2986"/>
           </w:tcPr>
           <w:p>
             <w:pPr>
@@ -3138,7 +3022,7 @@
         </w:tc>
         <w:tc>
           <w:tcPr>
-            <w:tcW w:type="dxa" w:w="1493"/>
+            <w:tcW w:type="dxa" w:w="2986"/>
           </w:tcPr>
           <w:p>
             <w:pPr>
@@ -3163,13 +3047,15 @@
                 <w:rtl/>
                 <w:cs/>
               </w:rPr>
-              <w:t>الحصة</w:t>
+              <w:t>mAP50</w:t>
             </w:r>
           </w:p>
         </w:tc>
+      </w:tr>
+      <w:tr>
         <w:tc>
           <w:tcPr>
-            <w:tcW w:type="dxa" w:w="1493"/>
+            <w:tcW w:type="dxa" w:w="2986"/>
           </w:tcPr>
           <w:p>
             <w:pPr>
@@ -3185,8 +3071,7 @@
             <w:r>
               <w:rPr>
                 <w:rFonts w:ascii="Times New Roman" w:hAnsi="Times New Roman" w:cs="Noto Naskh Arabic"/>
-                <w:b/>
-                <w:bCs w:val="1"/>
+                <w:b w:val="0"/>
                 <w:i w:val="0"/>
                 <w:color w:val="111111"/>
                 <w:sz w:val="20"/>
@@ -3194,13 +3079,13 @@
                 <w:rtl/>
                 <w:cs/>
               </w:rPr>
-              <w:t>mAP50</w:t>
+              <w:t>coca-cola</w:t>
             </w:r>
           </w:p>
         </w:tc>
         <w:tc>
           <w:tcPr>
-            <w:tcW w:type="dxa" w:w="1493"/>
+            <w:tcW w:type="dxa" w:w="2986"/>
           </w:tcPr>
           <w:p>
             <w:pPr>
@@ -3216,8 +3101,7 @@
             <w:r>
               <w:rPr>
                 <w:rFonts w:ascii="Times New Roman" w:hAnsi="Times New Roman" w:cs="Noto Naskh Arabic"/>
-                <w:b/>
-                <w:bCs w:val="1"/>
+                <w:b w:val="0"/>
                 <w:i w:val="0"/>
                 <w:color w:val="111111"/>
                 <w:sz w:val="20"/>
@@ -3225,13 +3109,13 @@
                 <w:rtl/>
                 <w:cs/>
               </w:rPr>
-              <w:t>الإحكام</w:t>
+              <w:t>٢٬٠٧٩</w:t>
             </w:r>
           </w:p>
         </w:tc>
         <w:tc>
           <w:tcPr>
-            <w:tcW w:type="dxa" w:w="1493"/>
+            <w:tcW w:type="dxa" w:w="2986"/>
           </w:tcPr>
           <w:p>
             <w:pPr>
@@ -3247,8 +3131,7 @@
             <w:r>
               <w:rPr>
                 <w:rFonts w:ascii="Times New Roman" w:hAnsi="Times New Roman" w:cs="Noto Naskh Arabic"/>
-                <w:b/>
-                <w:bCs w:val="1"/>
+                <w:b w:val="0"/>
                 <w:i w:val="0"/>
                 <w:color w:val="111111"/>
                 <w:sz w:val="20"/>
@@ -3256,7 +3139,7 @@
                 <w:rtl/>
                 <w:cs/>
               </w:rPr>
-              <w:t>الاستدعاء</w:t>
+              <w:t>٨٩٫٢٧٪</w:t>
             </w:r>
           </w:p>
         </w:tc>
@@ -3264,7 +3147,7 @@
       <w:tr>
         <w:tc>
           <w:tcPr>
-            <w:tcW w:type="dxa" w:w="1493"/>
+            <w:tcW w:type="dxa" w:w="2986"/>
           </w:tcPr>
           <w:p>
             <w:pPr>
@@ -3288,13 +3171,13 @@
                 <w:rtl/>
                 <w:cs/>
               </w:rPr>
-              <w:t>coca-cola</w:t>
+              <w:t>cappy</w:t>
             </w:r>
           </w:p>
         </w:tc>
         <w:tc>
           <w:tcPr>
-            <w:tcW w:type="dxa" w:w="1493"/>
+            <w:tcW w:type="dxa" w:w="2986"/>
           </w:tcPr>
           <w:p>
             <w:pPr>
@@ -3318,13 +3201,13 @@
                 <w:rtl/>
                 <w:cs/>
               </w:rPr>
-              <w:t>٢٬٠٧٩</w:t>
+              <w:t>٩٤٨</w:t>
             </w:r>
           </w:p>
         </w:tc>
         <w:tc>
           <w:tcPr>
-            <w:tcW w:type="dxa" w:w="1493"/>
+            <w:tcW w:type="dxa" w:w="2986"/>
           </w:tcPr>
           <w:p>
             <w:pPr>
@@ -3348,13 +3231,15 @@
                 <w:rtl/>
                 <w:cs/>
               </w:rPr>
-              <w:t>٤٢٫٦٪</w:t>
+              <w:t>٨٥٫٦٢٪</w:t>
             </w:r>
           </w:p>
         </w:tc>
+      </w:tr>
+      <w:tr>
         <w:tc>
           <w:tcPr>
-            <w:tcW w:type="dxa" w:w="1493"/>
+            <w:tcW w:type="dxa" w:w="2986"/>
           </w:tcPr>
           <w:p>
             <w:pPr>
@@ -3378,13 +3263,13 @@
                 <w:rtl/>
                 <w:cs/>
               </w:rPr>
-              <w:t>٨٩٫٢٧٪</w:t>
+              <w:t>xl_energy</w:t>
             </w:r>
           </w:p>
         </w:tc>
         <w:tc>
           <w:tcPr>
-            <w:tcW w:type="dxa" w:w="1493"/>
+            <w:tcW w:type="dxa" w:w="2986"/>
           </w:tcPr>
           <w:p>
             <w:pPr>
@@ -3408,13 +3293,13 @@
                 <w:rtl/>
                 <w:cs/>
               </w:rPr>
-              <w:t>٩٦٫١٪</w:t>
+              <w:t>٦٦١</w:t>
             </w:r>
           </w:p>
         </w:tc>
         <w:tc>
           <w:tcPr>
-            <w:tcW w:type="dxa" w:w="1493"/>
+            <w:tcW w:type="dxa" w:w="2986"/>
           </w:tcPr>
           <w:p>
             <w:pPr>
@@ -3438,7 +3323,7 @@
                 <w:rtl/>
                 <w:cs/>
               </w:rPr>
-              <w:t>٧١٫٣٪</w:t>
+              <w:t>٩١٫٩٧٪</w:t>
             </w:r>
           </w:p>
         </w:tc>
@@ -3446,7 +3331,7 @@
       <w:tr>
         <w:tc>
           <w:tcPr>
-            <w:tcW w:type="dxa" w:w="1493"/>
+            <w:tcW w:type="dxa" w:w="2986"/>
           </w:tcPr>
           <w:p>
             <w:pPr>
@@ -3470,13 +3355,13 @@
                 <w:rtl/>
                 <w:cs/>
               </w:rPr>
-              <w:t>cappy</w:t>
+              <w:t>sprite</w:t>
             </w:r>
           </w:p>
         </w:tc>
         <w:tc>
           <w:tcPr>
-            <w:tcW w:type="dxa" w:w="1493"/>
+            <w:tcW w:type="dxa" w:w="2986"/>
           </w:tcPr>
           <w:p>
             <w:pPr>
@@ -3500,13 +3385,13 @@
                 <w:rtl/>
                 <w:cs/>
               </w:rPr>
-              <w:t>٩٤٨</w:t>
+              <w:t>٦٥١</w:t>
             </w:r>
           </w:p>
         </w:tc>
         <w:tc>
           <w:tcPr>
-            <w:tcW w:type="dxa" w:w="1493"/>
+            <w:tcW w:type="dxa" w:w="2986"/>
           </w:tcPr>
           <w:p>
             <w:pPr>
@@ -3530,13 +3415,15 @@
                 <w:rtl/>
                 <w:cs/>
               </w:rPr>
-              <w:t>١٩٫٤٪</w:t>
+              <w:t>٨٨٫٢٩٪</w:t>
             </w:r>
           </w:p>
         </w:tc>
+      </w:tr>
+      <w:tr>
         <w:tc>
           <w:tcPr>
-            <w:tcW w:type="dxa" w:w="1493"/>
+            <w:tcW w:type="dxa" w:w="2986"/>
           </w:tcPr>
           <w:p>
             <w:pPr>
@@ -3560,13 +3447,13 @@
                 <w:rtl/>
                 <w:cs/>
               </w:rPr>
-              <w:t>٨٥٫٦٢٪</w:t>
+              <w:t>fanta</w:t>
             </w:r>
           </w:p>
         </w:tc>
         <w:tc>
           <w:tcPr>
-            <w:tcW w:type="dxa" w:w="1493"/>
+            <w:tcW w:type="dxa" w:w="2986"/>
           </w:tcPr>
           <w:p>
             <w:pPr>
@@ -3590,13 +3477,13 @@
                 <w:rtl/>
                 <w:cs/>
               </w:rPr>
-              <w:t>٨٩٫٤٪</w:t>
+              <w:t>٤٠٩</w:t>
             </w:r>
           </w:p>
         </w:tc>
         <w:tc>
           <w:tcPr>
-            <w:tcW w:type="dxa" w:w="1493"/>
+            <w:tcW w:type="dxa" w:w="2986"/>
           </w:tcPr>
           <w:p>
             <w:pPr>
@@ -3620,7 +3507,7 @@
                 <w:rtl/>
                 <w:cs/>
               </w:rPr>
-              <w:t>٧٥٫٠٪</w:t>
+              <w:t>٨٧٫٩٨٪</w:t>
             </w:r>
           </w:p>
         </w:tc>
@@ -3628,7 +3515,7 @@
       <w:tr>
         <w:tc>
           <w:tcPr>
-            <w:tcW w:type="dxa" w:w="1493"/>
+            <w:tcW w:type="dxa" w:w="2986"/>
           </w:tcPr>
           <w:p>
             <w:pPr>
@@ -3652,13 +3539,13 @@
                 <w:rtl/>
                 <w:cs/>
               </w:rPr>
-              <w:t>xl_energy</w:t>
+              <w:t>pepsi</w:t>
             </w:r>
           </w:p>
         </w:tc>
         <w:tc>
           <w:tcPr>
-            <w:tcW w:type="dxa" w:w="1493"/>
+            <w:tcW w:type="dxa" w:w="2986"/>
           </w:tcPr>
           <w:p>
             <w:pPr>
@@ -3682,13 +3569,13 @@
                 <w:rtl/>
                 <w:cs/>
               </w:rPr>
-              <w:t>٦٦١</w:t>
+              <w:t>١٣١</w:t>
             </w:r>
           </w:p>
         </w:tc>
         <w:tc>
           <w:tcPr>
-            <w:tcW w:type="dxa" w:w="1493"/>
+            <w:tcW w:type="dxa" w:w="2986"/>
           </w:tcPr>
           <w:p>
             <w:pPr>
@@ -3712,643 +3599,7 @@
                 <w:rtl/>
                 <w:cs/>
               </w:rPr>
-              <w:t>١٣٫٥٪</w:t>
-            </w:r>
-          </w:p>
-        </w:tc>
-        <w:tc>
-          <w:tcPr>
-            <w:tcW w:type="dxa" w:w="1493"/>
-          </w:tcPr>
-          <w:p>
-            <w:pPr>
-              <w:bidi/>
-              <w:spacing w:before="60" w:after="60"/>
-            </w:pPr>
-            <w:r>
-              <w:rPr>
-                <w:rtl/>
-                <w:cs/>
-              </w:rPr>
-            </w:r>
-            <w:r>
-              <w:rPr>
-                <w:rFonts w:ascii="Times New Roman" w:hAnsi="Times New Roman" w:cs="Noto Naskh Arabic"/>
-                <w:b w:val="0"/>
-                <w:i w:val="0"/>
-                <w:color w:val="111111"/>
-                <w:sz w:val="20"/>
-                <w:szCs w:val="20"/>
-                <w:rtl/>
-                <w:cs/>
-              </w:rPr>
-              <w:t>٩١٫٩٧٪</w:t>
-            </w:r>
-          </w:p>
-        </w:tc>
-        <w:tc>
-          <w:tcPr>
-            <w:tcW w:type="dxa" w:w="1493"/>
-          </w:tcPr>
-          <w:p>
-            <w:pPr>
-              <w:bidi/>
-              <w:spacing w:before="60" w:after="60"/>
-            </w:pPr>
-            <w:r>
-              <w:rPr>
-                <w:rtl/>
-                <w:cs/>
-              </w:rPr>
-            </w:r>
-            <w:r>
-              <w:rPr>
-                <w:rFonts w:ascii="Times New Roman" w:hAnsi="Times New Roman" w:cs="Noto Naskh Arabic"/>
-                <w:b w:val="0"/>
-                <w:i w:val="0"/>
-                <w:color w:val="111111"/>
-                <w:sz w:val="20"/>
-                <w:szCs w:val="20"/>
-                <w:rtl/>
-                <w:cs/>
-              </w:rPr>
-              <w:t>٩٦٫٩٪</w:t>
-            </w:r>
-          </w:p>
-        </w:tc>
-        <w:tc>
-          <w:tcPr>
-            <w:tcW w:type="dxa" w:w="1493"/>
-          </w:tcPr>
-          <w:p>
-            <w:pPr>
-              <w:bidi/>
-              <w:spacing w:before="60" w:after="60"/>
-            </w:pPr>
-            <w:r>
-              <w:rPr>
-                <w:rtl/>
-                <w:cs/>
-              </w:rPr>
-            </w:r>
-            <w:r>
-              <w:rPr>
-                <w:rFonts w:ascii="Times New Roman" w:hAnsi="Times New Roman" w:cs="Noto Naskh Arabic"/>
-                <w:b w:val="0"/>
-                <w:i w:val="0"/>
-                <w:color w:val="111111"/>
-                <w:sz w:val="20"/>
-                <w:szCs w:val="20"/>
-                <w:rtl/>
-                <w:cs/>
-              </w:rPr>
-              <w:t>٦٦٫٠٪</w:t>
-            </w:r>
-          </w:p>
-        </w:tc>
-      </w:tr>
-      <w:tr>
-        <w:tc>
-          <w:tcPr>
-            <w:tcW w:type="dxa" w:w="1493"/>
-          </w:tcPr>
-          <w:p>
-            <w:pPr>
-              <w:bidi/>
-              <w:spacing w:before="60" w:after="60"/>
-            </w:pPr>
-            <w:r>
-              <w:rPr>
-                <w:rtl/>
-                <w:cs/>
-              </w:rPr>
-            </w:r>
-            <w:r>
-              <w:rPr>
-                <w:rFonts w:ascii="Times New Roman" w:hAnsi="Times New Roman" w:cs="Noto Naskh Arabic"/>
-                <w:b w:val="0"/>
-                <w:i w:val="0"/>
-                <w:color w:val="111111"/>
-                <w:sz w:val="20"/>
-                <w:szCs w:val="20"/>
-                <w:rtl/>
-                <w:cs/>
-              </w:rPr>
-              <w:t>sprite</w:t>
-            </w:r>
-          </w:p>
-        </w:tc>
-        <w:tc>
-          <w:tcPr>
-            <w:tcW w:type="dxa" w:w="1493"/>
-          </w:tcPr>
-          <w:p>
-            <w:pPr>
-              <w:bidi/>
-              <w:spacing w:before="60" w:after="60"/>
-            </w:pPr>
-            <w:r>
-              <w:rPr>
-                <w:rtl/>
-                <w:cs/>
-              </w:rPr>
-            </w:r>
-            <w:r>
-              <w:rPr>
-                <w:rFonts w:ascii="Times New Roman" w:hAnsi="Times New Roman" w:cs="Noto Naskh Arabic"/>
-                <w:b w:val="0"/>
-                <w:i w:val="0"/>
-                <w:color w:val="111111"/>
-                <w:sz w:val="20"/>
-                <w:szCs w:val="20"/>
-                <w:rtl/>
-                <w:cs/>
-              </w:rPr>
-              <w:t>٦٥١</w:t>
-            </w:r>
-          </w:p>
-        </w:tc>
-        <w:tc>
-          <w:tcPr>
-            <w:tcW w:type="dxa" w:w="1493"/>
-          </w:tcPr>
-          <w:p>
-            <w:pPr>
-              <w:bidi/>
-              <w:spacing w:before="60" w:after="60"/>
-            </w:pPr>
-            <w:r>
-              <w:rPr>
-                <w:rtl/>
-                <w:cs/>
-              </w:rPr>
-            </w:r>
-            <w:r>
-              <w:rPr>
-                <w:rFonts w:ascii="Times New Roman" w:hAnsi="Times New Roman" w:cs="Noto Naskh Arabic"/>
-                <w:b w:val="0"/>
-                <w:i w:val="0"/>
-                <w:color w:val="111111"/>
-                <w:sz w:val="20"/>
-                <w:szCs w:val="20"/>
-                <w:rtl/>
-                <w:cs/>
-              </w:rPr>
-              <w:t>١٣٫٣٪</w:t>
-            </w:r>
-          </w:p>
-        </w:tc>
-        <w:tc>
-          <w:tcPr>
-            <w:tcW w:type="dxa" w:w="1493"/>
-          </w:tcPr>
-          <w:p>
-            <w:pPr>
-              <w:bidi/>
-              <w:spacing w:before="60" w:after="60"/>
-            </w:pPr>
-            <w:r>
-              <w:rPr>
-                <w:rtl/>
-                <w:cs/>
-              </w:rPr>
-            </w:r>
-            <w:r>
-              <w:rPr>
-                <w:rFonts w:ascii="Times New Roman" w:hAnsi="Times New Roman" w:cs="Noto Naskh Arabic"/>
-                <w:b w:val="0"/>
-                <w:i w:val="0"/>
-                <w:color w:val="111111"/>
-                <w:sz w:val="20"/>
-                <w:szCs w:val="20"/>
-                <w:rtl/>
-                <w:cs/>
-              </w:rPr>
-              <w:t>٨٨٫٢٩٪</w:t>
-            </w:r>
-          </w:p>
-        </w:tc>
-        <w:tc>
-          <w:tcPr>
-            <w:tcW w:type="dxa" w:w="1493"/>
-          </w:tcPr>
-          <w:p>
-            <w:pPr>
-              <w:bidi/>
-              <w:spacing w:before="60" w:after="60"/>
-            </w:pPr>
-            <w:r>
-              <w:rPr>
-                <w:rtl/>
-                <w:cs/>
-              </w:rPr>
-            </w:r>
-            <w:r>
-              <w:rPr>
-                <w:rFonts w:ascii="Times New Roman" w:hAnsi="Times New Roman" w:cs="Noto Naskh Arabic"/>
-                <w:b w:val="0"/>
-                <w:i w:val="0"/>
-                <w:color w:val="111111"/>
-                <w:sz w:val="20"/>
-                <w:szCs w:val="20"/>
-                <w:rtl/>
-                <w:cs/>
-              </w:rPr>
-              <w:t>٨٧٫٩٪</w:t>
-            </w:r>
-          </w:p>
-        </w:tc>
-        <w:tc>
-          <w:tcPr>
-            <w:tcW w:type="dxa" w:w="1493"/>
-          </w:tcPr>
-          <w:p>
-            <w:pPr>
-              <w:bidi/>
-              <w:spacing w:before="60" w:after="60"/>
-            </w:pPr>
-            <w:r>
-              <w:rPr>
-                <w:rtl/>
-                <w:cs/>
-              </w:rPr>
-            </w:r>
-            <w:r>
-              <w:rPr>
-                <w:rFonts w:ascii="Times New Roman" w:hAnsi="Times New Roman" w:cs="Noto Naskh Arabic"/>
-                <w:b w:val="0"/>
-                <w:i w:val="0"/>
-                <w:color w:val="111111"/>
-                <w:sz w:val="20"/>
-                <w:szCs w:val="20"/>
-                <w:rtl/>
-                <w:cs/>
-              </w:rPr>
-              <w:t>٧٨٫٥٪</w:t>
-            </w:r>
-          </w:p>
-        </w:tc>
-      </w:tr>
-      <w:tr>
-        <w:tc>
-          <w:tcPr>
-            <w:tcW w:type="dxa" w:w="1493"/>
-          </w:tcPr>
-          <w:p>
-            <w:pPr>
-              <w:bidi/>
-              <w:spacing w:before="60" w:after="60"/>
-            </w:pPr>
-            <w:r>
-              <w:rPr>
-                <w:rtl/>
-                <w:cs/>
-              </w:rPr>
-            </w:r>
-            <w:r>
-              <w:rPr>
-                <w:rFonts w:ascii="Times New Roman" w:hAnsi="Times New Roman" w:cs="Noto Naskh Arabic"/>
-                <w:b w:val="0"/>
-                <w:i w:val="0"/>
-                <w:color w:val="111111"/>
-                <w:sz w:val="20"/>
-                <w:szCs w:val="20"/>
-                <w:rtl/>
-                <w:cs/>
-              </w:rPr>
-              <w:t>fanta</w:t>
-            </w:r>
-          </w:p>
-        </w:tc>
-        <w:tc>
-          <w:tcPr>
-            <w:tcW w:type="dxa" w:w="1493"/>
-          </w:tcPr>
-          <w:p>
-            <w:pPr>
-              <w:bidi/>
-              <w:spacing w:before="60" w:after="60"/>
-            </w:pPr>
-            <w:r>
-              <w:rPr>
-                <w:rtl/>
-                <w:cs/>
-              </w:rPr>
-            </w:r>
-            <w:r>
-              <w:rPr>
-                <w:rFonts w:ascii="Times New Roman" w:hAnsi="Times New Roman" w:cs="Noto Naskh Arabic"/>
-                <w:b w:val="0"/>
-                <w:i w:val="0"/>
-                <w:color w:val="111111"/>
-                <w:sz w:val="20"/>
-                <w:szCs w:val="20"/>
-                <w:rtl/>
-                <w:cs/>
-              </w:rPr>
-              <w:t>٤٠٩</w:t>
-            </w:r>
-          </w:p>
-        </w:tc>
-        <w:tc>
-          <w:tcPr>
-            <w:tcW w:type="dxa" w:w="1493"/>
-          </w:tcPr>
-          <w:p>
-            <w:pPr>
-              <w:bidi/>
-              <w:spacing w:before="60" w:after="60"/>
-            </w:pPr>
-            <w:r>
-              <w:rPr>
-                <w:rtl/>
-                <w:cs/>
-              </w:rPr>
-            </w:r>
-            <w:r>
-              <w:rPr>
-                <w:rFonts w:ascii="Times New Roman" w:hAnsi="Times New Roman" w:cs="Noto Naskh Arabic"/>
-                <w:b w:val="0"/>
-                <w:i w:val="0"/>
-                <w:color w:val="111111"/>
-                <w:sz w:val="20"/>
-                <w:szCs w:val="20"/>
-                <w:rtl/>
-                <w:cs/>
-              </w:rPr>
-              <w:t>٨٫٤٪</w:t>
-            </w:r>
-          </w:p>
-        </w:tc>
-        <w:tc>
-          <w:tcPr>
-            <w:tcW w:type="dxa" w:w="1493"/>
-          </w:tcPr>
-          <w:p>
-            <w:pPr>
-              <w:bidi/>
-              <w:spacing w:before="60" w:after="60"/>
-            </w:pPr>
-            <w:r>
-              <w:rPr>
-                <w:rtl/>
-                <w:cs/>
-              </w:rPr>
-            </w:r>
-            <w:r>
-              <w:rPr>
-                <w:rFonts w:ascii="Times New Roman" w:hAnsi="Times New Roman" w:cs="Noto Naskh Arabic"/>
-                <w:b w:val="0"/>
-                <w:i w:val="0"/>
-                <w:color w:val="111111"/>
-                <w:sz w:val="20"/>
-                <w:szCs w:val="20"/>
-                <w:rtl/>
-                <w:cs/>
-              </w:rPr>
-              <w:t>٨٧٫٩٨٪</w:t>
-            </w:r>
-          </w:p>
-        </w:tc>
-        <w:tc>
-          <w:tcPr>
-            <w:tcW w:type="dxa" w:w="1493"/>
-          </w:tcPr>
-          <w:p>
-            <w:pPr>
-              <w:bidi/>
-              <w:spacing w:before="60" w:after="60"/>
-            </w:pPr>
-            <w:r>
-              <w:rPr>
-                <w:rtl/>
-                <w:cs/>
-              </w:rPr>
-            </w:r>
-            <w:r>
-              <w:rPr>
-                <w:rFonts w:ascii="Times New Roman" w:hAnsi="Times New Roman" w:cs="Noto Naskh Arabic"/>
-                <w:b w:val="0"/>
-                <w:i w:val="0"/>
-                <w:color w:val="111111"/>
-                <w:sz w:val="20"/>
-                <w:szCs w:val="20"/>
-                <w:rtl/>
-                <w:cs/>
-              </w:rPr>
-              <w:t>٨٧٫٥٪</w:t>
-            </w:r>
-          </w:p>
-        </w:tc>
-        <w:tc>
-          <w:tcPr>
-            <w:tcW w:type="dxa" w:w="1493"/>
-          </w:tcPr>
-          <w:p>
-            <w:pPr>
-              <w:bidi/>
-              <w:spacing w:before="60" w:after="60"/>
-            </w:pPr>
-            <w:r>
-              <w:rPr>
-                <w:rtl/>
-                <w:cs/>
-              </w:rPr>
-            </w:r>
-            <w:r>
-              <w:rPr>
-                <w:rFonts w:ascii="Times New Roman" w:hAnsi="Times New Roman" w:cs="Noto Naskh Arabic"/>
-                <w:b w:val="0"/>
-                <w:i w:val="0"/>
-                <w:color w:val="111111"/>
-                <w:sz w:val="20"/>
-                <w:szCs w:val="20"/>
-                <w:rtl/>
-                <w:cs/>
-              </w:rPr>
-              <w:t>٧٩٫٠٪</w:t>
-            </w:r>
-          </w:p>
-        </w:tc>
-      </w:tr>
-      <w:tr>
-        <w:tc>
-          <w:tcPr>
-            <w:tcW w:type="dxa" w:w="1493"/>
-          </w:tcPr>
-          <w:p>
-            <w:pPr>
-              <w:bidi/>
-              <w:spacing w:before="60" w:after="60"/>
-            </w:pPr>
-            <w:r>
-              <w:rPr>
-                <w:rtl/>
-                <w:cs/>
-              </w:rPr>
-            </w:r>
-            <w:r>
-              <w:rPr>
-                <w:rFonts w:ascii="Times New Roman" w:hAnsi="Times New Roman" w:cs="Noto Naskh Arabic"/>
-                <w:b w:val="0"/>
-                <w:i w:val="0"/>
-                <w:color w:val="111111"/>
-                <w:sz w:val="20"/>
-                <w:szCs w:val="20"/>
-                <w:rtl/>
-                <w:cs/>
-              </w:rPr>
-              <w:t>pepsi</w:t>
-            </w:r>
-          </w:p>
-        </w:tc>
-        <w:tc>
-          <w:tcPr>
-            <w:tcW w:type="dxa" w:w="1493"/>
-          </w:tcPr>
-          <w:p>
-            <w:pPr>
-              <w:bidi/>
-              <w:spacing w:before="60" w:after="60"/>
-            </w:pPr>
-            <w:r>
-              <w:rPr>
-                <w:rtl/>
-                <w:cs/>
-              </w:rPr>
-            </w:r>
-            <w:r>
-              <w:rPr>
-                <w:rFonts w:ascii="Times New Roman" w:hAnsi="Times New Roman" w:cs="Noto Naskh Arabic"/>
-                <w:b w:val="0"/>
-                <w:i w:val="0"/>
-                <w:color w:val="111111"/>
-                <w:sz w:val="20"/>
-                <w:szCs w:val="20"/>
-                <w:rtl/>
-                <w:cs/>
-              </w:rPr>
-              <w:t>١٣١</w:t>
-            </w:r>
-          </w:p>
-        </w:tc>
-        <w:tc>
-          <w:tcPr>
-            <w:tcW w:type="dxa" w:w="1493"/>
-          </w:tcPr>
-          <w:p>
-            <w:pPr>
-              <w:bidi/>
-              <w:spacing w:before="60" w:after="60"/>
-            </w:pPr>
-            <w:r>
-              <w:rPr>
-                <w:rtl/>
-                <w:cs/>
-              </w:rPr>
-            </w:r>
-            <w:r>
-              <w:rPr>
-                <w:rFonts w:ascii="Times New Roman" w:hAnsi="Times New Roman" w:cs="Noto Naskh Arabic"/>
-                <w:b w:val="0"/>
-                <w:i w:val="0"/>
-                <w:color w:val="111111"/>
-                <w:sz w:val="20"/>
-                <w:szCs w:val="20"/>
-                <w:rtl/>
-                <w:cs/>
-              </w:rPr>
-              <w:t>٢٫٧٪</w:t>
-            </w:r>
-          </w:p>
-        </w:tc>
-        <w:tc>
-          <w:tcPr>
-            <w:tcW w:type="dxa" w:w="1493"/>
-          </w:tcPr>
-          <w:p>
-            <w:pPr>
-              <w:bidi/>
-              <w:spacing w:before="60" w:after="60"/>
-            </w:pPr>
-            <w:r>
-              <w:rPr>
-                <w:rtl/>
-                <w:cs/>
-              </w:rPr>
-            </w:r>
-            <w:r>
-              <w:rPr>
-                <w:rFonts w:ascii="Times New Roman" w:hAnsi="Times New Roman" w:cs="Noto Naskh Arabic"/>
-                <w:b w:val="0"/>
-                <w:i w:val="0"/>
-                <w:color w:val="111111"/>
-                <w:sz w:val="20"/>
-                <w:szCs w:val="20"/>
-                <w:rtl/>
-                <w:cs/>
-              </w:rPr>
-              <w:t>—</w:t>
-            </w:r>
-          </w:p>
-        </w:tc>
-        <w:tc>
-          <w:tcPr>
-            <w:tcW w:type="dxa" w:w="1493"/>
-          </w:tcPr>
-          <w:p>
-            <w:pPr>
-              <w:bidi/>
-              <w:spacing w:before="60" w:after="60"/>
-            </w:pPr>
-            <w:r>
-              <w:rPr>
-                <w:rtl/>
-                <w:cs/>
-              </w:rPr>
-            </w:r>
-            <w:r>
-              <w:rPr>
-                <w:rFonts w:ascii="Times New Roman" w:hAnsi="Times New Roman" w:cs="Noto Naskh Arabic"/>
-                <w:b w:val="0"/>
-                <w:i w:val="0"/>
-                <w:color w:val="111111"/>
-                <w:sz w:val="20"/>
-                <w:szCs w:val="20"/>
-                <w:rtl/>
-                <w:cs/>
-              </w:rPr>
-              <w:t>٠٪</w:t>
-            </w:r>
-          </w:p>
-        </w:tc>
-        <w:tc>
-          <w:tcPr>
-            <w:tcW w:type="dxa" w:w="1493"/>
-          </w:tcPr>
-          <w:p>
-            <w:pPr>
-              <w:bidi/>
-              <w:spacing w:before="60" w:after="60"/>
-            </w:pPr>
-            <w:r>
-              <w:rPr>
-                <w:rtl/>
-                <w:cs/>
-              </w:rPr>
-            </w:r>
-            <w:r>
-              <w:rPr>
-                <w:rFonts w:ascii="Times New Roman" w:hAnsi="Times New Roman" w:cs="Noto Naskh Arabic"/>
-                <w:b w:val="0"/>
-                <w:i w:val="0"/>
-                <w:color w:val="111111"/>
-                <w:sz w:val="20"/>
-                <w:szCs w:val="20"/>
-                <w:rtl/>
-                <w:cs/>
-              </w:rPr>
-              <w:t>٠٪</w:t>
+              <w:t>— (‏٠٪ عند كل عتبة)</w:t>
             </w:r>
           </w:p>
         </w:tc>
@@ -4571,7 +3822,7 @@
           <w:rtl/>
           <w:cs/>
         </w:rPr>
-        <w:t>الأداء الإجمالي لطبقات التصنيف الستة عند عتبة ٠٫٧٠، مرتّبة تنازلياً.</w:t>
+        <w:t>طبقات التصنيف الستة عند عتبة ٠٫٧٠. متوسط الأصناف يزن كل صنف بالتساوي، ومتوسط العيّنات يزن كل عيّنة اختبار بالتساوي؛ ودلالة الفرق بينهما تُناقَش في القسم ٥٫٤.</w:t>
       </w:r>
     </w:p>
     <w:tbl>
@@ -4678,7 +3929,7 @@
                 <w:rtl/>
                 <w:cs/>
               </w:rPr>
-              <w:t>الاستدعاء</w:t>
+              <w:t>الاستدعاء (متوسط الأصناف)</w:t>
             </w:r>
           </w:p>
         </w:tc>
@@ -4709,7 +3960,7 @@
                 <w:rtl/>
                 <w:cs/>
               </w:rPr>
-              <w:t>‏F1</w:t>
+              <w:t>الاستدعاء (متوسط العيّنات)</w:t>
             </w:r>
           </w:p>
         </w:tc>
@@ -4831,7 +4082,7 @@
                 <w:rtl/>
                 <w:cs/>
               </w:rPr>
-              <w:t>٩٤٫٠٪</w:t>
+              <w:t>٨٣٫٠٪ (‏٣٩/٤٧)</w:t>
             </w:r>
           </w:p>
         </w:tc>
@@ -4953,7 +4204,7 @@
                 <w:rtl/>
                 <w:cs/>
               </w:rPr>
-              <w:t>٩٣٫٣٪</w:t>
+              <w:t>٩٤٫٤٪ (‏١٧/١٨)</w:t>
             </w:r>
           </w:p>
         </w:tc>
@@ -5075,7 +4326,7 @@
                 <w:rtl/>
                 <w:cs/>
               </w:rPr>
-              <w:t>٧٩٫٦٪</w:t>
+              <w:t>٩٣٫٨٪ (‏١٥١/١٦١)</w:t>
             </w:r>
           </w:p>
         </w:tc>
@@ -5197,7 +4448,7 @@
                 <w:rtl/>
                 <w:cs/>
               </w:rPr>
-              <w:t>٦٦٫٧٪</w:t>
+              <w:t>٩٦٫٦٪ (‏٢٨/٢٩)</w:t>
             </w:r>
           </w:p>
         </w:tc>
@@ -5319,7 +4570,7 @@
                 <w:rtl/>
                 <w:cs/>
               </w:rPr>
-              <w:t>٦٠٫٠٪</w:t>
+              <w:t>٩٣٫٣٪ (‏٢٨/٣٠)</w:t>
             </w:r>
           </w:p>
         </w:tc>
@@ -5441,7 +4692,7 @@
                 <w:rtl/>
                 <w:cs/>
               </w:rPr>
-              <w:t>٣٦٫٥٪</w:t>
+              <w:t>٣٩٫١٪ (‏٩/٢٣)</w:t>
             </w:r>
           </w:p>
         </w:tc>
@@ -5451,27 +4702,6 @@
       <w:pPr>
         <w:spacing w:after="200" w:before="0"/>
       </w:pPr>
-    </w:p>
-    <w:p>
-      <w:pPr>
-        <w:keepNext w:val="0"/>
-        <w:bidi/>
-        <w:spacing w:after="160" w:before="0" w:line="348" w:lineRule="auto"/>
-        <w:jc w:val="both"/>
-      </w:pPr>
-      <w:r>
-        <w:rPr>
-          <w:rFonts w:ascii="Times New Roman" w:hAnsi="Times New Roman" w:cs="Noto Naskh Arabic"/>
-          <w:b w:val="0"/>
-          <w:i w:val="0"/>
-          <w:color w:val="111111"/>
-          <w:sz w:val="23"/>
-          <w:szCs w:val="23"/>
-          <w:rtl/>
-          <w:cs/>
-        </w:rPr>
-        <w:t>ويتّضح من هذا الترتيب تدرّج منتظم: الطبقات الأعلى في الجدول هي الأقدم والأغزر بيانات، والأدنى هي الأحدث والأشحّ. ولا يوجد في هذا الترتيب ما يخالف ترتيب حجم البيانات — وهو ما يمهّد لتشخيص القسم التالي.</w:t>
-      </w:r>
     </w:p>
     <w:p>
       <w:pPr>
@@ -7174,7 +6404,7 @@
           <w:rtl/>
           <w:cs/>
         </w:rPr>
-        <w:t>مجالات ثقة ويلسون عند ٩٥٪ لأصناف سجّلت ١٠٠٪. الرقم ذاته، ودلالات مختلفة تماماً.</w:t>
+        <w:t>مجالات ثقة ويلسون عند ٩٥٪ لأربعة أصناف سجّلت كلها ١٠٠٪. الرقم ذاته، ودلالات مختلفة تماماً.</w:t>
       </w:r>
     </w:p>
     <w:tbl>
@@ -7466,7 +6696,7 @@
                 <w:rtl/>
                 <w:cs/>
               </w:rPr>
-              <w:t>fanta (علامة)</w:t>
+              <w:t>xl-red</w:t>
             </w:r>
           </w:p>
         </w:tc>
@@ -7496,7 +6726,7 @@
                 <w:rtl/>
                 <w:cs/>
               </w:rPr>
-              <w:t>٢/٢</w:t>
+              <w:t>٤/٤</w:t>
             </w:r>
           </w:p>
         </w:tc>
@@ -7556,7 +6786,7 @@
                 <w:rtl/>
                 <w:cs/>
               </w:rPr>
-              <w:t>٣٤٫٢٪ – ١٠٠٪</w:t>
+              <w:t>٥١٫٠٪ – ١٠٠٪</w:t>
             </w:r>
           </w:p>
         </w:tc>
@@ -7588,7 +6818,7 @@
                 <w:rtl/>
                 <w:cs/>
               </w:rPr>
-              <w:t>cappy-mango</w:t>
+              <w:t>fanta-orange</w:t>
             </w:r>
           </w:p>
         </w:tc>
@@ -7618,7 +6848,7 @@
                 <w:rtl/>
                 <w:cs/>
               </w:rPr>
-              <w:t>٢/٢</w:t>
+              <w:t>١٢/١٢</w:t>
             </w:r>
           </w:p>
         </w:tc>
@@ -7678,495 +6908,7 @@
                 <w:rtl/>
                 <w:cs/>
               </w:rPr>
-              <w:t>٣٤٫٢٪ – ١٠٠٪</w:t>
-            </w:r>
-          </w:p>
-        </w:tc>
-      </w:tr>
-      <w:tr>
-        <w:tc>
-          <w:tcPr>
-            <w:tcW w:type="dxa" w:w="2239"/>
-          </w:tcPr>
-          <w:p>
-            <w:pPr>
-              <w:bidi/>
-              <w:spacing w:before="60" w:after="60"/>
-            </w:pPr>
-            <w:r>
-              <w:rPr>
-                <w:rtl/>
-                <w:cs/>
-              </w:rPr>
-            </w:r>
-            <w:r>
-              <w:rPr>
-                <w:rFonts w:ascii="Times New Roman" w:hAnsi="Times New Roman" w:cs="Noto Naskh Arabic"/>
-                <w:b w:val="0"/>
-                <w:i w:val="0"/>
-                <w:color w:val="111111"/>
-                <w:sz w:val="20"/>
-                <w:szCs w:val="20"/>
-                <w:rtl/>
-                <w:cs/>
-              </w:rPr>
-              <w:t>fanta-redapple</w:t>
-            </w:r>
-          </w:p>
-        </w:tc>
-        <w:tc>
-          <w:tcPr>
-            <w:tcW w:type="dxa" w:w="2239"/>
-          </w:tcPr>
-          <w:p>
-            <w:pPr>
-              <w:bidi/>
-              <w:spacing w:before="60" w:after="60"/>
-            </w:pPr>
-            <w:r>
-              <w:rPr>
-                <w:rtl/>
-                <w:cs/>
-              </w:rPr>
-            </w:r>
-            <w:r>
-              <w:rPr>
-                <w:rFonts w:ascii="Times New Roman" w:hAnsi="Times New Roman" w:cs="Noto Naskh Arabic"/>
-                <w:b w:val="0"/>
-                <w:i w:val="0"/>
-                <w:color w:val="111111"/>
-                <w:sz w:val="20"/>
-                <w:szCs w:val="20"/>
-                <w:rtl/>
-                <w:cs/>
-              </w:rPr>
-              <w:t>٣/٣</w:t>
-            </w:r>
-          </w:p>
-        </w:tc>
-        <w:tc>
-          <w:tcPr>
-            <w:tcW w:type="dxa" w:w="2239"/>
-          </w:tcPr>
-          <w:p>
-            <w:pPr>
-              <w:bidi/>
-              <w:spacing w:before="60" w:after="60"/>
-            </w:pPr>
-            <w:r>
-              <w:rPr>
-                <w:rtl/>
-                <w:cs/>
-              </w:rPr>
-            </w:r>
-            <w:r>
-              <w:rPr>
-                <w:rFonts w:ascii="Times New Roman" w:hAnsi="Times New Roman" w:cs="Noto Naskh Arabic"/>
-                <w:b w:val="0"/>
-                <w:i w:val="0"/>
-                <w:color w:val="111111"/>
-                <w:sz w:val="20"/>
-                <w:szCs w:val="20"/>
-                <w:rtl/>
-                <w:cs/>
-              </w:rPr>
-              <w:t>١٠٠٪</w:t>
-            </w:r>
-          </w:p>
-        </w:tc>
-        <w:tc>
-          <w:tcPr>
-            <w:tcW w:type="dxa" w:w="2239"/>
-          </w:tcPr>
-          <w:p>
-            <w:pPr>
-              <w:bidi/>
-              <w:spacing w:before="60" w:after="60"/>
-            </w:pPr>
-            <w:r>
-              <w:rPr>
-                <w:rtl/>
-                <w:cs/>
-              </w:rPr>
-            </w:r>
-            <w:r>
-              <w:rPr>
-                <w:rFonts w:ascii="Times New Roman" w:hAnsi="Times New Roman" w:cs="Noto Naskh Arabic"/>
-                <w:b w:val="0"/>
-                <w:i w:val="0"/>
-                <w:color w:val="111111"/>
-                <w:sz w:val="20"/>
-                <w:szCs w:val="20"/>
-                <w:rtl/>
-                <w:cs/>
-              </w:rPr>
-              <w:t>٤٣٫٨٪ – ١٠٠٪</w:t>
-            </w:r>
-          </w:p>
-        </w:tc>
-      </w:tr>
-      <w:tr>
-        <w:tc>
-          <w:tcPr>
-            <w:tcW w:type="dxa" w:w="2239"/>
-          </w:tcPr>
-          <w:p>
-            <w:pPr>
-              <w:bidi/>
-              <w:spacing w:before="60" w:after="60"/>
-            </w:pPr>
-            <w:r>
-              <w:rPr>
-                <w:rtl/>
-                <w:cs/>
-              </w:rPr>
-            </w:r>
-            <w:r>
-              <w:rPr>
-                <w:rFonts w:ascii="Times New Roman" w:hAnsi="Times New Roman" w:cs="Noto Naskh Arabic"/>
-                <w:b w:val="0"/>
-                <w:i w:val="0"/>
-                <w:color w:val="111111"/>
-                <w:sz w:val="20"/>
-                <w:szCs w:val="20"/>
-                <w:rtl/>
-                <w:cs/>
-              </w:rPr>
-              <w:t>xl-red</w:t>
-            </w:r>
-          </w:p>
-        </w:tc>
-        <w:tc>
-          <w:tcPr>
-            <w:tcW w:type="dxa" w:w="2239"/>
-          </w:tcPr>
-          <w:p>
-            <w:pPr>
-              <w:bidi/>
-              <w:spacing w:before="60" w:after="60"/>
-            </w:pPr>
-            <w:r>
-              <w:rPr>
-                <w:rtl/>
-                <w:cs/>
-              </w:rPr>
-            </w:r>
-            <w:r>
-              <w:rPr>
-                <w:rFonts w:ascii="Times New Roman" w:hAnsi="Times New Roman" w:cs="Noto Naskh Arabic"/>
-                <w:b w:val="0"/>
-                <w:i w:val="0"/>
-                <w:color w:val="111111"/>
-                <w:sz w:val="20"/>
-                <w:szCs w:val="20"/>
-                <w:rtl/>
-                <w:cs/>
-              </w:rPr>
-              <w:t>٤/٤</w:t>
-            </w:r>
-          </w:p>
-        </w:tc>
-        <w:tc>
-          <w:tcPr>
-            <w:tcW w:type="dxa" w:w="2239"/>
-          </w:tcPr>
-          <w:p>
-            <w:pPr>
-              <w:bidi/>
-              <w:spacing w:before="60" w:after="60"/>
-            </w:pPr>
-            <w:r>
-              <w:rPr>
-                <w:rtl/>
-                <w:cs/>
-              </w:rPr>
-            </w:r>
-            <w:r>
-              <w:rPr>
-                <w:rFonts w:ascii="Times New Roman" w:hAnsi="Times New Roman" w:cs="Noto Naskh Arabic"/>
-                <w:b w:val="0"/>
-                <w:i w:val="0"/>
-                <w:color w:val="111111"/>
-                <w:sz w:val="20"/>
-                <w:szCs w:val="20"/>
-                <w:rtl/>
-                <w:cs/>
-              </w:rPr>
-              <w:t>١٠٠٪</w:t>
-            </w:r>
-          </w:p>
-        </w:tc>
-        <w:tc>
-          <w:tcPr>
-            <w:tcW w:type="dxa" w:w="2239"/>
-          </w:tcPr>
-          <w:p>
-            <w:pPr>
-              <w:bidi/>
-              <w:spacing w:before="60" w:after="60"/>
-            </w:pPr>
-            <w:r>
-              <w:rPr>
-                <w:rtl/>
-                <w:cs/>
-              </w:rPr>
-            </w:r>
-            <w:r>
-              <w:rPr>
-                <w:rFonts w:ascii="Times New Roman" w:hAnsi="Times New Roman" w:cs="Noto Naskh Arabic"/>
-                <w:b w:val="0"/>
-                <w:i w:val="0"/>
-                <w:color w:val="111111"/>
-                <w:sz w:val="20"/>
-                <w:szCs w:val="20"/>
-                <w:rtl/>
-                <w:cs/>
-              </w:rPr>
-              <w:t>٥١٫٠٪ – ١٠٠٪</w:t>
-            </w:r>
-          </w:p>
-        </w:tc>
-      </w:tr>
-      <w:tr>
-        <w:tc>
-          <w:tcPr>
-            <w:tcW w:type="dxa" w:w="2239"/>
-          </w:tcPr>
-          <w:p>
-            <w:pPr>
-              <w:bidi/>
-              <w:spacing w:before="60" w:after="60"/>
-            </w:pPr>
-            <w:r>
-              <w:rPr>
-                <w:rtl/>
-                <w:cs/>
-              </w:rPr>
-            </w:r>
-            <w:r>
-              <w:rPr>
-                <w:rFonts w:ascii="Times New Roman" w:hAnsi="Times New Roman" w:cs="Noto Naskh Arabic"/>
-                <w:b w:val="0"/>
-                <w:i w:val="0"/>
-                <w:color w:val="111111"/>
-                <w:sz w:val="20"/>
-                <w:szCs w:val="20"/>
-                <w:rtl/>
-                <w:cs/>
-              </w:rPr>
-              <w:t>fanta-orange</w:t>
-            </w:r>
-          </w:p>
-        </w:tc>
-        <w:tc>
-          <w:tcPr>
-            <w:tcW w:type="dxa" w:w="2239"/>
-          </w:tcPr>
-          <w:p>
-            <w:pPr>
-              <w:bidi/>
-              <w:spacing w:before="60" w:after="60"/>
-            </w:pPr>
-            <w:r>
-              <w:rPr>
-                <w:rtl/>
-                <w:cs/>
-              </w:rPr>
-            </w:r>
-            <w:r>
-              <w:rPr>
-                <w:rFonts w:ascii="Times New Roman" w:hAnsi="Times New Roman" w:cs="Noto Naskh Arabic"/>
-                <w:b w:val="0"/>
-                <w:i w:val="0"/>
-                <w:color w:val="111111"/>
-                <w:sz w:val="20"/>
-                <w:szCs w:val="20"/>
-                <w:rtl/>
-                <w:cs/>
-              </w:rPr>
-              <w:t>١٢/١٢</w:t>
-            </w:r>
-          </w:p>
-        </w:tc>
-        <w:tc>
-          <w:tcPr>
-            <w:tcW w:type="dxa" w:w="2239"/>
-          </w:tcPr>
-          <w:p>
-            <w:pPr>
-              <w:bidi/>
-              <w:spacing w:before="60" w:after="60"/>
-            </w:pPr>
-            <w:r>
-              <w:rPr>
-                <w:rtl/>
-                <w:cs/>
-              </w:rPr>
-            </w:r>
-            <w:r>
-              <w:rPr>
-                <w:rFonts w:ascii="Times New Roman" w:hAnsi="Times New Roman" w:cs="Noto Naskh Arabic"/>
-                <w:b w:val="0"/>
-                <w:i w:val="0"/>
-                <w:color w:val="111111"/>
-                <w:sz w:val="20"/>
-                <w:szCs w:val="20"/>
-                <w:rtl/>
-                <w:cs/>
-              </w:rPr>
-              <w:t>١٠٠٪</w:t>
-            </w:r>
-          </w:p>
-        </w:tc>
-        <w:tc>
-          <w:tcPr>
-            <w:tcW w:type="dxa" w:w="2239"/>
-          </w:tcPr>
-          <w:p>
-            <w:pPr>
-              <w:bidi/>
-              <w:spacing w:before="60" w:after="60"/>
-            </w:pPr>
-            <w:r>
-              <w:rPr>
-                <w:rtl/>
-                <w:cs/>
-              </w:rPr>
-            </w:r>
-            <w:r>
-              <w:rPr>
-                <w:rFonts w:ascii="Times New Roman" w:hAnsi="Times New Roman" w:cs="Noto Naskh Arabic"/>
-                <w:b w:val="0"/>
-                <w:i w:val="0"/>
-                <w:color w:val="111111"/>
-                <w:sz w:val="20"/>
-                <w:szCs w:val="20"/>
-                <w:rtl/>
-                <w:cs/>
-              </w:rPr>
               <w:t>٧٥٫٧٪ – ١٠٠٪</w:t>
-            </w:r>
-          </w:p>
-        </w:tc>
-      </w:tr>
-      <w:tr>
-        <w:tc>
-          <w:tcPr>
-            <w:tcW w:type="dxa" w:w="2239"/>
-          </w:tcPr>
-          <w:p>
-            <w:pPr>
-              <w:bidi/>
-              <w:spacing w:before="60" w:after="60"/>
-            </w:pPr>
-            <w:r>
-              <w:rPr>
-                <w:rtl/>
-                <w:cs/>
-              </w:rPr>
-            </w:r>
-            <w:r>
-              <w:rPr>
-                <w:rFonts w:ascii="Times New Roman" w:hAnsi="Times New Roman" w:cs="Noto Naskh Arabic"/>
-                <w:b w:val="0"/>
-                <w:i w:val="0"/>
-                <w:color w:val="111111"/>
-                <w:sz w:val="20"/>
-                <w:szCs w:val="20"/>
-                <w:rtl/>
-                <w:cs/>
-              </w:rPr>
-              <w:t>xl-classic</w:t>
-            </w:r>
-          </w:p>
-        </w:tc>
-        <w:tc>
-          <w:tcPr>
-            <w:tcW w:type="dxa" w:w="2239"/>
-          </w:tcPr>
-          <w:p>
-            <w:pPr>
-              <w:bidi/>
-              <w:spacing w:before="60" w:after="60"/>
-            </w:pPr>
-            <w:r>
-              <w:rPr>
-                <w:rtl/>
-                <w:cs/>
-              </w:rPr>
-            </w:r>
-            <w:r>
-              <w:rPr>
-                <w:rFonts w:ascii="Times New Roman" w:hAnsi="Times New Roman" w:cs="Noto Naskh Arabic"/>
-                <w:b w:val="0"/>
-                <w:i w:val="0"/>
-                <w:color w:val="111111"/>
-                <w:sz w:val="20"/>
-                <w:szCs w:val="20"/>
-                <w:rtl/>
-                <w:cs/>
-              </w:rPr>
-              <w:t>٢٤/٢٤</w:t>
-            </w:r>
-          </w:p>
-        </w:tc>
-        <w:tc>
-          <w:tcPr>
-            <w:tcW w:type="dxa" w:w="2239"/>
-          </w:tcPr>
-          <w:p>
-            <w:pPr>
-              <w:bidi/>
-              <w:spacing w:before="60" w:after="60"/>
-            </w:pPr>
-            <w:r>
-              <w:rPr>
-                <w:rtl/>
-                <w:cs/>
-              </w:rPr>
-            </w:r>
-            <w:r>
-              <w:rPr>
-                <w:rFonts w:ascii="Times New Roman" w:hAnsi="Times New Roman" w:cs="Noto Naskh Arabic"/>
-                <w:b w:val="0"/>
-                <w:i w:val="0"/>
-                <w:color w:val="111111"/>
-                <w:sz w:val="20"/>
-                <w:szCs w:val="20"/>
-                <w:rtl/>
-                <w:cs/>
-              </w:rPr>
-              <w:t>١٠٠٪</w:t>
-            </w:r>
-          </w:p>
-        </w:tc>
-        <w:tc>
-          <w:tcPr>
-            <w:tcW w:type="dxa" w:w="2239"/>
-          </w:tcPr>
-          <w:p>
-            <w:pPr>
-              <w:bidi/>
-              <w:spacing w:before="60" w:after="60"/>
-            </w:pPr>
-            <w:r>
-              <w:rPr>
-                <w:rtl/>
-                <w:cs/>
-              </w:rPr>
-            </w:r>
-            <w:r>
-              <w:rPr>
-                <w:rFonts w:ascii="Times New Roman" w:hAnsi="Times New Roman" w:cs="Noto Naskh Arabic"/>
-                <w:b w:val="0"/>
-                <w:i w:val="0"/>
-                <w:color w:val="111111"/>
-                <w:sz w:val="20"/>
-                <w:szCs w:val="20"/>
-                <w:rtl/>
-                <w:cs/>
-              </w:rPr>
-              <w:t>٨٦٫٢٪ – ١٠٠٪</w:t>
             </w:r>
           </w:p>
         </w:tc>
@@ -8317,7 +7059,7 @@
           <w:rtl/>
           <w:cs/>
         </w:rPr>
-        <w:t>فصنف sprite يسجّل ١٠٠٪ على صورة اختبار واحدة فقط، ومجال الثقة الحقيقي لأدائه يمتد من ٢٠٫٧٪ إلى ١٠٠٪ — أي أن الرقم لا يحمل معلومة تُذكر. أما xl-classic بـ ٢٤ عيّنة فمجاله ٨٦٫٢٪–١٠٠٪، وهو قول ذو مضمون. والرقمان متطابقان ظاهرياً ومختلفان جوهرياً، ولا يُميَّز بينهما إلا بذكر عدد العيّنات — ولهذا تُذكر في كل جدول أعلاه.</w:t>
+        <w:t>فصنف sprite يسجّل ١٠٠٪ على صورة اختبار واحدة فقط، ومجال الثقة الحقيقي لأدائه يمتد من ٢٠٫٧٪ إلى ١٠٠٪ — أي أن الرقم لا يحمل معلومة تُذكر. أما coca-classic بـ ٢٦ عيّنة فمجاله ٨٧٫١٪–١٠٠٪، وهو قول ذو مضمون. والرقمان متطابقان ظاهرياً ومختلفان جوهرياً، ولا يُميَّز بينهما إلا بعدد العيّنات — ولهذا يُذكر في كل جدول في هذه الدراسة.</w:t>
       </w:r>
     </w:p>
     <w:p>
@@ -8338,941 +7080,7 @@
           <w:rtl/>
           <w:cs/>
         </w:rPr>
-        <w:t>ويترتب على صغر العيّنة أثر ثانٍ في الأرقام الإجمالية: فالمنصّة تحسب متوسطاً على الأصناف، فيتساوى صنف بـ ٢٤ عيّنة مع صنف بعيّنة واحدة. والمتوسط المرجّح بعدد العيّنات يعطي صورة مختلفة تماماً.</w:t>
-      </w:r>
-    </w:p>
-    <w:p>
-      <w:pPr>
-        <w:keepNext/>
-        <w:bidi/>
-        <w:spacing w:before="240" w:after="100"/>
-        <w:jc w:val="center"/>
-      </w:pPr>
-      <w:r>
-        <w:rPr>
-          <w:rFonts w:ascii="Times New Roman" w:hAnsi="Times New Roman" w:cs="Noto Naskh Arabic"/>
-          <w:b/>
-          <w:bCs w:val="1"/>
-          <w:i w:val="0"/>
-          <w:color w:val="555555"/>
-          <w:sz w:val="19"/>
-          <w:szCs w:val="19"/>
-          <w:rtl/>
-          <w:cs/>
-        </w:rPr>
-        <w:t xml:space="preserve">الجدول ٨. </w:t>
-      </w:r>
-      <w:r>
-        <w:rPr>
-          <w:rFonts w:ascii="Times New Roman" w:hAnsi="Times New Roman" w:cs="Noto Naskh Arabic"/>
-          <w:b w:val="0"/>
-          <w:i w:val="0"/>
-          <w:color w:val="555555"/>
-          <w:sz w:val="19"/>
-          <w:szCs w:val="19"/>
-          <w:rtl/>
-          <w:cs/>
-        </w:rPr>
-        <w:t>الاستدعاء محسوباً بطريقتين. الأرقام المُعلَنة في هذه الدراسة هي متوسط الأصناف، وهو الأشدّ تحفّظاً.</w:t>
-      </w:r>
-    </w:p>
-    <w:tbl>
-      <w:tblPr>
-        <w:tblStyle w:val="TableGrid"/>
-        <w:bidiVisual/>
-        <w:tblW w:type="auto" w:w="0"/>
-        <w:jc w:val="right"/>
-        <w:tblLook w:firstColumn="1" w:firstRow="1" w:lastColumn="0" w:lastRow="0" w:noHBand="0" w:noVBand="1" w:val="04A0"/>
-      </w:tblPr>
-      <w:tblGrid>
-        <w:gridCol w:w="2239"/>
-        <w:gridCol w:w="2239"/>
-        <w:gridCol w:w="2239"/>
-        <w:gridCol w:w="2239"/>
-      </w:tblGrid>
-      <w:tr>
-        <w:tc>
-          <w:tcPr>
-            <w:tcW w:type="dxa" w:w="2239"/>
-          </w:tcPr>
-          <w:p>
-            <w:pPr>
-              <w:bidi/>
-              <w:spacing w:before="60" w:after="60"/>
-            </w:pPr>
-            <w:r>
-              <w:rPr>
-                <w:rtl/>
-                <w:cs/>
-              </w:rPr>
-            </w:r>
-            <w:r>
-              <w:rPr>
-                <w:rFonts w:ascii="Times New Roman" w:hAnsi="Times New Roman" w:cs="Noto Naskh Arabic"/>
-                <w:b/>
-                <w:bCs w:val="1"/>
-                <w:i w:val="0"/>
-                <w:color w:val="111111"/>
-                <w:sz w:val="20"/>
-                <w:szCs w:val="20"/>
-                <w:rtl/>
-                <w:cs/>
-              </w:rPr>
-              <w:t>المُصنِّف</w:t>
-            </w:r>
-          </w:p>
-        </w:tc>
-        <w:tc>
-          <w:tcPr>
-            <w:tcW w:type="dxa" w:w="2239"/>
-          </w:tcPr>
-          <w:p>
-            <w:pPr>
-              <w:bidi/>
-              <w:spacing w:before="60" w:after="60"/>
-            </w:pPr>
-            <w:r>
-              <w:rPr>
-                <w:rtl/>
-                <w:cs/>
-              </w:rPr>
-            </w:r>
-            <w:r>
-              <w:rPr>
-                <w:rFonts w:ascii="Times New Roman" w:hAnsi="Times New Roman" w:cs="Noto Naskh Arabic"/>
-                <w:b/>
-                <w:bCs w:val="1"/>
-                <w:i w:val="0"/>
-                <w:color w:val="111111"/>
-                <w:sz w:val="20"/>
-                <w:szCs w:val="20"/>
-                <w:rtl/>
-                <w:cs/>
-              </w:rPr>
-              <w:t>متوسط الأصناف</w:t>
-            </w:r>
-          </w:p>
-        </w:tc>
-        <w:tc>
-          <w:tcPr>
-            <w:tcW w:type="dxa" w:w="2239"/>
-          </w:tcPr>
-          <w:p>
-            <w:pPr>
-              <w:bidi/>
-              <w:spacing w:before="60" w:after="60"/>
-            </w:pPr>
-            <w:r>
-              <w:rPr>
-                <w:rtl/>
-                <w:cs/>
-              </w:rPr>
-            </w:r>
-            <w:r>
-              <w:rPr>
-                <w:rFonts w:ascii="Times New Roman" w:hAnsi="Times New Roman" w:cs="Noto Naskh Arabic"/>
-                <w:b/>
-                <w:bCs w:val="1"/>
-                <w:i w:val="0"/>
-                <w:color w:val="111111"/>
-                <w:sz w:val="20"/>
-                <w:szCs w:val="20"/>
-                <w:rtl/>
-                <w:cs/>
-              </w:rPr>
-              <w:t>متوسط العيّنات</w:t>
-            </w:r>
-          </w:p>
-        </w:tc>
-        <w:tc>
-          <w:tcPr>
-            <w:tcW w:type="dxa" w:w="2239"/>
-          </w:tcPr>
-          <w:p>
-            <w:pPr>
-              <w:bidi/>
-              <w:spacing w:before="60" w:after="60"/>
-            </w:pPr>
-            <w:r>
-              <w:rPr>
-                <w:rtl/>
-                <w:cs/>
-              </w:rPr>
-            </w:r>
-            <w:r>
-              <w:rPr>
-                <w:rFonts w:ascii="Times New Roman" w:hAnsi="Times New Roman" w:cs="Noto Naskh Arabic"/>
-                <w:b/>
-                <w:bCs w:val="1"/>
-                <w:i w:val="0"/>
-                <w:color w:val="111111"/>
-                <w:sz w:val="20"/>
-                <w:szCs w:val="20"/>
-                <w:rtl/>
-                <w:cs/>
-              </w:rPr>
-              <w:t>الفارق</w:t>
-            </w:r>
-          </w:p>
-        </w:tc>
-      </w:tr>
-      <w:tr>
-        <w:tc>
-          <w:tcPr>
-            <w:tcW w:type="dxa" w:w="2239"/>
-          </w:tcPr>
-          <w:p>
-            <w:pPr>
-              <w:bidi/>
-              <w:spacing w:before="60" w:after="60"/>
-            </w:pPr>
-            <w:r>
-              <w:rPr>
-                <w:rtl/>
-                <w:cs/>
-              </w:rPr>
-            </w:r>
-            <w:r>
-              <w:rPr>
-                <w:rFonts w:ascii="Times New Roman" w:hAnsi="Times New Roman" w:cs="Noto Naskh Arabic"/>
-                <w:b w:val="0"/>
-                <w:i w:val="0"/>
-                <w:color w:val="111111"/>
-                <w:sz w:val="20"/>
-                <w:szCs w:val="20"/>
-                <w:rtl/>
-                <w:cs/>
-              </w:rPr>
-              <w:t>XL Energy</w:t>
-            </w:r>
-          </w:p>
-        </w:tc>
-        <w:tc>
-          <w:tcPr>
-            <w:tcW w:type="dxa" w:w="2239"/>
-          </w:tcPr>
-          <w:p>
-            <w:pPr>
-              <w:bidi/>
-              <w:spacing w:before="60" w:after="60"/>
-            </w:pPr>
-            <w:r>
-              <w:rPr>
-                <w:rtl/>
-                <w:cs/>
-              </w:rPr>
-            </w:r>
-            <w:r>
-              <w:rPr>
-                <w:rFonts w:ascii="Times New Roman" w:hAnsi="Times New Roman" w:cs="Noto Naskh Arabic"/>
-                <w:b w:val="0"/>
-                <w:i w:val="0"/>
-                <w:color w:val="111111"/>
-                <w:sz w:val="20"/>
-                <w:szCs w:val="20"/>
-                <w:rtl/>
-                <w:cs/>
-              </w:rPr>
-              <w:t>٦٦٫٧٪</w:t>
-            </w:r>
-          </w:p>
-        </w:tc>
-        <w:tc>
-          <w:tcPr>
-            <w:tcW w:type="dxa" w:w="2239"/>
-          </w:tcPr>
-          <w:p>
-            <w:pPr>
-              <w:bidi/>
-              <w:spacing w:before="60" w:after="60"/>
-            </w:pPr>
-            <w:r>
-              <w:rPr>
-                <w:rtl/>
-                <w:cs/>
-              </w:rPr>
-            </w:r>
-            <w:r>
-              <w:rPr>
-                <w:rFonts w:ascii="Times New Roman" w:hAnsi="Times New Roman" w:cs="Noto Naskh Arabic"/>
-                <w:b w:val="0"/>
-                <w:i w:val="0"/>
-                <w:color w:val="111111"/>
-                <w:sz w:val="20"/>
-                <w:szCs w:val="20"/>
-                <w:rtl/>
-                <w:cs/>
-              </w:rPr>
-              <w:t>٩٦٫٦٪ (٢٨/٢٩)</w:t>
-            </w:r>
-          </w:p>
-        </w:tc>
-        <w:tc>
-          <w:tcPr>
-            <w:tcW w:type="dxa" w:w="2239"/>
-          </w:tcPr>
-          <w:p>
-            <w:pPr>
-              <w:bidi/>
-              <w:spacing w:before="60" w:after="60"/>
-            </w:pPr>
-            <w:r>
-              <w:rPr>
-                <w:rtl/>
-                <w:cs/>
-              </w:rPr>
-            </w:r>
-            <w:r>
-              <w:rPr>
-                <w:rFonts w:ascii="Times New Roman" w:hAnsi="Times New Roman" w:cs="Noto Naskh Arabic"/>
-                <w:b w:val="0"/>
-                <w:i w:val="0"/>
-                <w:color w:val="111111"/>
-                <w:sz w:val="20"/>
-                <w:szCs w:val="20"/>
-                <w:rtl/>
-                <w:cs/>
-              </w:rPr>
-              <w:t>‎+٢٩٫٩‎</w:t>
-            </w:r>
-          </w:p>
-        </w:tc>
-      </w:tr>
-      <w:tr>
-        <w:tc>
-          <w:tcPr>
-            <w:tcW w:type="dxa" w:w="2239"/>
-          </w:tcPr>
-          <w:p>
-            <w:pPr>
-              <w:bidi/>
-              <w:spacing w:before="60" w:after="60"/>
-            </w:pPr>
-            <w:r>
-              <w:rPr>
-                <w:rtl/>
-                <w:cs/>
-              </w:rPr>
-            </w:r>
-            <w:r>
-              <w:rPr>
-                <w:rFonts w:ascii="Times New Roman" w:hAnsi="Times New Roman" w:cs="Noto Naskh Arabic"/>
-                <w:b w:val="0"/>
-                <w:i w:val="0"/>
-                <w:color w:val="111111"/>
-                <w:sz w:val="20"/>
-                <w:szCs w:val="20"/>
-                <w:rtl/>
-                <w:cs/>
-              </w:rPr>
-              <w:t>Coca-Cola</w:t>
-            </w:r>
-          </w:p>
-        </w:tc>
-        <w:tc>
-          <w:tcPr>
-            <w:tcW w:type="dxa" w:w="2239"/>
-          </w:tcPr>
-          <w:p>
-            <w:pPr>
-              <w:bidi/>
-              <w:spacing w:before="60" w:after="60"/>
-            </w:pPr>
-            <w:r>
-              <w:rPr>
-                <w:rtl/>
-                <w:cs/>
-              </w:rPr>
-            </w:r>
-            <w:r>
-              <w:rPr>
-                <w:rFonts w:ascii="Times New Roman" w:hAnsi="Times New Roman" w:cs="Noto Naskh Arabic"/>
-                <w:b w:val="0"/>
-                <w:i w:val="0"/>
-                <w:color w:val="111111"/>
-                <w:sz w:val="20"/>
-                <w:szCs w:val="20"/>
-                <w:rtl/>
-                <w:cs/>
-              </w:rPr>
-              <w:t>٥٥٫٦٪</w:t>
-            </w:r>
-          </w:p>
-        </w:tc>
-        <w:tc>
-          <w:tcPr>
-            <w:tcW w:type="dxa" w:w="2239"/>
-          </w:tcPr>
-          <w:p>
-            <w:pPr>
-              <w:bidi/>
-              <w:spacing w:before="60" w:after="60"/>
-            </w:pPr>
-            <w:r>
-              <w:rPr>
-                <w:rtl/>
-                <w:cs/>
-              </w:rPr>
-            </w:r>
-            <w:r>
-              <w:rPr>
-                <w:rFonts w:ascii="Times New Roman" w:hAnsi="Times New Roman" w:cs="Noto Naskh Arabic"/>
-                <w:b w:val="0"/>
-                <w:i w:val="0"/>
-                <w:color w:val="111111"/>
-                <w:sz w:val="20"/>
-                <w:szCs w:val="20"/>
-                <w:rtl/>
-                <w:cs/>
-              </w:rPr>
-              <w:t>٩٣٫٣٪ (٢٨/٣٠)</w:t>
-            </w:r>
-          </w:p>
-        </w:tc>
-        <w:tc>
-          <w:tcPr>
-            <w:tcW w:type="dxa" w:w="2239"/>
-          </w:tcPr>
-          <w:p>
-            <w:pPr>
-              <w:bidi/>
-              <w:spacing w:before="60" w:after="60"/>
-            </w:pPr>
-            <w:r>
-              <w:rPr>
-                <w:rtl/>
-                <w:cs/>
-              </w:rPr>
-            </w:r>
-            <w:r>
-              <w:rPr>
-                <w:rFonts w:ascii="Times New Roman" w:hAnsi="Times New Roman" w:cs="Noto Naskh Arabic"/>
-                <w:b w:val="0"/>
-                <w:i w:val="0"/>
-                <w:color w:val="111111"/>
-                <w:sz w:val="20"/>
-                <w:szCs w:val="20"/>
-                <w:rtl/>
-                <w:cs/>
-              </w:rPr>
-              <w:t>‎+٣٧٫٧‎</w:t>
-            </w:r>
-          </w:p>
-        </w:tc>
-      </w:tr>
-      <w:tr>
-        <w:tc>
-          <w:tcPr>
-            <w:tcW w:type="dxa" w:w="2239"/>
-          </w:tcPr>
-          <w:p>
-            <w:pPr>
-              <w:bidi/>
-              <w:spacing w:before="60" w:after="60"/>
-            </w:pPr>
-            <w:r>
-              <w:rPr>
-                <w:rtl/>
-                <w:cs/>
-              </w:rPr>
-            </w:r>
-            <w:r>
-              <w:rPr>
-                <w:rFonts w:ascii="Times New Roman" w:hAnsi="Times New Roman" w:cs="Noto Naskh Arabic"/>
-                <w:b w:val="0"/>
-                <w:i w:val="0"/>
-                <w:color w:val="111111"/>
-                <w:sz w:val="20"/>
-                <w:szCs w:val="20"/>
-                <w:rtl/>
-                <w:cs/>
-              </w:rPr>
-              <w:t>مادة التعبئة</w:t>
-            </w:r>
-          </w:p>
-        </w:tc>
-        <w:tc>
-          <w:tcPr>
-            <w:tcW w:type="dxa" w:w="2239"/>
-          </w:tcPr>
-          <w:p>
-            <w:pPr>
-              <w:bidi/>
-              <w:spacing w:before="60" w:after="60"/>
-            </w:pPr>
-            <w:r>
-              <w:rPr>
-                <w:rtl/>
-                <w:cs/>
-              </w:rPr>
-            </w:r>
-            <w:r>
-              <w:rPr>
-                <w:rFonts w:ascii="Times New Roman" w:hAnsi="Times New Roman" w:cs="Noto Naskh Arabic"/>
-                <w:b w:val="0"/>
-                <w:i w:val="0"/>
-                <w:color w:val="111111"/>
-                <w:sz w:val="20"/>
-                <w:szCs w:val="20"/>
-                <w:rtl/>
-                <w:cs/>
-              </w:rPr>
-              <w:t>٧٤٫٤٪</w:t>
-            </w:r>
-          </w:p>
-        </w:tc>
-        <w:tc>
-          <w:tcPr>
-            <w:tcW w:type="dxa" w:w="2239"/>
-          </w:tcPr>
-          <w:p>
-            <w:pPr>
-              <w:bidi/>
-              <w:spacing w:before="60" w:after="60"/>
-            </w:pPr>
-            <w:r>
-              <w:rPr>
-                <w:rtl/>
-                <w:cs/>
-              </w:rPr>
-            </w:r>
-            <w:r>
-              <w:rPr>
-                <w:rFonts w:ascii="Times New Roman" w:hAnsi="Times New Roman" w:cs="Noto Naskh Arabic"/>
-                <w:b w:val="0"/>
-                <w:i w:val="0"/>
-                <w:color w:val="111111"/>
-                <w:sz w:val="20"/>
-                <w:szCs w:val="20"/>
-                <w:rtl/>
-                <w:cs/>
-              </w:rPr>
-              <w:t>٩٣٫٨٪ (١٥١/١٦١)</w:t>
-            </w:r>
-          </w:p>
-        </w:tc>
-        <w:tc>
-          <w:tcPr>
-            <w:tcW w:type="dxa" w:w="2239"/>
-          </w:tcPr>
-          <w:p>
-            <w:pPr>
-              <w:bidi/>
-              <w:spacing w:before="60" w:after="60"/>
-            </w:pPr>
-            <w:r>
-              <w:rPr>
-                <w:rtl/>
-                <w:cs/>
-              </w:rPr>
-            </w:r>
-            <w:r>
-              <w:rPr>
-                <w:rFonts w:ascii="Times New Roman" w:hAnsi="Times New Roman" w:cs="Noto Naskh Arabic"/>
-                <w:b w:val="0"/>
-                <w:i w:val="0"/>
-                <w:color w:val="111111"/>
-                <w:sz w:val="20"/>
-                <w:szCs w:val="20"/>
-                <w:rtl/>
-                <w:cs/>
-              </w:rPr>
-              <w:t>‎+١٩٫٤‎</w:t>
-            </w:r>
-          </w:p>
-        </w:tc>
-      </w:tr>
-      <w:tr>
-        <w:tc>
-          <w:tcPr>
-            <w:tcW w:type="dxa" w:w="2239"/>
-          </w:tcPr>
-          <w:p>
-            <w:pPr>
-              <w:bidi/>
-              <w:spacing w:before="60" w:after="60"/>
-            </w:pPr>
-            <w:r>
-              <w:rPr>
-                <w:rtl/>
-                <w:cs/>
-              </w:rPr>
-            </w:r>
-            <w:r>
-              <w:rPr>
-                <w:rFonts w:ascii="Times New Roman" w:hAnsi="Times New Roman" w:cs="Noto Naskh Arabic"/>
-                <w:b w:val="0"/>
-                <w:i w:val="0"/>
-                <w:color w:val="111111"/>
-                <w:sz w:val="20"/>
-                <w:szCs w:val="20"/>
-                <w:rtl/>
-                <w:cs/>
-              </w:rPr>
-              <w:t>Fanta</w:t>
-            </w:r>
-          </w:p>
-        </w:tc>
-        <w:tc>
-          <w:tcPr>
-            <w:tcW w:type="dxa" w:w="2239"/>
-          </w:tcPr>
-          <w:p>
-            <w:pPr>
-              <w:bidi/>
-              <w:spacing w:before="60" w:after="60"/>
-            </w:pPr>
-            <w:r>
-              <w:rPr>
-                <w:rtl/>
-                <w:cs/>
-              </w:rPr>
-            </w:r>
-            <w:r>
-              <w:rPr>
-                <w:rFonts w:ascii="Times New Roman" w:hAnsi="Times New Roman" w:cs="Noto Naskh Arabic"/>
-                <w:b w:val="0"/>
-                <w:i w:val="0"/>
-                <w:color w:val="111111"/>
-                <w:sz w:val="20"/>
-                <w:szCs w:val="20"/>
-                <w:rtl/>
-                <w:cs/>
-              </w:rPr>
-              <w:t>٨٨٫٩٪</w:t>
-            </w:r>
-          </w:p>
-        </w:tc>
-        <w:tc>
-          <w:tcPr>
-            <w:tcW w:type="dxa" w:w="2239"/>
-          </w:tcPr>
-          <w:p>
-            <w:pPr>
-              <w:bidi/>
-              <w:spacing w:before="60" w:after="60"/>
-            </w:pPr>
-            <w:r>
-              <w:rPr>
-                <w:rtl/>
-                <w:cs/>
-              </w:rPr>
-            </w:r>
-            <w:r>
-              <w:rPr>
-                <w:rFonts w:ascii="Times New Roman" w:hAnsi="Times New Roman" w:cs="Noto Naskh Arabic"/>
-                <w:b w:val="0"/>
-                <w:i w:val="0"/>
-                <w:color w:val="111111"/>
-                <w:sz w:val="20"/>
-                <w:szCs w:val="20"/>
-                <w:rtl/>
-                <w:cs/>
-              </w:rPr>
-              <w:t>٩٤٫٤٪ (١٧/١٨)</w:t>
-            </w:r>
-          </w:p>
-        </w:tc>
-        <w:tc>
-          <w:tcPr>
-            <w:tcW w:type="dxa" w:w="2239"/>
-          </w:tcPr>
-          <w:p>
-            <w:pPr>
-              <w:bidi/>
-              <w:spacing w:before="60" w:after="60"/>
-            </w:pPr>
-            <w:r>
-              <w:rPr>
-                <w:rtl/>
-                <w:cs/>
-              </w:rPr>
-            </w:r>
-            <w:r>
-              <w:rPr>
-                <w:rFonts w:ascii="Times New Roman" w:hAnsi="Times New Roman" w:cs="Noto Naskh Arabic"/>
-                <w:b w:val="0"/>
-                <w:i w:val="0"/>
-                <w:color w:val="111111"/>
-                <w:sz w:val="20"/>
-                <w:szCs w:val="20"/>
-                <w:rtl/>
-                <w:cs/>
-              </w:rPr>
-              <w:t>‎+٥٫٥‎</w:t>
-            </w:r>
-          </w:p>
-        </w:tc>
-      </w:tr>
-      <w:tr>
-        <w:tc>
-          <w:tcPr>
-            <w:tcW w:type="dxa" w:w="2239"/>
-          </w:tcPr>
-          <w:p>
-            <w:pPr>
-              <w:bidi/>
-              <w:spacing w:before="60" w:after="60"/>
-            </w:pPr>
-            <w:r>
-              <w:rPr>
-                <w:rtl/>
-                <w:cs/>
-              </w:rPr>
-            </w:r>
-            <w:r>
-              <w:rPr>
-                <w:rFonts w:ascii="Times New Roman" w:hAnsi="Times New Roman" w:cs="Noto Naskh Arabic"/>
-                <w:b w:val="0"/>
-                <w:i w:val="0"/>
-                <w:color w:val="111111"/>
-                <w:sz w:val="20"/>
-                <w:szCs w:val="20"/>
-                <w:rtl/>
-                <w:cs/>
-              </w:rPr>
-              <w:t>Cappy</w:t>
-            </w:r>
-          </w:p>
-        </w:tc>
-        <w:tc>
-          <w:tcPr>
-            <w:tcW w:type="dxa" w:w="2239"/>
-          </w:tcPr>
-          <w:p>
-            <w:pPr>
-              <w:bidi/>
-              <w:spacing w:before="60" w:after="60"/>
-            </w:pPr>
-            <w:r>
-              <w:rPr>
-                <w:rtl/>
-                <w:cs/>
-              </w:rPr>
-            </w:r>
-            <w:r>
-              <w:rPr>
-                <w:rFonts w:ascii="Times New Roman" w:hAnsi="Times New Roman" w:cs="Noto Naskh Arabic"/>
-                <w:b w:val="0"/>
-                <w:i w:val="0"/>
-                <w:color w:val="111111"/>
-                <w:sz w:val="20"/>
-                <w:szCs w:val="20"/>
-                <w:rtl/>
-                <w:cs/>
-              </w:rPr>
-              <w:t>٣١٫٢٪</w:t>
-            </w:r>
-          </w:p>
-        </w:tc>
-        <w:tc>
-          <w:tcPr>
-            <w:tcW w:type="dxa" w:w="2239"/>
-          </w:tcPr>
-          <w:p>
-            <w:pPr>
-              <w:bidi/>
-              <w:spacing w:before="60" w:after="60"/>
-            </w:pPr>
-            <w:r>
-              <w:rPr>
-                <w:rtl/>
-                <w:cs/>
-              </w:rPr>
-            </w:r>
-            <w:r>
-              <w:rPr>
-                <w:rFonts w:ascii="Times New Roman" w:hAnsi="Times New Roman" w:cs="Noto Naskh Arabic"/>
-                <w:b w:val="0"/>
-                <w:i w:val="0"/>
-                <w:color w:val="111111"/>
-                <w:sz w:val="20"/>
-                <w:szCs w:val="20"/>
-                <w:rtl/>
-                <w:cs/>
-              </w:rPr>
-              <w:t>٣٩٫١٪ (٩/٢٣)</w:t>
-            </w:r>
-          </w:p>
-        </w:tc>
-        <w:tc>
-          <w:tcPr>
-            <w:tcW w:type="dxa" w:w="2239"/>
-          </w:tcPr>
-          <w:p>
-            <w:pPr>
-              <w:bidi/>
-              <w:spacing w:before="60" w:after="60"/>
-            </w:pPr>
-            <w:r>
-              <w:rPr>
-                <w:rtl/>
-                <w:cs/>
-              </w:rPr>
-            </w:r>
-            <w:r>
-              <w:rPr>
-                <w:rFonts w:ascii="Times New Roman" w:hAnsi="Times New Roman" w:cs="Noto Naskh Arabic"/>
-                <w:b w:val="0"/>
-                <w:i w:val="0"/>
-                <w:color w:val="111111"/>
-                <w:sz w:val="20"/>
-                <w:szCs w:val="20"/>
-                <w:rtl/>
-                <w:cs/>
-              </w:rPr>
-              <w:t>‎+٧٫٩‎</w:t>
-            </w:r>
-          </w:p>
-        </w:tc>
-      </w:tr>
-      <w:tr>
-        <w:tc>
-          <w:tcPr>
-            <w:tcW w:type="dxa" w:w="2239"/>
-          </w:tcPr>
-          <w:p>
-            <w:pPr>
-              <w:bidi/>
-              <w:spacing w:before="60" w:after="60"/>
-            </w:pPr>
-            <w:r>
-              <w:rPr>
-                <w:rtl/>
-                <w:cs/>
-              </w:rPr>
-            </w:r>
-            <w:r>
-              <w:rPr>
-                <w:rFonts w:ascii="Times New Roman" w:hAnsi="Times New Roman" w:cs="Noto Naskh Arabic"/>
-                <w:b w:val="0"/>
-                <w:i w:val="0"/>
-                <w:color w:val="111111"/>
-                <w:sz w:val="20"/>
-                <w:szCs w:val="20"/>
-                <w:rtl/>
-                <w:cs/>
-              </w:rPr>
-              <w:t>العلامة التجارية</w:t>
-            </w:r>
-          </w:p>
-        </w:tc>
-        <w:tc>
-          <w:tcPr>
-            <w:tcW w:type="dxa" w:w="2239"/>
-          </w:tcPr>
-          <w:p>
-            <w:pPr>
-              <w:bidi/>
-              <w:spacing w:before="60" w:after="60"/>
-            </w:pPr>
-            <w:r>
-              <w:rPr>
-                <w:rtl/>
-                <w:cs/>
-              </w:rPr>
-            </w:r>
-            <w:r>
-              <w:rPr>
-                <w:rFonts w:ascii="Times New Roman" w:hAnsi="Times New Roman" w:cs="Noto Naskh Arabic"/>
-                <w:b w:val="0"/>
-                <w:i w:val="0"/>
-                <w:color w:val="111111"/>
-                <w:sz w:val="20"/>
-                <w:szCs w:val="20"/>
-                <w:rtl/>
-                <w:cs/>
-              </w:rPr>
-              <w:t>٨٩٫١٪</w:t>
-            </w:r>
-          </w:p>
-        </w:tc>
-        <w:tc>
-          <w:tcPr>
-            <w:tcW w:type="dxa" w:w="2239"/>
-          </w:tcPr>
-          <w:p>
-            <w:pPr>
-              <w:bidi/>
-              <w:spacing w:before="60" w:after="60"/>
-            </w:pPr>
-            <w:r>
-              <w:rPr>
-                <w:rtl/>
-                <w:cs/>
-              </w:rPr>
-            </w:r>
-            <w:r>
-              <w:rPr>
-                <w:rFonts w:ascii="Times New Roman" w:hAnsi="Times New Roman" w:cs="Noto Naskh Arabic"/>
-                <w:b w:val="0"/>
-                <w:i w:val="0"/>
-                <w:color w:val="111111"/>
-                <w:sz w:val="20"/>
-                <w:szCs w:val="20"/>
-                <w:rtl/>
-                <w:cs/>
-              </w:rPr>
-              <w:t>٨٣٫٠٪ (٣٩/٤٧)</w:t>
-            </w:r>
-          </w:p>
-        </w:tc>
-        <w:tc>
-          <w:tcPr>
-            <w:tcW w:type="dxa" w:w="2239"/>
-          </w:tcPr>
-          <w:p>
-            <w:pPr>
-              <w:bidi/>
-              <w:spacing w:before="60" w:after="60"/>
-            </w:pPr>
-            <w:r>
-              <w:rPr>
-                <w:rtl/>
-                <w:cs/>
-              </w:rPr>
-            </w:r>
-            <w:r>
-              <w:rPr>
-                <w:rFonts w:ascii="Times New Roman" w:hAnsi="Times New Roman" w:cs="Noto Naskh Arabic"/>
-                <w:b w:val="0"/>
-                <w:i w:val="0"/>
-                <w:color w:val="111111"/>
-                <w:sz w:val="20"/>
-                <w:szCs w:val="20"/>
-                <w:rtl/>
-                <w:cs/>
-              </w:rPr>
-              <w:t>‎−٦٫١‎</w:t>
-            </w:r>
-          </w:p>
-        </w:tc>
-      </w:tr>
-    </w:tbl>
-    <w:p>
-      <w:pPr>
-        <w:spacing w:after="200" w:before="0"/>
-      </w:pPr>
-    </w:p>
-    <w:p>
-      <w:pPr>
-        <w:keepNext w:val="0"/>
-        <w:bidi/>
-        <w:spacing w:after="160" w:before="0" w:line="348" w:lineRule="auto"/>
-        <w:jc w:val="both"/>
-      </w:pPr>
-      <w:r>
-        <w:rPr>
-          <w:rFonts w:ascii="Times New Roman" w:hAnsi="Times New Roman" w:cs="Noto Naskh Arabic"/>
-          <w:b w:val="0"/>
-          <w:i w:val="0"/>
-          <w:color w:val="111111"/>
-          <w:sz w:val="23"/>
-          <w:szCs w:val="23"/>
-          <w:rtl/>
-          <w:cs/>
-        </w:rPr>
-        <w:t>ورقم XL البالغ ٦٦٫٧٪ هو أوضح مثال على هشاشة متوسط الأصناف: فهو يعني «صنفان من ثلاثة»، وأحد الثلاثة يملك عيّنة واحدة. ولو تجاوزت تلك الصورة الواحدة العتبة لصار الرقم ١٠٠٪. أي أن الرقم يتقلّب بمقدار الثلث تبعاً لصورة واحدة — وهذا تقلّب لا قياس. وفي المقابل، ٢٨ من ٢٩ منتجاً فعلياً في مجموعة الاختبار صُنِّفت صحيحاً.</w:t>
+        <w:t>ويترتب على صغر العيّنة أثر ثانٍ يظهر في عمودَي الاستدعاء بجدول القسم ٥٫٣: فمتوسط الأصناف يزن صنفاً بعيّنة واحدة كما يزن صنفاً بـ ٢٤. ورقم XL البالغ ٦٦٫٧٪ أوضح مثال — فهو يعني «صنفان من ثلاثة»، وثالثها يملك عيّنة واحدة؛ ولو تجاوزت تلك الصورة الواحدة العتبة لصار الرقم ١٠٠٪. رقم يتقلّب بمقدار الثلث تبعاً لصورة واحدة هو تقلّب لا قياس — بينما بمتوسط العيّنات صُنِّف ٢٨ من ٢٩ منتجاً فعلياً صحيحاً (‏٩٦٫٦٪).</w:t>
       </w:r>
     </w:p>
     <w:p>
@@ -9293,7 +7101,7 @@
           <w:rtl/>
           <w:cs/>
         </w:rPr>
-        <w:t>والمتوسطان صحيحان لكنهما يجيبان عن سؤالين مختلفين: متوسط الأصناف يسأل «كيف يتعامل النظام مع الصنف المتوسط؟» فيكشف فجوات البيانات ويعاقب عليها؛ ومتوسط العيّنات يسأل «كيف يتعامل مع المنتج المتوسط على الرف؟» وهو ما يختبره العميل فعلاً. وقد اعتُمد الأول في هذه الدراسة لأنه الأشدّ تحفّظاً، ويُذكر الثاني هنا لئلا يُقرأ الأول على غير وجهه.</w:t>
+        <w:t>والمتوسطان صحيحان لكنهما يجيبان عن سؤالين مختلفين: متوسط الأصناف يسأل «كيف يتعامل النظام مع الصنف المتوسط؟» فيكشف فجوات البيانات ويعاقب عليها؛ ومتوسط العيّنات يسأل «كيف يتعامل مع المنتج المتوسط على الرف؟» وهو ما يختبره العميل فعلاً. وقد اعتُمد الأول في نصوص هذه الدراسة لأنه الأشدّ تحفّظاً، ويُعرَض الثاني بجانبه لئلا يُقرأ الأول على غير وجهه.</w:t>
       </w:r>
     </w:p>
     <w:p>
@@ -9389,7 +7197,7 @@
           <w:rtl/>
           <w:cs/>
         </w:rPr>
-        <w:t>والاستنتاج أن أي نقطة ضعف مُقاسة في المنظومة لا تُعزى إلى المعمارية أو إلى اختيار النموذج، بل ترتد كلها إلى ندرة بيانات محدّدة قابلة للقياس. وهذا تمييز عملي حاسم: ندرة البيانات تُعالَج بجمع موجَّه معلوم الكلفة، أما قصور المعمارية فيستوجب إعادة تصميم.</w:t>
+        <w:t>والاستنتاج أن أي نقطة ضعف مُقاسة في المنظومة لا تُعزى إلى المعمارية أو إلى اختيار النموذج، بل ترتد كلها إلى نقص عيّنات محدّد قابل للعدّ — والقسم ٩ يفصّل أيّها ندرة بيانات حقيقية وأيّها أثر تقسيم فحسب. وهذا تمييز عملي حاسم: فكلاهما يُعالَج بإجراء معلوم الكلفة، أما قصور المعمارية فيستوجب إعادة تصميم.</w:t>
       </w:r>
     </w:p>
     <w:p>
@@ -9436,428 +7244,24 @@
     </w:p>
     <w:p>
       <w:pPr>
-        <w:keepNext/>
+        <w:keepNext w:val="0"/>
         <w:bidi/>
-        <w:spacing w:before="240" w:after="100"/>
-        <w:jc w:val="center"/>
+        <w:spacing w:after="160" w:before="0" w:line="348" w:lineRule="auto"/>
+        <w:jc w:val="both"/>
       </w:pPr>
-      <w:r>
-        <w:rPr>
-          <w:rFonts w:ascii="Times New Roman" w:hAnsi="Times New Roman" w:cs="Noto Naskh Arabic"/>
-          <w:b/>
-          <w:bCs w:val="1"/>
-          <w:i w:val="0"/>
-          <w:color w:val="555555"/>
-          <w:sz w:val="19"/>
-          <w:szCs w:val="19"/>
-          <w:rtl/>
-          <w:cs/>
-        </w:rPr>
-        <w:t xml:space="preserve">الجدول ٩. </w:t>
-      </w:r>
       <w:r>
         <w:rPr>
           <w:rFonts w:ascii="Times New Roman" w:hAnsi="Times New Roman" w:cs="Noto Naskh Arabic"/>
           <w:b w:val="0"/>
           <w:i w:val="0"/>
-          <w:color w:val="555555"/>
-          <w:sz w:val="19"/>
-          <w:szCs w:val="19"/>
+          <w:color w:val="111111"/>
+          <w:sz w:val="23"/>
+          <w:szCs w:val="23"/>
           <w:rtl/>
           <w:cs/>
         </w:rPr>
-        <w:t>قياس مباشر، بتشغيل النسختين تباعاً على الصورة ذاتها وعبر مسار الاستدعاء نفسه.</w:t>
+        <w:t>والقياس المباشر — بتشغيل النسختين تباعاً على الصورة ذاتها وعبر مسار الاستدعاء نفسه — أظهر انخفاض زمن المعالجة من ٤٠٫٣٢ ثانية إلى ١٤٫٢٠ ثانية، أي بنسبة ٦٥٪، مع تطابق التسميات الستين حرفياً بين النسختين على تلك الصورة. والتطابق شرط قبول لا تفصيل: فالتسريع الذي يغيّر النتيجة عطلٌ لا تحسين. ويُثبَت هذا القياس على حدوده الفعلية — صورة اختبارية واحدة، وقد أُجري حين لم يكن موصولاً سوى مُصنِّف واحد — لا بوصفه ضماناً عاماً.</w:t>
       </w:r>
-    </w:p>
-    <w:tbl>
-      <w:tblPr>
-        <w:tblStyle w:val="TableGrid"/>
-        <w:bidiVisual/>
-        <w:tblW w:type="auto" w:w="0"/>
-        <w:jc w:val="right"/>
-        <w:tblLook w:firstColumn="1" w:firstRow="1" w:lastColumn="0" w:lastRow="0" w:noHBand="0" w:noVBand="1" w:val="04A0"/>
-      </w:tblPr>
-      <w:tblGrid>
-        <w:gridCol w:w="2986"/>
-        <w:gridCol w:w="2986"/>
-        <w:gridCol w:w="2986"/>
-      </w:tblGrid>
-      <w:tr>
-        <w:tc>
-          <w:tcPr>
-            <w:tcW w:type="dxa" w:w="2986"/>
-          </w:tcPr>
-          <w:p>
-            <w:pPr>
-              <w:bidi/>
-              <w:spacing w:before="60" w:after="60"/>
-            </w:pPr>
-            <w:r>
-              <w:rPr>
-                <w:rtl/>
-                <w:cs/>
-              </w:rPr>
-            </w:r>
-            <w:r>
-              <w:rPr>
-                <w:rFonts w:ascii="Times New Roman" w:hAnsi="Times New Roman" w:cs="Noto Naskh Arabic"/>
-                <w:b/>
-                <w:bCs w:val="1"/>
-                <w:i w:val="0"/>
-                <w:color w:val="111111"/>
-                <w:sz w:val="20"/>
-                <w:szCs w:val="20"/>
-                <w:rtl/>
-                <w:cs/>
-              </w:rPr>
-              <w:t>البند</w:t>
-            </w:r>
-          </w:p>
-        </w:tc>
-        <w:tc>
-          <w:tcPr>
-            <w:tcW w:type="dxa" w:w="2986"/>
-          </w:tcPr>
-          <w:p>
-            <w:pPr>
-              <w:bidi/>
-              <w:spacing w:before="60" w:after="60"/>
-            </w:pPr>
-            <w:r>
-              <w:rPr>
-                <w:rtl/>
-                <w:cs/>
-              </w:rPr>
-            </w:r>
-            <w:r>
-              <w:rPr>
-                <w:rFonts w:ascii="Times New Roman" w:hAnsi="Times New Roman" w:cs="Noto Naskh Arabic"/>
-                <w:b/>
-                <w:bCs w:val="1"/>
-                <w:i w:val="0"/>
-                <w:color w:val="111111"/>
-                <w:sz w:val="20"/>
-                <w:szCs w:val="20"/>
-                <w:rtl/>
-                <w:cs/>
-              </w:rPr>
-              <w:t>غير موجَّه</w:t>
-            </w:r>
-          </w:p>
-        </w:tc>
-        <w:tc>
-          <w:tcPr>
-            <w:tcW w:type="dxa" w:w="2986"/>
-          </w:tcPr>
-          <w:p>
-            <w:pPr>
-              <w:bidi/>
-              <w:spacing w:before="60" w:after="60"/>
-            </w:pPr>
-            <w:r>
-              <w:rPr>
-                <w:rtl/>
-                <w:cs/>
-              </w:rPr>
-            </w:r>
-            <w:r>
-              <w:rPr>
-                <w:rFonts w:ascii="Times New Roman" w:hAnsi="Times New Roman" w:cs="Noto Naskh Arabic"/>
-                <w:b/>
-                <w:bCs w:val="1"/>
-                <w:i w:val="0"/>
-                <w:color w:val="111111"/>
-                <w:sz w:val="20"/>
-                <w:szCs w:val="20"/>
-                <w:rtl/>
-                <w:cs/>
-              </w:rPr>
-              <w:t>موجَّه</w:t>
-            </w:r>
-          </w:p>
-        </w:tc>
-      </w:tr>
-      <w:tr>
-        <w:tc>
-          <w:tcPr>
-            <w:tcW w:type="dxa" w:w="2986"/>
-          </w:tcPr>
-          <w:p>
-            <w:pPr>
-              <w:bidi/>
-              <w:spacing w:before="60" w:after="60"/>
-            </w:pPr>
-            <w:r>
-              <w:rPr>
-                <w:rtl/>
-                <w:cs/>
-              </w:rPr>
-            </w:r>
-            <w:r>
-              <w:rPr>
-                <w:rFonts w:ascii="Times New Roman" w:hAnsi="Times New Roman" w:cs="Noto Naskh Arabic"/>
-                <w:b w:val="0"/>
-                <w:i w:val="0"/>
-                <w:color w:val="111111"/>
-                <w:sz w:val="20"/>
-                <w:szCs w:val="20"/>
-                <w:rtl/>
-                <w:cs/>
-              </w:rPr>
-              <w:t>زمن المعالجة</w:t>
-            </w:r>
-          </w:p>
-        </w:tc>
-        <w:tc>
-          <w:tcPr>
-            <w:tcW w:type="dxa" w:w="2986"/>
-          </w:tcPr>
-          <w:p>
-            <w:pPr>
-              <w:bidi/>
-              <w:spacing w:before="60" w:after="60"/>
-            </w:pPr>
-            <w:r>
-              <w:rPr>
-                <w:rtl/>
-                <w:cs/>
-              </w:rPr>
-            </w:r>
-            <w:r>
-              <w:rPr>
-                <w:rFonts w:ascii="Times New Roman" w:hAnsi="Times New Roman" w:cs="Noto Naskh Arabic"/>
-                <w:b w:val="0"/>
-                <w:i w:val="0"/>
-                <w:color w:val="111111"/>
-                <w:sz w:val="20"/>
-                <w:szCs w:val="20"/>
-                <w:rtl/>
-                <w:cs/>
-              </w:rPr>
-              <w:t>٤٠٫٣٢ ث</w:t>
-            </w:r>
-          </w:p>
-        </w:tc>
-        <w:tc>
-          <w:tcPr>
-            <w:tcW w:type="dxa" w:w="2986"/>
-          </w:tcPr>
-          <w:p>
-            <w:pPr>
-              <w:bidi/>
-              <w:spacing w:before="60" w:after="60"/>
-            </w:pPr>
-            <w:r>
-              <w:rPr>
-                <w:rtl/>
-                <w:cs/>
-              </w:rPr>
-            </w:r>
-            <w:r>
-              <w:rPr>
-                <w:rFonts w:ascii="Times New Roman" w:hAnsi="Times New Roman" w:cs="Noto Naskh Arabic"/>
-                <w:b w:val="0"/>
-                <w:i w:val="0"/>
-                <w:color w:val="111111"/>
-                <w:sz w:val="20"/>
-                <w:szCs w:val="20"/>
-                <w:rtl/>
-                <w:cs/>
-              </w:rPr>
-              <w:t>١٤٫٢٠ ث</w:t>
-            </w:r>
-          </w:p>
-        </w:tc>
-      </w:tr>
-      <w:tr>
-        <w:tc>
-          <w:tcPr>
-            <w:tcW w:type="dxa" w:w="2986"/>
-          </w:tcPr>
-          <w:p>
-            <w:pPr>
-              <w:bidi/>
-              <w:spacing w:before="60" w:after="60"/>
-            </w:pPr>
-            <w:r>
-              <w:rPr>
-                <w:rtl/>
-                <w:cs/>
-              </w:rPr>
-            </w:r>
-            <w:r>
-              <w:rPr>
-                <w:rFonts w:ascii="Times New Roman" w:hAnsi="Times New Roman" w:cs="Noto Naskh Arabic"/>
-                <w:b w:val="0"/>
-                <w:i w:val="0"/>
-                <w:color w:val="111111"/>
-                <w:sz w:val="20"/>
-                <w:szCs w:val="20"/>
-                <w:rtl/>
-                <w:cs/>
-              </w:rPr>
-              <w:t>التخفيض</w:t>
-            </w:r>
-          </w:p>
-        </w:tc>
-        <w:tc>
-          <w:tcPr>
-            <w:tcW w:type="dxa" w:w="2986"/>
-          </w:tcPr>
-          <w:p>
-            <w:pPr>
-              <w:bidi/>
-              <w:spacing w:before="60" w:after="60"/>
-            </w:pPr>
-            <w:r>
-              <w:rPr>
-                <w:rtl/>
-                <w:cs/>
-              </w:rPr>
-            </w:r>
-            <w:r>
-              <w:rPr>
-                <w:rFonts w:ascii="Times New Roman" w:hAnsi="Times New Roman" w:cs="Noto Naskh Arabic"/>
-                <w:b w:val="0"/>
-                <w:i w:val="0"/>
-                <w:color w:val="111111"/>
-                <w:sz w:val="20"/>
-                <w:szCs w:val="20"/>
-                <w:rtl/>
-                <w:cs/>
-              </w:rPr>
-              <w:t>—</w:t>
-            </w:r>
-          </w:p>
-        </w:tc>
-        <w:tc>
-          <w:tcPr>
-            <w:tcW w:type="dxa" w:w="2986"/>
-          </w:tcPr>
-          <w:p>
-            <w:pPr>
-              <w:bidi/>
-              <w:spacing w:before="60" w:after="60"/>
-            </w:pPr>
-            <w:r>
-              <w:rPr>
-                <w:rtl/>
-                <w:cs/>
-              </w:rPr>
-            </w:r>
-            <w:r>
-              <w:rPr>
-                <w:rFonts w:ascii="Times New Roman" w:hAnsi="Times New Roman" w:cs="Noto Naskh Arabic"/>
-                <w:b w:val="0"/>
-                <w:i w:val="0"/>
-                <w:color w:val="111111"/>
-                <w:sz w:val="20"/>
-                <w:szCs w:val="20"/>
-                <w:rtl/>
-                <w:cs/>
-              </w:rPr>
-              <w:t>٦٥٪ (‏٢٦٫١ ث)</w:t>
-            </w:r>
-          </w:p>
-        </w:tc>
-      </w:tr>
-      <w:tr>
-        <w:tc>
-          <w:tcPr>
-            <w:tcW w:type="dxa" w:w="2986"/>
-          </w:tcPr>
-          <w:p>
-            <w:pPr>
-              <w:bidi/>
-              <w:spacing w:before="60" w:after="60"/>
-            </w:pPr>
-            <w:r>
-              <w:rPr>
-                <w:rtl/>
-                <w:cs/>
-              </w:rPr>
-            </w:r>
-            <w:r>
-              <w:rPr>
-                <w:rFonts w:ascii="Times New Roman" w:hAnsi="Times New Roman" w:cs="Noto Naskh Arabic"/>
-                <w:b w:val="0"/>
-                <w:i w:val="0"/>
-                <w:color w:val="111111"/>
-                <w:sz w:val="20"/>
-                <w:szCs w:val="20"/>
-                <w:rtl/>
-                <w:cs/>
-              </w:rPr>
-              <w:t>تطابق المُخرَجات</w:t>
-            </w:r>
-          </w:p>
-        </w:tc>
-        <w:tc>
-          <w:tcPr>
-            <w:tcW w:type="dxa" w:w="2986"/>
-          </w:tcPr>
-          <w:p>
-            <w:pPr>
-              <w:bidi/>
-              <w:spacing w:before="60" w:after="60"/>
-            </w:pPr>
-            <w:r>
-              <w:rPr>
-                <w:rtl/>
-                <w:cs/>
-              </w:rPr>
-            </w:r>
-            <w:r>
-              <w:rPr>
-                <w:rFonts w:ascii="Times New Roman" w:hAnsi="Times New Roman" w:cs="Noto Naskh Arabic"/>
-                <w:b w:val="0"/>
-                <w:i w:val="0"/>
-                <w:color w:val="111111"/>
-                <w:sz w:val="20"/>
-                <w:szCs w:val="20"/>
-                <w:rtl/>
-                <w:cs/>
-              </w:rPr>
-              <w:t>—</w:t>
-            </w:r>
-          </w:p>
-        </w:tc>
-        <w:tc>
-          <w:tcPr>
-            <w:tcW w:type="dxa" w:w="2986"/>
-          </w:tcPr>
-          <w:p>
-            <w:pPr>
-              <w:bidi/>
-              <w:spacing w:before="60" w:after="60"/>
-            </w:pPr>
-            <w:r>
-              <w:rPr>
-                <w:rtl/>
-                <w:cs/>
-              </w:rPr>
-            </w:r>
-            <w:r>
-              <w:rPr>
-                <w:rFonts w:ascii="Times New Roman" w:hAnsi="Times New Roman" w:cs="Noto Naskh Arabic"/>
-                <w:b w:val="0"/>
-                <w:i w:val="0"/>
-                <w:color w:val="111111"/>
-                <w:sz w:val="20"/>
-                <w:szCs w:val="20"/>
-                <w:rtl/>
-                <w:cs/>
-              </w:rPr>
-              <w:t>تام</w:t>
-            </w:r>
-          </w:p>
-        </w:tc>
-      </w:tr>
-    </w:tbl>
-    <w:p>
-      <w:pPr>
-        <w:spacing w:after="200" w:before="0"/>
-      </w:pPr>
     </w:p>
     <w:p>
       <w:pPr>
@@ -9877,7 +7281,7 @@
           <w:rtl/>
           <w:cs/>
         </w:rPr>
-        <w:t>وتطابق المُخرَجات شرط جوهري لا تفصيلاً: التسريع الذي يغيّر النتيجة عطلٌ لا تحسين.</w:t>
+        <w:t>على أن التوجيه لم يعد اليوم تحسيناً في الأداء فحسب، بل شرطاً للصحّة أصلاً. فبعد ضبط كل المُصنِّفات على إرجاع تخمينها الأعلى دائماً (القسم ٧ يشرح سبب هذا الضبط)، صار كل مُصنِّف أصناف فرعية يُصدر إجابة عن أي منطقة تصله مهما كانت — فلو شُغِّلت المُصنِّفات الأربعة بلا توجيه لالتقطت خطوة الدمج تخمين مُصنِّف Fanta عن قصاصة Sprite. أي أن التصميم غير الموجَّه لم يعد بديلاً أبطأ، بل بديلاً خاطئاً.</w:t>
       </w:r>
     </w:p>
     <w:p>
@@ -10037,7 +7441,7 @@
           <w:rtl/>
           <w:cs/>
         </w:rPr>
-        <w:t xml:space="preserve">الجدول ١٠. </w:t>
+        <w:t xml:space="preserve">الجدول ٨. </w:t>
       </w:r>
       <w:r>
         <w:rPr>
@@ -11405,7 +8809,7 @@
           <w:rtl/>
           <w:cs/>
         </w:rPr>
-        <w:t xml:space="preserve">الجدول ١١. </w:t>
+        <w:t xml:space="preserve">الجدول ٩. </w:t>
       </w:r>
       <w:r>
         <w:rPr>
@@ -12550,70 +9954,7 @@
           <w:rtl/>
           <w:cs/>
         </w:rPr>
-        <w:t>٢. ويترتب على ما سبق تمييز جوهري بين نوعين من الضعف كانا يُخلطان تحت وصف واحد هو «ندرة البيانات»:</w:t>
-      </w:r>
-    </w:p>
-    <w:p>
-      <w:pPr>
-        <w:keepNext w:val="0"/>
-        <w:bidi/>
-        <w:spacing w:after="160" w:before="0" w:line="348" w:lineRule="auto"/>
-        <w:jc w:val="both"/>
-      </w:pPr>
-      <w:r>
-        <w:rPr>
-          <w:rFonts w:ascii="Times New Roman" w:hAnsi="Times New Roman" w:cs="Noto Naskh Arabic"/>
-          <w:b w:val="0"/>
-          <w:i w:val="0"/>
-          <w:color w:val="111111"/>
-          <w:sz w:val="23"/>
-          <w:szCs w:val="23"/>
-          <w:rtl/>
-          <w:cs/>
-        </w:rPr>
-        <w:t>الأول قصور في التقسيم لا في البيانات: sprite، وfanta على مستوى العلامة، وxl-red. البيانات موجودة كاملةً في المشروع، لكن التقسيم حجبها عن الاختبار. وعلاجه لا يحتاج تصويراً ولا بيانات جديدة، بل إعادة توليد نسخة بتقسيم متوازن ثم إعادة تدريب — وهي عملية تستغرق دقائق حاسوبياً، ومعلَّقة حالياً على توفّر أرصدة تدريب لا غير.</w:t>
-      </w:r>
-    </w:p>
-    <w:p>
-      <w:pPr>
-        <w:keepNext w:val="0"/>
-        <w:bidi/>
-        <w:spacing w:after="160" w:before="0" w:line="348" w:lineRule="auto"/>
-        <w:jc w:val="both"/>
-      </w:pPr>
-      <w:r>
-        <w:rPr>
-          <w:rFonts w:ascii="Times New Roman" w:hAnsi="Times New Roman" w:cs="Noto Naskh Arabic"/>
-          <w:b w:val="0"/>
-          <w:i w:val="0"/>
-          <w:color w:val="111111"/>
-          <w:sz w:val="23"/>
-          <w:szCs w:val="23"/>
-          <w:rtl/>
-          <w:cs/>
-        </w:rPr>
-        <w:t>والثاني ندرة بيانات حقيقية: coca-diet (‏٥ صور مصدرية)، والزجاج (‏٢٥ صورة في المدوَّنة كلها، ٣ منها في الاختبار)، ونكهات Cappy الرقيقة، وpepsi (بلا تمثيل في الكاشف والمُصنِّف معاً). وهذه لا يُنتجها تقسيم ولا إعادة تدريب، بل تصوير ميداني.</w:t>
-      </w:r>
-    </w:p>
-    <w:p>
-      <w:pPr>
-        <w:keepNext w:val="0"/>
-        <w:bidi/>
-        <w:spacing w:after="160" w:before="0" w:line="348" w:lineRule="auto"/>
-        <w:jc w:val="both"/>
-      </w:pPr>
-      <w:r>
-        <w:rPr>
-          <w:rFonts w:ascii="Times New Roman" w:hAnsi="Times New Roman" w:cs="Noto Naskh Arabic"/>
-          <w:b w:val="0"/>
-          <w:i w:val="0"/>
-          <w:color w:val="111111"/>
-          <w:sz w:val="23"/>
-          <w:szCs w:val="23"/>
-          <w:rtl/>
-          <w:cs/>
-        </w:rPr>
-        <w:t>وخلط النوعين يُضخّم حجم العمل المطلوب: فجزء معتبر مما يبدو فجوةَ بيانات هو في حقيقته فجوة إجرائية تُغلَق بإعادة تدريب واحدة.</w:t>
+        <w:t>٢. ويترتب على ما سبق تمييز جوهري بين نوعين من الضعف كانا يُخلطان تحت وصف واحد هو «ندرة البيانات». الأول قصور في التقسيم لا في البيانات (‏sprite، وfanta على مستوى العلامة، وxl-red): البيانات موجودة كاملةً في المشروع لكن التقسيم حجبها عن الاختبار، وعلاجه إعادة توليد نسخة بتقسيم متوازن ثم إعادة تدريب — دقائق حاسوبياً، معلَّقة على توفّر أرصدة تدريب لا غير. والثاني ندرة حقيقية (‏coca-diet بخمس صور مصدرية، والزجاج بـ ٢٥ صورة في المدوَّنة كلها، ونكهات Cappy الرقيقة، وpepsi بلا تمثيل في الكاشف والمُصنِّف معاً): وهذه لا يُنتجها تقسيم ولا إعادة تدريب، بل تصوير ميداني. وخلط النوعين يُضخّم حجم العمل المطلوب — فجزء معتبر مما يبدو فجوةَ بيانات هو فجوة إجرائية تُغلَق بإعادة تدريب واحدة.</w:t>
       </w:r>
     </w:p>
     <w:p>
@@ -12697,7 +10038,7 @@
           <w:rtl/>
           <w:cs/>
         </w:rPr>
-        <w:t>ويعني «من طرف إلى طرف» أن يُعامَل النظام كله صندوقاً أسود واحداً: تُعطى له صورة رفّ لم يرها من قبل، ويُقارَن مُخرَجه النهائي — التسمية المركّبة الكاملة لكل منتج — بتعليم بشري لتلك الصورة نفسها. أما ما قيس في القسم ٥ فهو أداء كل طبقة على حدة، وهو شيء آخر.</w:t>
+        <w:t>ويعني «من طرف إلى طرف» أن يُعامَل النظام كله صندوقاً أسود واحداً: تُعطى له صورة رفّ لم يرها من قبل، ويُقارَن مُخرَجه النهائي — التسمية المركّبة الكاملة لكل منتج — بتعليم بشري للصورة نفسها؛ بينما قاس القسم ٥ كل طبقة على حدة. والفارق معتبر لسببين: أن دقة سلسلة متتابعة حاصلُ ضربٍ لا متوسط (ثلاث خطوات كلٌّ منها عند ٩٠٪ تُنتج نحو ٧٣٪)، وأن كل طبقة قُيِّست على مُدخَل نظيف مُعلَّم يدوياً بينما تستقبل في التشغيل الفعلي مُخرَج الطبقة السابقة — قصاصة قد تكون مزاحة أو مقطوعة أو محجوبة. فرقم ١٠٠٪ لطبقة العلامة يجيب عن «كم تُصيب على قصاصات مثالية؟» لا عن «كم تُصيب على قصاصات كاشفنا؟».</w:t>
       </w:r>
     </w:p>
     <w:p>
@@ -12718,28 +10059,7 @@
           <w:rtl/>
           <w:cs/>
         </w:rPr>
-        <w:t>والفارق بين القياسين معتبر لسببين. الأول أن دقة سلسلة متتابعة حاصلُ ضربٍ لا متوسط: فلكي تصل زجاجة إلى تسميتها الصحيحة يجب أن ينجح الكاشف في إيجادها، ثم تصيب طبقة العلامة، ثم يصيب مُصنِّف الصنف الفرعي — وثلاث خطوات كلٌّ منها عند ٩٠٪ تُنتج نحو ٧٣٪ لا ٩٠٪. والثاني، وهو الأدقّ، أن كل طبقة قُيِّست على مُدخَل نظيف مُعلَّم يدوياً، بينما تستقبل في التشغيل الفعلي مُخرَج الطبقة السابقة: قصاصة قد تكون مزاحة أو مقطوعة الحافة أو محجوبة جزئياً. أي أن رقم ١٠٠٪ لطبقة العلامة يجيب عن سؤال «كم تُصيب على قصاصات مثالية؟» لا عن سؤال «كم تُصيب على قصاصات كاشفنا؟».</w:t>
-      </w:r>
-    </w:p>
-    <w:p>
-      <w:pPr>
-        <w:keepNext w:val="0"/>
-        <w:bidi/>
-        <w:spacing w:after="160" w:before="0" w:line="348" w:lineRule="auto"/>
-        <w:jc w:val="both"/>
-      </w:pPr>
-      <w:r>
-        <w:rPr>
-          <w:rFonts w:ascii="Times New Roman" w:hAnsi="Times New Roman" w:cs="Noto Naskh Arabic"/>
-          <w:b w:val="0"/>
-          <w:i w:val="0"/>
-          <w:color w:val="111111"/>
-          <w:sz w:val="23"/>
-          <w:szCs w:val="23"/>
-          <w:rtl/>
-          <w:cs/>
-        </w:rPr>
-        <w:t>وهذا التمييز عملي لا نظري: الرقم الذي يصحّ إعطاؤه لعميل هو رقم الطرف إلى الطرف وحده، وهو أدنى بالضرورة من كل رقم في القسم ٥. وكلفة سدّ هذه الفجوة ليست حاسوبية بل بشرية — تعليم يدوي كامل لثلاثين إلى خمسين صورة رفّ، بلا تدريب ولا أرصدة.</w:t>
+        <w:t>وهذا التمييز عملي لا نظري: الرقم الذي يصحّ إعطاؤه لعميل هو رقم الطرف إلى الطرف وحده، وهو أدنى بالضرورة من كل رقم في القسم ٥. وكلفة سدّ الفجوة بشرية لا حاسوبية — تعليم يدوي كامل لثلاثين إلى خمسين صورة رفّ، بلا تدريب ولا أرصدة.</w:t>
       </w:r>
     </w:p>
     <w:p>
@@ -12823,28 +10143,7 @@
           <w:rtl/>
           <w:cs/>
         </w:rPr>
-        <w:t>ويليها تقييم من طرف إلى طرف على مجموعة اختبار مُعلَّمة يدوياً، لقياس تراكم الخطأ عبر السلسلة (القيد ٥) — وهو أعلى البنود أولويةً علمياً، ولا يحتاج أرصدة إطلاقاً. ثم إعادة تقييم الكاشفين تحت أنبوب معالجة موحّد لإغلاق القيد ٣. ثم حصاد أول دفعة من التعلّم النشط ومراجعتها وإعادة التدريب عليها، وهو أول اختبار عملي لانغلاق الحلقة الموصوفة في القسم ٦.</w:t>
-      </w:r>
-    </w:p>
-    <w:p>
-      <w:pPr>
-        <w:keepNext w:val="0"/>
-        <w:bidi/>
-        <w:spacing w:after="160" w:before="0" w:line="348" w:lineRule="auto"/>
-        <w:jc w:val="both"/>
-      </w:pPr>
-      <w:r>
-        <w:rPr>
-          <w:rFonts w:ascii="Times New Roman" w:hAnsi="Times New Roman" w:cs="Noto Naskh Arabic"/>
-          <w:b w:val="0"/>
-          <w:i w:val="0"/>
-          <w:color w:val="111111"/>
-          <w:sz w:val="23"/>
-          <w:szCs w:val="23"/>
-          <w:rtl/>
-          <w:cs/>
-        </w:rPr>
-        <w:t>ويُستحسن في كل ما سبق اعتماد تقسيم طبقي (‏stratified) يضمن حصة اختبار دنيا لكل صنف، بدل التقسيم العشوائي الذي أنتج الحالة الموصوفة في القيد ١ — إذ إن العشوائية على مجموعة غير متوازنة تترك الأصناف الصغيرة بلا تمثيل بحكم الاحتمال وحده.</w:t>
+        <w:t>ويليها تقييم من طرف إلى طرف على مجموعة اختبار مُعلَّمة يدوياً، لقياس تراكم الخطأ عبر السلسلة (القيد ٥) — وهو أعلى البنود أولويةً علمياً، ولا يحتاج أرصدة إطلاقاً. ثم إعادة تقييم الكاشفين تحت أنبوب معالجة موحّد لإغلاق القيد ٣. ثم حصاد أول دفعة من التعلّم النشط ومراجعتها وإعادة التدريب عليها، وهو أول اختبار عملي لانغلاق الحلقة الموصوفة في القسم ٦. ويُستحسن في كل تقسيم قادم اعتماد التقسيم الطبقي الذي يضمن حصة اختبار دنيا لكل صنف — فالعشوائية على مجموعة غير متوازنة هي ما أنتج حالة القيد ١ أصلاً.</w:t>
       </w:r>
     </w:p>
     <w:p>
@@ -12907,28 +10206,7 @@
           <w:rtl/>
           <w:cs/>
         </w:rPr>
-        <w:t>والخطوة الأولى فيه ليست تقنية بل استقصائية: التحقق مما إذا كان الحجم مُلتبِساً أصلاً في هذا السوق — إذ قد لا تُباع كثير من التركيبات (علامة + صنف فرعي + نوع عبوة) إلا بحجم واحد، فيُستخرج الحجم من جدول مرجعي بدلاً من استنتاجه بصرياً. وهذه خطوة رخيصة قد تُلغي معظم الحالات الصعبة قبل بناء أي شيء.</w:t>
-      </w:r>
-    </w:p>
-    <w:p>
-      <w:pPr>
-        <w:keepNext w:val="0"/>
-        <w:bidi/>
-        <w:spacing w:after="160" w:before="0" w:line="348" w:lineRule="auto"/>
-        <w:jc w:val="both"/>
-      </w:pPr>
-      <w:r>
-        <w:rPr>
-          <w:rFonts w:ascii="Times New Roman" w:hAnsi="Times New Roman" w:cs="Noto Naskh Arabic"/>
-          <w:b w:val="0"/>
-          <w:i w:val="0"/>
-          <w:color w:val="111111"/>
-          <w:sz w:val="23"/>
-          <w:szCs w:val="23"/>
-          <w:rtl/>
-          <w:cs/>
-        </w:rPr>
-        <w:t>وللحالات الملتبسة الباقية، النهج المرشَّح هو المقارنة الهندسية بجسم مرجعي معلوم الحجم في الصورة ذاتها، مع اللجوء إلى مُصنِّف بصري للحجم إن ثبت قصور الأول. وكلاهما يتطلب مجموعة تحقق قبل الوثوق به.</w:t>
+        <w:t>والخطوة الأولى فيه ليست تقنية بل استقصائية: التحقق مما إذا كان الحجم مُلتبِساً أصلاً في هذا السوق — إذ قد لا تُباع كثير من التركيبات (علامة + صنف فرعي + نوع عبوة) إلا بحجم واحد، فيُستخرج الحجم من جدول مرجعي بدلاً من استنتاجه بصرياً، وهي خطوة رخيصة قد تُلغي معظم الحالات الصعبة قبل بناء أي شيء. وللحالات الملتبسة الباقية، النهج المرشَّح هو المقارنة الهندسية بجسم مرجعي معلوم الحجم في الصورة ذاتها، مع اللجوء إلى مُصنِّف بصري للحجم إن ثبت قصوره — وكلاهما يتطلب مجموعة تحقق قبل الوثوق به.</w:t>
       </w:r>
     </w:p>
     <w:p>
@@ -12992,7 +10270,7 @@
           <w:rtl/>
           <w:cs/>
         </w:rPr>
-        <w:t xml:space="preserve">الجدول ١٢. </w:t>
+        <w:t xml:space="preserve">الجدول ١٠. </w:t>
       </w:r>
       <w:r>
         <w:rPr>
@@ -13839,7 +11117,7 @@
           <w:rtl/>
           <w:cs/>
         </w:rPr>
-        <w:t>وثانياً، شكل النمو يستحق القياس بقدر ما تستحقه الدقة. فالفارق بين ‎O(N×K)‎ و‎O(N)‎ لا يظهر في صورة واحدة، لكنه يحدد ما إذا كان النظام سيظل عملياً بعد عشر علامات أو ينهار تحت وزنه.</w:t>
+        <w:t>وثانياً، شكل النمو يستحق القياس بقدر ما تستحقه الدقة. فالفارق بين ‎O(N×K)‎ و‎O(N)‎ لا يظهر في صورة واحدة، لكنه يحدد ما إذا كان النظام سيظل عملياً بعد عشر علامات أو ينهار تحت وزنه. والكلفة الحدّية لتوسيع الكتالوج — نحو أربع دقائق من زمن معالج الرسوميات، مقيسة أربع مرات — هي الترجمة العملية لهذا المكسب، وهي المقياس الأهم تجارياً لا دقة النموذج المفردة.</w:t>
       </w:r>
     </w:p>
     <w:p>
@@ -13860,28 +11138,7 @@
           <w:rtl/>
           <w:cs/>
         </w:rPr>
-        <w:t>وثالثاً، الكلفة الحدّية لتوسيع الكتالوج — نحو أربع دقائق من زمن معالج الرسوميات، مقيسة أربع مرات — هي الترجمة العملية للمكسب المعماري، وهي المقياس الأهم تجارياً لا دقة النموذج المفردة.</w:t>
-      </w:r>
-    </w:p>
-    <w:p>
-      <w:pPr>
-        <w:keepNext w:val="0"/>
-        <w:bidi/>
-        <w:spacing w:after="160" w:before="0" w:line="348" w:lineRule="auto"/>
-        <w:jc w:val="both"/>
-      </w:pPr>
-      <w:r>
-        <w:rPr>
-          <w:rFonts w:ascii="Times New Roman" w:hAnsi="Times New Roman" w:cs="Noto Naskh Arabic"/>
-          <w:b w:val="0"/>
-          <w:i w:val="0"/>
-          <w:color w:val="111111"/>
-          <w:sz w:val="23"/>
-          <w:szCs w:val="23"/>
-          <w:rtl/>
-          <w:cs/>
-        </w:rPr>
-        <w:t>ورابعاً، جودة البيانات تُقيّد سقف أي معمارية. وقد صار هذا مُقاساً لا مُستنتَجاً: كل نقطة ضعف مفردة ترتد إلى ندرة بيانات محدّدة قابلة للعدّ، ولا واحدة ترتد إلى خلل في التصميم. ولذلك فإن أهم بند في المرحلة القادمة ليس هندسياً، بل جولة تصوير.</w:t>
+        <w:t>وثالثاً، جودة البيانات — وجودة قياسها — تُقيّد سقف أي معمارية. وقد صار هذا مُقاساً لا مُستنتَجاً: كل نقطة ضعف مفردة ترتد إلى نقص عيّنات قابل للعدّ، بعضه ندرة تصوير حقيقية وبعضه أثر تقسيم يُصلَح بإعادة تدريب، ولا واحدة ترتد إلى خلل في التصميم. ولذلك فإن أهم بندين في المرحلة القادمة هما إصلاح التقسيم وجولة تصوير — لا بند هندسي.</w:t>
       </w:r>
     </w:p>
     <w:p>
